--- a/pc_package/PCP-006_viral_inactivation.docx
+++ b/pc_package/PCP-006_viral_inactivation.docx
@@ -814,67 +814,85 @@
         <w:pStyle w:val="FirstParagraph"/>
       </w:pPr>
       <w:r>
-        <w:t xml:space="preserve">AMV, analytical method validation; ANOVA, analysis of variance; BLA, Biologics License</w:t>
-      </w:r>
-      <w:r>
-        <w:t xml:space="preserve"> </w:t>
-      </w:r>
-      <w:r>
-        <w:t xml:space="preserve">Application; CCD, central composite design; CEX, cation exchange chromatography; CPP,</w:t>
-      </w:r>
-      <w:r>
-        <w:t xml:space="preserve"> </w:t>
-      </w:r>
-      <w:r>
-        <w:t xml:space="preserve">critical process parameter; CQA, critical quality attribute; DoE, design of experiments;</w:t>
-      </w:r>
-      <w:r>
-        <w:t xml:space="preserve"> </w:t>
-      </w:r>
-      <w:r>
-        <w:t xml:space="preserve">GPP, general process parameter; HMW, high molecular weight; ICH, International Council for</w:t>
-      </w:r>
-      <w:r>
-        <w:t xml:space="preserve"> </w:t>
-      </w:r>
-      <w:r>
-        <w:t xml:space="preserve">Harmonisation; icIEF, imaged capillary isoelectric focusing; KPP, key process parameter;</w:t>
-      </w:r>
-      <w:r>
-        <w:t xml:space="preserve"> </w:t>
-      </w:r>
-      <w:r>
-        <w:t xml:space="preserve">LRF, log reduction factor; MSAT, Manufacturing Science and Technology; MVM, minute virus of</w:t>
-      </w:r>
-      <w:r>
-        <w:t xml:space="preserve"> </w:t>
-      </w:r>
-      <w:r>
-        <w:t xml:space="preserve">mice; NOR, normal operating range; OLS, ordinary least squares; PAR, proven acceptable</w:t>
-      </w:r>
-      <w:r>
-        <w:t xml:space="preserve"> </w:t>
-      </w:r>
-      <w:r>
-        <w:t xml:space="preserve">range; PRESS, predicted residual error sum of squares; RSM, response-surface methodology;</w:t>
-      </w:r>
-      <w:r>
-        <w:t xml:space="preserve"> </w:t>
-      </w:r>
-      <w:r>
-        <w:t xml:space="preserve">SDM, scale-down model; SEC, size-exclusion chromatography; SOP, standard operating</w:t>
-      </w:r>
-      <w:r>
-        <w:t xml:space="preserve"> </w:t>
-      </w:r>
-      <w:r>
-        <w:t xml:space="preserve">procedure; TCID50, fifty per cent tissue culture infectious dose; WC-CPP, well-controlled</w:t>
-      </w:r>
-      <w:r>
-        <w:t xml:space="preserve"> </w:t>
-      </w:r>
-      <w:r>
-        <w:t xml:space="preserve">critical process parameter; XMuLV, xenotropic murine leukaemia virus.</w:t>
+        <w:t xml:space="preserve">ALCOA+, attributable, legible, contemporaneous, original and accurate, plus complete,</w:t>
+      </w:r>
+      <w:r>
+        <w:t xml:space="preserve"> </w:t>
+      </w:r>
+      <w:r>
+        <w:t xml:space="preserve">consistent, enduring and available; AEX, anion exchange chromatography; AMV, analytical</w:t>
+      </w:r>
+      <w:r>
+        <w:t xml:space="preserve"> </w:t>
+      </w:r>
+      <w:r>
+        <w:t xml:space="preserve">method validation; BLA, Biologics License Application; CCD, central composite design;</w:t>
+      </w:r>
+      <w:r>
+        <w:t xml:space="preserve"> </w:t>
+      </w:r>
+      <w:r>
+        <w:t xml:space="preserve">CEX, cation exchange chromatography; CPP, critical process parameter; CQA, critical</w:t>
+      </w:r>
+      <w:r>
+        <w:t xml:space="preserve"> </w:t>
+      </w:r>
+      <w:r>
+        <w:t xml:space="preserve">quality attribute; DoE, design of experiments; DS, drug substance; GPP, general process</w:t>
+      </w:r>
+      <w:r>
+        <w:t xml:space="preserve"> </w:t>
+      </w:r>
+      <w:r>
+        <w:t xml:space="preserve">parameter; HMW, high molecular weight; icIEF, imaged capillary isoelectric focusing;</w:t>
+      </w:r>
+      <w:r>
+        <w:t xml:space="preserve"> </w:t>
+      </w:r>
+      <w:r>
+        <w:t xml:space="preserve">IgG1, immunoglobulin G subclass 1; KPP, key process parameter; LRF, log reduction factor;</w:t>
+      </w:r>
+      <w:r>
+        <w:t xml:space="preserve"> </w:t>
+      </w:r>
+      <w:r>
+        <w:t xml:space="preserve">MSAT, Manufacturing Science and Technology; MVM, minute virus of mice; NOR, normal</w:t>
+      </w:r>
+      <w:r>
+        <w:t xml:space="preserve"> </w:t>
+      </w:r>
+      <w:r>
+        <w:t xml:space="preserve">operating range; PAR, proven acceptable range; PCP, process characterization plan; PCR,</w:t>
+      </w:r>
+      <w:r>
+        <w:t xml:space="preserve"> </w:t>
+      </w:r>
+      <w:r>
+        <w:t xml:space="preserve">process characterization report; PPQ, process performance qualification; RSM, response</w:t>
+      </w:r>
+      <w:r>
+        <w:t xml:space="preserve"> </w:t>
+      </w:r>
+      <w:r>
+        <w:t xml:space="preserve">surface methodology; SD, standard deviation; SEC-HPLC, size-exclusion high-performance</w:t>
+      </w:r>
+      <w:r>
+        <w:t xml:space="preserve"> </w:t>
+      </w:r>
+      <w:r>
+        <w:t xml:space="preserve">liquid chromatography; SOP, standard operating procedure; TCID50, fifty-percent tissue</w:t>
+      </w:r>
+      <w:r>
+        <w:t xml:space="preserve"> </w:t>
+      </w:r>
+      <w:r>
+        <w:t xml:space="preserve">culture infectious dose; WC-CPP, well-controlled critical process parameter; XMuLV,</w:t>
+      </w:r>
+      <w:r>
+        <w:t xml:space="preserve"> </w:t>
+      </w:r>
+      <w:r>
+        <w:t xml:space="preserve">xenotropic murine leukaemia virus.</w:t>
       </w:r>
     </w:p>
     <w:p>
@@ -897,43 +915,67 @@
         <w:pStyle w:val="FirstParagraph"/>
       </w:pPr>
       <w:r>
-        <w:t xml:space="preserve">Low-pH viral inactivation is the first dedicated viral clearance step in the A-Mab</w:t>
-      </w:r>
-      <w:r>
-        <w:t xml:space="preserve"> </w:t>
-      </w:r>
-      <w:r>
-        <w:t xml:space="preserve">purification train, and it is a hold and not a separation. The Protein A eluate is titrated</w:t>
-      </w:r>
-      <w:r>
-        <w:t xml:space="preserve"> </w:t>
-      </w:r>
-      <w:r>
-        <w:t xml:space="preserve">to a low pH, held for a defined time at a controlled temperature, and then neutralised</w:t>
-      </w:r>
-      <w:r>
-        <w:t xml:space="preserve"> </w:t>
-      </w:r>
-      <w:r>
-        <w:t xml:space="preserve">before cation exchange. The step carries the largest single contribution to the enveloped</w:t>
-      </w:r>
-      <w:r>
-        <w:t xml:space="preserve"> </w:t>
-      </w:r>
-      <w:r>
-        <w:t xml:space="preserve">virus clearance claimed for the drug substance, and its operating pH is bounded on both</w:t>
-      </w:r>
-      <w:r>
-        <w:t xml:space="preserve"> </w:t>
-      </w:r>
-      <w:r>
-        <w:t xml:space="preserve">sides, because inactivation becomes incomplete as the pH rises and the antibody aggregates</w:t>
-      </w:r>
-      <w:r>
-        <w:t xml:space="preserve"> </w:t>
-      </w:r>
-      <w:r>
-        <w:t xml:space="preserve">as the pH falls.</w:t>
+        <w:t xml:space="preserve">This plan defines the process characterization study for the low-pH viral inactivation</w:t>
+      </w:r>
+      <w:r>
+        <w:t xml:space="preserve"> </w:t>
+      </w:r>
+      <w:r>
+        <w:t xml:space="preserve">step of the A-Mab drug-substance process. The step is a hold on the Protein A eluate</w:t>
+      </w:r>
+      <w:r>
+        <w:t xml:space="preserve"> </w:t>
+      </w:r>
+      <w:r>
+        <w:t xml:space="preserve">under acidic conditions, and it is the point in the purification train at which</w:t>
+      </w:r>
+      <w:r>
+        <w:t xml:space="preserve"> </w:t>
+      </w:r>
+      <w:r>
+        <w:t xml:space="preserve">enveloped virus is inactivated instead of being removed. The study will quantify how the</w:t>
+      </w:r>
+      <w:r>
+        <w:t xml:space="preserve"> </w:t>
+      </w:r>
+      <w:r>
+        <w:t xml:space="preserve">hold conditions govern virus inactivation and product quality, and it will establish the</w:t>
+      </w:r>
+      <w:r>
+        <w:t xml:space="preserve"> </w:t>
+      </w:r>
+      <w:r>
+        <w:t xml:space="preserve">operating ranges that the commercial control strategy applies at the receiving site, so</w:t>
+      </w:r>
+      <w:r>
+        <w:t xml:space="preserve"> </w:t>
+      </w:r>
+      <w:r>
+        <w:t xml:space="preserve">that the ranges carried into commercial manufacture are the ranges this study has</w:t>
+      </w:r>
+      <w:r>
+        <w:t xml:space="preserve"> </w:t>
+      </w:r>
+      <w:r>
+        <w:t xml:space="preserve">characterized. It is a Stage 1 activity in the lifecycle approach to process validation</w:t>
+      </w:r>
+      <w:r>
+        <w:t xml:space="preserve"> </w:t>
+      </w:r>
+      <w:r>
+        <w:t xml:space="preserve">(U.S. Food and Drug Administration 2011)</w:t>
+      </w:r>
+      <w:r>
+        <w:t xml:space="preserve">, and it follows the enhanced development approach of ICH Q8(R2)</w:t>
+      </w:r>
+      <w:r>
+        <w:t xml:space="preserve"> </w:t>
+      </w:r>
+      <w:r>
+        <w:t xml:space="preserve">(International Council for Harmonisation 2009)</w:t>
+      </w:r>
+      <w:r>
+        <w:t xml:space="preserve">.</w:t>
       </w:r>
     </w:p>
     <w:p>
@@ -941,31 +983,43 @@
         <w:pStyle w:val="BodyText"/>
       </w:pPr>
       <w:r>
-        <w:t xml:space="preserve">This plan defines the process characterization study for the step, and it states what will</w:t>
-      </w:r>
-      <w:r>
-        <w:t xml:space="preserve"> </w:t>
-      </w:r>
-      <w:r>
-        <w:t xml:space="preserve">be studied, at what scale, how the data will be analysed, and the criteria against which the</w:t>
-      </w:r>
-      <w:r>
-        <w:t xml:space="preserve"> </w:t>
-      </w:r>
-      <w:r>
-        <w:t xml:space="preserve">executed study will be judged. It is written before any characterization data exist, so it</w:t>
-      </w:r>
-      <w:r>
-        <w:t xml:space="preserve"> </w:t>
-      </w:r>
-      <w:r>
-        <w:t xml:space="preserve">records intentions and decision rules, and the results, the parameter classifications and</w:t>
-      </w:r>
-      <w:r>
-        <w:t xml:space="preserve"> </w:t>
-      </w:r>
-      <w:r>
-        <w:t xml:space="preserve">the operating region will all be reported in PCR-006.</w:t>
+        <w:t xml:space="preserve">The scope runs from the point at which the Protein A eluate is titrated to the</w:t>
+      </w:r>
+      <w:r>
+        <w:t xml:space="preserve"> </w:t>
+      </w:r>
+      <w:r>
+        <w:t xml:space="preserve">inactivation pH to the point at which the held pool is neutralized for cation exchange.</w:t>
+      </w:r>
+      <w:r>
+        <w:t xml:space="preserve"> </w:t>
+      </w:r>
+      <w:r>
+        <w:t xml:space="preserve">The step has 4 parameters in scope, of which 3 will be studied in a</w:t>
+      </w:r>
+      <w:r>
+        <w:t xml:space="preserve"> </w:t>
+      </w:r>
+      <w:r>
+        <w:t xml:space="preserve">multivariate design and 1 in a univariate assessment, on the basis set out</w:t>
+      </w:r>
+      <w:r>
+        <w:t xml:space="preserve"> </w:t>
+      </w:r>
+      <w:r>
+        <w:t xml:space="preserve">in §4.3. Every run of the multivariate design will be measured for 3</w:t>
+      </w:r>
+      <w:r>
+        <w:t xml:space="preserve"> </w:t>
+      </w:r>
+      <w:r>
+        <w:t xml:space="preserve">responses, namely the XMuLV log reduction factor, the aggregate content of the pool and</w:t>
+      </w:r>
+      <w:r>
+        <w:t xml:space="preserve"> </w:t>
+      </w:r>
+      <w:r>
+        <w:t xml:space="preserve">the acidic charge variants of the pool.</w:t>
       </w:r>
     </w:p>
     <w:p>
@@ -973,125 +1027,37 @@
         <w:pStyle w:val="BodyText"/>
       </w:pPr>
       <w:r>
-        <w:t xml:space="preserve">The study covers the parameters in</w:t>
-      </w:r>
-      <w:r>
-        <w:t xml:space="preserve"> </w:t>
-      </w:r>
-      <w:hyperlink w:anchor="tbl-params">
-        <w:r>
-          <w:rPr>
-            <w:rStyle w:val="Hyperlink"/>
-          </w:rPr>
-          <w:t xml:space="preserve">Table 7</w:t>
-        </w:r>
-      </w:hyperlink>
-      <w:r>
-        <w:t xml:space="preserve"> </w:t>
-      </w:r>
-      <w:r>
-        <w:t xml:space="preserve">over the ranges given there, of which</w:t>
-      </w:r>
-      <w:r>
-        <w:t xml:space="preserve"> </w:t>
-      </w:r>
-      <w:r>
-        <w:t xml:space="preserve">3 (inactivation pH, hold time and temperature) will be studied in a</w:t>
-      </w:r>
-      <w:r>
-        <w:t xml:space="preserve"> </w:t>
-      </w:r>
-      <w:r>
-        <w:t xml:space="preserve">multivariate design and 1 will be studied univariately (§6.4). The</w:t>
-      </w:r>
-      <w:r>
-        <w:t xml:space="preserve"> </w:t>
-      </w:r>
-      <w:r>
-        <w:t xml:space="preserve">responses are the XMuLV log reduction factor, the aggregate level of the neutralised pool,</w:t>
-      </w:r>
-      <w:r>
-        <w:t xml:space="preserve"> </w:t>
-      </w:r>
-      <w:r>
-        <w:t xml:space="preserve">and the acidic charge variant level of the same pool. Product quality runs</w:t>
-      </w:r>
-      <w:r>
-        <w:t xml:space="preserve"> </w:t>
-      </w:r>
-      <w:r>
-        <w:t xml:space="preserve">and virus spiking runs will be executed on the same qualified scale-down model, within the</w:t>
-      </w:r>
-      <w:r>
-        <w:t xml:space="preserve"> </w:t>
-      </w:r>
-      <w:r>
-        <w:t xml:space="preserve">framework of ICH Q5A(R2)</w:t>
-      </w:r>
-      <w:r>
-        <w:t xml:space="preserve"> </w:t>
-      </w:r>
-      <w:r>
-        <w:t xml:space="preserve">(International Council for Harmonisation 2023a)</w:t>
-      </w:r>
-      <w:r>
-        <w:t xml:space="preserve"> </w:t>
-      </w:r>
-      <w:r>
-        <w:t xml:space="preserve">and the lifecycle approach to process validation</w:t>
-      </w:r>
-      <w:r>
-        <w:t xml:space="preserve"> </w:t>
-      </w:r>
-      <w:r>
-        <w:t xml:space="preserve">(U.S. Food and Drug Administration 2011)</w:t>
-      </w:r>
-      <w:r>
-        <w:t xml:space="preserve">.</w:t>
-      </w:r>
-    </w:p>
-    <w:p>
-      <w:pPr>
-        <w:pStyle w:val="BodyText"/>
-      </w:pPr>
-      <w:r>
-        <w:t xml:space="preserve">Three limits on the scope are set here. Minute virus of mice is not inactivated at low pH,</w:t>
-      </w:r>
-      <w:r>
-        <w:t xml:space="preserve"> </w:t>
-      </w:r>
-      <w:r>
-        <w:t xml:space="preserve">so this step is credited with enveloped virus clearance only, and the parvovirus claim rests</w:t>
-      </w:r>
-      <w:r>
-        <w:t xml:space="preserve"> </w:t>
-      </w:r>
-      <w:r>
-        <w:t xml:space="preserve">on anion exchange and virus filtration (PCR-008 and PCR-009). Host cell protein precipitates</w:t>
-      </w:r>
-      <w:r>
-        <w:t xml:space="preserve"> </w:t>
-      </w:r>
-      <w:r>
-        <w:t xml:space="preserve">during the hold in platform experience, but the extent varies between runs, so no host cell</w:t>
-      </w:r>
-      <w:r>
-        <w:t xml:space="preserve"> </w:t>
-      </w:r>
-      <w:r>
-        <w:t xml:space="preserve">protein clearance will be claimed here and the Protein A pool level will be carried forward</w:t>
-      </w:r>
-      <w:r>
-        <w:t xml:space="preserve"> </w:t>
-      </w:r>
-      <w:r>
-        <w:t xml:space="preserve">as the input to cation exchange (PCR-007). The step does not on its own satisfy the</w:t>
-      </w:r>
-      <w:r>
-        <w:t xml:space="preserve"> </w:t>
-      </w:r>
-      <w:r>
-        <w:t xml:space="preserve">cumulative enveloped virus requirement, and the contribution required of it is derived in §7.</w:t>
+        <w:t xml:space="preserve">Three things sit outside this plan. The clearance contributed by the anion exchange and</w:t>
+      </w:r>
+      <w:r>
+        <w:t xml:space="preserve"> </w:t>
+      </w:r>
+      <w:r>
+        <w:t xml:space="preserve">small-virus retentive filtration steps is characterized in PCP-008 and PCP-009 and is not</w:t>
+      </w:r>
+      <w:r>
+        <w:t xml:space="preserve"> </w:t>
+      </w:r>
+      <w:r>
+        <w:t xml:space="preserve">evaluated here, although the clearance credited to those steps enters this plan as a</w:t>
+      </w:r>
+      <w:r>
+        <w:t xml:space="preserve"> </w:t>
+      </w:r>
+      <w:r>
+        <w:t xml:space="preserve">fixed input to the acceptance criterion of §7. The cumulative viral clearance claim for</w:t>
+      </w:r>
+      <w:r>
+        <w:t xml:space="preserve"> </w:t>
+      </w:r>
+      <w:r>
+        <w:t xml:space="preserve">the drug substance is consolidated in PCMR-001, and no part of that claim is established by this step alone.</w:t>
+      </w:r>
+      <w:r>
+        <w:t xml:space="preserve"> </w:t>
+      </w:r>
+      <w:r>
+        <w:t xml:space="preserve">Commercial-scale process performance qualification is a Stage 2 activity under PTP-001.</w:t>
       </w:r>
     </w:p>
     <w:bookmarkEnd w:id="12"/>
@@ -1109,141 +1075,160 @@
         <w:pStyle w:val="FirstParagraph"/>
       </w:pPr>
       <w:r>
-        <w:t xml:space="preserve">The study has five objectives, and each is written as an intention, because no</w:t>
-      </w:r>
-      <w:r>
-        <w:t xml:space="preserve"> </w:t>
-      </w:r>
-      <w:r>
-        <w:t xml:space="preserve">characterization data exist at the time of approval.</w:t>
-      </w:r>
-    </w:p>
-    <w:p>
-      <w:pPr>
+        <w:t xml:space="preserve">The study has five objectives.</w:t>
+      </w:r>
+    </w:p>
+    <w:p>
+      <w:pPr>
+        <w:pStyle w:val="Compact"/>
         <w:numPr>
           <w:ilvl w:val="0"/>
           <w:numId w:val="1001"/>
         </w:numPr>
       </w:pPr>
-      <w:r>
-        <w:t xml:space="preserve">To quantify the effect of inactivation pH, hold time and temperature on XMuLV log</w:t>
-      </w:r>
-      <w:r>
-        <w:t xml:space="preserve"> </w:t>
-      </w:r>
-      <w:r>
-        <w:t xml:space="preserve">reduction, on pool aggregate and on acidic charge variants, over the ranges in</w:t>
-      </w:r>
-      <w:r>
-        <w:t xml:space="preserve"> </w:t>
-      </w:r>
-      <w:hyperlink w:anchor="tbl-params">
-        <w:r>
-          <w:rPr>
-            <w:rStyle w:val="Hyperlink"/>
-          </w:rPr>
-          <w:t xml:space="preserve">Table 7</w:t>
-        </w:r>
-      </w:hyperlink>
-      <w:r>
-        <w:t xml:space="preserve">.</w:t>
-      </w:r>
-    </w:p>
-    <w:p>
-      <w:pPr>
+    </w:p>
+    <w:p>
+      <w:pPr>
+        <w:pStyle w:val="Compact"/>
+        <w:numPr>
+          <w:ilvl w:val="1"/>
+          <w:numId w:val="1002"/>
+        </w:numPr>
+      </w:pPr>
+      <w:r>
+        <w:t xml:space="preserve">Quantify the effect of inactivation pH, hold time and temperature on the XMuLV log</w:t>
+      </w:r>
+      <w:r>
+        <w:t xml:space="preserve"> </w:t>
+      </w:r>
+      <w:r>
+        <w:t xml:space="preserve">reduction factor, on pool aggregate and on pool acidic variants, over the ranges given</w:t>
+      </w:r>
+      <w:r>
+        <w:t xml:space="preserve"> </w:t>
+      </w:r>
+      <w:r>
+        <w:t xml:space="preserve">in §6.</w:t>
+      </w:r>
+    </w:p>
+    <w:p>
+      <w:pPr>
+        <w:pStyle w:val="Compact"/>
         <w:numPr>
           <w:ilvl w:val="0"/>
           <w:numId w:val="1001"/>
         </w:numPr>
       </w:pPr>
-      <w:r>
-        <w:t xml:space="preserve">To fit a response-surface model for each response and to define the multivariate</w:t>
-      </w:r>
-      <w:r>
-        <w:t xml:space="preserve"> </w:t>
-      </w:r>
-      <w:r>
-        <w:t xml:space="preserve">operating region in which every acceptance criterion in</w:t>
-      </w:r>
-      <w:r>
-        <w:t xml:space="preserve"> </w:t>
-      </w:r>
-      <w:hyperlink w:anchor="tbl-accept">
-        <w:r>
-          <w:rPr>
-            <w:rStyle w:val="Hyperlink"/>
-          </w:rPr>
-          <w:t xml:space="preserve">Table 9</w:t>
-        </w:r>
-      </w:hyperlink>
-      <w:r>
-        <w:t xml:space="preserve"> </w:t>
-      </w:r>
-      <w:r>
-        <w:t xml:space="preserve">is met at the same time.</w:t>
-      </w:r>
-    </w:p>
-    <w:p>
-      <w:pPr>
+    </w:p>
+    <w:p>
+      <w:pPr>
+        <w:pStyle w:val="Compact"/>
+        <w:numPr>
+          <w:ilvl w:val="1"/>
+          <w:numId w:val="1003"/>
+        </w:numPr>
+      </w:pPr>
+      <w:r>
+        <w:t xml:space="preserve">Define the multivariate region in which the log reduction factor meets the step</w:t>
+      </w:r>
+      <w:r>
+        <w:t xml:space="preserve"> </w:t>
+      </w:r>
+      <w:r>
+        <w:t xml:space="preserve">criterion of §7 while aggregate and acidic variants stay inside their drug-substance</w:t>
+      </w:r>
+      <w:r>
+        <w:t xml:space="preserve"> </w:t>
+      </w:r>
+      <w:r>
+        <w:t xml:space="preserve">specifications.</w:t>
+      </w:r>
+    </w:p>
+    <w:p>
+      <w:pPr>
+        <w:pStyle w:val="Compact"/>
         <w:numPr>
           <w:ilvl w:val="0"/>
           <w:numId w:val="1001"/>
         </w:numPr>
       </w:pPr>
-      <w:r>
-        <w:t xml:space="preserve">To determine a proven acceptable range for each parameter against each attribute it</w:t>
-      </w:r>
-      <w:r>
-        <w:t xml:space="preserve"> </w:t>
-      </w:r>
-      <w:r>
-        <w:t xml:space="preserve">governs, both at the set-point and with the other parameters varying within their normal</w:t>
-      </w:r>
-      <w:r>
-        <w:t xml:space="preserve"> </w:t>
-      </w:r>
-      <w:r>
-        <w:t xml:space="preserve">operating ranges (§8).</w:t>
-      </w:r>
-    </w:p>
-    <w:p>
-      <w:pPr>
+    </w:p>
+    <w:p>
+      <w:pPr>
+        <w:pStyle w:val="Compact"/>
+        <w:numPr>
+          <w:ilvl w:val="1"/>
+          <w:numId w:val="1004"/>
+        </w:numPr>
+      </w:pPr>
+      <w:r>
+        <w:t xml:space="preserve">Establish a proven acceptable range for each parameter and each governed</w:t>
+      </w:r>
+      <w:r>
+        <w:t xml:space="preserve"> </w:t>
+      </w:r>
+      <w:r>
+        <w:t xml:space="preserve">attribute, both at the set-points of the other parameters and with the other parameters</w:t>
+      </w:r>
+      <w:r>
+        <w:t xml:space="preserve"> </w:t>
+      </w:r>
+      <w:r>
+        <w:t xml:space="preserve">varying inside their normal operating ranges (§8).</w:t>
+      </w:r>
+    </w:p>
+    <w:p>
+      <w:pPr>
+        <w:pStyle w:val="Compact"/>
         <w:numPr>
           <w:ilvl w:val="0"/>
           <w:numId w:val="1001"/>
         </w:numPr>
       </w:pPr>
-      <w:r>
-        <w:t xml:space="preserve">To generate the evidence needed to classify each parameter under SOP-4001, noting that</w:t>
-      </w:r>
-      <w:r>
-        <w:t xml:space="preserve"> </w:t>
-      </w:r>
-      <w:r>
-        <w:t xml:space="preserve">the classifications themselves are assigned in PCR-006 and not in this plan.</w:t>
-      </w:r>
-    </w:p>
-    <w:p>
-      <w:pPr>
+    </w:p>
+    <w:p>
+      <w:pPr>
+        <w:pStyle w:val="Compact"/>
+        <w:numPr>
+          <w:ilvl w:val="1"/>
+          <w:numId w:val="1005"/>
+        </w:numPr>
+      </w:pPr>
+      <w:r>
+        <w:t xml:space="preserve">Provide the evidence from which each parameter will be classified in PCR-006 under</w:t>
+      </w:r>
+      <w:r>
+        <w:t xml:space="preserve"> </w:t>
+      </w:r>
+      <w:r>
+        <w:t xml:space="preserve">SOP-4001.</w:t>
+      </w:r>
+    </w:p>
+    <w:p>
+      <w:pPr>
+        <w:pStyle w:val="Compact"/>
         <w:numPr>
           <w:ilvl w:val="0"/>
           <w:numId w:val="1001"/>
         </w:numPr>
       </w:pPr>
-      <w:r>
-        <w:t xml:space="preserve">To justify the Stage 2 operating ranges and in-process controls for the step, and to</w:t>
-      </w:r>
-      <w:r>
-        <w:t xml:space="preserve"> </w:t>
-      </w:r>
-      <w:r>
-        <w:t xml:space="preserve">supply its clearance contribution to the cumulative viral safety claim consolidated in</w:t>
-      </w:r>
-      <w:r>
-        <w:t xml:space="preserve"> </w:t>
-      </w:r>
-      <w:r>
-        <w:t xml:space="preserve">PCMR-001.</w:t>
+    </w:p>
+    <w:p>
+      <w:pPr>
+        <w:pStyle w:val="Compact"/>
+        <w:numPr>
+          <w:ilvl w:val="1"/>
+          <w:numId w:val="1006"/>
+        </w:numPr>
+      </w:pPr>
+      <w:r>
+        <w:t xml:space="preserve">Justify the Stage 2 operating ranges for the step and its contribution to the</w:t>
+      </w:r>
+      <w:r>
+        <w:t xml:space="preserve"> </w:t>
+      </w:r>
+      <w:r>
+        <w:t xml:space="preserve">control strategy for the drug substance.</w:t>
       </w:r>
     </w:p>
     <w:p>
@@ -1251,13 +1236,19 @@
         <w:pStyle w:val="FirstParagraph"/>
       </w:pPr>
       <w:r>
-        <w:t xml:space="preserve">Objectives (i) to (iii) are discharged by the designs in §6 and the analyses in §7 and §8,</w:t>
-      </w:r>
-      <w:r>
-        <w:t xml:space="preserve"> </w:t>
-      </w:r>
-      <w:r>
-        <w:t xml:space="preserve">whereas objectives (iv) and (v) depend on those outcomes and are discharged in the report.</w:t>
+        <w:t xml:space="preserve">This plan states its criteria before any data exist. No operating region, no proven</w:t>
+      </w:r>
+      <w:r>
+        <w:t xml:space="preserve"> </w:t>
+      </w:r>
+      <w:r>
+        <w:t xml:space="preserve">acceptable range and no parameter classification is asserted here, and every outcome is</w:t>
+      </w:r>
+      <w:r>
+        <w:t xml:space="preserve"> </w:t>
+      </w:r>
+      <w:r>
+        <w:t xml:space="preserve">reported in PCR-006.</w:t>
       </w:r>
     </w:p>
     <w:bookmarkEnd w:id="13"/>
@@ -1274,6 +1265,24 @@
       <w:pPr>
         <w:pStyle w:val="FirstParagraph"/>
       </w:pPr>
+      <w:r>
+        <w:t xml:space="preserve">This plan sits inside the A-Mab characterization package. Its parents are the transfer</w:t>
+      </w:r>
+      <w:r>
+        <w:t xml:space="preserve"> </w:t>
+      </w:r>
+      <w:r>
+        <w:t xml:space="preserve">plan, the pre-characterization risk assessment and the master plan, and the executed</w:t>
+      </w:r>
+      <w:r>
+        <w:t xml:space="preserve"> </w:t>
+      </w:r>
+      <w:r>
+        <w:t xml:space="preserve">study is reported in the paired document PCR-006. The cross-references are given in</w:t>
+      </w:r>
+      <w:r>
+        <w:t xml:space="preserve"> </w:t>
+      </w:r>
       <w:hyperlink w:anchor="tbl-related">
         <w:r>
           <w:rPr>
@@ -1283,22 +1292,7 @@
         </w:r>
       </w:hyperlink>
       <w:r>
-        <w:t xml:space="preserve"> </w:t>
-      </w:r>
-      <w:r>
-        <w:t xml:space="preserve">lists the documents this plan depends on and the documents that depend on it:</w:t>
-      </w:r>
-      <w:r>
-        <w:t xml:space="preserve"> </w:t>
-      </w:r>
-      <w:r>
-        <w:t xml:space="preserve">RA-001 sets the risk basis for the scope, PCMP-001 is the master plan over the campaign, and</w:t>
-      </w:r>
-      <w:r>
-        <w:t xml:space="preserve"> </w:t>
-      </w:r>
-      <w:r>
-        <w:t xml:space="preserve">PCR-006 will report the executed study.</w:t>
+        <w:t xml:space="preserve">.</w:t>
       </w:r>
     </w:p>
     <w:tbl>
@@ -1325,7 +1319,7 @@
               <w:pStyle w:val="ImageCaption"/>
             </w:pPr>
             <w:r>
-              <w:t xml:space="preserve">Table 2: Related documents.</w:t>
+              <w:t xml:space="preserve">Table 2: Related documents in the A-Mab characterization package.</w:t>
             </w:r>
           </w:p>
           <w:tbl>
@@ -1599,7 +1593,13 @@
       <w:pPr>
         <w:pStyle w:val="BodyText"/>
       </w:pPr>
-      <w:hyperlink w:anchor="tbl-refs">
+      <w:r>
+        <w:t xml:space="preserve">The study is governed by the controlled procedures and validated analytical methods in</w:t>
+      </w:r>
+      <w:r>
+        <w:t xml:space="preserve"> </w:t>
+      </w:r>
+      <w:hyperlink w:anchor="tbl-sop">
         <w:r>
           <w:rPr>
             <w:rStyle w:val="Hyperlink"/>
@@ -1608,22 +1608,19 @@
         </w:r>
       </w:hyperlink>
       <w:r>
-        <w:t xml:space="preserve"> </w:t>
-      </w:r>
-      <w:r>
-        <w:t xml:space="preserve">lists the procedures and the validated analytical methods that govern execution</w:t>
-      </w:r>
-      <w:r>
-        <w:t xml:space="preserve"> </w:t>
-      </w:r>
-      <w:r>
-        <w:t xml:space="preserve">and testing, and the reference numbers are controlled-document placeholders for this</w:t>
-      </w:r>
-      <w:r>
-        <w:t xml:space="preserve"> </w:t>
-      </w:r>
-      <w:r>
-        <w:t xml:space="preserve">synthetic corpus.</w:t>
+        <w:t xml:space="preserve">. SOP-1001 governs the qualification of the scale-down model, SOP-1002 the design</w:t>
+      </w:r>
+      <w:r>
+        <w:t xml:space="preserve"> </w:t>
+      </w:r>
+      <w:r>
+        <w:t xml:space="preserve">and the analysis of the experiments, SOP-2009 the operation of the step, and SOP-4001 the</w:t>
+      </w:r>
+      <w:r>
+        <w:t xml:space="preserve"> </w:t>
+      </w:r>
+      <w:r>
+        <w:t xml:space="preserve">classification of the parameters once the study has reported.</w:t>
       </w:r>
     </w:p>
     <w:tbl>
@@ -1639,7 +1636,7 @@
       <w:tr>
         <w:tc>
           <w:tcPr/>
-          <w:bookmarkStart w:id="15" w:name="tbl-refs"/>
+          <w:bookmarkStart w:id="15" w:name="tbl-sop"/>
           <w:p>
             <w:pPr>
               <w:jc w:val="center"/>
@@ -1650,7 +1647,7 @@
               <w:pStyle w:val="ImageCaption"/>
             </w:pPr>
             <w:r>
-              <w:t xml:space="preserve">Table 3: Governing procedures and validated analytical methods.</w:t>
+              <w:t xml:space="preserve">Table 3: Controlled procedures and validated analytical methods governing the study.</w:t>
             </w:r>
           </w:p>
           <w:tbl>
@@ -2012,7 +2009,7 @@
         <w:t xml:space="preserve">4. Prior knowledge and quality risk basis</w:t>
       </w:r>
     </w:p>
-    <w:bookmarkStart w:id="18" w:name="Xfc9d08e28ad3e20206826e1b5e1507b6461f659"/>
+    <w:bookmarkStart w:id="17" w:name="Xfc9d08e28ad3e20206826e1b5e1507b6461f659"/>
     <w:p>
       <w:pPr>
         <w:pStyle w:val="Heading2"/>
@@ -2026,18 +2023,264 @@
         <w:pStyle w:val="FirstParagraph"/>
       </w:pPr>
       <w:r>
-        <w:t xml:space="preserve">The step is a hold, and its position in the train is fixed by the pH of the Protein A</w:t>
-      </w:r>
-      <w:r>
-        <w:t xml:space="preserve"> </w:t>
-      </w:r>
-      <w:r>
-        <w:t xml:space="preserve">eluate.</w:t>
-      </w:r>
-      <w:r>
-        <w:t xml:space="preserve"> </w:t>
-      </w:r>
-      <w:hyperlink w:anchor="tbl-train">
+        <w:t xml:space="preserve">Low-pH viral inactivation is the second step of the A-Mab purification train and the</w:t>
+      </w:r>
+      <w:r>
+        <w:t xml:space="preserve"> </w:t>
+      </w:r>
+      <w:r>
+        <w:t xml:space="preserve">first step with a dedicated viral-safety function. The Protein A eluate is already</w:t>
+      </w:r>
+      <w:r>
+        <w:t xml:space="preserve"> </w:t>
+      </w:r>
+      <w:r>
+        <w:t xml:space="preserve">acidic, so the pool is titrated to the inactivation pH, held for a defined time under</w:t>
+      </w:r>
+      <w:r>
+        <w:t xml:space="preserve"> </w:t>
+      </w:r>
+      <w:r>
+        <w:t xml:space="preserve">temperature control, and then titrated to the load condition of the cation exchange step,</w:t>
+      </w:r>
+      <w:r>
+        <w:t xml:space="preserve"> </w:t>
+      </w:r>
+      <w:r>
+        <w:t xml:space="preserve">which places the hold between two chromatography operations and gives it no separating</w:t>
+      </w:r>
+      <w:r>
+        <w:t xml:space="preserve"> </w:t>
+      </w:r>
+      <w:r>
+        <w:t xml:space="preserve">function of its own. Inactivation is a chemical process and not a separation. Acid</w:t>
+      </w:r>
+      <w:r>
+        <w:t xml:space="preserve"> </w:t>
+      </w:r>
+      <w:r>
+        <w:t xml:space="preserve">disrupts the lipid envelope and the envelope glycoproteins of susceptible viruses, so infectivity is lost while the</w:t>
+      </w:r>
+      <w:r>
+        <w:t xml:space="preserve"> </w:t>
+      </w:r>
+      <w:r>
+        <w:t xml:space="preserve">virus particle stays in the pool. Non-enveloped viruses have no envelope to disrupt, and</w:t>
+      </w:r>
+      <w:r>
+        <w:t xml:space="preserve"> </w:t>
+      </w:r>
+      <w:r>
+        <w:t xml:space="preserve">this step makes no clearance claim for minute virus of mice or for any other</w:t>
+      </w:r>
+      <w:r>
+        <w:t xml:space="preserve"> </w:t>
+      </w:r>
+      <w:r>
+        <w:t xml:space="preserve">non-enveloped model virus. The claim that is made covers the enveloped model virus</w:t>
+      </w:r>
+      <w:r>
+        <w:t xml:space="preserve"> </w:t>
+      </w:r>
+      <w:r>
+        <w:t xml:space="preserve">(xenotropic murine leukaemia virus, XMuLV) and is framed by ICH Q5A(R2)</w:t>
+      </w:r>
+      <w:r>
+        <w:t xml:space="preserve"> </w:t>
+      </w:r>
+      <w:r>
+        <w:t xml:space="preserve">(International Council for Harmonisation 2023a)</w:t>
+      </w:r>
+      <w:r>
+        <w:t xml:space="preserve">.</w:t>
+      </w:r>
+    </w:p>
+    <w:p>
+      <w:pPr>
+        <w:pStyle w:val="BodyText"/>
+      </w:pPr>
+      <w:r>
+        <w:t xml:space="preserve">The low-pH hold is the most established operation in the purification train. Three</w:t>
+      </w:r>
+      <w:r>
+        <w:t xml:space="preserve"> </w:t>
+      </w:r>
+      <w:r>
+        <w:t xml:space="preserve">earlier humanized IgG1 antibodies (X-Mab, Y-Mab and Z-Mab) were manufactured with the</w:t>
+      </w:r>
+      <w:r>
+        <w:t xml:space="preserve"> </w:t>
+      </w:r>
+      <w:r>
+        <w:t xml:space="preserve">same hold, and its process conditions have remained essentially unchanged for those</w:t>
+      </w:r>
+      <w:r>
+        <w:t xml:space="preserve"> </w:t>
+      </w:r>
+      <w:r>
+        <w:t xml:space="preserve">products and through A-Mab clinical and engineering manufacture</w:t>
+      </w:r>
+      <w:r>
+        <w:t xml:space="preserve"> </w:t>
+      </w:r>
+      <w:r>
+        <w:t xml:space="preserve">(CMC Biotech Working Group 2009)</w:t>
+      </w:r>
+      <w:r>
+        <w:t xml:space="preserve">. The</w:t>
+      </w:r>
+      <w:r>
+        <w:t xml:space="preserve"> </w:t>
+      </w:r>
+      <w:r>
+        <w:t xml:space="preserve">behaviour of the step is understood mechanistically. Inactivation is faster at lower pH,</w:t>
+      </w:r>
+      <w:r>
+        <w:t xml:space="preserve"> </w:t>
+      </w:r>
+      <w:r>
+        <w:t xml:space="preserve">at longer hold and at higher temperature, so the worst case for viral safety is the top</w:t>
+      </w:r>
+      <w:r>
+        <w:t xml:space="preserve"> </w:t>
+      </w:r>
+      <w:r>
+        <w:t xml:space="preserve">of the pH range combined with the shortest hold at the lowest temperature, and that</w:t>
+      </w:r>
+      <w:r>
+        <w:t xml:space="preserve"> </w:t>
+      </w:r>
+      <w:r>
+        <w:t xml:space="preserve">corner is the one the design has to resolve most precisely. Product quality moves in the</w:t>
+      </w:r>
+      <w:r>
+        <w:t xml:space="preserve"> </w:t>
+      </w:r>
+      <w:r>
+        <w:t xml:space="preserve">opposite direction. The aggregate content of the pool rises with the</w:t>
+      </w:r>
+      <w:r>
+        <w:t xml:space="preserve"> </w:t>
+      </w:r>
+      <w:r>
+        <w:t xml:space="preserve">length and the temperature of the hold, and acid-induced conformational change of the</w:t>
+      </w:r>
+      <w:r>
+        <w:t xml:space="preserve"> </w:t>
+      </w:r>
+      <w:r>
+        <w:t xml:space="preserve">antibody adds a further aggregation risk at the low end of the pH scale. The two</w:t>
+      </w:r>
+      <w:r>
+        <w:t xml:space="preserve"> </w:t>
+      </w:r>
+      <w:r>
+        <w:t xml:space="preserve">mechanisms bound the usable pH window from opposite sides.</w:t>
+      </w:r>
+    </w:p>
+    <w:p>
+      <w:pPr>
+        <w:pStyle w:val="BodyText"/>
+      </w:pPr>
+      <w:r>
+        <w:t xml:space="preserve">The inactivation kinetics established on the prior products transfer directly to A-Mab,</w:t>
+      </w:r>
+      <w:r>
+        <w:t xml:space="preserve"> </w:t>
+      </w:r>
+      <w:r>
+        <w:t xml:space="preserve">and the low-pH hold is treated here as a settled platform operation. What the study adds</w:t>
+      </w:r>
+      <w:r>
+        <w:t xml:space="preserve"> </w:t>
+      </w:r>
+      <w:r>
+        <w:t xml:space="preserve">is the bounds of those kinetics over the ranges the commercial process will use. The</w:t>
+      </w:r>
+      <w:r>
+        <w:t xml:space="preserve"> </w:t>
+      </w:r>
+      <w:r>
+        <w:t xml:space="preserve">commercial control strategy needs the edges of the usable window, so each parameter is expanded beyond its routine control</w:t>
+      </w:r>
+      <w:r>
+        <w:t xml:space="preserve"> </w:t>
+      </w:r>
+      <w:r>
+        <w:t xml:space="preserve">range and the design is loaded toward those edges. The design is centred between the</w:t>
+      </w:r>
+      <w:r>
+        <w:t xml:space="preserve"> </w:t>
+      </w:r>
+      <w:r>
+        <w:t xml:space="preserve">edges of the characterization ranges, so the study resolves the region as a whole and not</w:t>
+      </w:r>
+      <w:r>
+        <w:t xml:space="preserve"> </w:t>
+      </w:r>
+      <w:r>
+        <w:t xml:space="preserve">only the neighbourhood of the set-point.</w:t>
+      </w:r>
+    </w:p>
+    <w:p>
+      <w:pPr>
+        <w:pStyle w:val="BodyText"/>
+      </w:pPr>
+      <w:r>
+        <w:t xml:space="preserve">The material entering the step is defined by the capture step. Aggregate and charge</w:t>
+      </w:r>
+      <w:r>
+        <w:t xml:space="preserve"> </w:t>
+      </w:r>
+      <w:r>
+        <w:t xml:space="preserve">variants in the Protein A pool are formed upstream and are not controlled here, so the</w:t>
+      </w:r>
+      <w:r>
+        <w:t xml:space="preserve"> </w:t>
+      </w:r>
+      <w:r>
+        <w:t xml:space="preserve">study measures both the level in the pool and the change across the hold. Aggregate is</w:t>
+      </w:r>
+      <w:r>
+        <w:t xml:space="preserve"> </w:t>
+      </w:r>
+      <w:r>
+        <w:t xml:space="preserve">reduced downstream by cation exchange (PCP-007), and the charge-variant profile of the</w:t>
+      </w:r>
+      <w:r>
+        <w:t xml:space="preserve"> </w:t>
+      </w:r>
+      <w:r>
+        <w:t xml:space="preserve">drug substance is set in the production bioreactor (PCP-003).</w:t>
+      </w:r>
+    </w:p>
+    <w:bookmarkEnd w:id="17"/>
+    <w:bookmarkStart w:id="20" w:name="quality-attributes-in-scope"/>
+    <w:p>
+      <w:pPr>
+        <w:pStyle w:val="Heading2"/>
+      </w:pPr>
+      <w:r>
+        <w:t xml:space="preserve">4.2 Quality attributes in scope</w:t>
+      </w:r>
+    </w:p>
+    <w:p>
+      <w:pPr>
+        <w:pStyle w:val="FirstParagraph"/>
+      </w:pPr>
+      <w:r>
+        <w:t xml:space="preserve">One drug-substance critical quality attribute is set by this step, and it is given with</w:t>
+      </w:r>
+      <w:r>
+        <w:t xml:space="preserve"> </w:t>
+      </w:r>
+      <w:r>
+        <w:t xml:space="preserve">its acceptance criterion and its criticality in</w:t>
+      </w:r>
+      <w:r>
+        <w:t xml:space="preserve"> </w:t>
+      </w:r>
+      <w:hyperlink w:anchor="tbl-cqa">
         <w:r>
           <w:rPr>
             <w:rStyle w:val="Hyperlink"/>
@@ -2046,34 +2289,7 @@
         </w:r>
       </w:hyperlink>
       <w:r>
-        <w:t xml:space="preserve"> </w:t>
-      </w:r>
-      <w:r>
-        <w:t xml:space="preserve">gives the process train and the principal role of each step. The eluate</w:t>
-      </w:r>
-      <w:r>
-        <w:t xml:space="preserve"> </w:t>
-      </w:r>
-      <w:r>
-        <w:t xml:space="preserve">leaves Protein A at a low pH already, so the titration to the inactivation set-point is</w:t>
-      </w:r>
-      <w:r>
-        <w:t xml:space="preserve"> </w:t>
-      </w:r>
-      <w:r>
-        <w:t xml:space="preserve">small, and the pool is neutralised to the cation exchange load condition once the hold is</w:t>
-      </w:r>
-      <w:r>
-        <w:t xml:space="preserve"> </w:t>
-      </w:r>
-      <w:r>
-        <w:t xml:space="preserve">complete. Mixing to pH homogeneity after acid addition and control of the hold temperature</w:t>
-      </w:r>
-      <w:r>
-        <w:t xml:space="preserve"> </w:t>
-      </w:r>
-      <w:r>
-        <w:t xml:space="preserve">are the only physical demands the step makes on the vessel.</w:t>
+        <w:t xml:space="preserve">.</w:t>
       </w:r>
     </w:p>
     <w:tbl>
@@ -2089,7 +2305,7 @@
       <w:tr>
         <w:tc>
           <w:tcPr/>
-          <w:bookmarkStart w:id="17" w:name="tbl-train"/>
+          <w:bookmarkStart w:id="18" w:name="tbl-cqa"/>
           <w:p>
             <w:pPr>
               <w:jc w:val="center"/>
@@ -2100,7 +2316,7 @@
               <w:pStyle w:val="ImageCaption"/>
             </w:pPr>
             <w:r>
-              <w:t xml:space="preserve">Table 4: The A-Mab drug-substance process train and the role of each step.</w:t>
+              <w:t xml:space="preserve">Table 4: Drug-substance critical quality attribute set by the low-pH hold.</w:t>
             </w:r>
           </w:p>
           <w:tbl>
@@ -2111,9 +2327,11 @@
               <w:tblLook w:firstRow="1" w:lastRow="0" w:firstColumn="0" w:lastColumn="0" w:noHBand="0" w:noVBand="0" w:val="0020"/>
             </w:tblPr>
             <w:tblGrid>
-              <w:gridCol w:w="528"/>
-              <w:gridCol w:w="2244"/>
-              <w:gridCol w:w="5148"/>
+              <w:gridCol w:w="2790"/>
+              <w:gridCol w:w="1056"/>
+              <w:gridCol w:w="2112"/>
+              <w:gridCol w:w="1131"/>
+              <w:gridCol w:w="829"/>
             </w:tblGrid>
             <w:tr>
               <w:trPr>
@@ -2124,37 +2342,63 @@
                 <w:p>
                   <w:pPr>
                     <w:pStyle w:val="Compact"/>
-                    <w:jc w:val="right"/>
-                    <w:jc w:val="center"/>
-                  </w:pPr>
-                  <w:r>
-                    <w:t xml:space="preserve">Step</w:t>
-                  </w:r>
-                </w:p>
-              </w:tc>
-              <w:tc>
-                <w:tcPr/>
-                <w:p>
-                  <w:pPr>
-                    <w:pStyle w:val="Compact"/>
-                    <w:jc w:val="left"/>
-                    <w:jc w:val="center"/>
-                  </w:pPr>
-                  <w:r>
-                    <w:t xml:space="preserve">Unit operation</w:t>
-                  </w:r>
-                </w:p>
-              </w:tc>
-              <w:tc>
-                <w:tcPr/>
-                <w:p>
-                  <w:pPr>
-                    <w:pStyle w:val="Compact"/>
-                    <w:jc w:val="left"/>
-                    <w:jc w:val="center"/>
-                  </w:pPr>
-                  <w:r>
-                    <w:t xml:space="preserve">Principal role</w:t>
+                    <w:jc w:val="left"/>
+                    <w:jc w:val="center"/>
+                  </w:pPr>
+                  <w:r>
+                    <w:t xml:space="preserve">CQA</w:t>
+                  </w:r>
+                </w:p>
+              </w:tc>
+              <w:tc>
+                <w:tcPr/>
+                <w:p>
+                  <w:pPr>
+                    <w:pStyle w:val="Compact"/>
+                    <w:jc w:val="left"/>
+                    <w:jc w:val="center"/>
+                  </w:pPr>
+                  <w:r>
+                    <w:t xml:space="preserve">Category</w:t>
+                  </w:r>
+                </w:p>
+              </w:tc>
+              <w:tc>
+                <w:tcPr/>
+                <w:p>
+                  <w:pPr>
+                    <w:pStyle w:val="Compact"/>
+                    <w:jc w:val="left"/>
+                    <w:jc w:val="center"/>
+                  </w:pPr>
+                  <w:r>
+                    <w:t xml:space="preserve">Acceptance</w:t>
+                  </w:r>
+                </w:p>
+              </w:tc>
+              <w:tc>
+                <w:tcPr/>
+                <w:p>
+                  <w:pPr>
+                    <w:pStyle w:val="Compact"/>
+                    <w:jc w:val="left"/>
+                    <w:jc w:val="center"/>
+                  </w:pPr>
+                  <w:r>
+                    <w:t xml:space="preserve">Criticality</w:t>
+                  </w:r>
+                </w:p>
+              </w:tc>
+              <w:tc>
+                <w:tcPr/>
+                <w:p>
+                  <w:pPr>
+                    <w:pStyle w:val="Compact"/>
+                    <w:jc w:val="right"/>
+                    <w:jc w:val="center"/>
+                  </w:pPr>
+                  <w:r>
+                    <w:t xml:space="preserve">Tool #1</w:t>
                   </w:r>
                 </w:p>
               </w:tc>
@@ -2165,330 +2409,69 @@
                 <w:p>
                   <w:pPr>
                     <w:pStyle w:val="Compact"/>
-                    <w:jc w:val="right"/>
-                    <w:jc w:val="center"/>
-                  </w:pPr>
-                  <w:r>
-                    <w:t xml:space="preserve">3</w:t>
-                  </w:r>
-                </w:p>
-              </w:tc>
-              <w:tc>
-                <w:tcPr/>
-                <w:p>
-                  <w:pPr>
-                    <w:pStyle w:val="Compact"/>
-                    <w:jc w:val="left"/>
-                    <w:jc w:val="center"/>
-                  </w:pPr>
-                  <w:r>
-                    <w:t xml:space="preserve">Production Bioreactor</w:t>
-                  </w:r>
-                </w:p>
-              </w:tc>
-              <w:tc>
-                <w:tcPr/>
-                <w:p>
-                  <w:pPr>
-                    <w:pStyle w:val="Compact"/>
-                    <w:jc w:val="left"/>
-                    <w:jc w:val="center"/>
-                  </w:pPr>
-                  <w:r>
-                    <w:t xml:space="preserve">Forms the glycan, charge-variant and aggregate CQAs (design-space step)</w:t>
-                  </w:r>
-                </w:p>
-              </w:tc>
-            </w:tr>
-            <w:tr>
-              <w:tc>
-                <w:tcPr/>
-                <w:p>
-                  <w:pPr>
-                    <w:pStyle w:val="Compact"/>
-                    <w:jc w:val="right"/>
-                    <w:jc w:val="center"/>
-                  </w:pPr>
-                  <w:r>
-                    <w:t xml:space="preserve">4</w:t>
-                  </w:r>
-                </w:p>
-              </w:tc>
-              <w:tc>
-                <w:tcPr/>
-                <w:p>
-                  <w:pPr>
-                    <w:pStyle w:val="Compact"/>
-                    <w:jc w:val="left"/>
-                    <w:jc w:val="center"/>
-                  </w:pPr>
-                  <w:r>
-                    <w:t xml:space="preserve">Harvest and Clarification</w:t>
-                  </w:r>
-                </w:p>
-              </w:tc>
-              <w:tc>
-                <w:tcPr/>
-                <w:p>
-                  <w:pPr>
-                    <w:pStyle w:val="Compact"/>
-                    <w:jc w:val="left"/>
-                    <w:jc w:val="center"/>
-                  </w:pPr>
-                  <w:r>
-                    <w:t xml:space="preserve">Primary recovery and clarification; forms no product-quality CQA</w:t>
-                  </w:r>
-                </w:p>
-              </w:tc>
-            </w:tr>
-            <w:tr>
-              <w:tc>
-                <w:tcPr/>
-                <w:p>
-                  <w:pPr>
-                    <w:pStyle w:val="Compact"/>
-                    <w:jc w:val="right"/>
-                    <w:jc w:val="center"/>
-                  </w:pPr>
-                  <w:r>
-                    <w:t xml:space="preserve">5</w:t>
-                  </w:r>
-                </w:p>
-              </w:tc>
-              <w:tc>
-                <w:tcPr/>
-                <w:p>
-                  <w:pPr>
-                    <w:pStyle w:val="Compact"/>
-                    <w:jc w:val="left"/>
-                    <w:jc w:val="center"/>
-                  </w:pPr>
-                  <w:r>
-                    <w:t xml:space="preserve">Protein A Chromatography</w:t>
-                  </w:r>
-                </w:p>
-              </w:tc>
-              <w:tc>
-                <w:tcPr/>
-                <w:p>
-                  <w:pPr>
-                    <w:pStyle w:val="Compact"/>
-                    <w:jc w:val="left"/>
-                    <w:jc w:val="center"/>
-                  </w:pPr>
-                  <w:r>
-                    <w:t xml:space="preserve">Capture; sets leached Protein A; principal HCP and DNA clearance</w:t>
-                  </w:r>
-                </w:p>
-              </w:tc>
-            </w:tr>
-            <w:tr>
-              <w:tc>
-                <w:tcPr/>
-                <w:p>
-                  <w:pPr>
-                    <w:pStyle w:val="Compact"/>
-                    <w:jc w:val="right"/>
-                    <w:jc w:val="center"/>
-                  </w:pPr>
-                  <w:r>
-                    <w:t xml:space="preserve">6</w:t>
-                  </w:r>
-                </w:p>
-              </w:tc>
-              <w:tc>
-                <w:tcPr/>
-                <w:p>
-                  <w:pPr>
-                    <w:pStyle w:val="Compact"/>
-                    <w:jc w:val="left"/>
-                    <w:jc w:val="center"/>
-                  </w:pPr>
-                  <w:r>
-                    <w:t xml:space="preserve">Low-pH Viral Inactivation</w:t>
-                  </w:r>
-                </w:p>
-              </w:tc>
-              <w:tc>
-                <w:tcPr/>
-                <w:p>
-                  <w:pPr>
-                    <w:pStyle w:val="Compact"/>
-                    <w:jc w:val="left"/>
-                    <w:jc w:val="center"/>
-                  </w:pPr>
-                  <w:r>
-                    <w:t xml:space="preserve">Low-pH hold; sets the cumulative XMuLV (enveloped) clearance</w:t>
-                  </w:r>
-                </w:p>
-              </w:tc>
-            </w:tr>
-            <w:tr>
-              <w:tc>
-                <w:tcPr/>
-                <w:p>
-                  <w:pPr>
-                    <w:pStyle w:val="Compact"/>
-                    <w:jc w:val="right"/>
-                    <w:jc w:val="center"/>
-                  </w:pPr>
-                  <w:r>
-                    <w:t xml:space="preserve">7</w:t>
-                  </w:r>
-                </w:p>
-              </w:tc>
-              <w:tc>
-                <w:tcPr/>
-                <w:p>
-                  <w:pPr>
-                    <w:pStyle w:val="Compact"/>
-                    <w:jc w:val="left"/>
-                    <w:jc w:val="center"/>
-                  </w:pPr>
-                  <w:r>
-                    <w:t xml:space="preserve">Cation Exchange Chromatography</w:t>
-                  </w:r>
-                </w:p>
-              </w:tc>
-              <w:tc>
-                <w:tcPr/>
-                <w:p>
-                  <w:pPr>
-                    <w:pStyle w:val="Compact"/>
-                    <w:jc w:val="left"/>
-                    <w:jc w:val="center"/>
-                  </w:pPr>
-                  <w:r>
-                    <w:t xml:space="preserve">Polish; principal aggregate reduction; major HCP/DNA/leached-PA clearance</w:t>
-                  </w:r>
-                </w:p>
-              </w:tc>
-            </w:tr>
-            <w:tr>
-              <w:tc>
-                <w:tcPr/>
-                <w:p>
-                  <w:pPr>
-                    <w:pStyle w:val="Compact"/>
-                    <w:jc w:val="right"/>
-                    <w:jc w:val="center"/>
-                  </w:pPr>
-                  <w:r>
-                    <w:t xml:space="preserve">8</w:t>
-                  </w:r>
-                </w:p>
-              </w:tc>
-              <w:tc>
-                <w:tcPr/>
-                <w:p>
-                  <w:pPr>
-                    <w:pStyle w:val="Compact"/>
-                    <w:jc w:val="left"/>
-                    <w:jc w:val="center"/>
-                  </w:pPr>
-                  <w:r>
-                    <w:t xml:space="preserve">Anion Exchange Chromatography</w:t>
-                  </w:r>
-                </w:p>
-              </w:tc>
-              <w:tc>
-                <w:tcPr/>
-                <w:p>
-                  <w:pPr>
-                    <w:pStyle w:val="Compact"/>
-                    <w:jc w:val="left"/>
-                    <w:jc w:val="center"/>
-                  </w:pPr>
-                  <w:r>
-                    <w:t xml:space="preserve">Flow-through polish; sets the cumulative MVM clearance; clears XMuLV/HCP/DNA</w:t>
-                  </w:r>
-                </w:p>
-              </w:tc>
-            </w:tr>
-            <w:tr>
-              <w:tc>
-                <w:tcPr/>
-                <w:p>
-                  <w:pPr>
-                    <w:pStyle w:val="Compact"/>
-                    <w:jc w:val="right"/>
-                    <w:jc w:val="center"/>
-                  </w:pPr>
-                  <w:r>
-                    <w:t xml:space="preserve">9</w:t>
-                  </w:r>
-                </w:p>
-              </w:tc>
-              <w:tc>
-                <w:tcPr/>
-                <w:p>
-                  <w:pPr>
-                    <w:pStyle w:val="Compact"/>
-                    <w:jc w:val="left"/>
-                    <w:jc w:val="center"/>
-                  </w:pPr>
-                  <w:r>
-                    <w:t xml:space="preserve">Small-Virus Retentive Filtration</w:t>
-                  </w:r>
-                </w:p>
-              </w:tc>
-              <w:tc>
-                <w:tcPr/>
-                <w:p>
-                  <w:pPr>
-                    <w:pStyle w:val="Compact"/>
-                    <w:jc w:val="left"/>
-                    <w:jc w:val="center"/>
-                  </w:pPr>
-                  <w:r>
-                    <w:t xml:space="preserve">Dedicated small-virus removal; principal MVM clearance</w:t>
-                  </w:r>
-                </w:p>
-              </w:tc>
-            </w:tr>
-            <w:tr>
-              <w:tc>
-                <w:tcPr/>
-                <w:p>
-                  <w:pPr>
-                    <w:pStyle w:val="Compact"/>
-                    <w:jc w:val="right"/>
-                    <w:jc w:val="center"/>
-                  </w:pPr>
-                  <w:r>
-                    <w:t xml:space="preserve">10</w:t>
-                  </w:r>
-                </w:p>
-              </w:tc>
-              <w:tc>
-                <w:tcPr/>
-                <w:p>
-                  <w:pPr>
-                    <w:pStyle w:val="Compact"/>
-                    <w:jc w:val="left"/>
-                    <w:jc w:val="center"/>
-                  </w:pPr>
-                  <w:r>
-                    <w:t xml:space="preserve">Ultrafiltration / Diafiltration</w:t>
-                  </w:r>
-                </w:p>
-              </w:tc>
-              <w:tc>
-                <w:tcPr/>
-                <w:p>
-                  <w:pPr>
-                    <w:pStyle w:val="Compact"/>
-                    <w:jc w:val="left"/>
-                    <w:jc w:val="center"/>
-                  </w:pPr>
-                  <w:r>
-                    <w:t xml:space="preserve">Formulation / mass balance; delivers drug substance at target concentration</w:t>
+                    <w:jc w:val="left"/>
+                    <w:jc w:val="center"/>
+                  </w:pPr>
+                  <w:r>
+                    <w:t xml:space="preserve">Viral clearance — XMuLV (enveloped)</w:t>
+                  </w:r>
+                </w:p>
+              </w:tc>
+              <w:tc>
+                <w:tcPr/>
+                <w:p>
+                  <w:pPr>
+                    <w:pStyle w:val="Compact"/>
+                    <w:jc w:val="left"/>
+                    <w:jc w:val="center"/>
+                  </w:pPr>
+                  <w:r>
+                    <w:t xml:space="preserve">viral safety</w:t>
+                  </w:r>
+                </w:p>
+              </w:tc>
+              <w:tc>
+                <w:tcPr/>
+                <w:p>
+                  <w:pPr>
+                    <w:pStyle w:val="Compact"/>
+                    <w:jc w:val="left"/>
+                    <w:jc w:val="center"/>
+                  </w:pPr>
+                  <w:r>
+                    <w:t xml:space="preserve">16.7–30 log10 (cumulative)</w:t>
+                  </w:r>
+                </w:p>
+              </w:tc>
+              <w:tc>
+                <w:tcPr/>
+                <w:p>
+                  <w:pPr>
+                    <w:pStyle w:val="Compact"/>
+                    <w:jc w:val="left"/>
+                    <w:jc w:val="center"/>
+                  </w:pPr>
+                  <w:r>
+                    <w:t xml:space="preserve">VH</w:t>
+                  </w:r>
+                </w:p>
+              </w:tc>
+              <w:tc>
+                <w:tcPr/>
+                <w:p>
+                  <w:pPr>
+                    <w:pStyle w:val="Compact"/>
+                    <w:jc w:val="right"/>
+                    <w:jc w:val="center"/>
+                  </w:pPr>
+                  <w:r>
+                    <w:t xml:space="preserve">20</w:t>
                   </w:r>
                 </w:p>
               </w:tc>
             </w:tr>
           </w:tbl>
-          <w:bookmarkEnd w:id="17"/>
+          <w:bookmarkEnd w:id="18"/>
           <w:p/>
         </w:tc>
       </w:tr>
@@ -2498,25 +2481,63 @@
         <w:pStyle w:val="BodyText"/>
       </w:pPr>
       <w:r>
-        <w:t xml:space="preserve">Enveloped viruses are inactivated at low pH by irreversible disruption of the lipid envelope</w:t>
-      </w:r>
-      <w:r>
-        <w:t xml:space="preserve"> </w:t>
-      </w:r>
-      <w:r>
-        <w:t xml:space="preserve">and of the envelope glycoproteins that mediate entry into the host cell. The mechanism acts</w:t>
-      </w:r>
-      <w:r>
-        <w:t xml:space="preserve"> </w:t>
-      </w:r>
-      <w:r>
-        <w:t xml:space="preserve">on the virus and not on the antibody, and it does not apply to viruses that have no envelope,</w:t>
-      </w:r>
-      <w:r>
-        <w:t xml:space="preserve"> </w:t>
-      </w:r>
-      <w:r>
-        <w:t xml:space="preserve">which is why the step is credited for XMuLV and makes no claim for MVM (§1).</w:t>
+        <w:t xml:space="preserve">Enveloped-virus clearance is of very high criticality, and its acceptance criterion is</w:t>
+      </w:r>
+      <w:r>
+        <w:t xml:space="preserve"> </w:t>
+      </w:r>
+      <w:r>
+        <w:t xml:space="preserve">cumulative over the purification train instead of specific to any one step, so the</w:t>
+      </w:r>
+      <w:r>
+        <w:t xml:space="preserve"> </w:t>
+      </w:r>
+      <w:r>
+        <w:t xml:space="preserve">criterion this study must meet is the step’s own contribution to that total, which is</w:t>
+      </w:r>
+      <w:r>
+        <w:t xml:space="preserve"> </w:t>
+      </w:r>
+      <w:r>
+        <w:t xml:space="preserve">derived in §7. Criticality is treated as a continuum under ICH Q9(R1)</w:t>
+      </w:r>
+      <w:r>
+        <w:t xml:space="preserve"> </w:t>
+      </w:r>
+      <w:r>
+        <w:t xml:space="preserve">(International Council for Harmonisation 2023b)</w:t>
+      </w:r>
+      <w:r>
+        <w:t xml:space="preserve">, and the</w:t>
+      </w:r>
+      <w:r>
+        <w:t xml:space="preserve"> </w:t>
+      </w:r>
+      <w:r>
+        <w:t xml:space="preserve">Tool #1 score in</w:t>
+      </w:r>
+      <w:r>
+        <w:t xml:space="preserve"> </w:t>
+      </w:r>
+      <w:hyperlink w:anchor="tbl-cqa">
+        <w:r>
+          <w:rPr>
+            <w:rStyle w:val="Hyperlink"/>
+          </w:rPr>
+          <w:t xml:space="preserve">Table 4</w:t>
+        </w:r>
+      </w:hyperlink>
+      <w:r>
+        <w:t xml:space="preserve"> </w:t>
+      </w:r>
+      <w:r>
+        <w:t xml:space="preserve">combines the impact of the attribute on safety and efficacy with the</w:t>
+      </w:r>
+      <w:r>
+        <w:t xml:space="preserve"> </w:t>
+      </w:r>
+      <w:r>
+        <w:t xml:space="preserve">uncertainty in that impact.</w:t>
       </w:r>
     </w:p>
     <w:p>
@@ -2524,98 +2545,9 @@
         <w:pStyle w:val="BodyText"/>
       </w:pPr>
       <w:r>
-        <w:t xml:space="preserve">Low-pH inactivation has been operated on the Novacyte humanised IgG1 platform for three</w:t>
-      </w:r>
-      <w:r>
-        <w:t xml:space="preserve"> </w:t>
-      </w:r>
-      <w:r>
-        <w:t xml:space="preserve">earlier products (X-Mab, Y-Mab and Z-Mab), under conditions that have not changed materially</w:t>
-      </w:r>
-      <w:r>
-        <w:t xml:space="preserve"> </w:t>
-      </w:r>
-      <w:r>
-        <w:t xml:space="preserve">between them. Prior knowledge from those products applies directly to A-Mab for the</w:t>
-      </w:r>
-      <w:r>
-        <w:t xml:space="preserve"> </w:t>
-      </w:r>
-      <w:r>
-        <w:t xml:space="preserve">inactivation kinetics, because the mechanism is a property of the virus and is independent of</w:t>
-      </w:r>
-      <w:r>
-        <w:t xml:space="preserve"> </w:t>
-      </w:r>
-      <w:r>
-        <w:t xml:space="preserve">the product. It does not apply to the acid stability of the molecule, which is product</w:t>
-      </w:r>
-      <w:r>
-        <w:t xml:space="preserve"> </w:t>
-      </w:r>
-      <w:r>
-        <w:t xml:space="preserve">specific, so the lower pH edge has to be established for A-Mab in this study.</w:t>
-      </w:r>
-    </w:p>
-    <w:p>
-      <w:pPr>
-        <w:pStyle w:val="BodyText"/>
-      </w:pPr>
-      <w:r>
-        <w:t xml:space="preserve">Three mechanistic expectations follow from the platform data, and they frame the design.</w:t>
-      </w:r>
-      <w:r>
-        <w:t xml:space="preserve"> </w:t>
-      </w:r>
-      <w:r>
-        <w:t xml:space="preserve">Inactivation should be faster at lower pH, at longer hold time and at higher temperature.</w:t>
-      </w:r>
-      <w:r>
-        <w:t xml:space="preserve"> </w:t>
-      </w:r>
-      <w:r>
-        <w:t xml:space="preserve">Aggregate formation should rise with hold time and with temperature, and should rise steeply</w:t>
-      </w:r>
-      <w:r>
-        <w:t xml:space="preserve"> </w:t>
-      </w:r>
-      <w:r>
-        <w:t xml:space="preserve">as the pH approaches the acid-unfolding transition of the antibody, while acidic charge</w:t>
-      </w:r>
-      <w:r>
-        <w:t xml:space="preserve"> </w:t>
-      </w:r>
-      <w:r>
-        <w:t xml:space="preserve">variants should increase slightly across the hold without approaching the drug-substance</w:t>
-      </w:r>
-      <w:r>
-        <w:t xml:space="preserve"> </w:t>
-      </w:r>
-      <w:r>
-        <w:t xml:space="preserve">limit. The study will confirm or refute each of these expectations.</w:t>
-      </w:r>
-    </w:p>
-    <w:bookmarkEnd w:id="18"/>
-    <w:bookmarkStart w:id="20" w:name="quality-attributes-in-scope"/>
-    <w:p>
-      <w:pPr>
-        <w:pStyle w:val="Heading2"/>
-      </w:pPr>
-      <w:r>
-        <w:t xml:space="preserve">4.2 Quality attributes in scope</w:t>
-      </w:r>
-    </w:p>
-    <w:p>
-      <w:pPr>
-        <w:pStyle w:val="FirstParagraph"/>
-      </w:pPr>
-      <w:r>
-        <w:t xml:space="preserve">The step sets one critical quality attribute and puts two others at risk, and</w:t>
-      </w:r>
-      <w:r>
-        <w:t xml:space="preserve"> </w:t>
-      </w:r>
-      <w:hyperlink w:anchor="tbl-cqa">
+        <w:t xml:space="preserve">Two further attributes are governed by the step without being set by it (</w:t>
+      </w:r>
+      <w:hyperlink w:anchor="tbl-cqa-hold">
         <w:r>
           <w:rPr>
             <w:rStyle w:val="Hyperlink"/>
@@ -2624,16 +2556,25 @@
         </w:r>
       </w:hyperlink>
       <w:r>
-        <w:t xml:space="preserve"> </w:t>
-      </w:r>
-      <w:r>
-        <w:t xml:space="preserve">gives</w:t>
-      </w:r>
-      <w:r>
-        <w:t xml:space="preserve"> </w:t>
-      </w:r>
-      <w:r>
-        <w:t xml:space="preserve">the attributes in scope with their acceptance criteria and their assigned criticality.</w:t>
+        <w:t xml:space="preserve">).</w:t>
+      </w:r>
+      <w:r>
+        <w:t xml:space="preserve"> </w:t>
+      </w:r>
+      <w:r>
+        <w:t xml:space="preserve">Neither is cleared here. Both rise slowly during an acidic hold, so the decision rule for</w:t>
+      </w:r>
+      <w:r>
+        <w:t xml:space="preserve"> </w:t>
+      </w:r>
+      <w:r>
+        <w:t xml:space="preserve">each is that the pool stays inside the drug-substance specification and that the change</w:t>
+      </w:r>
+      <w:r>
+        <w:t xml:space="preserve"> </w:t>
+      </w:r>
+      <w:r>
+        <w:t xml:space="preserve">across the hold is characterized and bounded.</w:t>
       </w:r>
     </w:p>
     <w:tbl>
@@ -2649,7 +2590,7 @@
       <w:tr>
         <w:tc>
           <w:tcPr/>
-          <w:bookmarkStart w:id="19" w:name="tbl-cqa"/>
+          <w:bookmarkStart w:id="19" w:name="tbl-cqa-hold"/>
           <w:p>
             <w:pPr>
               <w:jc w:val="center"/>
@@ -2660,7 +2601,7 @@
               <w:pStyle w:val="ImageCaption"/>
             </w:pPr>
             <w:r>
-              <w:t xml:space="preserve">Table 5: Quality attributes in scope for the low-pH viral inactivation step.</w:t>
+              <w:t xml:space="preserve">Table 5: Attributes the step must not degrade, with their drug-substance acceptance criteria.</w:t>
             </w:r>
           </w:p>
           <w:tbl>
@@ -2671,11 +2612,11 @@
               <w:tblLook w:firstRow="1" w:lastRow="0" w:firstColumn="0" w:lastColumn="0" w:noHBand="0" w:noVBand="0" w:val="0020"/>
             </w:tblPr>
             <w:tblGrid>
-              <w:gridCol w:w="2786"/>
-              <w:gridCol w:w="1173"/>
-              <w:gridCol w:w="2053"/>
-              <w:gridCol w:w="1100"/>
-              <w:gridCol w:w="806"/>
+              <w:gridCol w:w="2979"/>
+              <w:gridCol w:w="1254"/>
+              <w:gridCol w:w="1646"/>
+              <w:gridCol w:w="1176"/>
+              <w:gridCol w:w="862"/>
             </w:tblGrid>
             <w:tr>
               <w:trPr>
@@ -2743,73 +2684,6 @@
                   </w:pPr>
                   <w:r>
                     <w:t xml:space="preserve">Tool #1</w:t>
-                  </w:r>
-                </w:p>
-              </w:tc>
-            </w:tr>
-            <w:tr>
-              <w:tc>
-                <w:tcPr/>
-                <w:p>
-                  <w:pPr>
-                    <w:pStyle w:val="Compact"/>
-                    <w:jc w:val="left"/>
-                    <w:jc w:val="center"/>
-                  </w:pPr>
-                  <w:r>
-                    <w:t xml:space="preserve">Viral clearance — XMuLV (enveloped)</w:t>
-                  </w:r>
-                </w:p>
-              </w:tc>
-              <w:tc>
-                <w:tcPr/>
-                <w:p>
-                  <w:pPr>
-                    <w:pStyle w:val="Compact"/>
-                    <w:jc w:val="left"/>
-                    <w:jc w:val="center"/>
-                  </w:pPr>
-                  <w:r>
-                    <w:t xml:space="preserve">viral safety</w:t>
-                  </w:r>
-                </w:p>
-              </w:tc>
-              <w:tc>
-                <w:tcPr/>
-                <w:p>
-                  <w:pPr>
-                    <w:pStyle w:val="Compact"/>
-                    <w:jc w:val="left"/>
-                    <w:jc w:val="center"/>
-                  </w:pPr>
-                  <w:r>
-                    <w:t xml:space="preserve">16.7–30 log10 (cumulative)</w:t>
-                  </w:r>
-                </w:p>
-              </w:tc>
-              <w:tc>
-                <w:tcPr/>
-                <w:p>
-                  <w:pPr>
-                    <w:pStyle w:val="Compact"/>
-                    <w:jc w:val="left"/>
-                    <w:jc w:val="center"/>
-                  </w:pPr>
-                  <w:r>
-                    <w:t xml:space="preserve">VH</w:t>
-                  </w:r>
-                </w:p>
-              </w:tc>
-              <w:tc>
-                <w:tcPr/>
-                <w:p>
-                  <w:pPr>
-                    <w:pStyle w:val="Compact"/>
-                    <w:jc w:val="right"/>
-                    <w:jc w:val="center"/>
-                  </w:pPr>
-                  <w:r>
-                    <w:t xml:space="preserve">20</w:t>
                   </w:r>
                 </w:p>
               </w:tc>
@@ -2954,97 +2828,6 @@
         </w:tc>
       </w:tr>
     </w:tbl>
-    <w:p>
-      <w:pPr>
-        <w:pStyle w:val="BodyText"/>
-      </w:pPr>
-      <w:r>
-        <w:t xml:space="preserve">Enveloped virus clearance is of very high criticality and is the attribute the step exists to</w:t>
-      </w:r>
-      <w:r>
-        <w:t xml:space="preserve"> </w:t>
-      </w:r>
-      <w:r>
-        <w:t xml:space="preserve">deliver. Aggregate is of high criticality and is formed at this step and not cleared by it,</w:t>
-      </w:r>
-      <w:r>
-        <w:t xml:space="preserve"> </w:t>
-      </w:r>
-      <w:r>
-        <w:t xml:space="preserve">so the hold has to be shown not to raise aggregate beyond the drug-substance limit. Acidic</w:t>
-      </w:r>
-      <w:r>
-        <w:t xml:space="preserve"> </w:t>
-      </w:r>
-      <w:r>
-        <w:t xml:space="preserve">charge variants are of very low criticality and are monitored as a guard on acid exposure.</w:t>
-      </w:r>
-      <w:r>
-        <w:t xml:space="preserve"> </w:t>
-      </w:r>
-      <w:r>
-        <w:t xml:space="preserve">Criticality follows the assessment recorded in RA-001, in which the Tool #1 score is the</w:t>
-      </w:r>
-      <w:r>
-        <w:t xml:space="preserve"> </w:t>
-      </w:r>
-      <w:r>
-        <w:t xml:space="preserve">product of clinical impact and uncertainty, attributes scored high or very high are treated</w:t>
-      </w:r>
-      <w:r>
-        <w:t xml:space="preserve"> </w:t>
-      </w:r>
-      <w:r>
-        <w:t xml:space="preserve">as critical, and criticality is treated as a continuum and not as a binary label</w:t>
-      </w:r>
-      <w:r>
-        <w:t xml:space="preserve"> </w:t>
-      </w:r>
-      <w:r>
-        <w:t xml:space="preserve">(International Council for Harmonisation 2023b; CMC Biotech Working Group 2009)</w:t>
-      </w:r>
-      <w:r>
-        <w:t xml:space="preserve">.</w:t>
-      </w:r>
-    </w:p>
-    <w:p>
-      <w:pPr>
-        <w:pStyle w:val="BodyText"/>
-      </w:pPr>
-      <w:r>
-        <w:t xml:space="preserve">Enveloped virus clearance is cumulative across the process and is not delivered here alone.</w:t>
-      </w:r>
-      <w:r>
-        <w:t xml:space="preserve"> </w:t>
-      </w:r>
-      <w:r>
-        <w:t xml:space="preserve">Anion exchange and small-virus retentive filtration each contribute an independent reduction</w:t>
-      </w:r>
-      <w:r>
-        <w:t xml:space="preserve"> </w:t>
-      </w:r>
-      <w:r>
-        <w:t xml:space="preserve">by a different mechanism, and those contributions are characterized in PCR-008 and PCR-009,</w:t>
-      </w:r>
-      <w:r>
-        <w:t xml:space="preserve"> </w:t>
-      </w:r>
-      <w:r>
-        <w:t xml:space="preserve">with the cumulative claim consolidated in PCMR-001. The contribution required of this step is</w:t>
-      </w:r>
-      <w:r>
-        <w:t xml:space="preserve"> </w:t>
-      </w:r>
-      <w:r>
-        <w:t xml:space="preserve">the cumulative requirement less the clearance credited to the other two steps, and §7 gives</w:t>
-      </w:r>
-      <w:r>
-        <w:t xml:space="preserve"> </w:t>
-      </w:r>
-      <w:r>
-        <w:t xml:space="preserve">the resulting criterion.</w:t>
-      </w:r>
-    </w:p>
     <w:bookmarkEnd w:id="20"/>
     <w:bookmarkStart w:id="21" w:name="risk-based-prioritization-of-parameters"/>
     <w:p>
@@ -3060,421 +2843,18 @@
         <w:pStyle w:val="FirstParagraph"/>
       </w:pPr>
       <w:r>
-        <w:t xml:space="preserve">RA-001 ranked the parameters of this step on their potential effect on the attributes in</w:t>
-      </w:r>
-      <w:r>
-        <w:t xml:space="preserve"> </w:t>
-      </w:r>
-      <w:hyperlink w:anchor="tbl-cqa">
-        <w:r>
-          <w:rPr>
-            <w:rStyle w:val="Hyperlink"/>
-          </w:rPr>
-          <w:t xml:space="preserve">Table 5</w:t>
-        </w:r>
-      </w:hyperlink>
-      <w:r>
-        <w:t xml:space="preserve"> </w:t>
-      </w:r>
-      <w:r>
-        <w:t xml:space="preserve">and on their potential to interact with each other, and the</w:t>
-      </w:r>
-      <w:r>
-        <w:t xml:space="preserve"> </w:t>
-      </w:r>
-      <w:r>
-        <w:t xml:space="preserve">3 highest ranked parameters were assigned to a multivariate study while</w:t>
-      </w:r>
-      <w:r>
-        <w:t xml:space="preserve"> </w:t>
-      </w:r>
-      <w:r>
-        <w:t xml:space="preserve">A-Mab concentration was assigned to a univariate study.</w:t>
+        <w:t xml:space="preserve">RA-001 ranked the parameters of this step before any characterization was run, and its</w:t>
+      </w:r>
+      <w:r>
+        <w:t xml:space="preserve"> </w:t>
+      </w:r>
+      <w:r>
+        <w:t xml:space="preserve">output is the study type in</w:t>
       </w:r>
       <w:r>
         <w:t xml:space="preserve"> </w:t>
       </w:r>
       <w:hyperlink w:anchor="tbl-params">
-        <w:r>
-          <w:rPr>
-            <w:rStyle w:val="Hyperlink"/>
-          </w:rPr>
-          <w:t xml:space="preserve">Table 7</w:t>
-        </w:r>
-      </w:hyperlink>
-      <w:r>
-        <w:t xml:space="preserve"> </w:t>
-      </w:r>
-      <w:r>
-        <w:t xml:space="preserve">carries that assignment.</w:t>
-      </w:r>
-    </w:p>
-    <w:p>
-      <w:pPr>
-        <w:pStyle w:val="BodyText"/>
-      </w:pPr>
-      <w:r>
-        <w:t xml:space="preserve">Inactivation pH ranks highest on both scales. It drives the inactivation kinetics directly,</w:t>
-      </w:r>
-      <w:r>
-        <w:t xml:space="preserve"> </w:t>
-      </w:r>
-      <w:r>
-        <w:t xml:space="preserve">it drives acid-induced aggregation directly, and the two effects run in opposite directions,</w:t>
-      </w:r>
-      <w:r>
-        <w:t xml:space="preserve"> </w:t>
-      </w:r>
-      <w:r>
-        <w:t xml:space="preserve">so its acceptable range cannot be set from either response on its own. That two-sided</w:t>
-      </w:r>
-      <w:r>
-        <w:t xml:space="preserve"> </w:t>
-      </w:r>
-      <w:r>
-        <w:t xml:space="preserve">dependence is why pH receives the most stringent treatment of any parameter in the step. Hold</w:t>
-      </w:r>
-      <w:r>
-        <w:t xml:space="preserve"> </w:t>
-      </w:r>
-      <w:r>
-        <w:t xml:space="preserve">time and temperature act on the same kinetics as pH, which is where the interaction risk</w:t>
-      </w:r>
-      <w:r>
-        <w:t xml:space="preserve"> </w:t>
-      </w:r>
-      <w:r>
-        <w:t xml:space="preserve">lies, since a short hold may be sufficient at the low end of the pH range and insufficient at</w:t>
-      </w:r>
-      <w:r>
-        <w:t xml:space="preserve"> </w:t>
-      </w:r>
-      <w:r>
-        <w:t xml:space="preserve">the high end. Temperature acts on aggregation as well, so it appears in both mechanisms.</w:t>
-      </w:r>
-    </w:p>
-    <w:p>
-      <w:pPr>
-        <w:pStyle w:val="BodyText"/>
-      </w:pPr>
-      <w:r>
-        <w:t xml:space="preserve">A-Mab concentration ranked low on both scales. Virus inactivation at fixed pH is a</w:t>
-      </w:r>
-      <w:r>
-        <w:t xml:space="preserve"> </w:t>
-      </w:r>
-      <w:r>
-        <w:t xml:space="preserve">solution-phase reaction whose rate does not depend on the antibody concentration over the</w:t>
-      </w:r>
-      <w:r>
-        <w:t xml:space="preserve"> </w:t>
-      </w:r>
-      <w:r>
-        <w:t xml:space="preserve">range in</w:t>
-      </w:r>
-      <w:r>
-        <w:t xml:space="preserve"> </w:t>
-      </w:r>
-      <w:hyperlink w:anchor="tbl-params">
-        <w:r>
-          <w:rPr>
-            <w:rStyle w:val="Hyperlink"/>
-          </w:rPr>
-          <w:t xml:space="preserve">Table 7</w:t>
-        </w:r>
-      </w:hyperlink>
-      <w:r>
-        <w:t xml:space="preserve">, and platform data show little or no effect on aggregate across the same</w:t>
-      </w:r>
-      <w:r>
-        <w:t xml:space="preserve"> </w:t>
-      </w:r>
-      <w:r>
-        <w:t xml:space="preserve">range. A fourth factor would also expand a design that has to be executed under containment</w:t>
-      </w:r>
-      <w:r>
-        <w:t xml:space="preserve"> </w:t>
-      </w:r>
-      <w:r>
-        <w:t xml:space="preserve">with spiked virus, at a cost the risk ranking does not justify. The parameter will still be</w:t>
-      </w:r>
-      <w:r>
-        <w:t xml:space="preserve"> </w:t>
-      </w:r>
-      <w:r>
-        <w:t xml:space="preserve">studied across its full range (§6.4) and will still be classified in PCR-006, whatever the</w:t>
-      </w:r>
-      <w:r>
-        <w:t xml:space="preserve"> </w:t>
-      </w:r>
-      <w:r>
-        <w:t xml:space="preserve">outcome.</w:t>
-      </w:r>
-    </w:p>
-    <w:bookmarkEnd w:id="21"/>
-    <w:bookmarkEnd w:id="22"/>
-    <w:bookmarkStart w:id="29" w:name="materials-and-methods"/>
-    <w:p>
-      <w:pPr>
-        <w:pStyle w:val="Heading1"/>
-      </w:pPr>
-      <w:r>
-        <w:t xml:space="preserve">5. Materials and methods</w:t>
-      </w:r>
-    </w:p>
-    <w:bookmarkStart w:id="23" w:name="scale-down-model-and-its-qualification"/>
-    <w:p>
-      <w:pPr>
-        <w:pStyle w:val="Heading2"/>
-      </w:pPr>
-      <w:r>
-        <w:t xml:space="preserve">5.1 Scale-down model and its qualification</w:t>
-      </w:r>
-    </w:p>
-    <w:p>
-      <w:pPr>
-        <w:pStyle w:val="FirstParagraph"/>
-      </w:pPr>
-      <w:r>
-        <w:t xml:space="preserve">The scale-down model is a jacketed hold vessel with overhead mixing, titration by controlled</w:t>
-      </w:r>
-      <w:r>
-        <w:t xml:space="preserve"> </w:t>
-      </w:r>
-      <w:r>
-        <w:t xml:space="preserve">acid addition, and continuous recording of pH and temperature. The step has no</w:t>
-      </w:r>
-      <w:r>
-        <w:t xml:space="preserve"> </w:t>
-      </w:r>
-      <w:r>
-        <w:t xml:space="preserve">scale-dependent separation mechanism, so the model is matched to the commercial step on the</w:t>
-      </w:r>
-      <w:r>
-        <w:t xml:space="preserve"> </w:t>
-      </w:r>
-      <w:r>
-        <w:t xml:space="preserve">variables that govern the outcome: the acid addition profile, the time to pH homogeneity</w:t>
-      </w:r>
-      <w:r>
-        <w:t xml:space="preserve"> </w:t>
-      </w:r>
-      <w:r>
-        <w:t xml:space="preserve">after addition, the hold temperature and its control tolerance, and the neutralisation</w:t>
-      </w:r>
-      <w:r>
-        <w:t xml:space="preserve"> </w:t>
-      </w:r>
-      <w:r>
-        <w:t xml:space="preserve">profile. Volume is not itself a scaling variable here, because inactivation is a</w:t>
-      </w:r>
-      <w:r>
-        <w:t xml:space="preserve"> </w:t>
-      </w:r>
-      <w:r>
-        <w:t xml:space="preserve">solution-phase reaction in a homogeneous vessel.</w:t>
-      </w:r>
-    </w:p>
-    <w:p>
-      <w:pPr>
-        <w:pStyle w:val="BodyText"/>
-      </w:pPr>
-      <w:r>
-        <w:t xml:space="preserve">The model will be qualified under SOP-1001 before any characterization run is executed.</w:t>
-      </w:r>
-      <w:r>
-        <w:t xml:space="preserve"> </w:t>
-      </w:r>
-      <w:r>
-        <w:t xml:space="preserve">Qualification will compare the model against at-scale platform records for time to pH</w:t>
-      </w:r>
-      <w:r>
-        <w:t xml:space="preserve"> </w:t>
-      </w:r>
-      <w:r>
-        <w:t xml:space="preserve">homogeneity, hold temperature profile, pool aggregate at the end of the hold, and the</w:t>
-      </w:r>
-      <w:r>
-        <w:t xml:space="preserve"> </w:t>
-      </w:r>
-      <w:r>
-        <w:t xml:space="preserve">condition of the neutralised pool. The qualification record will be summarised in PCR-006 and</w:t>
-      </w:r>
-      <w:r>
-        <w:t xml:space="preserve"> </w:t>
-      </w:r>
-      <w:r>
-        <w:t xml:space="preserve">filed against SOP-1001, and characterization runs will not begin until the model has been</w:t>
-      </w:r>
-      <w:r>
-        <w:t xml:space="preserve"> </w:t>
-      </w:r>
-      <w:r>
-        <w:t xml:space="preserve">qualified, because every conclusion of this study is applied directly to the commercial-scale</w:t>
-      </w:r>
-      <w:r>
-        <w:t xml:space="preserve"> </w:t>
-      </w:r>
-      <w:r>
-        <w:t xml:space="preserve">step.</w:t>
-      </w:r>
-    </w:p>
-    <w:p>
-      <w:pPr>
-        <w:pStyle w:val="BodyText"/>
-      </w:pPr>
-      <w:r>
-        <w:t xml:space="preserve">Two configurations of the same model will be used. Unspiked runs generate the product-quality</w:t>
-      </w:r>
-      <w:r>
-        <w:t xml:space="preserve"> </w:t>
-      </w:r>
-      <w:r>
-        <w:t xml:space="preserve">responses, and spiked runs generate the XMuLV log reduction factor and are executed in a</w:t>
-      </w:r>
-      <w:r>
-        <w:t xml:space="preserve"> </w:t>
-      </w:r>
-      <w:r>
-        <w:t xml:space="preserve">containment laboratory, on material drawn from the same Protein A pool as the matching</w:t>
-      </w:r>
-      <w:r>
-        <w:t xml:space="preserve"> </w:t>
-      </w:r>
-      <w:r>
-        <w:t xml:space="preserve">unspiked run. ICH Q5A(R2) requires that the spiked small-scale model represents the</w:t>
-      </w:r>
-      <w:r>
-        <w:t xml:space="preserve"> </w:t>
-      </w:r>
-      <w:r>
-        <w:t xml:space="preserve">manufacturing step and that the spike does not itself alter it</w:t>
-      </w:r>
-      <w:r>
-        <w:t xml:space="preserve"> </w:t>
-      </w:r>
-      <w:r>
-        <w:t xml:space="preserve">(International Council for Harmonisation 2023a)</w:t>
-      </w:r>
-      <w:r>
-        <w:t xml:space="preserve">. The volume of virus</w:t>
-      </w:r>
-      <w:r>
-        <w:t xml:space="preserve"> </w:t>
-      </w:r>
-      <w:r>
-        <w:t xml:space="preserve">stock added will therefore be held to a small fraction of the pool volume, and the pH and</w:t>
-      </w:r>
-      <w:r>
-        <w:t xml:space="preserve"> </w:t>
-      </w:r>
-      <w:r>
-        <w:t xml:space="preserve">conductivity of the pool will be recorded before and after spiking.</w:t>
-      </w:r>
-    </w:p>
-    <w:p>
-      <w:pPr>
-        <w:pStyle w:val="BodyText"/>
-      </w:pPr>
-      <w:r>
-        <w:t xml:space="preserve">Centre-point runs are replicated in both designs (§6), and their variation is the pure-error</w:t>
-      </w:r>
-      <w:r>
-        <w:t xml:space="preserve"> </w:t>
-      </w:r>
-      <w:r>
-        <w:t xml:space="preserve">term against which lack of fit will be tested, as well as a measure of the reproducibility of</w:t>
-      </w:r>
-      <w:r>
-        <w:t xml:space="preserve"> </w:t>
-      </w:r>
-      <w:r>
-        <w:t xml:space="preserve">the whole procedure, from titration through to assay.</w:t>
-      </w:r>
-    </w:p>
-    <w:bookmarkEnd w:id="23"/>
-    <w:bookmarkStart w:id="24" w:name="operation"/>
-    <w:p>
-      <w:pPr>
-        <w:pStyle w:val="Heading2"/>
-      </w:pPr>
-      <w:r>
-        <w:t xml:space="preserve">5.2 Operation</w:t>
-      </w:r>
-    </w:p>
-    <w:p>
-      <w:pPr>
-        <w:pStyle w:val="FirstParagraph"/>
-      </w:pPr>
-      <w:r>
-        <w:t xml:space="preserve">Each run will follow SOP-2009. The Protein A pool is adjusted to the target inactivation pH</w:t>
-      </w:r>
-      <w:r>
-        <w:t xml:space="preserve"> </w:t>
-      </w:r>
-      <w:r>
-        <w:t xml:space="preserve">by addition of acid with mixing, the pH is confirmed on an independent probe, and the hold</w:t>
-      </w:r>
-      <w:r>
-        <w:t xml:space="preserve"> </w:t>
-      </w:r>
-      <w:r>
-        <w:t xml:space="preserve">starts once the target is reached. The pool is held at the target temperature for the</w:t>
-      </w:r>
-      <w:r>
-        <w:t xml:space="preserve"> </w:t>
-      </w:r>
-      <w:r>
-        <w:t xml:space="preserve">specified time, then neutralised to the cation exchange load pH with base, and filtered.</w:t>
-      </w:r>
-    </w:p>
-    <w:p>
-      <w:pPr>
-        <w:pStyle w:val="BodyText"/>
-      </w:pPr>
-      <w:r>
-        <w:t xml:space="preserve">The input to the step is the Protein A pool characterized in PCR-005. Its aggregate level,</w:t>
-      </w:r>
-      <w:r>
-        <w:t xml:space="preserve"> </w:t>
-      </w:r>
-      <w:r>
-        <w:t xml:space="preserve">protein concentration and pH are feed attributes of this step and not parameters of it.</w:t>
-      </w:r>
-      <w:r>
-        <w:t xml:space="preserve"> </w:t>
-      </w:r>
-      <w:r>
-        <w:t xml:space="preserve">Buffer identity, acid and base molarity, filter type and vessel material are controlled to</w:t>
-      </w:r>
-      <w:r>
-        <w:t xml:space="preserve"> </w:t>
-      </w:r>
-      <w:r>
-        <w:t xml:space="preserve">platform specification and are not characterized here. A-Mab concentration is the one feed</w:t>
-      </w:r>
-      <w:r>
-        <w:t xml:space="preserve"> </w:t>
-      </w:r>
-      <w:r>
-        <w:t xml:space="preserve">attribute that will be varied deliberately (§6.4).</w:t>
-      </w:r>
-    </w:p>
-    <w:bookmarkEnd w:id="24"/>
-    <w:bookmarkStart w:id="26" w:name="analytical-methods"/>
-    <w:p>
-      <w:pPr>
-        <w:pStyle w:val="Heading2"/>
-      </w:pPr>
-      <w:r>
-        <w:t xml:space="preserve">5.3 Analytical methods</w:t>
-      </w:r>
-    </w:p>
-    <w:p>
-      <w:pPr>
-        <w:pStyle w:val="FirstParagraph"/>
-      </w:pPr>
-      <w:hyperlink w:anchor="tbl-amv">
         <w:r>
           <w:rPr>
             <w:rStyle w:val="Hyperlink"/>
@@ -3483,34 +2863,848 @@
         </w:r>
       </w:hyperlink>
       <w:r>
-        <w:t xml:space="preserve"> </w:t>
-      </w:r>
-      <w:r>
-        <w:t xml:space="preserve">lists the validated methods that will generate the responses. XMuLV infectivity will</w:t>
-      </w:r>
-      <w:r>
-        <w:t xml:space="preserve"> </w:t>
-      </w:r>
-      <w:r>
-        <w:t xml:space="preserve">be measured as a TCID50 titre under AMV-3017, and the log reduction factor is the difference</w:t>
-      </w:r>
-      <w:r>
-        <w:t xml:space="preserve"> </w:t>
-      </w:r>
-      <w:r>
-        <w:t xml:space="preserve">between the titre of the spiked load and the titre of the held pool, each corrected for</w:t>
-      </w:r>
-      <w:r>
-        <w:t xml:space="preserve"> </w:t>
-      </w:r>
-      <w:r>
-        <w:t xml:space="preserve">volume. Size variants will be measured by SEC under AMV-3011. Charge variants will be</w:t>
-      </w:r>
-      <w:r>
-        <w:t xml:space="preserve"> </w:t>
-      </w:r>
-      <w:r>
-        <w:t xml:space="preserve">measured by imaged capillary isoelectric focusing under AMV-3013.</w:t>
+        <w:t xml:space="preserve">. The ranking combined the potential impact of a</w:t>
+      </w:r>
+      <w:r>
+        <w:t xml:space="preserve"> </w:t>
+      </w:r>
+      <w:r>
+        <w:t xml:space="preserve">parameter on a critical quality attribute with its potential to interact with the other</w:t>
+      </w:r>
+      <w:r>
+        <w:t xml:space="preserve"> </w:t>
+      </w:r>
+      <w:r>
+        <w:t xml:space="preserve">parameters, and a parameter with no data or rationale behind it was ranked at the highest</w:t>
+      </w:r>
+      <w:r>
+        <w:t xml:space="preserve"> </w:t>
+      </w:r>
+      <w:r>
+        <w:t xml:space="preserve">level</w:t>
+      </w:r>
+      <w:r>
+        <w:t xml:space="preserve"> </w:t>
+      </w:r>
+      <w:r>
+        <w:t xml:space="preserve">(CMC Biotech Working Group 2009)</w:t>
+      </w:r>
+      <w:r>
+        <w:t xml:space="preserve">.</w:t>
+      </w:r>
+    </w:p>
+    <w:p>
+      <w:pPr>
+        <w:pStyle w:val="BodyText"/>
+      </w:pPr>
+      <w:r>
+        <w:t xml:space="preserve">Inactivation pH carries the highest rank at this step. Its consequence is two-sided.</w:t>
+      </w:r>
+      <w:r>
+        <w:t xml:space="preserve"> </w:t>
+      </w:r>
+      <w:r>
+        <w:t xml:space="preserve">Above the top of the studied range the antibody is stable but inactivation is incomplete,</w:t>
+      </w:r>
+      <w:r>
+        <w:t xml:space="preserve"> </w:t>
+      </w:r>
+      <w:r>
+        <w:t xml:space="preserve">and below the bottom of it the kinetics are fast but the product is at risk of</w:t>
+      </w:r>
+      <w:r>
+        <w:t xml:space="preserve"> </w:t>
+      </w:r>
+      <w:r>
+        <w:t xml:space="preserve">aggregating. A parameter whose failure modes lie on both sides of its range has no safe</w:t>
+      </w:r>
+      <w:r>
+        <w:t xml:space="preserve"> </w:t>
+      </w:r>
+      <w:r>
+        <w:t xml:space="preserve">direction in which to drift, which is why it is carried into the multivariate design and</w:t>
+      </w:r>
+      <w:r>
+        <w:t xml:space="preserve"> </w:t>
+      </w:r>
+      <w:r>
+        <w:t xml:space="preserve">why the criteria of §7 are applied as a pair and not one at a time.</w:t>
+      </w:r>
+    </w:p>
+    <w:p>
+      <w:pPr>
+        <w:pStyle w:val="BodyText"/>
+      </w:pPr>
+      <w:r>
+        <w:t xml:space="preserve">Hold time and temperature act on the same inactivation kinetics as pH, so their effects</w:t>
+      </w:r>
+      <w:r>
+        <w:t xml:space="preserve"> </w:t>
+      </w:r>
+      <w:r>
+        <w:t xml:space="preserve">cannot be resolved one parameter at a time, and both are carried into the multivariate</w:t>
+      </w:r>
+      <w:r>
+        <w:t xml:space="preserve"> </w:t>
+      </w:r>
+      <w:r>
+        <w:t xml:space="preserve">design with pH. A-Mab concentration is ranked lower. Prior knowledge indicates that</w:t>
+      </w:r>
+      <w:r>
+        <w:t xml:space="preserve"> </w:t>
+      </w:r>
+      <w:r>
+        <w:t xml:space="preserve">protein concentration has little or no effect on inactivation kinetics or on aggregation</w:t>
+      </w:r>
+      <w:r>
+        <w:t xml:space="preserve"> </w:t>
+      </w:r>
+      <w:r>
+        <w:t xml:space="preserve">over the range the capture step delivers</w:t>
+      </w:r>
+      <w:r>
+        <w:t xml:space="preserve"> </w:t>
+      </w:r>
+      <w:r>
+        <w:t xml:space="preserve">(CMC Biotech Working Group 2009)</w:t>
+      </w:r>
+      <w:r>
+        <w:t xml:space="preserve">, and the concentration of the</w:t>
+      </w:r>
+      <w:r>
+        <w:t xml:space="preserve"> </w:t>
+      </w:r>
+      <w:r>
+        <w:t xml:space="preserve">Protein A pool is an outcome of that step and not a set-point of this one. Its normal</w:t>
+      </w:r>
+      <w:r>
+        <w:t xml:space="preserve"> </w:t>
+      </w:r>
+      <w:r>
+        <w:t xml:space="preserve">operating range and its characterization range therefore coincide (</w:t>
+      </w:r>
+      <w:hyperlink w:anchor="tbl-params">
+        <w:r>
+          <w:rPr>
+            <w:rStyle w:val="Hyperlink"/>
+          </w:rPr>
+          <w:t xml:space="preserve">Table 6</w:t>
+        </w:r>
+      </w:hyperlink>
+      <w:r>
+        <w:t xml:space="preserve">), and it</w:t>
+      </w:r>
+      <w:r>
+        <w:t xml:space="preserve"> </w:t>
+      </w:r>
+      <w:r>
+        <w:t xml:space="preserve">will be assessed univariately as described in §6.4.</w:t>
+      </w:r>
+    </w:p>
+    <w:bookmarkEnd w:id="21"/>
+    <w:bookmarkEnd w:id="22"/>
+    <w:bookmarkStart w:id="28" w:name="materials-and-methods"/>
+    <w:p>
+      <w:pPr>
+        <w:pStyle w:val="Heading1"/>
+      </w:pPr>
+      <w:r>
+        <w:t xml:space="preserve">5. Materials and methods</w:t>
+      </w:r>
+    </w:p>
+    <w:bookmarkStart w:id="23" w:name="scale-down-model-and-its-qualification"/>
+    <w:p>
+      <w:pPr>
+        <w:pStyle w:val="Heading2"/>
+      </w:pPr>
+      <w:r>
+        <w:t xml:space="preserve">5.1 Scale-down model and its qualification</w:t>
+      </w:r>
+    </w:p>
+    <w:p>
+      <w:pPr>
+        <w:pStyle w:val="FirstParagraph"/>
+      </w:pPr>
+      <w:r>
+        <w:t xml:space="preserve">Virus cannot be introduced into a manufacturing facility, so the clearance study will be</w:t>
+      </w:r>
+      <w:r>
+        <w:t xml:space="preserve"> </w:t>
+      </w:r>
+      <w:r>
+        <w:t xml:space="preserve">executed on a scaled-down model of the hold with spiked virus. ICH Q5A(R2) requires that</w:t>
+      </w:r>
+      <w:r>
+        <w:t xml:space="preserve"> </w:t>
+      </w:r>
+      <w:r>
+        <w:t xml:space="preserve">such a model be shown to represent the production step before its results are applied to</w:t>
+      </w:r>
+      <w:r>
+        <w:t xml:space="preserve"> </w:t>
+      </w:r>
+      <w:r>
+        <w:t xml:space="preserve">that step</w:t>
+      </w:r>
+      <w:r>
+        <w:t xml:space="preserve"> </w:t>
+      </w:r>
+      <w:r>
+        <w:t xml:space="preserve">(International Council for Harmonisation 2023a)</w:t>
+      </w:r>
+      <w:r>
+        <w:t xml:space="preserve">. The qualification will be executed and documented under SOP-1001,</w:t>
+      </w:r>
+      <w:r>
+        <w:t xml:space="preserve"> </w:t>
+      </w:r>
+      <w:r>
+        <w:t xml:space="preserve">and its status will be stated in PCR-006 before any characterization result is reported.</w:t>
+      </w:r>
+    </w:p>
+    <w:p>
+      <w:pPr>
+        <w:pStyle w:val="BodyText"/>
+      </w:pPr>
+      <w:r>
+        <w:t xml:space="preserve">The model matches the commercial step on the variables that govern inactivation. Control</w:t>
+      </w:r>
+      <w:r>
+        <w:t xml:space="preserve"> </w:t>
+      </w:r>
+      <w:r>
+        <w:t xml:space="preserve">of pH, hold temperature, hold time, mixing and the surface-to-volume ratio of the</w:t>
+      </w:r>
+      <w:r>
+        <w:t xml:space="preserve"> </w:t>
+      </w:r>
+      <w:r>
+        <w:t xml:space="preserve">vessel are matched or bracketed, and the titration profile is reproduced so that the pool</w:t>
+      </w:r>
+      <w:r>
+        <w:t xml:space="preserve"> </w:t>
+      </w:r>
+      <w:r>
+        <w:t xml:space="preserve">reaches the target pH over a comparable time, since the titration itself is part of the</w:t>
+      </w:r>
+      <w:r>
+        <w:t xml:space="preserve"> </w:t>
+      </w:r>
+      <w:r>
+        <w:t xml:space="preserve">exposure the virus receives. Scale-independent variables are operated at the values</w:t>
+      </w:r>
+      <w:r>
+        <w:t xml:space="preserve"> </w:t>
+      </w:r>
+      <w:r>
+        <w:t xml:space="preserve">proposed for commercial manufacture, and scale-dependent variables are set so</w:t>
+      </w:r>
+      <w:r>
+        <w:t xml:space="preserve"> </w:t>
+      </w:r>
+      <w:r>
+        <w:t xml:space="preserve">that the small-scale hold reproduces the performance of the full-scale hold. Qualification</w:t>
+      </w:r>
+      <w:r>
+        <w:t xml:space="preserve"> </w:t>
+      </w:r>
+      <w:r>
+        <w:t xml:space="preserve">compares the pH trajectory after titration, the temperature profile over the hold, and</w:t>
+      </w:r>
+      <w:r>
+        <w:t xml:space="preserve"> </w:t>
+      </w:r>
+      <w:r>
+        <w:t xml:space="preserve">the change in aggregate and charge variants across the hold, against the corresponding</w:t>
+      </w:r>
+      <w:r>
+        <w:t xml:space="preserve"> </w:t>
+      </w:r>
+      <w:r>
+        <w:t xml:space="preserve">at-scale data from clinical and engineering batches. The comparison and its acceptance</w:t>
+      </w:r>
+      <w:r>
+        <w:t xml:space="preserve"> </w:t>
+      </w:r>
+      <w:r>
+        <w:t xml:space="preserve">criteria are held in the qualification record under SOP-1001.</w:t>
+      </w:r>
+    </w:p>
+    <w:p>
+      <w:pPr>
+        <w:pStyle w:val="BodyText"/>
+      </w:pPr>
+      <w:r>
+        <w:t xml:space="preserve">The spiking arrangement is part of the model and is qualified with it. Virus stock will</w:t>
+      </w:r>
+      <w:r>
+        <w:t xml:space="preserve"> </w:t>
+      </w:r>
+      <w:r>
+        <w:t xml:space="preserve">be added to the load in a proportion small enough that the composition of the load is not</w:t>
+      </w:r>
+      <w:r>
+        <w:t xml:space="preserve"> </w:t>
+      </w:r>
+      <w:r>
+        <w:t xml:space="preserve">materially altered, and the spiked load will be sampled before titration to fix the input</w:t>
+      </w:r>
+      <w:r>
+        <w:t xml:space="preserve"> </w:t>
+      </w:r>
+      <w:r>
+        <w:t xml:space="preserve">titre of that run. Cytotoxicity and interference controls will be run on every matrix</w:t>
+      </w:r>
+      <w:r>
+        <w:t xml:space="preserve"> </w:t>
+      </w:r>
+      <w:r>
+        <w:t xml:space="preserve">presented to the infectivity assay, and hold samples will be neutralized on withdrawal so</w:t>
+      </w:r>
+      <w:r>
+        <w:t xml:space="preserve"> </w:t>
+      </w:r>
+      <w:r>
+        <w:t xml:space="preserve">that inactivation does not continue in the sample. A spike large enough to change the</w:t>
+      </w:r>
+      <w:r>
+        <w:t xml:space="preserve"> </w:t>
+      </w:r>
+      <w:r>
+        <w:t xml:space="preserve">load, or a matrix that suppresses the assay, would bias the log reduction factor upward,</w:t>
+      </w:r>
+      <w:r>
+        <w:t xml:space="preserve"> </w:t>
+      </w:r>
+      <w:r>
+        <w:t xml:space="preserve">so these controls are what bound that risk and their results will be reported with the</w:t>
+      </w:r>
+      <w:r>
+        <w:t xml:space="preserve"> </w:t>
+      </w:r>
+      <w:r>
+        <w:t xml:space="preserve">clearance data in PCR-006.</w:t>
+      </w:r>
+    </w:p>
+    <w:p>
+      <w:pPr>
+        <w:pStyle w:val="BodyText"/>
+      </w:pPr>
+      <w:r>
+        <w:t xml:space="preserve">Replicated centre-point runs are the source of the pure-error estimate used in the</w:t>
+      </w:r>
+      <w:r>
+        <w:t xml:space="preserve"> </w:t>
+      </w:r>
+      <w:r>
+        <w:t xml:space="preserve">lack-of-fit test (§5.5). The screening design carries 3 centre points and</w:t>
+      </w:r>
+      <w:r>
+        <w:t xml:space="preserve"> </w:t>
+      </w:r>
+      <w:r>
+        <w:t xml:space="preserve">the response-surface design carries 4.</w:t>
+      </w:r>
+    </w:p>
+    <w:bookmarkEnd w:id="23"/>
+    <w:bookmarkStart w:id="24" w:name="operation"/>
+    <w:p>
+      <w:pPr>
+        <w:pStyle w:val="Heading2"/>
+      </w:pPr>
+      <w:r>
+        <w:t xml:space="preserve">5.2 Operation</w:t>
+      </w:r>
+    </w:p>
+    <w:p>
+      <w:pPr>
+        <w:pStyle w:val="FirstParagraph"/>
+      </w:pPr>
+      <w:r>
+        <w:t xml:space="preserve">The step will be operated at small scale in the sequence used at commercial scale, under</w:t>
+      </w:r>
+      <w:r>
+        <w:t xml:space="preserve"> </w:t>
+      </w:r>
+      <w:r>
+        <w:t xml:space="preserve">SOP-2009. The spiked load is titrated with acid to the inactivation pH, mixed to</w:t>
+      </w:r>
+      <w:r>
+        <w:t xml:space="preserve"> </w:t>
+      </w:r>
+      <w:r>
+        <w:t xml:space="preserve">homogeneity, and held at the target temperature for the target time. The pool is then</w:t>
+      </w:r>
+      <w:r>
+        <w:t xml:space="preserve"> </w:t>
+      </w:r>
+      <w:r>
+        <w:t xml:space="preserve">titrated to the load condition of the cation exchange step and filtered. Samples are</w:t>
+      </w:r>
+      <w:r>
+        <w:t xml:space="preserve"> </w:t>
+      </w:r>
+      <w:r>
+        <w:t xml:space="preserve">drawn as described in §5.4.</w:t>
+      </w:r>
+    </w:p>
+    <w:p>
+      <w:pPr>
+        <w:pStyle w:val="BodyText"/>
+      </w:pPr>
+      <w:r>
+        <w:t xml:space="preserve">Inputs controlled to platform specification are not characterized in this study. Buffer</w:t>
+      </w:r>
+      <w:r>
+        <w:t xml:space="preserve"> </w:t>
+      </w:r>
+      <w:r>
+        <w:t xml:space="preserve">and titrant composition, vessel material, mixing rate and filter type are fixed at their</w:t>
+      </w:r>
+      <w:r>
+        <w:t xml:space="preserve"> </w:t>
+      </w:r>
+      <w:r>
+        <w:t xml:space="preserve">platform settings, are covered by identity and quality control, and are held constant</w:t>
+      </w:r>
+      <w:r>
+        <w:t xml:space="preserve"> </w:t>
+      </w:r>
+      <w:r>
+        <w:t xml:space="preserve">across every run of the design. Varying them would confound the parameters the study is</w:t>
+      </w:r>
+      <w:r>
+        <w:t xml:space="preserve"> </w:t>
+      </w:r>
+      <w:r>
+        <w:t xml:space="preserve">built to resolve.</w:t>
+      </w:r>
+    </w:p>
+    <w:bookmarkEnd w:id="24"/>
+    <w:bookmarkStart w:id="25" w:name="analytical-methods"/>
+    <w:p>
+      <w:pPr>
+        <w:pStyle w:val="Heading2"/>
+      </w:pPr>
+      <w:r>
+        <w:t xml:space="preserve">5.3 Analytical methods</w:t>
+      </w:r>
+    </w:p>
+    <w:p>
+      <w:pPr>
+        <w:pStyle w:val="FirstParagraph"/>
+      </w:pPr>
+      <w:r>
+        <w:t xml:space="preserve">The validated methods that carry the study are listed with the other controlled</w:t>
+      </w:r>
+      <w:r>
+        <w:t xml:space="preserve"> </w:t>
+      </w:r>
+      <w:r>
+        <w:t xml:space="preserve">documents in</w:t>
+      </w:r>
+      <w:r>
+        <w:t xml:space="preserve"> </w:t>
+      </w:r>
+      <w:hyperlink w:anchor="tbl-sop">
+        <w:r>
+          <w:rPr>
+            <w:rStyle w:val="Hyperlink"/>
+          </w:rPr>
+          <w:t xml:space="preserve">Table 3</w:t>
+        </w:r>
+      </w:hyperlink>
+      <w:r>
+        <w:t xml:space="preserve">. XMuLV infectivity is measured as a fifty-percent tissue culture</w:t>
+      </w:r>
+      <w:r>
+        <w:t xml:space="preserve"> </w:t>
+      </w:r>
+      <w:r>
+        <w:t xml:space="preserve">infectious dose (TCID50) under AMV-3017, aggregate by size-exclusion chromatography under</w:t>
+      </w:r>
+      <w:r>
+        <w:t xml:space="preserve"> </w:t>
+      </w:r>
+      <w:r>
+        <w:t xml:space="preserve">AMV-3011, and acidic charge variants by imaged capillary isoelectric focusing under</w:t>
+      </w:r>
+      <w:r>
+        <w:t xml:space="preserve"> </w:t>
+      </w:r>
+      <w:r>
+        <w:t xml:space="preserve">AMV-3013, and each method is validated for the neutralized hold pool as well as for the</w:t>
+      </w:r>
+      <w:r>
+        <w:t xml:space="preserve"> </w:t>
+      </w:r>
+      <w:r>
+        <w:t xml:space="preserve">load presented to the step.</w:t>
+      </w:r>
+    </w:p>
+    <w:p>
+      <w:pPr>
+        <w:pStyle w:val="BodyText"/>
+      </w:pPr>
+      <w:r>
+        <w:t xml:space="preserve">The log reduction factor is the difference between the log₁₀ total infectivity of the</w:t>
+      </w:r>
+      <w:r>
+        <w:t xml:space="preserve"> </w:t>
+      </w:r>
+      <w:r>
+        <w:t xml:space="preserve">spiked load and the log₁₀ total infectivity of the held pool, with the volume of each</w:t>
+      </w:r>
+      <w:r>
+        <w:t xml:space="preserve"> </w:t>
+      </w:r>
+      <w:r>
+        <w:t xml:space="preserve">taken into account. Method performance, including the limit of detection that bounds the</w:t>
+      </w:r>
+      <w:r>
+        <w:t xml:space="preserve"> </w:t>
+      </w:r>
+      <w:r>
+        <w:t xml:space="preserve">largest reduction the assay can report, is held in the validation records named in</w:t>
+      </w:r>
+      <w:r>
+        <w:t xml:space="preserve"> </w:t>
+      </w:r>
+      <w:hyperlink w:anchor="tbl-sop">
+        <w:r>
+          <w:rPr>
+            <w:rStyle w:val="Hyperlink"/>
+          </w:rPr>
+          <w:t xml:space="preserve">Table 3</w:t>
+        </w:r>
+      </w:hyperlink>
+      <w:r>
+        <w:t xml:space="preserve"> </w:t>
+      </w:r>
+      <w:r>
+        <w:t xml:space="preserve">and is summarized in PCR-006. Where a pool sample gives no detectable virus, the</w:t>
+      </w:r>
+      <w:r>
+        <w:t xml:space="preserve"> </w:t>
+      </w:r>
+      <w:r>
+        <w:t xml:space="preserve">reduction will be reported as at least the value calculated from the detection limit, and</w:t>
+      </w:r>
+      <w:r>
+        <w:t xml:space="preserve"> </w:t>
+      </w:r>
+      <w:r>
+        <w:t xml:space="preserve">that run will not be treated as a point estimate of the reduction achieved.</w:t>
+      </w:r>
+    </w:p>
+    <w:bookmarkEnd w:id="25"/>
+    <w:bookmarkStart w:id="26" w:name="sampling-plan"/>
+    <w:p>
+      <w:pPr>
+        <w:pStyle w:val="Heading2"/>
+      </w:pPr>
+      <w:r>
+        <w:t xml:space="preserve">5.4 Sampling plan</w:t>
+      </w:r>
+    </w:p>
+    <w:p>
+      <w:pPr>
+        <w:pStyle w:val="FirstParagraph"/>
+      </w:pPr>
+      <w:r>
+        <w:t xml:space="preserve">Every run gives a spiked load sample and an end-of-hold pool sample, and both are assayed</w:t>
+      </w:r>
+      <w:r>
+        <w:t xml:space="preserve"> </w:t>
+      </w:r>
+      <w:r>
+        <w:t xml:space="preserve">for infectivity, for aggregate and for charge variants. The load sample fixes the input</w:t>
+      </w:r>
+      <w:r>
+        <w:t xml:space="preserve"> </w:t>
+      </w:r>
+      <w:r>
+        <w:t xml:space="preserve">titre and the input quality of the run, so each run carries its own control and the</w:t>
+      </w:r>
+      <w:r>
+        <w:t xml:space="preserve"> </w:t>
+      </w:r>
+      <w:r>
+        <w:t xml:space="preserve">reduction is calculated within the run. Load attributes (aggregate, acidic variants and protein</w:t>
+      </w:r>
+      <w:r>
+        <w:t xml:space="preserve"> </w:t>
+      </w:r>
+      <w:r>
+        <w:t xml:space="preserve">concentration) are recorded for every run, so that a load outside its usual composition can be identified afterwards.</w:t>
+      </w:r>
+    </w:p>
+    <w:p>
+      <w:pPr>
+        <w:pStyle w:val="BodyText"/>
+      </w:pPr>
+      <w:r>
+        <w:t xml:space="preserve">Time-course samples will be drawn at intermediate points during the hold on the</w:t>
+      </w:r>
+      <w:r>
+        <w:t xml:space="preserve"> </w:t>
+      </w:r>
+      <w:r>
+        <w:t xml:space="preserve">centre-point runs. These samples confirm the shape of the inactivation curve and show</w:t>
+      </w:r>
+      <w:r>
+        <w:t xml:space="preserve"> </w:t>
+      </w:r>
+      <w:r>
+        <w:t xml:space="preserve">whether the reduction is complete before the end of the shortest hold in the design,</w:t>
+      </w:r>
+      <w:r>
+        <w:t xml:space="preserve"> </w:t>
+      </w:r>
+      <w:r>
+        <w:t xml:space="preserve">which is the question a hold-time range answers only indirectly. Samples are neutralized</w:t>
+      </w:r>
+      <w:r>
+        <w:t xml:space="preserve"> </w:t>
+      </w:r>
+      <w:r>
+        <w:t xml:space="preserve">on withdrawal and handled under SOP-2009, and identity, time of withdrawal and analyst</w:t>
+      </w:r>
+      <w:r>
+        <w:t xml:space="preserve"> </w:t>
+      </w:r>
+      <w:r>
+        <w:t xml:space="preserve">are recorded at the point of collection (§9).</w:t>
+      </w:r>
+    </w:p>
+    <w:bookmarkEnd w:id="26"/>
+    <w:bookmarkStart w:id="27" w:name="statistical-methods"/>
+    <w:p>
+      <w:pPr>
+        <w:pStyle w:val="Heading2"/>
+      </w:pPr>
+      <w:r>
+        <w:t xml:space="preserve">5.5 Statistical methods</w:t>
+      </w:r>
+    </w:p>
+    <w:p>
+      <w:pPr>
+        <w:pStyle w:val="FirstParagraph"/>
+      </w:pPr>
+      <w:r>
+        <w:t xml:space="preserve">The analysis follows SOP-1002. Each parameter is coded so that the low and high edges of</w:t>
+      </w:r>
+      <w:r>
+        <w:t xml:space="preserve"> </w:t>
+      </w:r>
+      <w:r>
+        <w:t xml:space="preserve">its characterization range take the coded levels -1 and +1 and the midpoint takes the</w:t>
+      </w:r>
+      <w:r>
+        <w:t xml:space="preserve"> </w:t>
+      </w:r>
+      <w:r>
+        <w:t xml:space="preserve">coded level 0. Coding puts parameters measured in different units on a common scale, so</w:t>
+      </w:r>
+      <w:r>
+        <w:t xml:space="preserve"> </w:t>
+      </w:r>
+      <w:r>
+        <w:t xml:space="preserve">that the estimated effects can be compared directly. The screening data will be fitted by</w:t>
+      </w:r>
+      <w:r>
+        <w:t xml:space="preserve"> </w:t>
+      </w:r>
+      <w:r>
+        <w:t xml:space="preserve">ordinary least squares with all main effects and all two-factor interactions, and an</w:t>
+      </w:r>
+      <w:r>
+        <w:t xml:space="preserve"> </w:t>
+      </w:r>
+      <w:r>
+        <w:t xml:space="preserve">effect will be reported as twice the corresponding coded coefficient. Significance is</w:t>
+      </w:r>
+      <w:r>
+        <w:t xml:space="preserve"> </w:t>
+      </w:r>
+      <w:r>
+        <w:t xml:space="preserve">judged at α = 0.05.</w:t>
+      </w:r>
+    </w:p>
+    <w:p>
+      <w:pPr>
+        <w:pStyle w:val="BodyText"/>
+      </w:pPr>
+      <w:r>
+        <w:t xml:space="preserve">The response-surface data will be fitted with the full quadratic model in the</w:t>
+      </w:r>
+      <w:r>
+        <w:t xml:space="preserve"> </w:t>
+      </w:r>
+      <w:r>
+        <w:t xml:space="preserve">multivariate parameters. Model adequacy will be judged on the coefficient of</w:t>
+      </w:r>
+      <w:r>
+        <w:t xml:space="preserve"> </w:t>
+      </w:r>
+      <w:r>
+        <w:t xml:space="preserve">determination, on its adjusted and predicted forms, on the overall F test, and on an</w:t>
+      </w:r>
+      <w:r>
+        <w:t xml:space="preserve"> </w:t>
+      </w:r>
+      <w:r>
+        <w:t xml:space="preserve">analysis of variance that partitions the residual variation into lack of fit and pure</w:t>
+      </w:r>
+      <w:r>
+        <w:t xml:space="preserve"> </w:t>
+      </w:r>
+      <w:r>
+        <w:t xml:space="preserve">error from the replicated centre points. A model whose lack of fit is significant at</w:t>
+      </w:r>
+      <w:r>
+        <w:t xml:space="preserve"> </w:t>
+      </w:r>
+      <w:r>
+        <w:t xml:space="preserve">α = 0.05 will not be used to define the operating region, and both the deficiency and the</w:t>
+      </w:r>
+      <w:r>
+        <w:t xml:space="preserve"> </w:t>
+      </w:r>
+      <w:r>
+        <w:t xml:space="preserve">action taken in response will be reported in PCR-006.</w:t>
+      </w:r>
+    </w:p>
+    <w:p>
+      <w:pPr>
+        <w:pStyle w:val="BodyText"/>
+      </w:pPr>
+      <w:r>
+        <w:t xml:space="preserve">The two designs do different work. The screening design identifies which parameters and</w:t>
+      </w:r>
+      <w:r>
+        <w:t xml:space="preserve"> </w:t>
+      </w:r>
+      <w:r>
+        <w:t xml:space="preserve">which interactions are active over the ranges studied. The response-surface model is the</w:t>
+      </w:r>
+      <w:r>
+        <w:t xml:space="preserve"> </w:t>
+      </w:r>
+      <w:r>
+        <w:t xml:space="preserve">predictive model, and it is the basis of the operating region, of the proven acceptable</w:t>
+      </w:r>
+      <w:r>
+        <w:t xml:space="preserve"> </w:t>
+      </w:r>
+      <w:r>
+        <w:t xml:space="preserve">ranges of §8 and of any prediction at a condition the design did not run. No design-space</w:t>
+      </w:r>
+      <w:r>
+        <w:t xml:space="preserve"> </w:t>
+      </w:r>
+      <w:r>
+        <w:t xml:space="preserve">claim will be made from the screening fit.</w:t>
+      </w:r>
+    </w:p>
+    <w:p>
+      <w:pPr>
+        <w:pStyle w:val="BodyText"/>
+      </w:pPr>
+      <w:r>
+        <w:t xml:space="preserve">Commercial-scale capability will be estimated by Monte-Carlo simulation of</w:t>
+      </w:r>
+      <w:r>
+        <w:t xml:space="preserve"> </w:t>
+      </w:r>
+      <w:r>
+        <w:t xml:space="preserve">2,000 batches, with the parameters drawn from their normal</w:t>
+      </w:r>
+      <w:r>
+        <w:t xml:space="preserve"> </w:t>
+      </w:r>
+      <w:r>
+        <w:t xml:space="preserve">operating ranges and propagated through the fitted response-surface model. It will be</w:t>
+      </w:r>
+      <w:r>
+        <w:t xml:space="preserve"> </w:t>
+      </w:r>
+      <w:r>
+        <w:t xml:space="preserve">reported in PCR-006 as a one-sided capability index against each criterion of</w:t>
+      </w:r>
+      <w:r>
+        <w:t xml:space="preserve"> </w:t>
+      </w:r>
+      <w:hyperlink w:anchor="tbl-acc">
+        <w:r>
+          <w:rPr>
+            <w:rStyle w:val="Hyperlink"/>
+          </w:rPr>
+          <w:t xml:space="preserve">Table 8</w:t>
+        </w:r>
+      </w:hyperlink>
+      <w:r>
+        <w:t xml:space="preserve">.</w:t>
+      </w:r>
+      <w:r>
+        <w:t xml:space="preserve"> </w:t>
+      </w:r>
+      <w:r>
+        <w:t xml:space="preserve">The capability estimate informs the control strategy, and this plan sets no numeric</w:t>
+      </w:r>
+      <w:r>
+        <w:t xml:space="preserve"> </w:t>
+      </w:r>
+      <w:r>
+        <w:t xml:space="preserve">capability threshold as a condition of the study.</w:t>
+      </w:r>
+    </w:p>
+    <w:bookmarkEnd w:id="27"/>
+    <w:bookmarkEnd w:id="28"/>
+    <w:bookmarkStart w:id="35" w:name="study-design"/>
+    <w:p>
+      <w:pPr>
+        <w:pStyle w:val="Heading1"/>
+      </w:pPr>
+      <w:r>
+        <w:t xml:space="preserve">6. Study design</w:t>
+      </w:r>
+    </w:p>
+    <w:bookmarkStart w:id="31" w:name="factors-ranges-and-study-type"/>
+    <w:p>
+      <w:pPr>
+        <w:pStyle w:val="Heading2"/>
+      </w:pPr>
+      <w:r>
+        <w:t xml:space="preserve">6.1 Factors, ranges and study type</w:t>
+      </w:r>
+    </w:p>
+    <w:p>
+      <w:pPr>
+        <w:pStyle w:val="FirstParagraph"/>
+      </w:pPr>
+      <w:r>
+        <w:t xml:space="preserve">The parameters of the step, their set-points, their characterization ranges, their normal</w:t>
+      </w:r>
+      <w:r>
+        <w:t xml:space="preserve"> </w:t>
+      </w:r>
+      <w:r>
+        <w:t xml:space="preserve">operating ranges and their study type are given in</w:t>
+      </w:r>
+      <w:r>
+        <w:t xml:space="preserve"> </w:t>
+      </w:r>
+      <w:hyperlink w:anchor="tbl-params">
+        <w:r>
+          <w:rPr>
+            <w:rStyle w:val="Hyperlink"/>
+          </w:rPr>
+          <w:t xml:space="preserve">Table 6</w:t>
+        </w:r>
+      </w:hyperlink>
+      <w:r>
+        <w:t xml:space="preserve">.</w:t>
       </w:r>
     </w:p>
     <w:tbl>
@@ -3526,7 +3720,7 @@
       <w:tr>
         <w:tc>
           <w:tcPr/>
-          <w:bookmarkStart w:id="25" w:name="tbl-amv"/>
+          <w:bookmarkStart w:id="29" w:name="tbl-params"/>
           <w:p>
             <w:pPr>
               <w:jc w:val="center"/>
@@ -3537,607 +3731,7 @@
               <w:pStyle w:val="ImageCaption"/>
             </w:pPr>
             <w:r>
-              <w:t xml:space="preserve">Table 6: Validated analytical methods for the study responses.</w:t>
-            </w:r>
-          </w:p>
-          <w:tbl>
-            <w:tblPr>
-              <w:tblStyle w:val="Table"/>
-              <w:tblW w:type="auto" w:w="0"/>
-              <w:tblLook w:firstRow="1" w:lastRow="0" w:firstColumn="0" w:lastColumn="0" w:noHBand="0" w:noVBand="0" w:val="0020"/>
-            </w:tblPr>
-            <w:tblGrid>
-              <w:gridCol w:w="2640"/>
-              <w:gridCol w:w="2640"/>
-              <w:gridCol w:w="2640"/>
-            </w:tblGrid>
-            <w:tr>
-              <w:trPr>
-                <w:tblHeader w:val="on"/>
-              </w:trPr>
-              <w:tc>
-                <w:tcPr/>
-                <w:p>
-                  <w:pPr>
-                    <w:pStyle w:val="Compact"/>
-                    <w:jc w:val="left"/>
-                    <w:jc w:val="center"/>
-                  </w:pPr>
-                  <w:r>
-                    <w:t xml:space="preserve">Reference</w:t>
-                  </w:r>
-                </w:p>
-              </w:tc>
-              <w:tc>
-                <w:tcPr/>
-                <w:p>
-                  <w:pPr>
-                    <w:pStyle w:val="Compact"/>
-                    <w:jc w:val="left"/>
-                    <w:jc w:val="center"/>
-                  </w:pPr>
-                  <w:r>
-                    <w:t xml:space="preserve">Title</w:t>
-                  </w:r>
-                </w:p>
-              </w:tc>
-              <w:tc>
-                <w:tcPr/>
-                <w:p>
-                  <w:pPr>
-                    <w:pStyle w:val="Compact"/>
-                    <w:jc w:val="left"/>
-                    <w:jc w:val="center"/>
-                  </w:pPr>
-                  <w:r>
-                    <w:t xml:space="preserve">Type</w:t>
-                  </w:r>
-                </w:p>
-              </w:tc>
-            </w:tr>
-            <w:tr>
-              <w:tc>
-                <w:tcPr/>
-                <w:p>
-                  <w:pPr>
-                    <w:pStyle w:val="Compact"/>
-                    <w:jc w:val="left"/>
-                    <w:jc w:val="center"/>
-                  </w:pPr>
-                  <w:r>
-                    <w:t xml:space="preserve">AMV-3017</w:t>
-                  </w:r>
-                </w:p>
-              </w:tc>
-              <w:tc>
-                <w:tcPr/>
-                <w:p>
-                  <w:pPr>
-                    <w:pStyle w:val="Compact"/>
-                    <w:jc w:val="left"/>
-                    <w:jc w:val="center"/>
-                  </w:pPr>
-                  <w:r>
-                    <w:t xml:space="preserve">XMuLV Infectivity Titre (TCID50)</w:t>
-                  </w:r>
-                </w:p>
-              </w:tc>
-              <w:tc>
-                <w:tcPr/>
-                <w:p>
-                  <w:pPr>
-                    <w:pStyle w:val="Compact"/>
-                    <w:jc w:val="left"/>
-                    <w:jc w:val="center"/>
-                  </w:pPr>
-                  <w:r>
-                    <w:t xml:space="preserve">Method validation</w:t>
-                  </w:r>
-                </w:p>
-              </w:tc>
-            </w:tr>
-            <w:tr>
-              <w:tc>
-                <w:tcPr/>
-                <w:p>
-                  <w:pPr>
-                    <w:pStyle w:val="Compact"/>
-                    <w:jc w:val="left"/>
-                    <w:jc w:val="center"/>
-                  </w:pPr>
-                  <w:r>
-                    <w:t xml:space="preserve">AMV-3011</w:t>
-                  </w:r>
-                </w:p>
-              </w:tc>
-              <w:tc>
-                <w:tcPr/>
-                <w:p>
-                  <w:pPr>
-                    <w:pStyle w:val="Compact"/>
-                    <w:jc w:val="left"/>
-                    <w:jc w:val="center"/>
-                  </w:pPr>
-                  <w:r>
-                    <w:t xml:space="preserve">Size-Variants (SEC-HPLC)</w:t>
-                  </w:r>
-                </w:p>
-              </w:tc>
-              <w:tc>
-                <w:tcPr/>
-                <w:p>
-                  <w:pPr>
-                    <w:pStyle w:val="Compact"/>
-                    <w:jc w:val="left"/>
-                    <w:jc w:val="center"/>
-                  </w:pPr>
-                  <w:r>
-                    <w:t xml:space="preserve">Method validation</w:t>
-                  </w:r>
-                </w:p>
-              </w:tc>
-            </w:tr>
-            <w:tr>
-              <w:tc>
-                <w:tcPr/>
-                <w:p>
-                  <w:pPr>
-                    <w:pStyle w:val="Compact"/>
-                    <w:jc w:val="left"/>
-                    <w:jc w:val="center"/>
-                  </w:pPr>
-                  <w:r>
-                    <w:t xml:space="preserve">AMV-3013</w:t>
-                  </w:r>
-                </w:p>
-              </w:tc>
-              <w:tc>
-                <w:tcPr/>
-                <w:p>
-                  <w:pPr>
-                    <w:pStyle w:val="Compact"/>
-                    <w:jc w:val="left"/>
-                    <w:jc w:val="center"/>
-                  </w:pPr>
-                  <w:r>
-                    <w:t xml:space="preserve">Charge Variants (icIEF)</w:t>
-                  </w:r>
-                </w:p>
-              </w:tc>
-              <w:tc>
-                <w:tcPr/>
-                <w:p>
-                  <w:pPr>
-                    <w:pStyle w:val="Compact"/>
-                    <w:jc w:val="left"/>
-                    <w:jc w:val="center"/>
-                  </w:pPr>
-                  <w:r>
-                    <w:t xml:space="preserve">Method validation</w:t>
-                  </w:r>
-                </w:p>
-              </w:tc>
-            </w:tr>
-          </w:tbl>
-          <w:bookmarkEnd w:id="25"/>
-          <w:p/>
-        </w:tc>
-      </w:tr>
-    </w:tbl>
-    <w:p>
-      <w:pPr>
-        <w:pStyle w:val="BodyText"/>
-      </w:pPr>
-      <w:r>
-        <w:t xml:space="preserve">The precision of the infectivity assay bounds what the design can resolve. AMV-3017 reports</w:t>
-      </w:r>
-      <w:r>
-        <w:t xml:space="preserve"> </w:t>
-      </w:r>
-      <w:r>
-        <w:t xml:space="preserve">an intermediate precision of 0.3 log₁₀ and a quantitation</w:t>
-      </w:r>
-      <w:r>
-        <w:t xml:space="preserve"> </w:t>
-      </w:r>
-      <w:r>
-        <w:t xml:space="preserve">limit of 1.5 log₁₀ TCID50/mL, and the assay accounts for</w:t>
-      </w:r>
-      <w:r>
-        <w:t xml:space="preserve"> </w:t>
-      </w:r>
-      <w:r>
-        <w:t xml:space="preserve">28.0% of the observed variance in the response. Differences in</w:t>
-      </w:r>
-      <w:r>
-        <w:t xml:space="preserve"> </w:t>
-      </w:r>
-      <w:r>
-        <w:t xml:space="preserve">log reduction smaller than the assay precision will not be treated as real, whatever their</w:t>
-      </w:r>
-      <w:r>
-        <w:t xml:space="preserve"> </w:t>
-      </w:r>
-      <w:r>
-        <w:t xml:space="preserve">p value, and full method performance is held in the validation records listed in</w:t>
-      </w:r>
-      <w:r>
-        <w:t xml:space="preserve"> </w:t>
-      </w:r>
-      <w:hyperlink w:anchor="tbl-refs">
-        <w:r>
-          <w:rPr>
-            <w:rStyle w:val="Hyperlink"/>
-          </w:rPr>
-          <w:t xml:space="preserve">Table 3</w:t>
-        </w:r>
-      </w:hyperlink>
-      <w:r>
-        <w:t xml:space="preserve">.</w:t>
-      </w:r>
-    </w:p>
-    <w:bookmarkEnd w:id="26"/>
-    <w:bookmarkStart w:id="27" w:name="sampling-plan"/>
-    <w:p>
-      <w:pPr>
-        <w:pStyle w:val="Heading2"/>
-      </w:pPr>
-      <w:r>
-        <w:t xml:space="preserve">5.4 Sampling plan</w:t>
-      </w:r>
-    </w:p>
-    <w:p>
-      <w:pPr>
-        <w:pStyle w:val="FirstParagraph"/>
-      </w:pPr>
-      <w:r>
-        <w:t xml:space="preserve">Unspiked runs will be sampled at the end of the hold, after neutralisation and filtration,</w:t>
-      </w:r>
-      <w:r>
-        <w:t xml:space="preserve"> </w:t>
-      </w:r>
-      <w:r>
-        <w:t xml:space="preserve">for aggregate and for charge variants, and a sample of the Protein A pool will be retained</w:t>
-      </w:r>
-      <w:r>
-        <w:t xml:space="preserve"> </w:t>
-      </w:r>
-      <w:r>
-        <w:t xml:space="preserve">from each run, so that the change across the step can be reported and not only the outlet</w:t>
-      </w:r>
-      <w:r>
-        <w:t xml:space="preserve"> </w:t>
-      </w:r>
-      <w:r>
-        <w:t xml:space="preserve">level.</w:t>
-      </w:r>
-    </w:p>
-    <w:p>
-      <w:pPr>
-        <w:pStyle w:val="BodyText"/>
-      </w:pPr>
-      <w:r>
-        <w:t xml:space="preserve">Spiked runs will be sampled at the start and at the end of the hold for infectivity.</w:t>
-      </w:r>
-      <w:r>
-        <w:t xml:space="preserve"> </w:t>
-      </w:r>
-      <w:r>
-        <w:t xml:space="preserve">Intermediate samples will be taken during the hold, so that the inactivation kinetics can be</w:t>
-      </w:r>
-      <w:r>
-        <w:t xml:space="preserve"> </w:t>
-      </w:r>
-      <w:r>
-        <w:t xml:space="preserve">described and so that a run reaching the quantitation limit before the end of the hold can be</w:t>
-      </w:r>
-      <w:r>
-        <w:t xml:space="preserve"> </w:t>
-      </w:r>
-      <w:r>
-        <w:t xml:space="preserve">identified as such. Cytotoxicity and interference controls will be run at the dilutions used</w:t>
-      </w:r>
-      <w:r>
-        <w:t xml:space="preserve"> </w:t>
-      </w:r>
-      <w:r>
-        <w:t xml:space="preserve">for the samples, as ICH Q5A(R2) requires</w:t>
-      </w:r>
-      <w:r>
-        <w:t xml:space="preserve"> </w:t>
-      </w:r>
-      <w:r>
-        <w:t xml:space="preserve">(International Council for Harmonisation 2023a)</w:t>
-      </w:r>
-      <w:r>
-        <w:t xml:space="preserve">.</w:t>
-      </w:r>
-    </w:p>
-    <w:p>
-      <w:pPr>
-        <w:pStyle w:val="BodyText"/>
-      </w:pPr>
-      <w:r>
-        <w:t xml:space="preserve">Centre-point replication differs between the two designs, since the screening design carries</w:t>
-      </w:r>
-      <w:r>
-        <w:t xml:space="preserve"> </w:t>
-      </w:r>
-      <w:r>
-        <w:t xml:space="preserve">3 centre points and the response-surface design carries</w:t>
-      </w:r>
-      <w:r>
-        <w:t xml:space="preserve"> </w:t>
-      </w:r>
-      <w:r>
-        <w:t xml:space="preserve">4. Every centre point is a complete run, executed from titration</w:t>
-      </w:r>
-      <w:r>
-        <w:t xml:space="preserve"> </w:t>
-      </w:r>
-      <w:r>
-        <w:t xml:space="preserve">through to assay, so the replicates capture the variability of the procedure and not only the</w:t>
-      </w:r>
-      <w:r>
-        <w:t xml:space="preserve"> </w:t>
-      </w:r>
-      <w:r>
-        <w:t xml:space="preserve">variability of the assay.</w:t>
-      </w:r>
-    </w:p>
-    <w:bookmarkEnd w:id="27"/>
-    <w:bookmarkStart w:id="28" w:name="statistical-methods"/>
-    <w:p>
-      <w:pPr>
-        <w:pStyle w:val="Heading2"/>
-      </w:pPr>
-      <w:r>
-        <w:t xml:space="preserve">5.5 Statistical methods</w:t>
-      </w:r>
-    </w:p>
-    <w:p>
-      <w:pPr>
-        <w:pStyle w:val="FirstParagraph"/>
-      </w:pPr>
-      <w:r>
-        <w:t xml:space="preserve">Analysis will follow SOP-1002, and each factor is coded so that the edges of its</w:t>
-      </w:r>
-      <w:r>
-        <w:t xml:space="preserve"> </w:t>
-      </w:r>
-      <w:r>
-        <w:t xml:space="preserve">characterization range are −1 and +1. The coded centre is the midpoint of that range, and it</w:t>
-      </w:r>
-      <w:r>
-        <w:t xml:space="preserve"> </w:t>
-      </w:r>
-      <w:r>
-        <w:t xml:space="preserve">does not coincide with the set-point for any of the multivariate parameters, so predictions</w:t>
-      </w:r>
-      <w:r>
-        <w:t xml:space="preserve"> </w:t>
-      </w:r>
-      <w:r>
-        <w:t xml:space="preserve">at the set-point will be made at the coded values of the set-points given in</w:t>
-      </w:r>
-      <w:r>
-        <w:t xml:space="preserve"> </w:t>
-      </w:r>
-      <w:hyperlink w:anchor="tbl-params">
-        <w:r>
-          <w:rPr>
-            <w:rStyle w:val="Hyperlink"/>
-          </w:rPr>
-          <w:t xml:space="preserve">Table 7</w:t>
-        </w:r>
-      </w:hyperlink>
-      <w:r>
-        <w:t xml:space="preserve">.</w:t>
-      </w:r>
-    </w:p>
-    <w:p>
-      <w:pPr>
-        <w:pStyle w:val="BodyText"/>
-      </w:pPr>
-      <w:r>
-        <w:t xml:space="preserve">The screening design will be analysed by ordinary least squares with main effects and</w:t>
-      </w:r>
-      <w:r>
-        <w:t xml:space="preserve"> </w:t>
-      </w:r>
-      <w:r>
-        <w:t xml:space="preserve">two-factor interactions. An effect is reported as twice the coded coefficient, so it is the</w:t>
-      </w:r>
-      <w:r>
-        <w:t xml:space="preserve"> </w:t>
-      </w:r>
-      <w:r>
-        <w:t xml:space="preserve">change in the response across the whole studied range of that factor, and significance will</w:t>
-      </w:r>
-      <w:r>
-        <w:t xml:space="preserve"> </w:t>
-      </w:r>
-      <w:r>
-        <w:t xml:space="preserve">be judged at α = 0.05.</w:t>
-      </w:r>
-    </w:p>
-    <w:p>
-      <w:pPr>
-        <w:pStyle w:val="BodyText"/>
-      </w:pPr>
-      <w:r>
-        <w:t xml:space="preserve">The screening analysis identifies which factors matter and how they interact, but it is not</w:t>
-      </w:r>
-      <w:r>
-        <w:t xml:space="preserve"> </w:t>
-      </w:r>
-      <w:r>
-        <w:t xml:space="preserve">the predictive model. The response-surface model is the predictive model, and it is the basis</w:t>
-      </w:r>
-      <w:r>
-        <w:t xml:space="preserve"> </w:t>
-      </w:r>
-      <w:r>
-        <w:t xml:space="preserve">of the operating region (§7) and of the proven acceptable ranges (§8). The response-surface</w:t>
-      </w:r>
-      <w:r>
-        <w:t xml:space="preserve"> </w:t>
-      </w:r>
-      <w:r>
-        <w:t xml:space="preserve">design will be analysed as a full quadratic model in the same factors.</w:t>
-      </w:r>
-    </w:p>
-    <w:p>
-      <w:pPr>
-        <w:pStyle w:val="BodyText"/>
-      </w:pPr>
-      <w:r>
-        <w:t xml:space="preserve">Model adequacy will be judged on R², on adjusted R², on predicted R² from the PRESS</w:t>
-      </w:r>
-      <w:r>
-        <w:t xml:space="preserve"> </w:t>
-      </w:r>
-      <w:r>
-        <w:t xml:space="preserve">statistic, on the model F test, and on an analysis of variance that partitions the residual</w:t>
-      </w:r>
-      <w:r>
-        <w:t xml:space="preserve"> </w:t>
-      </w:r>
-      <w:r>
-        <w:t xml:space="preserve">variation into lack of fit and pure error. §7 states what follows from each outcome.</w:t>
-      </w:r>
-    </w:p>
-    <w:p>
-      <w:pPr>
-        <w:pStyle w:val="BodyText"/>
-      </w:pPr>
-      <w:r>
-        <w:t xml:space="preserve">Capability at commercial scale will be estimated by Monte-Carlo simulation of</w:t>
-      </w:r>
-      <w:r>
-        <w:t xml:space="preserve"> </w:t>
-      </w:r>
-      <w:r>
-        <w:t xml:space="preserve">2,000 batches, with each parameter drawn across its normal operating range and the</w:t>
-      </w:r>
-      <w:r>
-        <w:t xml:space="preserve"> </w:t>
-      </w:r>
-      <w:r>
-        <w:t xml:space="preserve">fitted models used to predict the responses, and capability against a one-sided criterion</w:t>
-      </w:r>
-      <w:r>
-        <w:t xml:space="preserve"> </w:t>
-      </w:r>
-      <w:r>
-        <w:t xml:space="preserve">will be reported as Cpk. A response with no active factor over the ranges studied will be</w:t>
-      </w:r>
-      <w:r>
-        <w:t xml:space="preserve"> </w:t>
-      </w:r>
-      <w:r>
-        <w:t xml:space="preserve">reported as robust, and its factors will be retained in the knowledge space as evidence of</w:t>
-      </w:r>
-      <w:r>
-        <w:t xml:space="preserve"> </w:t>
-      </w:r>
-      <w:r>
-        <w:t xml:space="preserve">that robustness.</w:t>
-      </w:r>
-    </w:p>
-    <w:bookmarkEnd w:id="28"/>
-    <w:bookmarkEnd w:id="29"/>
-    <w:bookmarkStart w:id="36" w:name="study-design"/>
-    <w:p>
-      <w:pPr>
-        <w:pStyle w:val="Heading1"/>
-      </w:pPr>
-      <w:r>
-        <w:t xml:space="preserve">6. Study design</w:t>
-      </w:r>
-    </w:p>
-    <w:bookmarkStart w:id="32" w:name="factors-ranges-and-study-type"/>
-    <w:p>
-      <w:pPr>
-        <w:pStyle w:val="Heading2"/>
-      </w:pPr>
-      <w:r>
-        <w:t xml:space="preserve">6.1 Factors, ranges and study type</w:t>
-      </w:r>
-    </w:p>
-    <w:p>
-      <w:pPr>
-        <w:pStyle w:val="FirstParagraph"/>
-      </w:pPr>
-      <w:hyperlink w:anchor="tbl-params">
-        <w:r>
-          <w:rPr>
-            <w:rStyle w:val="Hyperlink"/>
-          </w:rPr>
-          <w:t xml:space="preserve">Table 7</w:t>
-        </w:r>
-      </w:hyperlink>
-      <w:r>
-        <w:t xml:space="preserve"> </w:t>
-      </w:r>
-      <w:r>
-        <w:t xml:space="preserve">gives the parameters, their set-points, the ranges to be studied, the normal</w:t>
-      </w:r>
-      <w:r>
-        <w:t xml:space="preserve"> </w:t>
-      </w:r>
-      <w:r>
-        <w:t xml:space="preserve">operating ranges and the study type, and</w:t>
-      </w:r>
-      <w:r>
-        <w:t xml:space="preserve"> </w:t>
-      </w:r>
-      <w:hyperlink w:anchor="tbl-legend">
-        <w:r>
-          <w:rPr>
-            <w:rStyle w:val="Hyperlink"/>
-          </w:rPr>
-          <w:t xml:space="preserve">Table 8</w:t>
-        </w:r>
-      </w:hyperlink>
-      <w:r>
-        <w:t xml:space="preserve"> </w:t>
-      </w:r>
-      <w:r>
-        <w:t xml:space="preserve">gives the coded letters used for the</w:t>
-      </w:r>
-      <w:r>
-        <w:t xml:space="preserve"> </w:t>
-      </w:r>
-      <w:r>
-        <w:t xml:space="preserve">multivariate factors in the design matrices in Appendix A and Appendix B.</w:t>
-      </w:r>
-    </w:p>
-    <w:tbl>
-      <w:tblPr>
-        <w:tblStyle w:val="Table"/>
-        <w:tblW w:type="pct" w:w="5000"/>
-        <w:tblLayout w:type="fixed"/>
-        <w:tblLook w:firstRow="0" w:lastRow="0" w:firstColumn="0" w:lastColumn="0" w:noHBand="0" w:noVBand="0" w:val="0000"/>
-      </w:tblPr>
-      <w:tblGrid>
-        <w:gridCol w:w="7920"/>
-      </w:tblGrid>
-      <w:tr>
-        <w:tc>
-          <w:tcPr/>
-          <w:bookmarkStart w:id="30" w:name="tbl-params"/>
-          <w:p>
-            <w:pPr>
-              <w:jc w:val="center"/>
-            </w:pPr>
-            <w:pPr>
-              <w:jc w:val="left"/>
-              <w:spacing w:before="200"/>
-              <w:pStyle w:val="ImageCaption"/>
-            </w:pPr>
-            <w:r>
-              <w:t xml:space="preserve">Table 7: Parameters, ranges and study type for the planned characterization. No classification is assigned in this plan.</w:t>
+              <w:t xml:space="preserve">Table 6: Parameters to be studied, with their characterization and normal operating ranges.</w:t>
             </w:r>
           </w:p>
           <w:tbl>
@@ -4559,7 +4153,7 @@
               </w:tc>
             </w:tr>
           </w:tbl>
-          <w:bookmarkEnd w:id="30"/>
+          <w:bookmarkEnd w:id="29"/>
           <w:p/>
         </w:tc>
       </w:tr>
@@ -4569,7 +4163,124 @@
         <w:pStyle w:val="BodyText"/>
       </w:pPr>
       <w:r>
-        <w:t xml:space="preserve"> </w:t>
+        <w:t xml:space="preserve">Every characterization range is wider than the range the process is controlled to. The</w:t>
+      </w:r>
+      <w:r>
+        <w:t xml:space="preserve"> </w:t>
+      </w:r>
+      <w:r>
+        <w:t xml:space="preserve">ranges are expanded beyond the normal operating ranges so that the study describes the</w:t>
+      </w:r>
+      <w:r>
+        <w:t xml:space="preserve"> </w:t>
+      </w:r>
+      <w:r>
+        <w:t xml:space="preserve">step at conditions the process will not normally see, which is what allows a future</w:t>
+      </w:r>
+      <w:r>
+        <w:t xml:space="preserve"> </w:t>
+      </w:r>
+      <w:r>
+        <w:t xml:space="preserve">excursion to be assessed against data instead of against judgement at the time it occurs.</w:t>
+      </w:r>
+      <w:r>
+        <w:t xml:space="preserve"> </w:t>
+      </w:r>
+      <w:r>
+        <w:t xml:space="preserve">The expansion is not symmetric, because the risk that each edge represents is not symmetric.</w:t>
+      </w:r>
+    </w:p>
+    <w:p>
+      <w:pPr>
+        <w:pStyle w:val="BodyText"/>
+      </w:pPr>
+      <w:r>
+        <w:t xml:space="preserve">The pH range is the narrowest of the multivariate ranges in relative terms, and each of its edges is</w:t>
+      </w:r>
+      <w:r>
+        <w:t xml:space="preserve"> </w:t>
+      </w:r>
+      <w:r>
+        <w:t xml:space="preserve">placed by a different mechanism. The upper edge is set where incomplete inactivation</w:t>
+      </w:r>
+      <w:r>
+        <w:t xml:space="preserve"> </w:t>
+      </w:r>
+      <w:r>
+        <w:t xml:space="preserve">becomes the limiting concern, since the reduction achieved falls as pH rises. The lower</w:t>
+      </w:r>
+      <w:r>
+        <w:t xml:space="preserve"> </w:t>
+      </w:r>
+      <w:r>
+        <w:t xml:space="preserve">edge is set above the pH at which acid-induced aggregation of the platform antibodies has</w:t>
+      </w:r>
+      <w:r>
+        <w:t xml:space="preserve"> </w:t>
+      </w:r>
+      <w:r>
+        <w:t xml:space="preserve">been observed</w:t>
+      </w:r>
+      <w:r>
+        <w:t xml:space="preserve"> </w:t>
+      </w:r>
+      <w:r>
+        <w:t xml:space="preserve">(CMC Biotech Working Group 2009)</w:t>
+      </w:r>
+      <w:r>
+        <w:t xml:space="preserve">, so that the study bounds the product-quality risk without</w:t>
+      </w:r>
+      <w:r>
+        <w:t xml:space="preserve"> </w:t>
+      </w:r>
+      <w:r>
+        <w:t xml:space="preserve">running into it. Hold time is expanded upward only. A hold shorter than the routine</w:t>
+      </w:r>
+      <w:r>
+        <w:t xml:space="preserve"> </w:t>
+      </w:r>
+      <w:r>
+        <w:t xml:space="preserve">minimum is not a condition the procedure permits, and the case that needs bounding is the</w:t>
+      </w:r>
+      <w:r>
+        <w:t xml:space="preserve"> </w:t>
+      </w:r>
+      <w:r>
+        <w:t xml:space="preserve">hold extended by an interruption downstream. Temperature brackets its normal operating</w:t>
+      </w:r>
+      <w:r>
+        <w:t xml:space="preserve"> </w:t>
+      </w:r>
+      <w:r>
+        <w:t xml:space="preserve">range on both sides, at the limits to which the jacket of the temperature-controlled hold</w:t>
+      </w:r>
+      <w:r>
+        <w:t xml:space="preserve"> </w:t>
+      </w:r>
+      <w:r>
+        <w:t xml:space="preserve">vessel can be set (§5.2).</w:t>
+      </w:r>
+    </w:p>
+    <w:p>
+      <w:pPr>
+        <w:pStyle w:val="BodyText"/>
+      </w:pPr>
+      <w:r>
+        <w:t xml:space="preserve">The letter codes used in the design matrices and in the analysis are given in</w:t>
+      </w:r>
+      <w:r>
+        <w:t xml:space="preserve"> </w:t>
+      </w:r>
+      <w:hyperlink w:anchor="tbl-legend">
+        <w:r>
+          <w:rPr>
+            <w:rStyle w:val="Hyperlink"/>
+          </w:rPr>
+          <w:t xml:space="preserve">Table 7</w:t>
+        </w:r>
+      </w:hyperlink>
+      <w:r>
+        <w:t xml:space="preserve">.</w:t>
       </w:r>
     </w:p>
     <w:tbl>
@@ -4585,7 +4296,7 @@
       <w:tr>
         <w:tc>
           <w:tcPr/>
-          <w:bookmarkStart w:id="31" w:name="tbl-legend"/>
+          <w:bookmarkStart w:id="30" w:name="tbl-legend"/>
           <w:p>
             <w:pPr>
               <w:jc w:val="center"/>
@@ -4596,7 +4307,7 @@
               <w:pStyle w:val="ImageCaption"/>
             </w:pPr>
             <w:r>
-              <w:t xml:space="preserve">Table 8: Coded factor legend for the planned design matrices.</w:t>
+              <w:t xml:space="preserve">Table 7: Factor legend for the coded design matrices.</w:t>
             </w:r>
           </w:p>
           <w:tbl>
@@ -4831,161 +4542,99 @@
               </w:tc>
             </w:tr>
           </w:tbl>
-          <w:bookmarkEnd w:id="31"/>
+          <w:bookmarkEnd w:id="30"/>
           <w:p/>
         </w:tc>
       </w:tr>
     </w:tbl>
+    <w:bookmarkEnd w:id="31"/>
+    <w:bookmarkStart w:id="32" w:name="screening-design"/>
+    <w:p>
+      <w:pPr>
+        <w:pStyle w:val="Heading2"/>
+      </w:pPr>
+      <w:r>
+        <w:t xml:space="preserve">6.2 Screening design</w:t>
+      </w:r>
+    </w:p>
+    <w:p>
+      <w:pPr>
+        <w:pStyle w:val="FirstParagraph"/>
+      </w:pPr>
+      <w:r>
+        <w:t xml:space="preserve">The screening study is a full two-level factorial in the 3 multivariate</w:t>
+      </w:r>
+      <w:r>
+        <w:t xml:space="preserve"> </w:t>
+      </w:r>
+      <w:r>
+        <w:t xml:space="preserve">parameters with 3 centre points, giving 11 runs. A full</w:t>
+      </w:r>
+      <w:r>
+        <w:t xml:space="preserve"> </w:t>
+      </w:r>
+      <w:r>
+        <w:t xml:space="preserve">factorial estimates every main effect and every two-factor</w:t>
+      </w:r>
+      <w:r>
+        <w:t xml:space="preserve"> </w:t>
+      </w:r>
+      <w:r>
+        <w:t xml:space="preserve">interaction without aliasing, so no effect the study is interested in is confounded with</w:t>
+      </w:r>
+      <w:r>
+        <w:t xml:space="preserve"> </w:t>
+      </w:r>
+      <w:r>
+        <w:t xml:space="preserve">another, and the three-factor interaction, which prior knowledge gives no reason to</w:t>
+      </w:r>
+      <w:r>
+        <w:t xml:space="preserve"> </w:t>
+      </w:r>
+      <w:r>
+        <w:t xml:space="preserve">expect, is the only term left in the residual. The centre points give a direct estimate</w:t>
+      </w:r>
+      <w:r>
+        <w:t xml:space="preserve"> </w:t>
+      </w:r>
+      <w:r>
+        <w:t xml:space="preserve">of pure error and an indication of curvature. The run order will be randomized, and the</w:t>
+      </w:r>
+      <w:r>
+        <w:t xml:space="preserve"> </w:t>
+      </w:r>
+      <w:r>
+        <w:t xml:space="preserve">planned coded matrix is given in Appendix A.</w:t>
+      </w:r>
+    </w:p>
     <w:p>
       <w:pPr>
         <w:pStyle w:val="BodyText"/>
       </w:pPr>
       <w:r>
-        <w:t xml:space="preserve">Every studied range is wider than the corresponding normal operating range, because the</w:t>
-      </w:r>
-      <w:r>
-        <w:t xml:space="preserve"> </w:t>
-      </w:r>
-      <w:r>
-        <w:t xml:space="preserve">purpose of the study is to locate the edges and not to confirm the centre. The rationale for</w:t>
-      </w:r>
-      <w:r>
-        <w:t xml:space="preserve"> </w:t>
-      </w:r>
-      <w:r>
-        <w:t xml:space="preserve">each range is given below.</w:t>
-      </w:r>
-    </w:p>
-    <w:p>
-      <w:pPr>
-        <w:pStyle w:val="BodyText"/>
-      </w:pPr>
-      <w:r>
-        <w:t xml:space="preserve">The pH range, 3.2–4, spans both failure modes. Its lower edge sits just above</w:t>
-      </w:r>
-      <w:r>
-        <w:t xml:space="preserve"> </w:t>
-      </w:r>
-      <w:r>
-        <w:t xml:space="preserve">the pH at which platform experience shows visible antibody precipitation, so the study can</w:t>
-      </w:r>
-      <w:r>
-        <w:t xml:space="preserve"> </w:t>
-      </w:r>
-      <w:r>
-        <w:t xml:space="preserve">approach the aggregation edge and still produce material that can be assayed. Its upper edge</w:t>
-      </w:r>
-      <w:r>
-        <w:t xml:space="preserve"> </w:t>
-      </w:r>
-      <w:r>
-        <w:t xml:space="preserve">sits above the pH at which enveloped virus inactivation is expected to become incomplete</w:t>
-      </w:r>
-      <w:r>
-        <w:t xml:space="preserve"> </w:t>
-      </w:r>
-      <w:r>
-        <w:t xml:space="preserve">within the hold times studied. The normal operating range, 3.4–3.6, is narrow and</w:t>
-      </w:r>
-      <w:r>
-        <w:t xml:space="preserve"> </w:t>
-      </w:r>
-      <w:r>
-        <w:t xml:space="preserve">lies well inside both edges. The set-point is pH 3.5.</w:t>
-      </w:r>
-    </w:p>
-    <w:p>
-      <w:pPr>
-        <w:pStyle w:val="BodyText"/>
-      </w:pPr>
-      <w:r>
-        <w:t xml:space="preserve">The hold time range, 60–180 min, starts at the shortest hold</w:t>
-      </w:r>
-      <w:r>
-        <w:t xml:space="preserve"> </w:t>
-      </w:r>
-      <w:r>
-        <w:t xml:space="preserve">that will be permitted at commercial scale and extends well beyond the set-point, so that</w:t>
-      </w:r>
-      <w:r>
-        <w:t xml:space="preserve"> </w:t>
-      </w:r>
-      <w:r>
-        <w:t xml:space="preserve">extended holds caused by equipment or scheduling delays fall inside characterized territory.</w:t>
-      </w:r>
-      <w:r>
-        <w:t xml:space="preserve"> </w:t>
-      </w:r>
-      <w:r>
-        <w:t xml:space="preserve">The upper edge is the condition of greatest acid exposure, and so the worst case for</w:t>
-      </w:r>
-      <w:r>
-        <w:t xml:space="preserve"> </w:t>
-      </w:r>
-      <w:r>
-        <w:t xml:space="preserve">aggregate and for charge variants.</w:t>
-      </w:r>
-    </w:p>
-    <w:p>
-      <w:pPr>
-        <w:pStyle w:val="BodyText"/>
-      </w:pPr>
-      <w:r>
-        <w:t xml:space="preserve">The temperature range, 15–25 °C, spans the ambient</w:t>
-      </w:r>
-      <w:r>
-        <w:t xml:space="preserve"> </w:t>
-      </w:r>
-      <w:r>
-        <w:t xml:space="preserve">conditions of the manufacturing suite and brackets the control tolerance of the hold vessel.</w:t>
-      </w:r>
-      <w:r>
-        <w:t xml:space="preserve"> </w:t>
-      </w:r>
-      <w:r>
-        <w:t xml:space="preserve">The low edge is the worst case for inactivation and the high edge is the worst case for</w:t>
-      </w:r>
-      <w:r>
-        <w:t xml:space="preserve"> </w:t>
-      </w:r>
-      <w:r>
-        <w:t xml:space="preserve">aggregate, so both edges of this range are informative.</w:t>
-      </w:r>
-    </w:p>
-    <w:p>
-      <w:pPr>
-        <w:pStyle w:val="BodyText"/>
-      </w:pPr>
-      <w:r>
-        <w:t xml:space="preserve">The A-Mab concentration range, 5–35 g/L, covers the pool</w:t>
-      </w:r>
-      <w:r>
-        <w:t xml:space="preserve"> </w:t>
-      </w:r>
-      <w:r>
-        <w:t xml:space="preserve">concentrations expected from Protein A across that step’s own characterized load range</w:t>
-      </w:r>
-      <w:r>
-        <w:t xml:space="preserve"> </w:t>
-      </w:r>
-      <w:r>
-        <w:t xml:space="preserve">(PCR-005). Its normal operating range and its studied range are the same, because the step</w:t>
-      </w:r>
-      <w:r>
-        <w:t xml:space="preserve"> </w:t>
-      </w:r>
-      <w:r>
-        <w:t xml:space="preserve">imposes no control on the concentration it receives.</w:t>
+        <w:t xml:space="preserve">The screening study identifies which parameters and interactions are active over the</w:t>
+      </w:r>
+      <w:r>
+        <w:t xml:space="preserve"> </w:t>
+      </w:r>
+      <w:r>
+        <w:t xml:space="preserve">ranges studied. It does not define an operating region, and no range will be justified</w:t>
+      </w:r>
+      <w:r>
+        <w:t xml:space="preserve"> </w:t>
+      </w:r>
+      <w:r>
+        <w:t xml:space="preserve">from it alone.</w:t>
       </w:r>
     </w:p>
     <w:bookmarkEnd w:id="32"/>
-    <w:bookmarkStart w:id="33" w:name="screening-design"/>
+    <w:bookmarkStart w:id="33" w:name="response-surface-design"/>
     <w:p>
       <w:pPr>
         <w:pStyle w:val="Heading2"/>
       </w:pPr>
       <w:r>
-        <w:t xml:space="preserve">6.2 Screening design</w:t>
+        <w:t xml:space="preserve">6.3 Response-surface design</w:t>
       </w:r>
     </w:p>
     <w:p>
@@ -4993,131 +4642,31 @@
         <w:pStyle w:val="FirstParagraph"/>
       </w:pPr>
       <w:r>
-        <w:t xml:space="preserve">The screening design is a two-level full factorial in the multivariate factors with</w:t>
-      </w:r>
-      <w:r>
-        <w:t xml:space="preserve"> </w:t>
-      </w:r>
-      <w:r>
-        <w:t xml:space="preserve">3 centre points, giving 11 runs in total, and</w:t>
-      </w:r>
-      <w:r>
-        <w:t xml:space="preserve"> </w:t>
-      </w:r>
-      <w:r>
-        <w:t xml:space="preserve">the run order will be randomised. The design estimates all 8</w:t>
-      </w:r>
-      <w:r>
-        <w:t xml:space="preserve"> </w:t>
-      </w:r>
-      <w:r>
-        <w:t xml:space="preserve">factorial combinations, so every main effect and every two-factor interaction is estimated</w:t>
-      </w:r>
-      <w:r>
-        <w:t xml:space="preserve"> </w:t>
-      </w:r>
-      <w:r>
-        <w:t xml:space="preserve">without aliasing, which is what the interaction risk identified in §4.3 requires. The planned</w:t>
-      </w:r>
-      <w:r>
-        <w:t xml:space="preserve"> </w:t>
-      </w:r>
-      <w:r>
-        <w:t xml:space="preserve">coded matrix is given in Appendix A.</w:t>
-      </w:r>
-    </w:p>
-    <w:p>
-      <w:pPr>
-        <w:pStyle w:val="BodyText"/>
-      </w:pPr>
-      <w:r>
-        <w:t xml:space="preserve">The screening design carries no axial points, so it cannot estimate curvature in any single</w:t>
-      </w:r>
-      <w:r>
-        <w:t xml:space="preserve"> </w:t>
-      </w:r>
-      <w:r>
-        <w:t xml:space="preserve">factor. The centre points will detect curvature as a lack of fit, but they cannot attribute</w:t>
-      </w:r>
-      <w:r>
-        <w:t xml:space="preserve"> </w:t>
-      </w:r>
-      <w:r>
-        <w:t xml:space="preserve">it to one factor, which is the reason for the response-surface design and the reason the</w:t>
-      </w:r>
-      <w:r>
-        <w:t xml:space="preserve"> </w:t>
-      </w:r>
-      <w:r>
-        <w:t xml:space="preserve">screening effects will be reported as an identification of the active factors and not as a</w:t>
-      </w:r>
-      <w:r>
-        <w:t xml:space="preserve"> </w:t>
-      </w:r>
-      <w:r>
-        <w:t xml:space="preserve">predictive model.</w:t>
-      </w:r>
-    </w:p>
-    <w:bookmarkEnd w:id="33"/>
-    <w:bookmarkStart w:id="34" w:name="response-surface-design"/>
-    <w:p>
-      <w:pPr>
-        <w:pStyle w:val="Heading2"/>
-      </w:pPr>
-      <w:r>
-        <w:t xml:space="preserve">6.3 Response-surface design</w:t>
-      </w:r>
-    </w:p>
-    <w:p>
-      <w:pPr>
-        <w:pStyle w:val="FirstParagraph"/>
-      </w:pPr>
-      <w:r>
-        <w:t xml:space="preserve">The response-surface design is a face-centred central composite in the same factors,</w:t>
-      </w:r>
-      <w:r>
-        <w:t xml:space="preserve"> </w:t>
-      </w:r>
-      <w:r>
-        <w:t xml:space="preserve">comprising 8 factorial points, 6 axial</w:t>
-      </w:r>
-      <w:r>
-        <w:t xml:space="preserve"> </w:t>
-      </w:r>
-      <w:r>
-        <w:t xml:space="preserve">points and 4 centre replicates, giving 18 runs</w:t>
-      </w:r>
-      <w:r>
-        <w:t xml:space="preserve"> </w:t>
-      </w:r>
-      <w:r>
-        <w:t xml:space="preserve">in total. The planned coded matrix is given in Appendix B.</w:t>
-      </w:r>
-    </w:p>
-    <w:p>
-      <w:pPr>
-        <w:pStyle w:val="BodyText"/>
-      </w:pPr>
-      <w:r>
-        <w:t xml:space="preserve">The axial points are placed on the faces of the cube and not outside it, since a rotatable</w:t>
-      </w:r>
-      <w:r>
-        <w:t xml:space="preserve"> </w:t>
-      </w:r>
-      <w:r>
-        <w:t xml:space="preserve">design would place them beyond the coded edges, which for pH would mean running below the</w:t>
-      </w:r>
-      <w:r>
-        <w:t xml:space="preserve"> </w:t>
-      </w:r>
-      <w:r>
-        <w:t xml:space="preserve">precipitation threshold and above the pH at which inactivation is expected to fail. The</w:t>
-      </w:r>
-      <w:r>
-        <w:t xml:space="preserve"> </w:t>
-      </w:r>
-      <w:r>
-        <w:t xml:space="preserve">face-centred form keeps every run inside the characterization ranges in</w:t>
+        <w:t xml:space="preserve">The response-surface study is a face-centred central composite design in the same</w:t>
+      </w:r>
+      <w:r>
+        <w:t xml:space="preserve"> </w:t>
+      </w:r>
+      <w:r>
+        <w:t xml:space="preserve">3 parameters, with 8 factorial runs,</w:t>
+      </w:r>
+      <w:r>
+        <w:t xml:space="preserve"> </w:t>
+      </w:r>
+      <w:r>
+        <w:t xml:space="preserve">6 axial runs and 4 centre points, giving</w:t>
+      </w:r>
+      <w:r>
+        <w:t xml:space="preserve"> </w:t>
+      </w:r>
+      <w:r>
+        <w:t xml:space="preserve">18 runs. The axial runs sit on the faces of the design cube, so the design</w:t>
+      </w:r>
+      <w:r>
+        <w:t xml:space="preserve"> </w:t>
+      </w:r>
+      <w:r>
+        <w:t xml:space="preserve">adds the curvature terms without going outside the characterization ranges of</w:t>
       </w:r>
       <w:r>
         <w:t xml:space="preserve"> </w:t>
@@ -5127,33 +4676,134 @@
           <w:rPr>
             <w:rStyle w:val="Hyperlink"/>
           </w:rPr>
-          <w:t xml:space="preserve">Table 7</w:t>
+          <w:t xml:space="preserve">Table 6</w:t>
         </w:r>
       </w:hyperlink>
       <w:r>
-        <w:t xml:space="preserve">, at the</w:t>
-      </w:r>
-      <w:r>
-        <w:t xml:space="preserve"> </w:t>
-      </w:r>
-      <w:r>
-        <w:t xml:space="preserve">cost of a less precise estimate of the pure quadratic terms. That cost is accepted here,</w:t>
-      </w:r>
-      <w:r>
-        <w:t xml:space="preserve"> </w:t>
-      </w:r>
-      <w:r>
-        <w:t xml:space="preserve">because the edges of the pH range are physically meaningful limits and not arbitrary ones.</w:t>
+        <w:t xml:space="preserve">. Each parameter is observed at its low edge, its midpoint and its</w:t>
+      </w:r>
+      <w:r>
+        <w:t xml:space="preserve"> </w:t>
+      </w:r>
+      <w:r>
+        <w:t xml:space="preserve">high edge, which is what the estimate of a quadratic term requires.</w:t>
+      </w:r>
+    </w:p>
+    <w:p>
+      <w:pPr>
+        <w:pStyle w:val="BodyText"/>
+      </w:pPr>
+      <w:r>
+        <w:t xml:space="preserve">Every screening parameter will be carried into the response-surface design whatever the</w:t>
+      </w:r>
+      <w:r>
+        <w:t xml:space="preserve"> </w:t>
+      </w:r>
+      <w:r>
+        <w:t xml:space="preserve">screening outcome. The design is small, a parameter dropped after screening cannot</w:t>
+      </w:r>
+      <w:r>
+        <w:t xml:space="preserve"> </w:t>
+      </w:r>
+      <w:r>
+        <w:t xml:space="preserve">contribute a curvature term or an interaction to the predictive model, and the cost of</w:t>
+      </w:r>
+      <w:r>
+        <w:t xml:space="preserve"> </w:t>
+      </w:r>
+      <w:r>
+        <w:t xml:space="preserve">carrying a parameter that turns out to be inactive is a few runs against the cost of a</w:t>
+      </w:r>
+      <w:r>
+        <w:t xml:space="preserve"> </w:t>
+      </w:r>
+      <w:r>
+        <w:t xml:space="preserve">second execution. The planned coded matrix is given in Appendix B.</w:t>
+      </w:r>
+    </w:p>
+    <w:bookmarkEnd w:id="33"/>
+    <w:bookmarkStart w:id="34" w:name="univariate-assessment"/>
+    <w:p>
+      <w:pPr>
+        <w:pStyle w:val="Heading2"/>
+      </w:pPr>
+      <w:r>
+        <w:t xml:space="preserve">6.4 Univariate assessment</w:t>
+      </w:r>
+    </w:p>
+    <w:p>
+      <w:pPr>
+        <w:pStyle w:val="FirstParagraph"/>
+      </w:pPr>
+      <w:r>
+        <w:t xml:space="preserve">A-Mab concentration will be assessed one parameter at a time, at the low, middle and high</w:t>
+      </w:r>
+      <w:r>
+        <w:t xml:space="preserve"> </w:t>
+      </w:r>
+      <w:r>
+        <w:t xml:space="preserve">points of its characterization range, with the other parameters held at their</w:t>
+      </w:r>
+      <w:r>
+        <w:t xml:space="preserve"> </w:t>
+      </w:r>
+      <w:r>
+        <w:t xml:space="preserve">set-points. These runs are spiked, sampled and assayed exactly as the multivariate runs</w:t>
+      </w:r>
+      <w:r>
+        <w:t xml:space="preserve"> </w:t>
+      </w:r>
+      <w:r>
+        <w:t xml:space="preserve">are. The assessment answers a single question, which is whether the log reduction factor</w:t>
+      </w:r>
+      <w:r>
+        <w:t xml:space="preserve"> </w:t>
+      </w:r>
+      <w:r>
+        <w:t xml:space="preserve">and the change in aggregate across the hold are constant over the concentration range the</w:t>
+      </w:r>
+      <w:r>
+        <w:t xml:space="preserve"> </w:t>
+      </w:r>
+      <w:r>
+        <w:t xml:space="preserve">capture step delivers.</w:t>
+      </w:r>
+    </w:p>
+    <w:p>
+      <w:pPr>
+        <w:pStyle w:val="BodyText"/>
+      </w:pPr>
+      <w:r>
+        <w:t xml:space="preserve">A null result is an outcome and not a gap. If concentration has no measurable effect on</w:t>
+      </w:r>
+      <w:r>
+        <w:t xml:space="preserve"> </w:t>
+      </w:r>
+      <w:r>
+        <w:t xml:space="preserve">either response, the parameter will be classified on that evidence in PCR-006, its full</w:t>
+      </w:r>
+      <w:r>
+        <w:t xml:space="preserve"> </w:t>
+      </w:r>
+      <w:r>
+        <w:t xml:space="preserve">characterization range will be carried forward as an acceptable range, and the runs will</w:t>
+      </w:r>
+      <w:r>
+        <w:t xml:space="preserve"> </w:t>
+      </w:r>
+      <w:r>
+        <w:t xml:space="preserve">remain in the knowledge space as evidence that the step is insensitive to it.</w:t>
       </w:r>
     </w:p>
     <w:bookmarkEnd w:id="34"/>
-    <w:bookmarkStart w:id="35" w:name="univariate-assessment"/>
-    <w:p>
-      <w:pPr>
-        <w:pStyle w:val="Heading2"/>
-      </w:pPr>
-      <w:r>
-        <w:t xml:space="preserve">6.4 Univariate assessment</w:t>
+    <w:bookmarkEnd w:id="35"/>
+    <w:bookmarkStart w:id="37" w:name="acceptance-and-decision-criteria"/>
+    <w:p>
+      <w:pPr>
+        <w:pStyle w:val="Heading1"/>
+      </w:pPr>
+      <w:r>
+        <w:t xml:space="preserve">7. Acceptance and decision criteria</w:t>
       </w:r>
     </w:p>
     <w:p>
@@ -5161,107 +4811,42 @@
         <w:pStyle w:val="FirstParagraph"/>
       </w:pPr>
       <w:r>
-        <w:t xml:space="preserve">A-Mab concentration will be studied one factor at a time, at the low edge, the set-point and</w:t>
-      </w:r>
-      <w:r>
-        <w:t xml:space="preserve"> </w:t>
-      </w:r>
-      <w:r>
-        <w:t xml:space="preserve">the high edge of the range in</w:t>
-      </w:r>
-      <w:r>
-        <w:t xml:space="preserve"> </w:t>
-      </w:r>
-      <w:hyperlink w:anchor="tbl-params">
+        <w:t xml:space="preserve">The study passes when the criteria of</w:t>
+      </w:r>
+      <w:r>
+        <w:t xml:space="preserve"> </w:t>
+      </w:r>
+      <w:hyperlink w:anchor="tbl-acc">
         <w:r>
           <w:rPr>
             <w:rStyle w:val="Hyperlink"/>
           </w:rPr>
-          <w:t xml:space="preserve">Table 7</w:t>
+          <w:t xml:space="preserve">Table 8</w:t>
         </w:r>
       </w:hyperlink>
       <w:r>
-        <w:t xml:space="preserve">, with pH, hold time and temperature held at their</w:t>
-      </w:r>
-      <w:r>
-        <w:t xml:space="preserve"> </w:t>
-      </w:r>
-      <w:r>
-        <w:t xml:space="preserve">set-points. Both spiked and unspiked runs will be executed at each level.</w:t>
-      </w:r>
-    </w:p>
-    <w:p>
-      <w:pPr>
-        <w:pStyle w:val="BodyText"/>
-      </w:pPr>
-      <w:r>
-        <w:t xml:space="preserve">The parameter is excluded from the multivariate design for the reasons given in §4.3, and the</w:t>
-      </w:r>
-      <w:r>
-        <w:t xml:space="preserve"> </w:t>
-      </w:r>
-      <w:r>
-        <w:t xml:space="preserve">univariate result is informative either way. If no effect is found, the parameter will be</w:t>
-      </w:r>
-      <w:r>
-        <w:t xml:space="preserve"> </w:t>
-      </w:r>
-      <w:r>
-        <w:t xml:space="preserve">classified accordingly in PCR-006 and its studied range will be retained in the knowledge</w:t>
-      </w:r>
-      <w:r>
-        <w:t xml:space="preserve"> </w:t>
-      </w:r>
-      <w:r>
-        <w:t xml:space="preserve">space as evidence that the step is insensitive to it. If an effect is found, the multivariate</w:t>
-      </w:r>
-      <w:r>
-        <w:t xml:space="preserve"> </w:t>
-      </w:r>
-      <w:r>
-        <w:t xml:space="preserve">design will be augmented before any operating region is declared.</w:t>
-      </w:r>
-    </w:p>
-    <w:bookmarkEnd w:id="35"/>
-    <w:bookmarkEnd w:id="36"/>
-    <w:bookmarkStart w:id="38" w:name="acceptance-and-decision-criteria"/>
-    <w:p>
-      <w:pPr>
-        <w:pStyle w:val="Heading1"/>
-      </w:pPr>
-      <w:r>
-        <w:t xml:space="preserve">7. Acceptance and decision criteria</w:t>
-      </w:r>
-    </w:p>
-    <w:p>
-      <w:pPr>
-        <w:pStyle w:val="FirstParagraph"/>
-      </w:pPr>
-      <w:hyperlink w:anchor="tbl-accept">
-        <w:r>
-          <w:rPr>
-            <w:rStyle w:val="Hyperlink"/>
-          </w:rPr>
-          <w:t xml:space="preserve">Table 9</w:t>
-        </w:r>
-      </w:hyperlink>
-      <w:r>
-        <w:t xml:space="preserve"> </w:t>
-      </w:r>
-      <w:r>
-        <w:t xml:space="preserve">gives the acceptance criterion for each response together with the basis of that</w:t>
-      </w:r>
-      <w:r>
-        <w:t xml:space="preserve"> </w:t>
-      </w:r>
-      <w:r>
-        <w:t xml:space="preserve">criterion. The aggregate and charge variant criteria are drug-substance specifications</w:t>
-      </w:r>
-      <w:r>
-        <w:t xml:space="preserve"> </w:t>
-      </w:r>
-      <w:r>
-        <w:t xml:space="preserve">applied at the outlet of the step, and the viral criterion is derived, as set out below.</w:t>
+        <w:t xml:space="preserve"> </w:t>
+      </w:r>
+      <w:r>
+        <w:t xml:space="preserve">are met simultaneously over a</w:t>
+      </w:r>
+      <w:r>
+        <w:t xml:space="preserve"> </w:t>
+      </w:r>
+      <w:r>
+        <w:t xml:space="preserve">contiguous region of the multivariate parameters. Meeting them individually at</w:t>
+      </w:r>
+      <w:r>
+        <w:t xml:space="preserve"> </w:t>
+      </w:r>
+      <w:r>
+        <w:t xml:space="preserve">different conditions is not a pass, because the process must satisfy all of them at</w:t>
+      </w:r>
+      <w:r>
+        <w:t xml:space="preserve"> </w:t>
+      </w:r>
+      <w:r>
+        <w:t xml:space="preserve">whatever condition it is run.</w:t>
       </w:r>
     </w:p>
     <w:tbl>
@@ -5277,7 +4862,7 @@
       <w:tr>
         <w:tc>
           <w:tcPr/>
-          <w:bookmarkStart w:id="37" w:name="tbl-accept"/>
+          <w:bookmarkStart w:id="36" w:name="tbl-acc"/>
           <w:p>
             <w:pPr>
               <w:jc w:val="center"/>
@@ -5288,7 +4873,7 @@
               <w:pStyle w:val="ImageCaption"/>
             </w:pPr>
             <w:r>
-              <w:t xml:space="preserve">Table 9: Acceptance criteria for the study responses, with the basis of each.</w:t>
+              <w:t xml:space="preserve">Table 8: Acceptance criteria for the measured responses, with the basis of each.</w:t>
             </w:r>
           </w:p>
           <w:tbl>
@@ -5299,10 +4884,9 @@
               <w:tblLook w:firstRow="1" w:lastRow="0" w:firstColumn="0" w:lastColumn="0" w:noHBand="0" w:noVBand="0" w:val="0020"/>
             </w:tblPr>
             <w:tblGrid>
-              <w:gridCol w:w="1269"/>
-              <w:gridCol w:w="1450"/>
-              <w:gridCol w:w="1148"/>
-              <w:gridCol w:w="4050"/>
+              <w:gridCol w:w="1352"/>
+              <w:gridCol w:w="4442"/>
+              <w:gridCol w:w="2124"/>
             </w:tblGrid>
             <w:tr>
               <w:trPr>
@@ -5317,33 +4901,7 @@
                     <w:jc w:val="center"/>
                   </w:pPr>
                   <w:r>
-                    <w:t xml:space="preserve">Response</w:t>
-                  </w:r>
-                </w:p>
-              </w:tc>
-              <w:tc>
-                <w:tcPr/>
-                <w:p>
-                  <w:pPr>
-                    <w:pStyle w:val="Compact"/>
-                    <w:jc w:val="left"/>
-                    <w:jc w:val="center"/>
-                  </w:pPr>
-                  <w:r>
-                    <w:t xml:space="preserve">Acceptance criterion</w:t>
-                  </w:r>
-                </w:p>
-              </w:tc>
-              <w:tc>
-                <w:tcPr/>
-                <w:p>
-                  <w:pPr>
-                    <w:pStyle w:val="Compact"/>
-                    <w:jc w:val="left"/>
-                    <w:jc w:val="center"/>
-                  </w:pPr>
-                  <w:r>
-                    <w:t xml:space="preserve">Unit</w:t>
+                    <w:t xml:space="preserve">Measured response</w:t>
                   </w:r>
                 </w:p>
               </w:tc>
@@ -5357,6 +4915,19 @@
                   </w:pPr>
                   <w:r>
                     <w:t xml:space="preserve">Basis of the criterion</w:t>
+                  </w:r>
+                </w:p>
+              </w:tc>
+              <w:tc>
+                <w:tcPr/>
+                <w:p>
+                  <w:pPr>
+                    <w:pStyle w:val="Compact"/>
+                    <w:jc w:val="left"/>
+                    <w:jc w:val="center"/>
+                  </w:pPr>
+                  <w:r>
+                    <w:t xml:space="preserve">Criterion applied to the pool</w:t>
                   </w:r>
                 </w:p>
               </w:tc>
@@ -5371,46 +4942,33 @@
                     <w:jc w:val="center"/>
                   </w:pPr>
                   <w:r>
-                    <w:t xml:space="preserve">XMuLV LRF (log₁₀)</w:t>
-                  </w:r>
-                </w:p>
-              </w:tc>
-              <w:tc>
-                <w:tcPr/>
-                <w:p>
-                  <w:pPr>
-                    <w:pStyle w:val="Compact"/>
-                    <w:jc w:val="left"/>
-                    <w:jc w:val="center"/>
-                  </w:pPr>
-                  <w:r>
-                    <w:t xml:space="preserve">≥ 4.93</w:t>
-                  </w:r>
-                </w:p>
-              </w:tc>
-              <w:tc>
-                <w:tcPr/>
-                <w:p>
-                  <w:pPr>
-                    <w:pStyle w:val="Compact"/>
-                    <w:jc w:val="left"/>
-                    <w:jc w:val="center"/>
-                  </w:pPr>
-                  <w:r>
-                    <w:t xml:space="preserve">log₁₀ (this step)</w:t>
-                  </w:r>
-                </w:p>
-              </w:tc>
-              <w:tc>
-                <w:tcPr/>
-                <w:p>
-                  <w:pPr>
-                    <w:pStyle w:val="Compact"/>
-                    <w:jc w:val="left"/>
-                    <w:jc w:val="center"/>
-                  </w:pPr>
-                  <w:r>
-                    <w:t xml:space="preserve">Step contribution back-calculated from the cumulative requirement</w:t>
+                    <w:t xml:space="preserve">Aggregates (HMW, %)</w:t>
+                  </w:r>
+                </w:p>
+              </w:tc>
+              <w:tc>
+                <w:tcPr/>
+                <w:p>
+                  <w:pPr>
+                    <w:pStyle w:val="Compact"/>
+                    <w:jc w:val="left"/>
+                    <w:jc w:val="center"/>
+                  </w:pPr>
+                  <w:r>
+                    <w:t xml:space="preserve">Drug-substance specification</w:t>
+                  </w:r>
+                </w:p>
+              </w:tc>
+              <w:tc>
+                <w:tcPr/>
+                <w:p>
+                  <w:pPr>
+                    <w:pStyle w:val="Compact"/>
+                    <w:jc w:val="left"/>
+                    <w:jc w:val="center"/>
+                  </w:pPr>
+                  <w:r>
+                    <w:t xml:space="preserve">≤ 5 % HMW (SEC)</w:t>
                   </w:r>
                 </w:p>
               </w:tc>
@@ -5425,46 +4983,33 @@
                     <w:jc w:val="center"/>
                   </w:pPr>
                   <w:r>
-                    <w:t xml:space="preserve">Aggregates (HMW, %)</w:t>
-                  </w:r>
-                </w:p>
-              </w:tc>
-              <w:tc>
-                <w:tcPr/>
-                <w:p>
-                  <w:pPr>
-                    <w:pStyle w:val="Compact"/>
-                    <w:jc w:val="left"/>
-                    <w:jc w:val="center"/>
-                  </w:pPr>
-                  <w:r>
-                    <w:t xml:space="preserve">≤ 5</w:t>
-                  </w:r>
-                </w:p>
-              </w:tc>
-              <w:tc>
-                <w:tcPr/>
-                <w:p>
-                  <w:pPr>
-                    <w:pStyle w:val="Compact"/>
-                    <w:jc w:val="left"/>
-                    <w:jc w:val="center"/>
-                  </w:pPr>
-                  <w:r>
-                    <w:t xml:space="preserve">% HMW (SEC)</w:t>
-                  </w:r>
-                </w:p>
-              </w:tc>
-              <w:tc>
-                <w:tcPr/>
-                <w:p>
-                  <w:pPr>
-                    <w:pStyle w:val="Compact"/>
-                    <w:jc w:val="left"/>
-                    <w:jc w:val="center"/>
-                  </w:pPr>
-                  <w:r>
-                    <w:t xml:space="preserve">Drug-substance specification, applied at the step outlet</w:t>
+                    <w:t xml:space="preserve">XMuLV LRF (log₁₀)</w:t>
+                  </w:r>
+                </w:p>
+              </w:tc>
+              <w:tc>
+                <w:tcPr/>
+                <w:p>
+                  <w:pPr>
+                    <w:pStyle w:val="Compact"/>
+                    <w:jc w:val="left"/>
+                    <w:jc w:val="center"/>
+                  </w:pPr>
+                  <w:r>
+                    <w:t xml:space="preserve">Cumulative requirement less the clearance credited to Steps 8 and 9</w:t>
+                  </w:r>
+                </w:p>
+              </w:tc>
+              <w:tc>
+                <w:tcPr/>
+                <w:p>
+                  <w:pPr>
+                    <w:pStyle w:val="Compact"/>
+                    <w:jc w:val="left"/>
+                    <w:jc w:val="center"/>
+                  </w:pPr>
+                  <w:r>
+                    <w:t xml:space="preserve">≥ 4.93 log₁₀ across the step</w:t>
                   </w:r>
                 </w:p>
               </w:tc>
@@ -5492,39 +5037,26 @@
                     <w:jc w:val="center"/>
                   </w:pPr>
                   <w:r>
-                    <w:t xml:space="preserve">18–40</w:t>
-                  </w:r>
-                </w:p>
-              </w:tc>
-              <w:tc>
-                <w:tcPr/>
-                <w:p>
-                  <w:pPr>
-                    <w:pStyle w:val="Compact"/>
-                    <w:jc w:val="left"/>
-                    <w:jc w:val="center"/>
-                  </w:pPr>
-                  <w:r>
-                    <w:t xml:space="preserve">% (CEX/icIEF)</w:t>
-                  </w:r>
-                </w:p>
-              </w:tc>
-              <w:tc>
-                <w:tcPr/>
-                <w:p>
-                  <w:pPr>
-                    <w:pStyle w:val="Compact"/>
-                    <w:jc w:val="left"/>
-                    <w:jc w:val="center"/>
-                  </w:pPr>
-                  <w:r>
-                    <w:t xml:space="preserve">Drug-substance specification, applied at the step outlet</w:t>
+                    <w:t xml:space="preserve">Drug-substance specification</w:t>
+                  </w:r>
+                </w:p>
+              </w:tc>
+              <w:tc>
+                <w:tcPr/>
+                <w:p>
+                  <w:pPr>
+                    <w:pStyle w:val="Compact"/>
+                    <w:jc w:val="left"/>
+                    <w:jc w:val="center"/>
+                  </w:pPr>
+                  <w:r>
+                    <w:t xml:space="preserve">≤ 40 % (CEX/icIEF)</w:t>
                   </w:r>
                 </w:p>
               </w:tc>
             </w:tr>
           </w:tbl>
-          <w:bookmarkEnd w:id="37"/>
+          <w:bookmarkEnd w:id="36"/>
           <w:p/>
         </w:tc>
       </w:tr>
@@ -5534,52 +5066,66 @@
         <w:pStyle w:val="BodyText"/>
       </w:pPr>
       <w:r>
-        <w:t xml:space="preserve">The enveloped virus criterion is a step contribution and not a cumulative figure. The</w:t>
-      </w:r>
-      <w:r>
-        <w:t xml:space="preserve"> </w:t>
-      </w:r>
-      <w:r>
-        <w:t xml:space="preserve">drug-substance requirement is a cumulative XMuLV reduction of at least</w:t>
-      </w:r>
-      <w:r>
-        <w:t xml:space="preserve"> </w:t>
-      </w:r>
-      <w:r>
-        <w:t xml:space="preserve">16.7 log₁₀ across the process, and anion exchange and small-virus</w:t>
-      </w:r>
-      <w:r>
-        <w:t xml:space="preserve"> </w:t>
-      </w:r>
-      <w:r>
-        <w:t xml:space="preserve">retentive filtration are credited with 11.77 log₁₀ between them</w:t>
-      </w:r>
-      <w:r>
-        <w:t xml:space="preserve"> </w:t>
-      </w:r>
-      <w:r>
-        <w:t xml:space="preserve">under the modular clearance approach, in which each step is spiked and evaluated</w:t>
-      </w:r>
-      <w:r>
-        <w:t xml:space="preserve"> </w:t>
-      </w:r>
-      <w:r>
-        <w:t xml:space="preserve">independently of the others</w:t>
-      </w:r>
-      <w:r>
-        <w:t xml:space="preserve"> </w:t>
-      </w:r>
-      <w:r>
-        <w:t xml:space="preserve">(International Council for Harmonisation 2023a; CMC Biotech Working Group 2009)</w:t>
-      </w:r>
-      <w:r>
-        <w:t xml:space="preserve">. This step must therefore achieve at least</w:t>
-      </w:r>
-      <w:r>
-        <w:t xml:space="preserve"> </w:t>
-      </w:r>
-      <w:r>
-        <w:t xml:space="preserve">4.93 log₁₀ of XMuLV reduction across the operating region.</w:t>
+        <w:t xml:space="preserve">The clearance criterion is a floor, and it is derived rather than specified. The</w:t>
+      </w:r>
+      <w:r>
+        <w:t xml:space="preserve"> </w:t>
+      </w:r>
+      <w:r>
+        <w:t xml:space="preserve">drug-substance requirement for enveloped virus is cumulative over the purification train</w:t>
+      </w:r>
+      <w:r>
+        <w:t xml:space="preserve"> </w:t>
+      </w:r>
+      <w:r>
+        <w:t xml:space="preserve">and is given in</w:t>
+      </w:r>
+      <w:r>
+        <w:t xml:space="preserve"> </w:t>
+      </w:r>
+      <w:hyperlink w:anchor="tbl-cqa">
+        <w:r>
+          <w:rPr>
+            <w:rStyle w:val="Hyperlink"/>
+          </w:rPr>
+          <w:t xml:space="preserve">Table 4</w:t>
+        </w:r>
+      </w:hyperlink>
+      <w:r>
+        <w:t xml:space="preserve"> </w:t>
+      </w:r>
+      <w:r>
+        <w:t xml:space="preserve">as at least 16.7 log₁₀. The anion exchange</w:t>
+      </w:r>
+      <w:r>
+        <w:t xml:space="preserve"> </w:t>
+      </w:r>
+      <w:r>
+        <w:t xml:space="preserve">and small-virus retentive filtration steps (Steps 8 and 9) are credited with defined</w:t>
+      </w:r>
+      <w:r>
+        <w:t xml:space="preserve"> </w:t>
+      </w:r>
+      <w:r>
+        <w:t xml:space="preserve">contributions to that total in the modular claim, and subtracting those contributions</w:t>
+      </w:r>
+      <w:r>
+        <w:t xml:space="preserve"> </w:t>
+      </w:r>
+      <w:r>
+        <w:t xml:space="preserve">from the cumulative requirement leaves what this step must deliver on its own. The resulting floor is</w:t>
+      </w:r>
+      <w:r>
+        <w:t xml:space="preserve"> </w:t>
+      </w:r>
+      <w:r>
+        <w:t xml:space="preserve">4.93 log₁₀, and every condition inside the operating region must</w:t>
+      </w:r>
+      <w:r>
+        <w:t xml:space="preserve"> </w:t>
+      </w:r>
+      <w:r>
+        <w:t xml:space="preserve">meet it.</w:t>
       </w:r>
     </w:p>
     <w:p>
@@ -5587,49 +5133,49 @@
         <w:pStyle w:val="BodyText"/>
       </w:pPr>
       <w:r>
-        <w:t xml:space="preserve">The clearance claim will be framed conservatively in three ways. The claim made for the step</w:t>
-      </w:r>
-      <w:r>
-        <w:t xml:space="preserve"> </w:t>
-      </w:r>
-      <w:r>
-        <w:t xml:space="preserve">will be the reduction demonstrated at the worst case of the operating region, which is the</w:t>
-      </w:r>
-      <w:r>
-        <w:t xml:space="preserve"> </w:t>
-      </w:r>
-      <w:r>
-        <w:t xml:space="preserve">combination of the highest pH, the shortest hold and the lowest temperature, and not the mean</w:t>
-      </w:r>
-      <w:r>
-        <w:t xml:space="preserve"> </w:t>
-      </w:r>
-      <w:r>
-        <w:t xml:space="preserve">at the set-point. A run in which the held pool falls to the quantitation limit of AMV-3017</w:t>
-      </w:r>
-      <w:r>
-        <w:t xml:space="preserve"> </w:t>
-      </w:r>
-      <w:r>
-        <w:t xml:space="preserve">will be reported as a limit value, and the reduction will not be extrapolated beyond it.</w:t>
-      </w:r>
-      <w:r>
-        <w:t xml:space="preserve"> </w:t>
-      </w:r>
-      <w:r>
-        <w:t xml:space="preserve">Inactivation will not be extrapolated to hold times shorter than the shortest studied,</w:t>
-      </w:r>
-      <w:r>
-        <w:t xml:space="preserve"> </w:t>
-      </w:r>
-      <w:r>
-        <w:t xml:space="preserve">because the kinetics are steepest there and a linear extrapolation would overstate the</w:t>
-      </w:r>
-      <w:r>
-        <w:t xml:space="preserve"> </w:t>
-      </w:r>
-      <w:r>
-        <w:t xml:space="preserve">clearance.</w:t>
+        <w:t xml:space="preserve">The clearance criterion is applied to the mean response predicted by the model. A</w:t>
+      </w:r>
+      <w:r>
+        <w:t xml:space="preserve"> </w:t>
+      </w:r>
+      <w:r>
+        <w:t xml:space="preserve">response surface predicts mean levels, so a region drawn on the mean alone offers only</w:t>
+      </w:r>
+      <w:r>
+        <w:t xml:space="preserve"> </w:t>
+      </w:r>
+      <w:r>
+        <w:t xml:space="preserve">even odds of meeting the criterion at its own edge. The region will therefore be reported</w:t>
+      </w:r>
+      <w:r>
+        <w:t xml:space="preserve"> </w:t>
+      </w:r>
+      <w:r>
+        <w:t xml:space="preserve">twice, once on the mean prediction and once with a prediction interval applied, and the</w:t>
+      </w:r>
+      <w:r>
+        <w:t xml:space="preserve"> </w:t>
+      </w:r>
+      <w:r>
+        <w:t xml:space="preserve">second of these is the region that supports the control strategy, because the control</w:t>
+      </w:r>
+      <w:r>
+        <w:t xml:space="preserve"> </w:t>
+      </w:r>
+      <w:r>
+        <w:t xml:space="preserve">strategy has to hold for a batch and not for the average of many batches. The interval</w:t>
+      </w:r>
+      <w:r>
+        <w:t xml:space="preserve"> </w:t>
+      </w:r>
+      <w:r>
+        <w:t xml:space="preserve">accounts for process variation, for assay variation and for the uncertainty of the fitted model</w:t>
+      </w:r>
+      <w:r>
+        <w:t xml:space="preserve"> </w:t>
+      </w:r>
+      <w:r>
+        <w:t xml:space="preserve">itself.</w:t>
       </w:r>
     </w:p>
     <w:p>
@@ -5637,37 +5183,37 @@
         <w:pStyle w:val="BodyText"/>
       </w:pPr>
       <w:r>
-        <w:t xml:space="preserve">The product-quality criteria apply to the neutralised pool, where aggregate must be at or</w:t>
-      </w:r>
-      <w:r>
-        <w:t xml:space="preserve"> </w:t>
-      </w:r>
-      <w:r>
-        <w:t xml:space="preserve">below 5 % HMW and acidic charge variants must lie between</w:t>
-      </w:r>
-      <w:r>
-        <w:t xml:space="preserve"> </w:t>
-      </w:r>
-      <w:r>
-        <w:t xml:space="preserve">18 % and 40 %. Both are drug-substance</w:t>
-      </w:r>
-      <w:r>
-        <w:t xml:space="preserve"> </w:t>
-      </w:r>
-      <w:r>
-        <w:t xml:space="preserve">specifications. Applying them at the outlet of this step is deliberately conservative,</w:t>
-      </w:r>
-      <w:r>
-        <w:t xml:space="preserve"> </w:t>
-      </w:r>
-      <w:r>
-        <w:t xml:space="preserve">because cation exchange reduces aggregate downstream of it (PCR-007). A run that exceeds</w:t>
-      </w:r>
-      <w:r>
-        <w:t xml:space="preserve"> </w:t>
-      </w:r>
-      <w:r>
-        <w:t xml:space="preserve">either limit defines an edge of failure and will be reported as one.</w:t>
+        <w:t xml:space="preserve">The remaining criteria are ceilings taken directly from the drug-substance</w:t>
+      </w:r>
+      <w:r>
+        <w:t xml:space="preserve"> </w:t>
+      </w:r>
+      <w:r>
+        <w:t xml:space="preserve">specifications. The step is credited with no reduction of either attribute, so the</w:t>
+      </w:r>
+      <w:r>
+        <w:t xml:space="preserve"> </w:t>
+      </w:r>
+      <w:r>
+        <w:t xml:space="preserve">decision rule is that the pool stays inside its specification everywhere in the region</w:t>
+      </w:r>
+      <w:r>
+        <w:t xml:space="preserve"> </w:t>
+      </w:r>
+      <w:r>
+        <w:t xml:space="preserve">and that the change across the hold is quantified against the load. An increase that</w:t>
+      </w:r>
+      <w:r>
+        <w:t xml:space="preserve"> </w:t>
+      </w:r>
+      <w:r>
+        <w:t xml:space="preserve">remains inside the specification is an acceptable outcome, and it will be reported with</w:t>
+      </w:r>
+      <w:r>
+        <w:t xml:space="preserve"> </w:t>
+      </w:r>
+      <w:r>
+        <w:t xml:space="preserve">its magnitude and not only with its disposition.</w:t>
       </w:r>
     </w:p>
     <w:p>
@@ -5675,43 +5221,37 @@
         <w:pStyle w:val="BodyText"/>
       </w:pPr>
       <w:r>
-        <w:t xml:space="preserve">Model adequacy decides what the operating region may be built on. A response whose</w:t>
-      </w:r>
-      <w:r>
-        <w:t xml:space="preserve"> </w:t>
-      </w:r>
-      <w:r>
-        <w:t xml:space="preserve">response-surface model shows a significant lack of fit against pure error at α = 0.05 will</w:t>
-      </w:r>
-      <w:r>
-        <w:t xml:space="preserve"> </w:t>
-      </w:r>
-      <w:r>
-        <w:t xml:space="preserve">not be used to define the region, and the region will then be set from the responses whose</w:t>
-      </w:r>
-      <w:r>
-        <w:t xml:space="preserve"> </w:t>
-      </w:r>
-      <w:r>
-        <w:t xml:space="preserve">models are adequate, together with the univariate data, with the shortfall stated plainly in</w:t>
-      </w:r>
-      <w:r>
-        <w:t xml:space="preserve"> </w:t>
-      </w:r>
-      <w:r>
-        <w:t xml:space="preserve">PCR-006. A response with no significant factor effect will be reported as robust over the</w:t>
-      </w:r>
-      <w:r>
-        <w:t xml:space="preserve"> </w:t>
-      </w:r>
-      <w:r>
-        <w:t xml:space="preserve">ranges studied, and its acceptance will be shown from the observed values and not from a</w:t>
-      </w:r>
-      <w:r>
-        <w:t xml:space="preserve"> </w:t>
-      </w:r>
-      <w:r>
-        <w:t xml:space="preserve">model.</w:t>
+        <w:t xml:space="preserve">Model adequacy is a precondition of the operating region and not a criterion applied to</w:t>
+      </w:r>
+      <w:r>
+        <w:t xml:space="preserve"> </w:t>
+      </w:r>
+      <w:r>
+        <w:t xml:space="preserve">the process. The region will be declared from the response-surface model only where the</w:t>
+      </w:r>
+      <w:r>
+        <w:t xml:space="preserve"> </w:t>
+      </w:r>
+      <w:r>
+        <w:t xml:space="preserve">lack-of-fit test is not significant at α = 0.05 and the predicted coefficient of</w:t>
+      </w:r>
+      <w:r>
+        <w:t xml:space="preserve"> </w:t>
+      </w:r>
+      <w:r>
+        <w:t xml:space="preserve">determination supports prediction and not merely description. Where a response fails that</w:t>
+      </w:r>
+      <w:r>
+        <w:t xml:space="preserve"> </w:t>
+      </w:r>
+      <w:r>
+        <w:t xml:space="preserve">test, the range for the parameters governing it will be set from the observed data at the</w:t>
+      </w:r>
+      <w:r>
+        <w:t xml:space="preserve"> </w:t>
+      </w:r>
+      <w:r>
+        <w:t xml:space="preserve">design points, and the limitation will be stated in PCR-006.</w:t>
       </w:r>
     </w:p>
     <w:p>
@@ -5719,18 +5259,382 @@
         <w:pStyle w:val="BodyText"/>
       </w:pPr>
       <w:r>
-        <w:t xml:space="preserve">The operating region will be declared as the set of parameter combinations at which every</w:t>
-      </w:r>
-      <w:r>
-        <w:t xml:space="preserve"> </w:t>
-      </w:r>
-      <w:r>
-        <w:t xml:space="preserve">criterion in</w:t>
-      </w:r>
-      <w:r>
-        <w:t xml:space="preserve"> </w:t>
-      </w:r>
-      <w:hyperlink w:anchor="tbl-accept">
+        <w:t xml:space="preserve">Two outcomes end the study without an operating region. If no contiguous set of</w:t>
+      </w:r>
+      <w:r>
+        <w:t xml:space="preserve"> </w:t>
+      </w:r>
+      <w:r>
+        <w:t xml:space="preserve">conditions satisfies every criterion at once, the ranges will be re-cut and the study</w:t>
+      </w:r>
+      <w:r>
+        <w:t xml:space="preserve"> </w:t>
+      </w:r>
+      <w:r>
+        <w:t xml:space="preserve">repeated under a revised plan. If the scale-down model fails its qualification, no result from the</w:t>
+      </w:r>
+      <w:r>
+        <w:t xml:space="preserve"> </w:t>
+      </w:r>
+      <w:r>
+        <w:t xml:space="preserve">study will be used, and the failure will be reported under SOP-1001.</w:t>
+      </w:r>
+    </w:p>
+    <w:p>
+      <w:pPr>
+        <w:pStyle w:val="BodyText"/>
+      </w:pPr>
+      <w:r>
+        <w:t xml:space="preserve">Meeting the step criterion does not establish the viral safety of the drug substance.</w:t>
+      </w:r>
+      <w:r>
+        <w:t xml:space="preserve"> </w:t>
+      </w:r>
+      <w:r>
+        <w:t xml:space="preserve">The cumulative claim is assembled in PCMR-001 from this step, from PCR-008 and from</w:t>
+      </w:r>
+      <w:r>
+        <w:t xml:space="preserve"> </w:t>
+      </w:r>
+      <w:r>
+        <w:t xml:space="preserve">PCR-009, and the argument that the contributing mechanisms are orthogonal is made there.</w:t>
+      </w:r>
+    </w:p>
+    <w:bookmarkEnd w:id="37"/>
+    <w:bookmarkStart w:id="38" w:name="X6e399b04be57e9d5f909b4238f9408193405dfd"/>
+    <w:p>
+      <w:pPr>
+        <w:pStyle w:val="Heading1"/>
+      </w:pPr>
+      <w:r>
+        <w:t xml:space="preserve">8. Proven acceptable ranges (planned analysis)</w:t>
+      </w:r>
+    </w:p>
+    <w:p>
+      <w:pPr>
+        <w:pStyle w:val="FirstParagraph"/>
+      </w:pPr>
+      <w:r>
+        <w:t xml:space="preserve">A proven acceptable range will be reported for each governed attribute and each of the</w:t>
+      </w:r>
+      <w:r>
+        <w:t xml:space="preserve"> </w:t>
+      </w:r>
+      <w:r>
+        <w:t xml:space="preserve">multivariate parameters. The acceptance basis is the one used in §7. For aggregate</w:t>
+      </w:r>
+      <w:r>
+        <w:t xml:space="preserve"> </w:t>
+      </w:r>
+      <w:r>
+        <w:t xml:space="preserve">and acidic variants it is the drug-substance specification, and for enveloped-virus</w:t>
+      </w:r>
+      <w:r>
+        <w:t xml:space="preserve"> </w:t>
+      </w:r>
+      <w:r>
+        <w:t xml:space="preserve">clearance it is the back-calculated step floor of</w:t>
+      </w:r>
+      <w:r>
+        <w:t xml:space="preserve"> </w:t>
+      </w:r>
+      <w:hyperlink w:anchor="tbl-acc">
+        <w:r>
+          <w:rPr>
+            <w:rStyle w:val="Hyperlink"/>
+          </w:rPr>
+          <w:t xml:space="preserve">Table 8</w:t>
+        </w:r>
+      </w:hyperlink>
+      <w:r>
+        <w:t xml:space="preserve">.</w:t>
+      </w:r>
+    </w:p>
+    <w:p>
+      <w:pPr>
+        <w:pStyle w:val="BodyText"/>
+      </w:pPr>
+      <w:r>
+        <w:t xml:space="preserve">Two analyses will be run for every pair of parameter and attribute. The first holds the</w:t>
+      </w:r>
+      <w:r>
+        <w:t xml:space="preserve"> </w:t>
+      </w:r>
+      <w:r>
+        <w:t xml:space="preserve">other parameters at their set-points and scans the parameter of interest across its</w:t>
+      </w:r>
+      <w:r>
+        <w:t xml:space="preserve"> </w:t>
+      </w:r>
+      <w:r>
+        <w:t xml:space="preserve">characterization range. The second propagates the normal operating ranges of the other</w:t>
+      </w:r>
+      <w:r>
+        <w:t xml:space="preserve"> </w:t>
+      </w:r>
+      <w:r>
+        <w:t xml:space="preserve">parameters, drawing each of them at random inside its own range and evaluating the fitted</w:t>
+      </w:r>
+      <w:r>
+        <w:t xml:space="preserve"> </w:t>
+      </w:r>
+      <w:r>
+        <w:t xml:space="preserve">response-surface model at every point of the scan. The scan uses 81</w:t>
+      </w:r>
+      <w:r>
+        <w:t xml:space="preserve"> </w:t>
+      </w:r>
+      <w:r>
+        <w:t xml:space="preserve">grid points across the characterization range and 2,000 draws at</w:t>
+      </w:r>
+      <w:r>
+        <w:t xml:space="preserve"> </w:t>
+      </w:r>
+      <w:r>
+        <w:t xml:space="preserve">each grid point, under a fixed random seed so that the analysis reproduces exactly.</w:t>
+      </w:r>
+    </w:p>
+    <w:p>
+      <w:pPr>
+        <w:pStyle w:val="BodyText"/>
+      </w:pPr>
+      <w:r>
+        <w:t xml:space="preserve">The second analysis is the reproducible default for the control strategy. It answers the</w:t>
+      </w:r>
+      <w:r>
+        <w:t xml:space="preserve"> </w:t>
+      </w:r>
+      <w:r>
+        <w:t xml:space="preserve">question a manufacturing deviation actually raises, which is whether one parameter is</w:t>
+      </w:r>
+      <w:r>
+        <w:t xml:space="preserve"> </w:t>
+      </w:r>
+      <w:r>
+        <w:t xml:space="preserve">acceptable while everything else sits somewhere inside its own range instead of at a</w:t>
+      </w:r>
+      <w:r>
+        <w:t xml:space="preserve"> </w:t>
+      </w:r>
+      <w:r>
+        <w:t xml:space="preserve">nominal value. The first analysis is retained because it isolates the parameter, and the</w:t>
+      </w:r>
+      <w:r>
+        <w:t xml:space="preserve"> </w:t>
+      </w:r>
+      <w:r>
+        <w:t xml:space="preserve">difference between the two is a direct measure of how much the other parameters matter.</w:t>
+      </w:r>
+    </w:p>
+    <w:p>
+      <w:pPr>
+        <w:pStyle w:val="BodyText"/>
+      </w:pPr>
+      <w:r>
+        <w:t xml:space="preserve">The decision rule is the same in both analyses. The proven acceptable range of a</w:t>
+      </w:r>
+      <w:r>
+        <w:t xml:space="preserve"> </w:t>
+      </w:r>
+      <w:r>
+        <w:t xml:space="preserve">parameter is the contiguous interval around the set-point over which the predicted</w:t>
+      </w:r>
+      <w:r>
+        <w:t xml:space="preserve"> </w:t>
+      </w:r>
+      <w:r>
+        <w:t xml:space="preserve">response stays inside its acceptance criterion, and it is reported in the units of the</w:t>
+      </w:r>
+      <w:r>
+        <w:t xml:space="preserve"> </w:t>
+      </w:r>
+      <w:r>
+        <w:t xml:space="preserve">parameter. Where both analyses give the same interval and that interval covers the whole</w:t>
+      </w:r>
+      <w:r>
+        <w:t xml:space="preserve"> </w:t>
+      </w:r>
+      <w:r>
+        <w:t xml:space="preserve">characterization range, the parameter is acceptable everywhere it was studied and is also</w:t>
+      </w:r>
+      <w:r>
+        <w:t xml:space="preserve"> </w:t>
+      </w:r>
+      <w:r>
+        <w:t xml:space="preserve">insensitive to co-variation of the others inside their normal operating ranges, as far as</w:t>
+      </w:r>
+      <w:r>
+        <w:t xml:space="preserve"> </w:t>
+      </w:r>
+      <w:r>
+        <w:t xml:space="preserve">the fitted model can show. Where the propagated interval is narrower, the attribute that binds it will be named and the</w:t>
+      </w:r>
+      <w:r>
+        <w:t xml:space="preserve"> </w:t>
+      </w:r>
+      <w:r>
+        <w:t xml:space="preserve">residual margin to the criterion will be given.</w:t>
+      </w:r>
+    </w:p>
+    <w:p>
+      <w:pPr>
+        <w:pStyle w:val="BodyText"/>
+      </w:pPr>
+      <w:r>
+        <w:t xml:space="preserve">Each governed attribute will be reported with a figure that plots the response against</w:t>
+      </w:r>
+      <w:r>
+        <w:t xml:space="preserve"> </w:t>
+      </w:r>
+      <w:r>
+        <w:t xml:space="preserve">its governing parameter, with the acceptance limit drawn, the acceptable region shaded,</w:t>
+      </w:r>
+      <w:r>
+        <w:t xml:space="preserve"> </w:t>
+      </w:r>
+      <w:r>
+        <w:t xml:space="preserve">and the set-point and the normal operating range marked. The two analyses are the two</w:t>
+      </w:r>
+      <w:r>
+        <w:t xml:space="preserve"> </w:t>
+      </w:r>
+      <w:r>
+        <w:t xml:space="preserve">panels of that figure.</w:t>
+      </w:r>
+    </w:p>
+    <w:p>
+      <w:pPr>
+        <w:pStyle w:val="BodyText"/>
+      </w:pPr>
+      <w:r>
+        <w:t xml:space="preserve">A proven acceptable range and an operating region answer different questions. A proven</w:t>
+      </w:r>
+      <w:r>
+        <w:t xml:space="preserve"> </w:t>
+      </w:r>
+      <w:r>
+        <w:t xml:space="preserve">acceptable range is a statement about one parameter under stated conditions for the</w:t>
+      </w:r>
+      <w:r>
+        <w:t xml:space="preserve"> </w:t>
+      </w:r>
+      <w:r>
+        <w:t xml:space="preserve">others. The region of §7 is multivariate. Where every proven acceptable range covers the</w:t>
+      </w:r>
+      <w:r>
+        <w:t xml:space="preserve"> </w:t>
+      </w:r>
+      <w:r>
+        <w:t xml:space="preserve">whole characterization range, the constraint that binds routine operation is a corner of</w:t>
+      </w:r>
+      <w:r>
+        <w:t xml:space="preserve"> </w:t>
+      </w:r>
+      <w:r>
+        <w:t xml:space="preserve">that region and not any single parameter, and PCR-006 will say which corner it is.</w:t>
+      </w:r>
+    </w:p>
+    <w:bookmarkEnd w:id="38"/>
+    <w:bookmarkStart w:id="39" w:name="data-management-and-integrity"/>
+    <w:p>
+      <w:pPr>
+        <w:pStyle w:val="Heading1"/>
+      </w:pPr>
+      <w:r>
+        <w:t xml:space="preserve">9. Data management and integrity</w:t>
+      </w:r>
+    </w:p>
+    <w:p>
+      <w:pPr>
+        <w:pStyle w:val="FirstParagraph"/>
+      </w:pPr>
+      <w:r>
+        <w:t xml:space="preserve">Study data will be recorded, reviewed and retained under the site data-integrity</w:t>
+      </w:r>
+      <w:r>
+        <w:t xml:space="preserve"> </w:t>
+      </w:r>
+      <w:r>
+        <w:t xml:space="preserve">procedures, and every record will be attributable, legible, contemporaneous, original and</w:t>
+      </w:r>
+      <w:r>
+        <w:t xml:space="preserve"> </w:t>
+      </w:r>
+      <w:r>
+        <w:t xml:space="preserve">accurate, as well as complete, consistent, enduring and available. Raw analytical data</w:t>
+      </w:r>
+      <w:r>
+        <w:t xml:space="preserve"> </w:t>
+      </w:r>
+      <w:r>
+        <w:t xml:space="preserve">remain in the validated systems of the analytical laboratory. The design, the run order,</w:t>
+      </w:r>
+      <w:r>
+        <w:t xml:space="preserve"> </w:t>
+      </w:r>
+      <w:r>
+        <w:t xml:space="preserve">the fitted models and the derived ranges are held in the statistical environment</w:t>
+      </w:r>
+      <w:r>
+        <w:t xml:space="preserve"> </w:t>
+      </w:r>
+      <w:r>
+        <w:t xml:space="preserve">identified in SOP-1002, together with the seed and the script that reproduce them.</w:t>
+      </w:r>
+    </w:p>
+    <w:p>
+      <w:pPr>
+        <w:pStyle w:val="BodyText"/>
+      </w:pPr>
+      <w:r>
+        <w:t xml:space="preserve">Each dataset is reviewed by a second qualified person before it is analysed, and the</w:t>
+      </w:r>
+      <w:r>
+        <w:t xml:space="preserve"> </w:t>
+      </w:r>
+      <w:r>
+        <w:t xml:space="preserve">analysis is checked against the raw records before PCR-006 is issued. Any correction to a</w:t>
+      </w:r>
+      <w:r>
+        <w:t xml:space="preserve"> </w:t>
+      </w:r>
+      <w:r>
+        <w:t xml:space="preserve">recorded value carries its reason, its author and its date, and the original value stays</w:t>
+      </w:r>
+      <w:r>
+        <w:t xml:space="preserve"> </w:t>
+      </w:r>
+      <w:r>
+        <w:t xml:space="preserve">legible.</w:t>
+      </w:r>
+    </w:p>
+    <w:bookmarkEnd w:id="39"/>
+    <w:bookmarkStart w:id="41" w:name="roles-and-responsibilities"/>
+    <w:p>
+      <w:pPr>
+        <w:pStyle w:val="Heading1"/>
+      </w:pPr>
+      <w:r>
+        <w:t xml:space="preserve">10. Roles and responsibilities</w:t>
+      </w:r>
+    </w:p>
+    <w:p>
+      <w:pPr>
+        <w:pStyle w:val="FirstParagraph"/>
+      </w:pPr>
+      <w:r>
+        <w:t xml:space="preserve">The study is executed by Process Development at the sending site, with the analytical and</w:t>
+      </w:r>
+      <w:r>
+        <w:t xml:space="preserve"> </w:t>
+      </w:r>
+      <w:r>
+        <w:t xml:space="preserve">virological work performed by the functions named in</w:t>
+      </w:r>
+      <w:r>
+        <w:t xml:space="preserve"> </w:t>
+      </w:r>
+      <w:hyperlink w:anchor="tbl-roles">
         <w:r>
           <w:rPr>
             <w:rStyle w:val="Hyperlink"/>
@@ -5739,512 +5643,13 @@
         </w:r>
       </w:hyperlink>
       <w:r>
-        <w:t xml:space="preserve"> </w:t>
-      </w:r>
-      <w:r>
-        <w:t xml:space="preserve">is met at the same time. It will be evaluated from the fitted</w:t>
-      </w:r>
-      <w:r>
-        <w:t xml:space="preserve"> </w:t>
-      </w:r>
-      <w:r>
-        <w:t xml:space="preserve">response-surface models with the remaining parameters varying within their normal operating</w:t>
-      </w:r>
-      <w:r>
-        <w:t xml:space="preserve"> </w:t>
-      </w:r>
-      <w:r>
-        <w:t xml:space="preserve">ranges, and not from the mean prediction alone. A model of mean response gives roughly even</w:t>
-      </w:r>
-      <w:r>
-        <w:t xml:space="preserve"> </w:t>
-      </w:r>
-      <w:r>
-        <w:t xml:space="preserve">odds of meeting a limit at its own boundary, so a region drawn on the mean surface would not</w:t>
-      </w:r>
-      <w:r>
-        <w:t xml:space="preserve"> </w:t>
-      </w:r>
-      <w:r>
-        <w:t xml:space="preserve">support the assurance that the viral criterion requires.</w:t>
-      </w:r>
-    </w:p>
-    <w:p>
-      <w:pPr>
-        <w:pStyle w:val="BodyText"/>
-      </w:pPr>
-      <w:r>
-        <w:t xml:space="preserve">The pH criterion is two-sided, and it is the decisive one for this step, with its upper edge</w:t>
-      </w:r>
-      <w:r>
-        <w:t xml:space="preserve"> </w:t>
-      </w:r>
-      <w:r>
-        <w:t xml:space="preserve">set by the log reduction criterion and its lower edge by the aggregate criterion. The study</w:t>
-      </w:r>
-      <w:r>
-        <w:t xml:space="preserve"> </w:t>
-      </w:r>
-      <w:r>
-        <w:t xml:space="preserve">passes on pH only if those two edges leave an interval that contains the set-point and the</w:t>
-      </w:r>
-      <w:r>
-        <w:t xml:space="preserve"> </w:t>
-      </w:r>
-      <w:r>
-        <w:t xml:space="preserve">whole normal operating range in</w:t>
-      </w:r>
-      <w:r>
-        <w:t xml:space="preserve"> </w:t>
-      </w:r>
-      <w:hyperlink w:anchor="tbl-params">
-        <w:r>
-          <w:rPr>
-            <w:rStyle w:val="Hyperlink"/>
-          </w:rPr>
-          <w:t xml:space="preserve">Table 7</w:t>
-        </w:r>
-      </w:hyperlink>
-      <w:r>
-        <w:t xml:space="preserve">, with margin on both sides. If they do not, no</w:t>
-      </w:r>
-      <w:r>
-        <w:t xml:space="preserve"> </w:t>
-      </w:r>
-      <w:r>
-        <w:t xml:space="preserve">operating range for pH will be declared from this data set, the set-point and the normal</w:t>
-      </w:r>
-      <w:r>
-        <w:t xml:space="preserve"> </w:t>
-      </w:r>
-      <w:r>
-        <w:t xml:space="preserve">operating range will be reset under change control, and the affected part of the study will</w:t>
-      </w:r>
-      <w:r>
-        <w:t xml:space="preserve"> </w:t>
-      </w:r>
-      <w:r>
-        <w:t xml:space="preserve">be re-executed.</w:t>
-      </w:r>
-    </w:p>
-    <w:p>
-      <w:pPr>
-        <w:pStyle w:val="BodyText"/>
-      </w:pPr>
-      <w:r>
-        <w:t xml:space="preserve">The study will be accepted as executed when four conditions hold. Every designed run in</w:t>
-      </w:r>
-      <w:r>
-        <w:t xml:space="preserve"> </w:t>
-      </w:r>
-      <w:r>
-        <w:t xml:space="preserve">Appendix A and Appendix B has been executed, or its omission has been justified and assessed</w:t>
-      </w:r>
-      <w:r>
-        <w:t xml:space="preserve"> </w:t>
-      </w:r>
-      <w:r>
-        <w:t xml:space="preserve">for impact. The centre-point variation is consistent with the precision of the methods in</w:t>
-      </w:r>
-      <w:r>
-        <w:t xml:space="preserve"> </w:t>
-      </w:r>
-      <w:hyperlink w:anchor="tbl-amv">
-        <w:r>
-          <w:rPr>
-            <w:rStyle w:val="Hyperlink"/>
-          </w:rPr>
-          <w:t xml:space="preserve">Table 6</w:t>
-        </w:r>
-      </w:hyperlink>
-      <w:r>
-        <w:t xml:space="preserve">, and every spiked run carries passing cytotoxicity and interference controls. Any</w:t>
-      </w:r>
-      <w:r>
-        <w:t xml:space="preserve"> </w:t>
-      </w:r>
-      <w:r>
-        <w:t xml:space="preserve">departure from this plan has been recorded, investigated, assessed for its effect on the</w:t>
-      </w:r>
-      <w:r>
-        <w:t xml:space="preserve"> </w:t>
-      </w:r>
-      <w:r>
-        <w:t xml:space="preserve">conclusions and reported in PCR-006.</w:t>
-      </w:r>
-    </w:p>
-    <w:bookmarkEnd w:id="38"/>
-    <w:bookmarkStart w:id="39" w:name="X6e399b04be57e9d5f909b4238f9408193405dfd"/>
-    <w:p>
-      <w:pPr>
-        <w:pStyle w:val="Heading1"/>
-      </w:pPr>
-      <w:r>
-        <w:t xml:space="preserve">8. Proven acceptable ranges (planned analysis)</w:t>
-      </w:r>
-    </w:p>
-    <w:p>
-      <w:pPr>
-        <w:pStyle w:val="FirstParagraph"/>
-      </w:pPr>
-      <w:r>
-        <w:t xml:space="preserve">The operating region is multivariate, and it will be complemented by a proven acceptable</w:t>
-      </w:r>
-      <w:r>
-        <w:t xml:space="preserve"> </w:t>
-      </w:r>
-      <w:r>
-        <w:t xml:space="preserve">range for each parameter against each attribute that parameter governs. The acceptance basis</w:t>
-      </w:r>
-      <w:r>
-        <w:t xml:space="preserve"> </w:t>
-      </w:r>
-      <w:r>
-        <w:t xml:space="preserve">is the one already given in</w:t>
-      </w:r>
-      <w:r>
-        <w:t xml:space="preserve"> </w:t>
-      </w:r>
-      <w:hyperlink w:anchor="tbl-accept">
-        <w:r>
-          <w:rPr>
-            <w:rStyle w:val="Hyperlink"/>
-          </w:rPr>
-          <w:t xml:space="preserve">Table 9</w:t>
-        </w:r>
-      </w:hyperlink>
-      <w:r>
-        <w:t xml:space="preserve">: aggregate and acidic charge variants are judged</w:t>
-      </w:r>
-      <w:r>
-        <w:t xml:space="preserve"> </w:t>
-      </w:r>
-      <w:r>
-        <w:t xml:space="preserve">against their drug-substance specifications, and XMuLV reduction is judged against the step</w:t>
-      </w:r>
-      <w:r>
-        <w:t xml:space="preserve"> </w:t>
-      </w:r>
-      <w:r>
-        <w:t xml:space="preserve">contribution derived in §7.</w:t>
-      </w:r>
-    </w:p>
-    <w:p>
-      <w:pPr>
-        <w:pStyle w:val="BodyText"/>
-      </w:pPr>
-      <w:r>
-        <w:t xml:space="preserve">Two analyses will be run for each pairing of parameter and attribute. The first holds the</w:t>
-      </w:r>
-      <w:r>
-        <w:t xml:space="preserve"> </w:t>
-      </w:r>
-      <w:r>
-        <w:t xml:space="preserve">other parameters at their set-points and scans the parameter of interest across its</w:t>
-      </w:r>
-      <w:r>
-        <w:t xml:space="preserve"> </w:t>
-      </w:r>
-      <w:r>
-        <w:t xml:space="preserve">characterization range. The second varies the other parameters within their normal operating</w:t>
-      </w:r>
-      <w:r>
-        <w:t xml:space="preserve"> </w:t>
-      </w:r>
-      <w:r>
-        <w:t xml:space="preserve">ranges, by Monte-Carlo sampling of the fitted response-surface model, and requires the</w:t>
-      </w:r>
-      <w:r>
-        <w:t xml:space="preserve"> </w:t>
-      </w:r>
-      <w:r>
-        <w:t xml:space="preserve">criterion to be met across that variation, which makes it the reported default, because it is</w:t>
-      </w:r>
-      <w:r>
-        <w:t xml:space="preserve"> </w:t>
-      </w:r>
-      <w:r>
-        <w:t xml:space="preserve">the condition under which the step will actually be operated.</w:t>
-      </w:r>
-    </w:p>
-    <w:p>
-      <w:pPr>
-        <w:pStyle w:val="BodyText"/>
-      </w:pPr>
-      <w:r>
-        <w:t xml:space="preserve">The decision rule is the same for both analyses. The proven acceptable range is the</w:t>
-      </w:r>
-      <w:r>
-        <w:t xml:space="preserve"> </w:t>
-      </w:r>
-      <w:r>
-        <w:t xml:space="preserve">contiguous interval of the parameter, inside its characterization range, that contains the</w:t>
-      </w:r>
-      <w:r>
-        <w:t xml:space="preserve"> </w:t>
-      </w:r>
-      <w:r>
-        <w:t xml:space="preserve">set-point and over which the attribute stays within acceptance. Where that interval covers</w:t>
-      </w:r>
-      <w:r>
-        <w:t xml:space="preserve"> </w:t>
-      </w:r>
-      <w:r>
-        <w:t xml:space="preserve">the whole characterization range, the parameter is proven acceptable across everything that</w:t>
-      </w:r>
-      <w:r>
-        <w:t xml:space="preserve"> </w:t>
-      </w:r>
-      <w:r>
-        <w:t xml:space="preserve">was studied, and no claim will be made beyond it. Where the propagated analysis gives a</w:t>
-      </w:r>
-      <w:r>
-        <w:t xml:space="preserve"> </w:t>
-      </w:r>
-      <w:r>
-        <w:t xml:space="preserve">narrower interval than the set-point analysis, the attribute that binds it will be named,</w:t>
-      </w:r>
-      <w:r>
-        <w:t xml:space="preserve"> </w:t>
-      </w:r>
-      <w:r>
-        <w:t xml:space="preserve">together with the margin that remains to the set-point.</w:t>
-      </w:r>
-    </w:p>
-    <w:p>
-      <w:pPr>
-        <w:pStyle w:val="BodyText"/>
-      </w:pPr>
-      <w:r>
-        <w:t xml:space="preserve">Each governed attribute will be reported with a table of the characterization range and both</w:t>
-      </w:r>
-      <w:r>
-        <w:t xml:space="preserve"> </w:t>
-      </w:r>
-      <w:r>
-        <w:t xml:space="preserve">proven acceptable ranges, for every parameter, and with a two-panel figure for the parameter</w:t>
-      </w:r>
-      <w:r>
-        <w:t xml:space="preserve"> </w:t>
-      </w:r>
-      <w:r>
-        <w:t xml:space="preserve">that governs it. The panels carry the set-point analysis and the propagated analysis, and</w:t>
-      </w:r>
-      <w:r>
-        <w:t xml:space="preserve"> </w:t>
-      </w:r>
-      <w:r>
-        <w:t xml:space="preserve">each shows the parameter on the horizontal axis and the response on the vertical axis, with</w:t>
-      </w:r>
-      <w:r>
-        <w:t xml:space="preserve"> </w:t>
-      </w:r>
-      <w:r>
-        <w:t xml:space="preserve">the acceptance limit drawn, the acceptable region shaded green, and the set-point and the</w:t>
-      </w:r>
-      <w:r>
-        <w:t xml:space="preserve"> </w:t>
-      </w:r>
-      <w:r>
-        <w:t xml:space="preserve">normal operating range marked.</w:t>
-      </w:r>
-    </w:p>
-    <w:p>
-      <w:pPr>
-        <w:pStyle w:val="BodyText"/>
-      </w:pPr>
-      <w:r>
-        <w:t xml:space="preserve">A proven acceptable range and the operating region are not the same claim, and PCR-006 will</w:t>
-      </w:r>
-      <w:r>
-        <w:t xml:space="preserve"> </w:t>
-      </w:r>
-      <w:r>
-        <w:t xml:space="preserve">keep them apart. A proven acceptable range is a statement about one parameter, and the</w:t>
-      </w:r>
-      <w:r>
-        <w:t xml:space="preserve"> </w:t>
-      </w:r>
-      <w:r>
-        <w:t xml:space="preserve">operating region is a statement about the parameters together. Where every parameter turns</w:t>
-      </w:r>
-      <w:r>
-        <w:t xml:space="preserve"> </w:t>
-      </w:r>
-      <w:r>
-        <w:t xml:space="preserve">out to be proven acceptable across its whole characterization range, the binding constraint</w:t>
-      </w:r>
-      <w:r>
-        <w:t xml:space="preserve"> </w:t>
-      </w:r>
-      <w:r>
-        <w:t xml:space="preserve">on operation is the corner of the multivariate region and not any single range. Both are</w:t>
-      </w:r>
-      <w:r>
-        <w:t xml:space="preserve"> </w:t>
-      </w:r>
-      <w:r>
-        <w:t xml:space="preserve">bounded by the ranges in</w:t>
-      </w:r>
-      <w:r>
-        <w:t xml:space="preserve"> </w:t>
-      </w:r>
-      <w:hyperlink w:anchor="tbl-params">
-        <w:r>
-          <w:rPr>
-            <w:rStyle w:val="Hyperlink"/>
-          </w:rPr>
-          <w:t xml:space="preserve">Table 7</w:t>
-        </w:r>
-      </w:hyperlink>
-      <w:r>
-        <w:t xml:space="preserve"> </w:t>
-      </w:r>
-      <w:r>
-        <w:t xml:space="preserve">and by the fitted models, and neither will be claimed</w:t>
-      </w:r>
-      <w:r>
-        <w:t xml:space="preserve"> </w:t>
-      </w:r>
-      <w:r>
-        <w:t xml:space="preserve">outside them.</w:t>
-      </w:r>
-    </w:p>
-    <w:bookmarkEnd w:id="39"/>
-    <w:bookmarkStart w:id="40" w:name="data-management-and-integrity"/>
-    <w:p>
-      <w:pPr>
-        <w:pStyle w:val="Heading1"/>
-      </w:pPr>
-      <w:r>
-        <w:t xml:space="preserve">9. Data management and integrity</w:t>
-      </w:r>
-    </w:p>
-    <w:p>
-      <w:pPr>
-        <w:pStyle w:val="FirstParagraph"/>
-      </w:pPr>
-      <w:r>
-        <w:t xml:space="preserve">Data will be recorded and retained in accordance with ALCOA+ principles. Run execution will</w:t>
-      </w:r>
-      <w:r>
-        <w:t xml:space="preserve"> </w:t>
-      </w:r>
-      <w:r>
-        <w:t xml:space="preserve">be recorded in the electronic laboratory notebook against SOP-2009, with process data</w:t>
-      </w:r>
-      <w:r>
-        <w:t xml:space="preserve"> </w:t>
-      </w:r>
-      <w:r>
-        <w:t xml:space="preserve">captured from the vessel control system, and analytical results will be recorded in the</w:t>
-      </w:r>
-      <w:r>
-        <w:t xml:space="preserve"> </w:t>
-      </w:r>
-      <w:r>
-        <w:t xml:space="preserve">laboratory information management system under the method identifiers in</w:t>
-      </w:r>
-      <w:r>
-        <w:t xml:space="preserve"> </w:t>
-      </w:r>
-      <w:hyperlink w:anchor="tbl-amv">
-        <w:r>
-          <w:rPr>
-            <w:rStyle w:val="Hyperlink"/>
-          </w:rPr>
-          <w:t xml:space="preserve">Table 6</w:t>
-        </w:r>
-      </w:hyperlink>
-      <w:r>
-        <w:t xml:space="preserve">.</w:t>
-      </w:r>
-    </w:p>
-    <w:p>
-      <w:pPr>
-        <w:pStyle w:val="BodyText"/>
-      </w:pPr>
-      <w:r>
-        <w:t xml:space="preserve">Raw data, the fitted models and the analysis scripts will be retained together, so that every</w:t>
-      </w:r>
-      <w:r>
-        <w:t xml:space="preserve"> </w:t>
-      </w:r>
-      <w:r>
-        <w:t xml:space="preserve">reported value can be traced back to the run that produced it. The statistical analysis will</w:t>
-      </w:r>
-      <w:r>
-        <w:t xml:space="preserve"> </w:t>
-      </w:r>
-      <w:r>
-        <w:t xml:space="preserve">be reviewed independently by Statistics before the report is issued, and any change to this</w:t>
-      </w:r>
-      <w:r>
-        <w:t xml:space="preserve"> </w:t>
-      </w:r>
-      <w:r>
-        <w:t xml:space="preserve">plan after approval requires a documented amendment approved by the functions in</w:t>
-      </w:r>
-      <w:r>
-        <w:t xml:space="preserve"> </w:t>
-      </w:r>
-      <w:hyperlink w:anchor="tbl-appr">
-        <w:r>
-          <w:rPr>
-            <w:rStyle w:val="Hyperlink"/>
-          </w:rPr>
-          <w:t xml:space="preserve">Table 1</w:t>
-        </w:r>
-      </w:hyperlink>
-      <w:r>
-        <w:t xml:space="preserve">.</w:t>
-      </w:r>
-    </w:p>
-    <w:bookmarkEnd w:id="40"/>
-    <w:bookmarkStart w:id="42" w:name="roles-and-responsibilities"/>
-    <w:p>
-      <w:pPr>
-        <w:pStyle w:val="Heading1"/>
-      </w:pPr>
-      <w:r>
-        <w:t xml:space="preserve">10. Roles and responsibilities</w:t>
-      </w:r>
-    </w:p>
-    <w:p>
-      <w:pPr>
-        <w:pStyle w:val="FirstParagraph"/>
-      </w:pPr>
-      <w:hyperlink w:anchor="tbl-roles">
-        <w:r>
-          <w:rPr>
-            <w:rStyle w:val="Hyperlink"/>
-          </w:rPr>
-          <w:t xml:space="preserve">Table 10</w:t>
-        </w:r>
-      </w:hyperlink>
-      <w:r>
-        <w:t xml:space="preserve"> </w:t>
-      </w:r>
-      <w:r>
-        <w:t xml:space="preserve">assigns the functions involved in the study. MSAT owns this plan and the report,</w:t>
-      </w:r>
-      <w:r>
-        <w:t xml:space="preserve"> </w:t>
-      </w:r>
-      <w:r>
-        <w:t xml:space="preserve">Statistics owns the design and the analysis and is accountable for the operating region and</w:t>
-      </w:r>
-      <w:r>
-        <w:t xml:space="preserve"> </w:t>
-      </w:r>
-      <w:r>
-        <w:t xml:space="preserve">the proven acceptable ranges, and Quality Assurance approves the plan before execution</w:t>
-      </w:r>
-      <w:r>
-        <w:t xml:space="preserve"> </w:t>
-      </w:r>
-      <w:r>
-        <w:t xml:space="preserve">begins.</w:t>
+        <w:t xml:space="preserve">. Each function approves</w:t>
+      </w:r>
+      <w:r>
+        <w:t xml:space="preserve"> </w:t>
+      </w:r>
+      <w:r>
+        <w:t xml:space="preserve">the part of the plan it will execute.</w:t>
       </w:r>
     </w:p>
     <w:tbl>
@@ -6260,7 +5665,7 @@
       <w:tr>
         <w:tc>
           <w:tcPr/>
-          <w:bookmarkStart w:id="41" w:name="tbl-roles"/>
+          <w:bookmarkStart w:id="40" w:name="tbl-roles"/>
           <w:p>
             <w:pPr>
               <w:jc w:val="center"/>
@@ -6271,7 +5676,7 @@
               <w:pStyle w:val="ImageCaption"/>
             </w:pPr>
             <w:r>
-              <w:t xml:space="preserve">Table 10: Roles and responsibilities for the planned study (synthetic).</w:t>
+              <w:t xml:space="preserve">Table 9: Functions and their responsibilities for the study.</w:t>
             </w:r>
           </w:p>
           <w:tbl>
@@ -6323,19 +5728,19 @@
                     <w:jc w:val="center"/>
                   </w:pPr>
                   <w:r>
-                    <w:t xml:space="preserve">Manufacturing Science and Technology</w:t>
-                  </w:r>
-                </w:p>
-              </w:tc>
-              <w:tc>
-                <w:tcPr/>
-                <w:p>
-                  <w:pPr>
-                    <w:pStyle w:val="Compact"/>
-                    <w:jc w:val="center"/>
-                  </w:pPr>
-                  <w:r>
-                    <w:t xml:space="preserve">Owns the plan and the report; qualifies the scale-down model</w:t>
+                    <w:t xml:space="preserve">Process Development / MSAT</w:t>
+                  </w:r>
+                </w:p>
+              </w:tc>
+              <w:tc>
+                <w:tcPr/>
+                <w:p>
+                  <w:pPr>
+                    <w:pStyle w:val="Compact"/>
+                    <w:jc w:val="center"/>
+                  </w:pPr>
+                  <w:r>
+                    <w:t xml:space="preserve">Owns this plan, executes the scale-down runs, analyses the data and authors PCR-006.</w:t>
                   </w:r>
                 </w:p>
               </w:tc>
@@ -6349,19 +5754,19 @@
                     <w:jc w:val="center"/>
                   </w:pPr>
                   <w:r>
-                    <w:t xml:space="preserve">Process Development</w:t>
-                  </w:r>
-                </w:p>
-              </w:tc>
-              <w:tc>
-                <w:tcPr/>
-                <w:p>
-                  <w:pPr>
-                    <w:pStyle w:val="Compact"/>
-                    <w:jc w:val="center"/>
-                  </w:pPr>
-                  <w:r>
-                    <w:t xml:space="preserve">Executes the unspiked characterization runs and the univariate assessment</w:t>
+                    <w:t xml:space="preserve">Analytical Development</w:t>
+                  </w:r>
+                </w:p>
+              </w:tc>
+              <w:tc>
+                <w:tcPr/>
+                <w:p>
+                  <w:pPr>
+                    <w:pStyle w:val="Compact"/>
+                    <w:jc w:val="center"/>
+                  </w:pPr>
+                  <w:r>
+                    <w:t xml:space="preserve">Performs the size-variant and charge-variant assays and maintains their validated status.</w:t>
                   </w:r>
                 </w:p>
               </w:tc>
@@ -6375,19 +5780,19 @@
                     <w:jc w:val="center"/>
                   </w:pPr>
                   <w:r>
-                    <w:t xml:space="preserve">Contract virology laboratory</w:t>
-                  </w:r>
-                </w:p>
-              </w:tc>
-              <w:tc>
-                <w:tcPr/>
-                <w:p>
-                  <w:pPr>
-                    <w:pStyle w:val="Compact"/>
-                    <w:jc w:val="center"/>
-                  </w:pPr>
-                  <w:r>
-                    <w:t xml:space="preserve">Executes the spiked runs under Novacyte oversight</w:t>
+                    <w:t xml:space="preserve">Virology laboratory</w:t>
+                  </w:r>
+                </w:p>
+              </w:tc>
+              <w:tc>
+                <w:tcPr/>
+                <w:p>
+                  <w:pPr>
+                    <w:pStyle w:val="Compact"/>
+                    <w:jc w:val="center"/>
+                  </w:pPr>
+                  <w:r>
+                    <w:t xml:space="preserve">Prepares and titrates the virus stock, performs the infectivity assay and runs the cytotoxicity and interference controls.</w:t>
                   </w:r>
                 </w:p>
               </w:tc>
@@ -6401,19 +5806,19 @@
                     <w:jc w:val="center"/>
                   </w:pPr>
                   <w:r>
-                    <w:t xml:space="preserve">Analytical Development</w:t>
-                  </w:r>
-                </w:p>
-              </w:tc>
-              <w:tc>
-                <w:tcPr/>
-                <w:p>
-                  <w:pPr>
-                    <w:pStyle w:val="Compact"/>
-                    <w:jc w:val="center"/>
-                  </w:pPr>
-                  <w:r>
-                    <w:t xml:space="preserve">Releases analytical data against the validated methods</w:t>
+                    <w:t xml:space="preserve">Manufacturing Science</w:t>
+                  </w:r>
+                </w:p>
+              </w:tc>
+              <w:tc>
+                <w:tcPr/>
+                <w:p>
+                  <w:pPr>
+                    <w:pStyle w:val="Compact"/>
+                    <w:jc w:val="center"/>
+                  </w:pPr>
+                  <w:r>
+                    <w:t xml:space="preserve">Confirms that the scale-down model represents the commercial step and reviews the proposed operating ranges.</w:t>
                   </w:r>
                 </w:p>
               </w:tc>
@@ -6439,7 +5844,7 @@
                     <w:jc w:val="center"/>
                   </w:pPr>
                   <w:r>
-                    <w:t xml:space="preserve">Owns the design, the analysis and the model adequacy assessment</w:t>
+                    <w:t xml:space="preserve">Approves the designs, the analysis and the model-adequacy assessment.</w:t>
                   </w:r>
                 </w:p>
               </w:tc>
@@ -6465,25 +5870,125 @@
                     <w:jc w:val="center"/>
                   </w:pPr>
                   <w:r>
-                    <w:t xml:space="preserve">Approves the plan, the deviations and the report</w:t>
+                    <w:t xml:space="preserve">Approves this plan and PCR-006 and dispositions any deviation from the plan.</w:t>
                   </w:r>
                 </w:p>
               </w:tc>
             </w:tr>
           </w:tbl>
-          <w:bookmarkEnd w:id="41"/>
+          <w:bookmarkEnd w:id="40"/>
           <w:p/>
         </w:tc>
       </w:tr>
     </w:tbl>
+    <w:p>
+      <w:pPr>
+        <w:pStyle w:val="BodyText"/>
+      </w:pPr>
+      <w:r>
+        <w:t xml:space="preserve">A departure from this plan is raised, investigated and dispositioned under the site</w:t>
+      </w:r>
+      <w:r>
+        <w:t xml:space="preserve"> </w:t>
+      </w:r>
+      <w:r>
+        <w:t xml:space="preserve">deviation procedure. Every deviation is reported in PCR-006 with its investigation, its</w:t>
+      </w:r>
+      <w:r>
+        <w:t xml:space="preserve"> </w:t>
+      </w:r>
+      <w:r>
+        <w:t xml:space="preserve">root cause where one is established, and its assessed impact on the conclusions of the</w:t>
+      </w:r>
+      <w:r>
+        <w:t xml:space="preserve"> </w:t>
+      </w:r>
+      <w:r>
+        <w:t xml:space="preserve">study.</w:t>
+      </w:r>
+    </w:p>
+    <w:bookmarkEnd w:id="41"/>
+    <w:bookmarkStart w:id="42" w:name="deliverables-and-schedule"/>
+    <w:p>
+      <w:pPr>
+        <w:pStyle w:val="Heading1"/>
+      </w:pPr>
+      <w:r>
+        <w:t xml:space="preserve">11. Deliverables and schedule</w:t>
+      </w:r>
+    </w:p>
+    <w:p>
+      <w:pPr>
+        <w:pStyle w:val="FirstParagraph"/>
+      </w:pPr>
+      <w:r>
+        <w:t xml:space="preserve">The deliverable of this plan is PCR-006. That report gives the qualification status of</w:t>
+      </w:r>
+      <w:r>
+        <w:t xml:space="preserve"> </w:t>
+      </w:r>
+      <w:r>
+        <w:t xml:space="preserve">the scale-down model, the screening and response-surface results, the operating region,</w:t>
+      </w:r>
+      <w:r>
+        <w:t xml:space="preserve"> </w:t>
+      </w:r>
+      <w:r>
+        <w:t xml:space="preserve">the proven acceptable ranges, the parameter classifications and the step’s contribution</w:t>
+      </w:r>
+      <w:r>
+        <w:t xml:space="preserve"> </w:t>
+      </w:r>
+      <w:r>
+        <w:t xml:space="preserve">to the control strategy. It rolls up into PCMR-001.</w:t>
+      </w:r>
+    </w:p>
+    <w:p>
+      <w:pPr>
+        <w:pStyle w:val="BodyText"/>
+      </w:pPr>
+      <w:r>
+        <w:t xml:space="preserve">The study runs in four phases. The scale-down model is qualified first, and no</w:t>
+      </w:r>
+      <w:r>
+        <w:t xml:space="preserve"> </w:t>
+      </w:r>
+      <w:r>
+        <w:t xml:space="preserve">characterization run starts before its qualification is accepted. The screening study</w:t>
+      </w:r>
+      <w:r>
+        <w:t xml:space="preserve"> </w:t>
+      </w:r>
+      <w:r>
+        <w:t xml:space="preserve">runs next. The response-surface study and the univariate assessment follow, and they may</w:t>
+      </w:r>
+      <w:r>
+        <w:t xml:space="preserve"> </w:t>
+      </w:r>
+      <w:r>
+        <w:t xml:space="preserve">run in parallel where virus stock and assay capacity allow. Analysis and reporting follow</w:t>
+      </w:r>
+      <w:r>
+        <w:t xml:space="preserve"> </w:t>
+      </w:r>
+      <w:r>
+        <w:t xml:space="preserve">the last analytical result. No calendar dates are fixed in this plan, and the campaign</w:t>
+      </w:r>
+      <w:r>
+        <w:t xml:space="preserve"> </w:t>
+      </w:r>
+      <w:r>
+        <w:t xml:space="preserve">schedule is held under PCMP-001.</w:t>
+      </w:r>
+    </w:p>
     <w:bookmarkEnd w:id="42"/>
-    <w:bookmarkStart w:id="44" w:name="deliverables-and-schedule"/>
+    <w:bookmarkStart w:id="43" w:name="risks-and-assumptions"/>
     <w:p>
       <w:pPr>
         <w:pStyle w:val="Heading1"/>
       </w:pPr>
       <w:r>
-        <w:t xml:space="preserve">11. Deliverables and schedule</w:t>
+        <w:t xml:space="preserve">12. Risks and assumptions</w:t>
       </w:r>
     </w:p>
     <w:p>
@@ -6491,36 +5996,271 @@
         <w:pStyle w:val="FirstParagraph"/>
       </w:pPr>
       <w:r>
-        <w:t xml:space="preserve">The deliverable of this plan is PCR-006, and</w:t>
-      </w:r>
-      <w:r>
-        <w:t xml:space="preserve"> </w:t>
-      </w:r>
-      <w:hyperlink w:anchor="tbl-phase">
+        <w:t xml:space="preserve">The study rests on four assumptions, and each one carries a risk to the conclusions drawn</w:t>
+      </w:r>
+      <w:r>
+        <w:t xml:space="preserve"> </w:t>
+      </w:r>
+      <w:r>
+        <w:t xml:space="preserve">from it.</w:t>
+      </w:r>
+    </w:p>
+    <w:p>
+      <w:pPr>
+        <w:pStyle w:val="Compact"/>
+        <w:numPr>
+          <w:ilvl w:val="0"/>
+          <w:numId w:val="1007"/>
+        </w:numPr>
+      </w:pPr>
+      <w:r>
+        <w:t xml:space="preserve">The scale-down model represents the commercial hold. This is the largest assumption in</w:t>
+      </w:r>
+      <w:r>
+        <w:t xml:space="preserve"> </w:t>
+      </w:r>
+      <w:r>
+        <w:t xml:space="preserve">the study, because every range it justifies is applied at commercial scale, and it is</w:t>
+      </w:r>
+      <w:r>
+        <w:t xml:space="preserve"> </w:t>
+      </w:r>
+      <w:r>
+        <w:t xml:space="preserve">managed by the qualification described in §5.1 and by the comparison against the</w:t>
+      </w:r>
+      <w:r>
+        <w:t xml:space="preserve"> </w:t>
+      </w:r>
+      <w:r>
+        <w:t xml:space="preserve">clinical and engineering data at scale that PCR-006 will present.</w:t>
+      </w:r>
+    </w:p>
+    <w:p>
+      <w:pPr>
+        <w:pStyle w:val="Compact"/>
+        <w:numPr>
+          <w:ilvl w:val="0"/>
+          <w:numId w:val="1007"/>
+        </w:numPr>
+      </w:pPr>
+      <w:r>
+        <w:t xml:space="preserve">The spiked load behaves like the unspiked pool. A virus spike adds material the</w:t>
+      </w:r>
+      <w:r>
+        <w:t xml:space="preserve"> </w:t>
+      </w:r>
+      <w:r>
+        <w:t xml:space="preserve">commercial process does not contain, and the spike proportion is held low and</w:t>
+      </w:r>
+      <w:r>
+        <w:t xml:space="preserve"> </w:t>
+      </w:r>
+      <w:r>
+        <w:t xml:space="preserve">controlled for that reason. A residual assumption remains, and it is stated as a</w:t>
+      </w:r>
+      <w:r>
+        <w:t xml:space="preserve"> </w:t>
+      </w:r>
+      <w:r>
+        <w:t xml:space="preserve">limitation of the clearance claim in PCR-006.</w:t>
+      </w:r>
+    </w:p>
+    <w:p>
+      <w:pPr>
+        <w:pStyle w:val="Compact"/>
+        <w:numPr>
+          <w:ilvl w:val="0"/>
+          <w:numId w:val="1007"/>
+        </w:numPr>
+      </w:pPr>
+      <w:r>
+        <w:t xml:space="preserve">The load entering the step is representative of routine capture material. Aggregate and</w:t>
+      </w:r>
+      <w:r>
+        <w:t xml:space="preserve"> </w:t>
+      </w:r>
+      <w:r>
+        <w:t xml:space="preserve">charge variants are formed upstream, so a load outside its usual composition would move</w:t>
+      </w:r>
+      <w:r>
+        <w:t xml:space="preserve"> </w:t>
+      </w:r>
+      <w:r>
+        <w:t xml:space="preserve">the pool results without any parameter of this step changing. Load attributes are</w:t>
+      </w:r>
+      <w:r>
+        <w:t xml:space="preserve"> </w:t>
+      </w:r>
+      <w:r>
+        <w:t xml:space="preserve">recorded on every run so that the assumption can be tested after the fact.</w:t>
+      </w:r>
+    </w:p>
+    <w:p>
+      <w:pPr>
+        <w:pStyle w:val="Compact"/>
+        <w:numPr>
+          <w:ilvl w:val="0"/>
+          <w:numId w:val="1007"/>
+        </w:numPr>
+      </w:pPr>
+      <w:r>
+        <w:t xml:space="preserve">The fitted model holds only inside the characterization ranges. No prediction will be</w:t>
+      </w:r>
+      <w:r>
+        <w:t xml:space="preserve"> </w:t>
+      </w:r>
+      <w:r>
+        <w:t xml:space="preserve">made outside them, and operation outside them is a change managed under the quality</w:t>
+      </w:r>
+      <w:r>
+        <w:t xml:space="preserve"> </w:t>
+      </w:r>
+      <w:r>
+        <w:t xml:space="preserve">system and not a movement supported by this study.</w:t>
+      </w:r>
+    </w:p>
+    <w:p>
+      <w:pPr>
+        <w:pStyle w:val="FirstParagraph"/>
+      </w:pPr>
+      <w:r>
+        <w:t xml:space="preserve">Two further risks are practical. Virus stock and infectivity-assay capacity (shared with</w:t>
+      </w:r>
+      <w:r>
+        <w:t xml:space="preserve"> </w:t>
+      </w:r>
+      <w:r>
+        <w:t xml:space="preserve">the studies of PCP-008 and PCP-009) set the rate at which runs can be executed, and a failed assay costs a repeat of the analysis and, in</w:t>
+      </w:r>
+      <w:r>
+        <w:t xml:space="preserve"> </w:t>
+      </w:r>
+      <w:r>
+        <w:t xml:space="preserve">the worst case, of the run. Availability of representative Protein A pool material is the</w:t>
+      </w:r>
+      <w:r>
+        <w:t xml:space="preserve"> </w:t>
+      </w:r>
+      <w:r>
+        <w:t xml:space="preserve">second constraint, and the study will use material pooled from more than one upstream</w:t>
+      </w:r>
+      <w:r>
+        <w:t xml:space="preserve"> </w:t>
+      </w:r>
+      <w:r>
+        <w:t xml:space="preserve">batch where a single batch is insufficient. Both risks affect the schedule of the study</w:t>
+      </w:r>
+      <w:r>
+        <w:t xml:space="preserve"> </w:t>
+      </w:r>
+      <w:r>
+        <w:t xml:space="preserve">and neither affects its conclusions.</w:t>
+      </w:r>
+    </w:p>
+    <w:bookmarkEnd w:id="43"/>
+    <w:bookmarkStart w:id="44" w:name="approvals-1"/>
+    <w:p>
+      <w:pPr>
+        <w:pStyle w:val="Heading1"/>
+      </w:pPr>
+      <w:r>
+        <w:t xml:space="preserve">13. Approvals</w:t>
+      </w:r>
+    </w:p>
+    <w:p>
+      <w:pPr>
+        <w:pStyle w:val="FirstParagraph"/>
+      </w:pPr>
+      <w:r>
+        <w:t xml:space="preserve">This plan takes effect when the approvers named in</w:t>
+      </w:r>
+      <w:r>
+        <w:t xml:space="preserve"> </w:t>
+      </w:r>
+      <w:hyperlink w:anchor="tbl-appr">
         <w:r>
           <w:rPr>
             <w:rStyle w:val="Hyperlink"/>
           </w:rPr>
-          <w:t xml:space="preserve">Table 11</w:t>
+          <w:t xml:space="preserve">Table 1</w:t>
         </w:r>
       </w:hyperlink>
       <w:r>
         <w:t xml:space="preserve"> </w:t>
       </w:r>
       <w:r>
-        <w:t xml:space="preserve">gives the sequence of work. No</w:t>
-      </w:r>
-      <w:r>
-        <w:t xml:space="preserve"> </w:t>
-      </w:r>
-      <w:r>
-        <w:t xml:space="preserve">calendar dates are fixed here, and each phase begins once the preceding phase has been</w:t>
-      </w:r>
-      <w:r>
-        <w:t xml:space="preserve"> </w:t>
-      </w:r>
-      <w:r>
-        <w:t xml:space="preserve">reviewed and released.</w:t>
+        <w:t xml:space="preserve">have signed it. No</w:t>
+      </w:r>
+      <w:r>
+        <w:t xml:space="preserve"> </w:t>
+      </w:r>
+      <w:r>
+        <w:t xml:space="preserve">characterization run under it may start before that date. Any change to the design, to</w:t>
+      </w:r>
+      <w:r>
+        <w:t xml:space="preserve"> </w:t>
+      </w:r>
+      <w:r>
+        <w:t xml:space="preserve">the ranges or to the acceptance criteria requires the same approvals as the original</w:t>
+      </w:r>
+      <w:r>
+        <w:t xml:space="preserve"> </w:t>
+      </w:r>
+      <w:r>
+        <w:t xml:space="preserve">plan, and the change is recorded before the affected runs are executed.</w:t>
+      </w:r>
+    </w:p>
+    <w:bookmarkEnd w:id="44"/>
+    <w:bookmarkStart w:id="49" w:name="appendices-ab-planned-design-matrices"/>
+    <w:p>
+      <w:pPr>
+        <w:pStyle w:val="Heading1"/>
+      </w:pPr>
+      <w:r>
+        <w:t xml:space="preserve">14. Appendices A–B — Planned design matrices</w:t>
+      </w:r>
+    </w:p>
+    <w:p>
+      <w:pPr>
+        <w:pStyle w:val="FirstParagraph"/>
+      </w:pPr>
+      <w:r>
+        <w:t xml:space="preserve">The planned design matrices are given below in coded form, with the letter codes of</w:t>
+      </w:r>
+      <w:r>
+        <w:t xml:space="preserve"> </w:t>
+      </w:r>
+      <w:hyperlink w:anchor="tbl-legend">
+        <w:r>
+          <w:rPr>
+            <w:rStyle w:val="Hyperlink"/>
+          </w:rPr>
+          <w:t xml:space="preserve">Table 7</w:t>
+        </w:r>
+      </w:hyperlink>
+      <w:r>
+        <w:t xml:space="preserve">. Coded -1 and +1 are the low and high edges of each parameter’s</w:t>
+      </w:r>
+      <w:r>
+        <w:t xml:space="preserve"> </w:t>
+      </w:r>
+      <w:r>
+        <w:t xml:space="preserve">characterization range and coded 0 is its midpoint. No response column appears, because</w:t>
+      </w:r>
+      <w:r>
+        <w:t xml:space="preserve"> </w:t>
+      </w:r>
+      <w:r>
+        <w:t xml:space="preserve">no run has yet been executed.</w:t>
+      </w:r>
+    </w:p>
+    <w:bookmarkStart w:id="46" w:name="X7149527b81b82ac7e9fc876cc411d0dd5d45eb6"/>
+    <w:p>
+      <w:pPr>
+        <w:pStyle w:val="Heading2"/>
+      </w:pPr>
+      <w:r>
+        <w:t xml:space="preserve">14.1 Appendix A — Planned screening design matrix</w:t>
       </w:r>
     </w:p>
     <w:tbl>
@@ -6536,7 +6276,7 @@
       <w:tr>
         <w:tc>
           <w:tcPr/>
-          <w:bookmarkStart w:id="43" w:name="tbl-phase"/>
+          <w:bookmarkStart w:id="45" w:name="tbl-appA"/>
           <w:p>
             <w:pPr>
               <w:jc w:val="center"/>
@@ -6547,619 +6287,7 @@
               <w:pStyle w:val="ImageCaption"/>
             </w:pPr>
             <w:r>
-              <w:t xml:space="preserve">Table 11: Planned phase sequence for the study.</w:t>
-            </w:r>
-          </w:p>
-          <w:tbl>
-            <w:tblPr>
-              <w:tblStyle w:val="Table"/>
-              <w:tblW w:type="pct" w:w="5000"/>
-              <w:tblLayout w:type="fixed"/>
-              <w:tblLook w:firstRow="1" w:lastRow="0" w:firstColumn="0" w:lastColumn="0" w:noHBand="0" w:noVBand="0" w:val="0020"/>
-            </w:tblPr>
-            <w:tblGrid>
-              <w:gridCol w:w="2640"/>
-              <w:gridCol w:w="2640"/>
-              <w:gridCol w:w="2640"/>
-            </w:tblGrid>
-            <w:tr>
-              <w:trPr>
-                <w:tblHeader w:val="on"/>
-              </w:trPr>
-              <w:tc>
-                <w:tcPr/>
-                <w:p>
-                  <w:pPr>
-                    <w:pStyle w:val="Compact"/>
-                    <w:jc w:val="center"/>
-                  </w:pPr>
-                  <w:r>
-                    <w:t xml:space="preserve">Phase</w:t>
-                  </w:r>
-                </w:p>
-              </w:tc>
-              <w:tc>
-                <w:tcPr/>
-                <w:p>
-                  <w:pPr>
-                    <w:pStyle w:val="Compact"/>
-                    <w:jc w:val="center"/>
-                  </w:pPr>
-                  <w:r>
-                    <w:t xml:space="preserve">Content</w:t>
-                  </w:r>
-                </w:p>
-              </w:tc>
-              <w:tc>
-                <w:tcPr/>
-                <w:p>
-                  <w:pPr>
-                    <w:pStyle w:val="Compact"/>
-                    <w:jc w:val="center"/>
-                  </w:pPr>
-                  <w:r>
-                    <w:t xml:space="preserve">Prerequisite</w:t>
-                  </w:r>
-                </w:p>
-              </w:tc>
-            </w:tr>
-            <w:tr>
-              <w:tc>
-                <w:tcPr/>
-                <w:p>
-                  <w:pPr>
-                    <w:pStyle w:val="Compact"/>
-                    <w:jc w:val="center"/>
-                  </w:pPr>
-                  <w:r>
-                    <w:t xml:space="preserve">1</w:t>
-                  </w:r>
-                </w:p>
-              </w:tc>
-              <w:tc>
-                <w:tcPr/>
-                <w:p>
-                  <w:pPr>
-                    <w:pStyle w:val="Compact"/>
-                    <w:jc w:val="center"/>
-                  </w:pPr>
-                  <w:r>
-                    <w:t xml:space="preserve">Scale-down model qualification against at-scale platform records</w:t>
-                  </w:r>
-                </w:p>
-              </w:tc>
-              <w:tc>
-                <w:tcPr/>
-                <w:p>
-                  <w:pPr>
-                    <w:pStyle w:val="Compact"/>
-                    <w:jc w:val="center"/>
-                  </w:pPr>
-                  <w:r>
-                    <w:t xml:space="preserve">Approval of this plan</w:t>
-                  </w:r>
-                </w:p>
-              </w:tc>
-            </w:tr>
-            <w:tr>
-              <w:tc>
-                <w:tcPr/>
-                <w:p>
-                  <w:pPr>
-                    <w:pStyle w:val="Compact"/>
-                    <w:jc w:val="center"/>
-                  </w:pPr>
-                  <w:r>
-                    <w:t xml:space="preserve">2</w:t>
-                  </w:r>
-                </w:p>
-              </w:tc>
-              <w:tc>
-                <w:tcPr/>
-                <w:p>
-                  <w:pPr>
-                    <w:pStyle w:val="Compact"/>
-                    <w:jc w:val="center"/>
-                  </w:pPr>
-                  <w:r>
-                    <w:t xml:space="preserve">Screening design, unspiked and spiked</w:t>
-                  </w:r>
-                </w:p>
-              </w:tc>
-              <w:tc>
-                <w:tcPr/>
-                <w:p>
-                  <w:pPr>
-                    <w:pStyle w:val="Compact"/>
-                    <w:jc w:val="center"/>
-                  </w:pPr>
-                  <w:r>
-                    <w:t xml:space="preserve">Qualified scale-down model</w:t>
-                  </w:r>
-                </w:p>
-              </w:tc>
-            </w:tr>
-            <w:tr>
-              <w:tc>
-                <w:tcPr/>
-                <w:p>
-                  <w:pPr>
-                    <w:pStyle w:val="Compact"/>
-                    <w:jc w:val="center"/>
-                  </w:pPr>
-                  <w:r>
-                    <w:t xml:space="preserve">3</w:t>
-                  </w:r>
-                </w:p>
-              </w:tc>
-              <w:tc>
-                <w:tcPr/>
-                <w:p>
-                  <w:pPr>
-                    <w:pStyle w:val="Compact"/>
-                    <w:jc w:val="center"/>
-                  </w:pPr>
-                  <w:r>
-                    <w:t xml:space="preserve">Response-surface design, unspiked and spiked</w:t>
-                  </w:r>
-                </w:p>
-              </w:tc>
-              <w:tc>
-                <w:tcPr/>
-                <w:p>
-                  <w:pPr>
-                    <w:pStyle w:val="Compact"/>
-                    <w:jc w:val="center"/>
-                  </w:pPr>
-                  <w:r>
-                    <w:t xml:space="preserve">Screening result reviewed</w:t>
-                  </w:r>
-                </w:p>
-              </w:tc>
-            </w:tr>
-            <w:tr>
-              <w:tc>
-                <w:tcPr/>
-                <w:p>
-                  <w:pPr>
-                    <w:pStyle w:val="Compact"/>
-                    <w:jc w:val="center"/>
-                  </w:pPr>
-                  <w:r>
-                    <w:t xml:space="preserve">4</w:t>
-                  </w:r>
-                </w:p>
-              </w:tc>
-              <w:tc>
-                <w:tcPr/>
-                <w:p>
-                  <w:pPr>
-                    <w:pStyle w:val="Compact"/>
-                    <w:jc w:val="center"/>
-                  </w:pPr>
-                  <w:r>
-                    <w:t xml:space="preserve">Univariate assessment of A-Mab concentration</w:t>
-                  </w:r>
-                </w:p>
-              </w:tc>
-              <w:tc>
-                <w:tcPr/>
-                <w:p>
-                  <w:pPr>
-                    <w:pStyle w:val="Compact"/>
-                    <w:jc w:val="center"/>
-                  </w:pPr>
-                  <w:r>
-                    <w:t xml:space="preserve">Qualified scale-down model</w:t>
-                  </w:r>
-                </w:p>
-              </w:tc>
-            </w:tr>
-            <w:tr>
-              <w:tc>
-                <w:tcPr/>
-                <w:p>
-                  <w:pPr>
-                    <w:pStyle w:val="Compact"/>
-                    <w:jc w:val="center"/>
-                  </w:pPr>
-                  <w:r>
-                    <w:t xml:space="preserve">5</w:t>
-                  </w:r>
-                </w:p>
-              </w:tc>
-              <w:tc>
-                <w:tcPr/>
-                <w:p>
-                  <w:pPr>
-                    <w:pStyle w:val="Compact"/>
-                    <w:jc w:val="center"/>
-                  </w:pPr>
-                  <w:r>
-                    <w:t xml:space="preserve">Analysis, operating region and proven acceptable ranges</w:t>
-                  </w:r>
-                </w:p>
-              </w:tc>
-              <w:tc>
-                <w:tcPr/>
-                <w:p>
-                  <w:pPr>
-                    <w:pStyle w:val="Compact"/>
-                    <w:jc w:val="center"/>
-                  </w:pPr>
-                  <w:r>
-                    <w:t xml:space="preserve">Phases 2 to 4 complete</w:t>
-                  </w:r>
-                </w:p>
-              </w:tc>
-            </w:tr>
-            <w:tr>
-              <w:tc>
-                <w:tcPr/>
-                <w:p>
-                  <w:pPr>
-                    <w:pStyle w:val="Compact"/>
-                    <w:jc w:val="center"/>
-                  </w:pPr>
-                  <w:r>
-                    <w:t xml:space="preserve">6</w:t>
-                  </w:r>
-                </w:p>
-              </w:tc>
-              <w:tc>
-                <w:tcPr/>
-                <w:p>
-                  <w:pPr>
-                    <w:pStyle w:val="Compact"/>
-                    <w:jc w:val="center"/>
-                  </w:pPr>
-                  <w:r>
-                    <w:t xml:space="preserve">Issue of PCR-006</w:t>
-                  </w:r>
-                </w:p>
-              </w:tc>
-              <w:tc>
-                <w:tcPr/>
-                <w:p>
-                  <w:pPr>
-                    <w:pStyle w:val="Compact"/>
-                    <w:jc w:val="center"/>
-                  </w:pPr>
-                  <w:r>
-                    <w:t xml:space="preserve">Analysis reviewed by Statistics</w:t>
-                  </w:r>
-                </w:p>
-              </w:tc>
-            </w:tr>
-          </w:tbl>
-          <w:bookmarkEnd w:id="43"/>
-          <w:p/>
-        </w:tc>
-      </w:tr>
-    </w:tbl>
-    <w:p>
-      <w:pPr>
-        <w:pStyle w:val="BodyText"/>
-      </w:pPr>
-      <w:r>
-        <w:t xml:space="preserve">Scale-down model qualification precedes every characterization run. Screening precedes the</w:t>
-      </w:r>
-      <w:r>
-        <w:t xml:space="preserve"> </w:t>
-      </w:r>
-      <w:r>
-        <w:t xml:space="preserve">response-surface study, because the response-surface factors are confirmed by the screening</w:t>
-      </w:r>
-      <w:r>
-        <w:t xml:space="preserve"> </w:t>
-      </w:r>
-      <w:r>
-        <w:t xml:space="preserve">result. The univariate assessment may run in parallel with either. Within each</w:t>
-      </w:r>
-      <w:r>
-        <w:t xml:space="preserve"> </w:t>
-      </w:r>
-      <w:r>
-        <w:t xml:space="preserve">design the spiked runs follow the matching unspiked runs, so that a run failing a</w:t>
-      </w:r>
-      <w:r>
-        <w:t xml:space="preserve"> </w:t>
-      </w:r>
-      <w:r>
-        <w:t xml:space="preserve">product-quality criterion is known before virus is committed to it.</w:t>
-      </w:r>
-    </w:p>
-    <w:bookmarkEnd w:id="44"/>
-    <w:bookmarkStart w:id="45" w:name="risks-and-assumptions"/>
-    <w:p>
-      <w:pPr>
-        <w:pStyle w:val="Heading1"/>
-      </w:pPr>
-      <w:r>
-        <w:t xml:space="preserve">12. Risks and assumptions</w:t>
-      </w:r>
-    </w:p>
-    <w:p>
-      <w:pPr>
-        <w:pStyle w:val="FirstParagraph"/>
-      </w:pPr>
-      <w:r>
-        <w:t xml:space="preserve">Four risks to the study are recognised, and each carries a mitigation that is part of the</w:t>
-      </w:r>
-      <w:r>
-        <w:t xml:space="preserve"> </w:t>
-      </w:r>
-      <w:r>
-        <w:t xml:space="preserve">plan.</w:t>
-      </w:r>
-    </w:p>
-    <w:p>
-      <w:pPr>
-        <w:pStyle w:val="BodyText"/>
-      </w:pPr>
-      <w:r>
-        <w:t xml:space="preserve">The scale-down model may not represent the commercial hold. The step has no separation</w:t>
-      </w:r>
-      <w:r>
-        <w:t xml:space="preserve"> </w:t>
-      </w:r>
-      <w:r>
-        <w:t xml:space="preserve">mechanism, which makes the model simpler to justify than a chromatography model, but</w:t>
-      </w:r>
-      <w:r>
-        <w:t xml:space="preserve"> </w:t>
-      </w:r>
-      <w:r>
-        <w:t xml:space="preserve">titration and mixing are scale dependent, and the model will be qualified on those variables</w:t>
-      </w:r>
-      <w:r>
-        <w:t xml:space="preserve"> </w:t>
-      </w:r>
-      <w:r>
-        <w:t xml:space="preserve">before execution (§5.1).</w:t>
-      </w:r>
-    </w:p>
-    <w:p>
-      <w:pPr>
-        <w:pStyle w:val="BodyText"/>
-      </w:pPr>
-      <w:r>
-        <w:t xml:space="preserve">The spiked model may not represent the unspiked step. Virus stock carries cell culture matrix</w:t>
-      </w:r>
-      <w:r>
-        <w:t xml:space="preserve"> </w:t>
-      </w:r>
-      <w:r>
-        <w:t xml:space="preserve">into the pool, and at high spike volumes it can shift the pH or the conductivity of the pool,</w:t>
-      </w:r>
-      <w:r>
-        <w:t xml:space="preserve"> </w:t>
-      </w:r>
-      <w:r>
-        <w:t xml:space="preserve">so the spike volume will be held small and the pool condition will be recorded before and</w:t>
-      </w:r>
-      <w:r>
-        <w:t xml:space="preserve"> </w:t>
-      </w:r>
-      <w:r>
-        <w:t xml:space="preserve">after spiking.</w:t>
-      </w:r>
-    </w:p>
-    <w:p>
-      <w:pPr>
-        <w:pStyle w:val="BodyText"/>
-      </w:pPr>
-      <w:r>
-        <w:t xml:space="preserve">The infectivity assay may lose resolution to matrix cytotoxicity. A low-pH antibody pool is</w:t>
-      </w:r>
-      <w:r>
-        <w:t xml:space="preserve"> </w:t>
-      </w:r>
-      <w:r>
-        <w:t xml:space="preserve">cytotoxic to the indicator cells at low dilution, and the higher dilution needed to avoid</w:t>
-      </w:r>
-      <w:r>
-        <w:t xml:space="preserve"> </w:t>
-      </w:r>
-      <w:r>
-        <w:t xml:space="preserve">this costs resolution at the top of the reduction range. Cytotoxicity controls form part of</w:t>
-      </w:r>
-      <w:r>
-        <w:t xml:space="preserve"> </w:t>
-      </w:r>
-      <w:r>
-        <w:t xml:space="preserve">every spiked run. A run that loses resolution will be reported as a limit value (§7).</w:t>
-      </w:r>
-    </w:p>
-    <w:p>
-      <w:pPr>
-        <w:pStyle w:val="BodyText"/>
-      </w:pPr>
-      <w:r>
-        <w:t xml:space="preserve">The feed may not span the states the step will meet at scale. The input is the Protein A</w:t>
-      </w:r>
-      <w:r>
-        <w:t xml:space="preserve"> </w:t>
-      </w:r>
-      <w:r>
-        <w:t xml:space="preserve">pool, whose own characterization is reported in PCR-005, and only its protein concentration</w:t>
-      </w:r>
-      <w:r>
-        <w:t xml:space="preserve"> </w:t>
-      </w:r>
-      <w:r>
-        <w:t xml:space="preserve">is varied deliberately here, so feed states beyond that variation are covered by the input</w:t>
-      </w:r>
-      <w:r>
-        <w:t xml:space="preserve"> </w:t>
-      </w:r>
-      <w:r>
-        <w:t xml:space="preserve">controls agreed with PCR-005 and not by this study.</w:t>
-      </w:r>
-    </w:p>
-    <w:p>
-      <w:pPr>
-        <w:pStyle w:val="BodyText"/>
-      </w:pPr>
-      <w:r>
-        <w:t xml:space="preserve">Three assumptions are made explicit. The inactivation mechanism is a property of the virus</w:t>
-      </w:r>
-      <w:r>
-        <w:t xml:space="preserve"> </w:t>
-      </w:r>
-      <w:r>
-        <w:t xml:space="preserve">envelope and transfers from the platform products to A-Mab, whereas the acid stability of the</w:t>
-      </w:r>
-      <w:r>
-        <w:t xml:space="preserve"> </w:t>
-      </w:r>
-      <w:r>
-        <w:t xml:space="preserve">antibody does not transfer and is characterized here (§4.1). XMuLV is a conservative model</w:t>
-      </w:r>
-      <w:r>
-        <w:t xml:space="preserve"> </w:t>
-      </w:r>
-      <w:r>
-        <w:t xml:space="preserve">virus for the enveloped viruses of concern under ICH Q5A(R2)</w:t>
-      </w:r>
-      <w:r>
-        <w:t xml:space="preserve"> </w:t>
-      </w:r>
-      <w:r>
-        <w:t xml:space="preserve">(International Council for Harmonisation 2023a)</w:t>
-      </w:r>
-      <w:r>
-        <w:t xml:space="preserve">. The neutralised pool</w:t>
-      </w:r>
-      <w:r>
-        <w:t xml:space="preserve"> </w:t>
-      </w:r>
-      <w:r>
-        <w:t xml:space="preserve">is the input to cation exchange, and no host cell protein clearance is credited to this step</w:t>
-      </w:r>
-      <w:r>
-        <w:t xml:space="preserve"> </w:t>
-      </w:r>
-      <w:r>
-        <w:t xml:space="preserve">(§1).</w:t>
-      </w:r>
-    </w:p>
-    <w:bookmarkEnd w:id="45"/>
-    <w:bookmarkStart w:id="46" w:name="approvals-1"/>
-    <w:p>
-      <w:pPr>
-        <w:pStyle w:val="Heading1"/>
-      </w:pPr>
-      <w:r>
-        <w:t xml:space="preserve">13. Approvals</w:t>
-      </w:r>
-    </w:p>
-    <w:p>
-      <w:pPr>
-        <w:pStyle w:val="FirstParagraph"/>
-      </w:pPr>
-      <w:r>
-        <w:t xml:space="preserve">This plan takes effect once it has been approved by the functions listed in</w:t>
-      </w:r>
-      <w:r>
-        <w:t xml:space="preserve"> </w:t>
-      </w:r>
-      <w:hyperlink w:anchor="tbl-appr">
-        <w:r>
-          <w:rPr>
-            <w:rStyle w:val="Hyperlink"/>
-          </w:rPr>
-          <w:t xml:space="preserve">Table 1</w:t>
-        </w:r>
-      </w:hyperlink>
-      <w:r>
-        <w:t xml:space="preserve">, and</w:t>
-      </w:r>
-      <w:r>
-        <w:t xml:space="preserve"> </w:t>
-      </w:r>
-      <w:r>
-        <w:t xml:space="preserve">execution may not begin before that approval. Amendments after approval follow the change</w:t>
-      </w:r>
-      <w:r>
-        <w:t xml:space="preserve"> </w:t>
-      </w:r>
-      <w:r>
-        <w:t xml:space="preserve">control route described in §9 and are approved by the same functions.</w:t>
-      </w:r>
-    </w:p>
-    <w:bookmarkEnd w:id="46"/>
-    <w:bookmarkStart w:id="52" w:name="appendices"/>
-    <w:p>
-      <w:pPr>
-        <w:pStyle w:val="Heading1"/>
-      </w:pPr>
-      <w:r>
-        <w:t xml:space="preserve">14. Appendices</w:t>
-      </w:r>
-    </w:p>
-    <w:p>
-      <w:pPr>
-        <w:pStyle w:val="FirstParagraph"/>
-      </w:pPr>
-      <w:r>
-        <w:t xml:space="preserve">The two planned design matrices follow, in coded form, and neither carries response columns,</w:t>
-      </w:r>
-      <w:r>
-        <w:t xml:space="preserve"> </w:t>
-      </w:r>
-      <w:r>
-        <w:t xml:space="preserve">because no data exist at the time of approval.</w:t>
-      </w:r>
-    </w:p>
-    <w:bookmarkStart w:id="48" w:name="X7149527b81b82ac7e9fc876cc411d0dd5d45eb6"/>
-    <w:p>
-      <w:pPr>
-        <w:pStyle w:val="Heading2"/>
-      </w:pPr>
-      <w:r>
-        <w:t xml:space="preserve">14.1 Appendix A — Planned screening design matrix</w:t>
-      </w:r>
-    </w:p>
-    <w:tbl>
-      <w:tblPr>
-        <w:tblStyle w:val="Table"/>
-        <w:tblW w:type="pct" w:w="5000"/>
-        <w:tblLayout w:type="fixed"/>
-        <w:tblLook w:firstRow="0" w:lastRow="0" w:firstColumn="0" w:lastColumn="0" w:noHBand="0" w:noVBand="0" w:val="0000"/>
-      </w:tblPr>
-      <w:tblGrid>
-        <w:gridCol w:w="7920"/>
-      </w:tblGrid>
-      <w:tr>
-        <w:tc>
-          <w:tcPr/>
-          <w:bookmarkStart w:id="47" w:name="tbl-appa"/>
-          <w:p>
-            <w:pPr>
-              <w:jc w:val="center"/>
-            </w:pPr>
-            <w:pPr>
-              <w:jc w:val="left"/>
-              <w:spacing w:before="200"/>
-              <w:pStyle w:val="ImageCaption"/>
-            </w:pPr>
-            <w:r>
-              <w:t xml:space="preserve">Table 12: Planned screening design matrix, coded. Factor letters are given in</w:t>
-            </w:r>
-            <w:r>
-              <w:t xml:space="preserve"> </w:t>
-            </w:r>
-            <w:hyperlink w:anchor="tbl-legend">
-              <w:r>
-                <w:rPr>
-                  <w:rStyle w:val="Hyperlink"/>
-                </w:rPr>
-                <w:t xml:space="preserve">Table 8</w:t>
-              </w:r>
-            </w:hyperlink>
-            <w:r>
-              <w:t xml:space="preserve">.</w:t>
+              <w:t xml:space="preserve">Table 10: Planned coded screening design matrix (run order to be randomized at execution).</w:t>
             </w:r>
           </w:p>
           <w:tbl>
@@ -7983,13 +7111,13 @@
               </w:tc>
             </w:tr>
           </w:tbl>
-          <w:bookmarkEnd w:id="47"/>
+          <w:bookmarkEnd w:id="45"/>
           <w:p/>
         </w:tc>
       </w:tr>
     </w:tbl>
-    <w:bookmarkEnd w:id="48"/>
-    <w:bookmarkStart w:id="51" w:name="Xd035249cb2928fc67e6106bc8a61a8b12039d8a"/>
+    <w:bookmarkEnd w:id="46"/>
+    <w:bookmarkStart w:id="48" w:name="Xd035249cb2928fc67e6106bc8a61a8b12039d8a"/>
     <w:p>
       <w:pPr>
         <w:pStyle w:val="Heading2"/>
@@ -8011,7 +7139,7 @@
       <w:tr>
         <w:tc>
           <w:tcPr/>
-          <w:bookmarkStart w:id="49" w:name="tbl-appb"/>
+          <w:bookmarkStart w:id="47" w:name="tbl-appB"/>
           <w:p>
             <w:pPr>
               <w:jc w:val="center"/>
@@ -8022,21 +7150,7 @@
               <w:pStyle w:val="ImageCaption"/>
             </w:pPr>
             <w:r>
-              <w:t xml:space="preserve">Table 13: Planned face-centred central composite design matrix, coded. Factor letters are given in</w:t>
-            </w:r>
-            <w:r>
-              <w:t xml:space="preserve"> </w:t>
-            </w:r>
-            <w:hyperlink w:anchor="tbl-legend">
-              <w:r>
-                <w:rPr>
-                  <w:rStyle w:val="Hyperlink"/>
-                </w:rPr>
-                <w:t xml:space="preserve">Table 8</w:t>
-              </w:r>
-            </w:hyperlink>
-            <w:r>
-              <w:t xml:space="preserve">.</w:t>
+              <w:t xml:space="preserve">Table 11: Planned coded response-surface design matrix (run order to be randomized at execution).</w:t>
             </w:r>
           </w:p>
           <w:tbl>
@@ -9329,1344 +8443,14 @@
               </w:tc>
             </w:tr>
           </w:tbl>
-          <w:bookmarkEnd w:id="49"/>
+          <w:bookmarkEnd w:id="47"/>
           <w:p/>
         </w:tc>
       </w:tr>
     </w:tbl>
-    <w:p>
-      <w:pPr>
-        <w:pStyle w:val="BodyText"/>
-      </w:pPr>
-      <w:r>
-        <w:t xml:space="preserve">The same design in natural units is given below, for use as the run sheet.</w:t>
-      </w:r>
-    </w:p>
-    <w:tbl>
-      <w:tblPr>
-        <w:tblStyle w:val="Table"/>
-        <w:tblW w:type="pct" w:w="5000"/>
-        <w:tblLayout w:type="fixed"/>
-        <w:tblLook w:firstRow="0" w:lastRow="0" w:firstColumn="0" w:lastColumn="0" w:noHBand="0" w:noVBand="0" w:val="0000"/>
-      </w:tblPr>
-      <w:tblGrid>
-        <w:gridCol w:w="7920"/>
-      </w:tblGrid>
-      <w:tr>
-        <w:tc>
-          <w:tcPr/>
-          <w:bookmarkStart w:id="50" w:name="tbl-appb2"/>
-          <w:p>
-            <w:pPr>
-              <w:jc w:val="center"/>
-            </w:pPr>
-            <w:pPr>
-              <w:jc w:val="left"/>
-              <w:spacing w:before="200"/>
-              <w:pStyle w:val="ImageCaption"/>
-            </w:pPr>
-            <w:r>
-              <w:t xml:space="preserve">Table 14: Planned response-surface design matrix in natural units.</w:t>
-            </w:r>
-          </w:p>
-          <w:tbl>
-            <w:tblPr>
-              <w:tblStyle w:val="Table"/>
-              <w:tblW w:type="auto" w:w="0"/>
-              <w:tblLook w:firstRow="1" w:lastRow="0" w:firstColumn="0" w:lastColumn="0" w:noHBand="0" w:noVBand="0" w:val="0020"/>
-            </w:tblPr>
-            <w:tblGrid>
-              <w:gridCol w:w="1584"/>
-              <w:gridCol w:w="1584"/>
-              <w:gridCol w:w="1584"/>
-              <w:gridCol w:w="1584"/>
-              <w:gridCol w:w="1584"/>
-            </w:tblGrid>
-            <w:tr>
-              <w:trPr>
-                <w:tblHeader w:val="on"/>
-              </w:trPr>
-              <w:tc>
-                <w:tcPr/>
-                <w:p>
-                  <w:pPr>
-                    <w:pStyle w:val="Compact"/>
-                    <w:jc w:val="right"/>
-                    <w:jc w:val="center"/>
-                  </w:pPr>
-                  <w:r>
-                    <w:t xml:space="preserve">Run</w:t>
-                  </w:r>
-                </w:p>
-              </w:tc>
-              <w:tc>
-                <w:tcPr/>
-                <w:p>
-                  <w:pPr>
-                    <w:pStyle w:val="Compact"/>
-                    <w:jc w:val="left"/>
-                    <w:jc w:val="center"/>
-                  </w:pPr>
-                  <w:r>
-                    <w:t xml:space="preserve">Type</w:t>
-                  </w:r>
-                </w:p>
-              </w:tc>
-              <w:tc>
-                <w:tcPr/>
-                <w:p>
-                  <w:pPr>
-                    <w:pStyle w:val="Compact"/>
-                    <w:jc w:val="right"/>
-                    <w:jc w:val="center"/>
-                  </w:pPr>
-                  <w:r>
-                    <w:t xml:space="preserve">Inactivation pH</w:t>
-                  </w:r>
-                </w:p>
-              </w:tc>
-              <w:tc>
-                <w:tcPr/>
-                <w:p>
-                  <w:pPr>
-                    <w:pStyle w:val="Compact"/>
-                    <w:jc w:val="right"/>
-                    <w:jc w:val="center"/>
-                  </w:pPr>
-                  <w:r>
-                    <w:t xml:space="preserve">Hold time</w:t>
-                  </w:r>
-                </w:p>
-              </w:tc>
-              <w:tc>
-                <w:tcPr/>
-                <w:p>
-                  <w:pPr>
-                    <w:pStyle w:val="Compact"/>
-                    <w:jc w:val="right"/>
-                    <w:jc w:val="center"/>
-                  </w:pPr>
-                  <w:r>
-                    <w:t xml:space="preserve">Temperature</w:t>
-                  </w:r>
-                </w:p>
-              </w:tc>
-            </w:tr>
-            <w:tr>
-              <w:tc>
-                <w:tcPr/>
-                <w:p>
-                  <w:pPr>
-                    <w:pStyle w:val="Compact"/>
-                    <w:jc w:val="right"/>
-                    <w:jc w:val="center"/>
-                  </w:pPr>
-                  <w:r>
-                    <w:t xml:space="preserve">1</w:t>
-                  </w:r>
-                </w:p>
-              </w:tc>
-              <w:tc>
-                <w:tcPr/>
-                <w:p>
-                  <w:pPr>
-                    <w:pStyle w:val="Compact"/>
-                    <w:jc w:val="left"/>
-                    <w:jc w:val="center"/>
-                  </w:pPr>
-                  <w:r>
-                    <w:t xml:space="preserve">factorial</w:t>
-                  </w:r>
-                </w:p>
-              </w:tc>
-              <w:tc>
-                <w:tcPr/>
-                <w:p>
-                  <w:pPr>
-                    <w:pStyle w:val="Compact"/>
-                    <w:jc w:val="right"/>
-                    <w:jc w:val="center"/>
-                  </w:pPr>
-                  <w:r>
-                    <w:t xml:space="preserve">3.2</w:t>
-                  </w:r>
-                </w:p>
-              </w:tc>
-              <w:tc>
-                <w:tcPr/>
-                <w:p>
-                  <w:pPr>
-                    <w:pStyle w:val="Compact"/>
-                    <w:jc w:val="right"/>
-                    <w:jc w:val="center"/>
-                  </w:pPr>
-                  <w:r>
-                    <w:t xml:space="preserve">60</w:t>
-                  </w:r>
-                </w:p>
-              </w:tc>
-              <w:tc>
-                <w:tcPr/>
-                <w:p>
-                  <w:pPr>
-                    <w:pStyle w:val="Compact"/>
-                    <w:jc w:val="right"/>
-                    <w:jc w:val="center"/>
-                  </w:pPr>
-                  <w:r>
-                    <w:t xml:space="preserve">15</w:t>
-                  </w:r>
-                </w:p>
-              </w:tc>
-            </w:tr>
-            <w:tr>
-              <w:tc>
-                <w:tcPr/>
-                <w:p>
-                  <w:pPr>
-                    <w:pStyle w:val="Compact"/>
-                    <w:jc w:val="right"/>
-                    <w:jc w:val="center"/>
-                  </w:pPr>
-                  <w:r>
-                    <w:t xml:space="preserve">2</w:t>
-                  </w:r>
-                </w:p>
-              </w:tc>
-              <w:tc>
-                <w:tcPr/>
-                <w:p>
-                  <w:pPr>
-                    <w:pStyle w:val="Compact"/>
-                    <w:jc w:val="left"/>
-                    <w:jc w:val="center"/>
-                  </w:pPr>
-                  <w:r>
-                    <w:t xml:space="preserve">factorial</w:t>
-                  </w:r>
-                </w:p>
-              </w:tc>
-              <w:tc>
-                <w:tcPr/>
-                <w:p>
-                  <w:pPr>
-                    <w:pStyle w:val="Compact"/>
-                    <w:jc w:val="right"/>
-                    <w:jc w:val="center"/>
-                  </w:pPr>
-                  <w:r>
-                    <w:t xml:space="preserve">3.2</w:t>
-                  </w:r>
-                </w:p>
-              </w:tc>
-              <w:tc>
-                <w:tcPr/>
-                <w:p>
-                  <w:pPr>
-                    <w:pStyle w:val="Compact"/>
-                    <w:jc w:val="right"/>
-                    <w:jc w:val="center"/>
-                  </w:pPr>
-                  <w:r>
-                    <w:t xml:space="preserve">60</w:t>
-                  </w:r>
-                </w:p>
-              </w:tc>
-              <w:tc>
-                <w:tcPr/>
-                <w:p>
-                  <w:pPr>
-                    <w:pStyle w:val="Compact"/>
-                    <w:jc w:val="right"/>
-                    <w:jc w:val="center"/>
-                  </w:pPr>
-                  <w:r>
-                    <w:t xml:space="preserve">25</w:t>
-                  </w:r>
-                </w:p>
-              </w:tc>
-            </w:tr>
-            <w:tr>
-              <w:tc>
-                <w:tcPr/>
-                <w:p>
-                  <w:pPr>
-                    <w:pStyle w:val="Compact"/>
-                    <w:jc w:val="right"/>
-                    <w:jc w:val="center"/>
-                  </w:pPr>
-                  <w:r>
-                    <w:t xml:space="preserve">3</w:t>
-                  </w:r>
-                </w:p>
-              </w:tc>
-              <w:tc>
-                <w:tcPr/>
-                <w:p>
-                  <w:pPr>
-                    <w:pStyle w:val="Compact"/>
-                    <w:jc w:val="left"/>
-                    <w:jc w:val="center"/>
-                  </w:pPr>
-                  <w:r>
-                    <w:t xml:space="preserve">factorial</w:t>
-                  </w:r>
-                </w:p>
-              </w:tc>
-              <w:tc>
-                <w:tcPr/>
-                <w:p>
-                  <w:pPr>
-                    <w:pStyle w:val="Compact"/>
-                    <w:jc w:val="right"/>
-                    <w:jc w:val="center"/>
-                  </w:pPr>
-                  <w:r>
-                    <w:t xml:space="preserve">3.2</w:t>
-                  </w:r>
-                </w:p>
-              </w:tc>
-              <w:tc>
-                <w:tcPr/>
-                <w:p>
-                  <w:pPr>
-                    <w:pStyle w:val="Compact"/>
-                    <w:jc w:val="right"/>
-                    <w:jc w:val="center"/>
-                  </w:pPr>
-                  <w:r>
-                    <w:t xml:space="preserve">180</w:t>
-                  </w:r>
-                </w:p>
-              </w:tc>
-              <w:tc>
-                <w:tcPr/>
-                <w:p>
-                  <w:pPr>
-                    <w:pStyle w:val="Compact"/>
-                    <w:jc w:val="right"/>
-                    <w:jc w:val="center"/>
-                  </w:pPr>
-                  <w:r>
-                    <w:t xml:space="preserve">15</w:t>
-                  </w:r>
-                </w:p>
-              </w:tc>
-            </w:tr>
-            <w:tr>
-              <w:tc>
-                <w:tcPr/>
-                <w:p>
-                  <w:pPr>
-                    <w:pStyle w:val="Compact"/>
-                    <w:jc w:val="right"/>
-                    <w:jc w:val="center"/>
-                  </w:pPr>
-                  <w:r>
-                    <w:t xml:space="preserve">4</w:t>
-                  </w:r>
-                </w:p>
-              </w:tc>
-              <w:tc>
-                <w:tcPr/>
-                <w:p>
-                  <w:pPr>
-                    <w:pStyle w:val="Compact"/>
-                    <w:jc w:val="left"/>
-                    <w:jc w:val="center"/>
-                  </w:pPr>
-                  <w:r>
-                    <w:t xml:space="preserve">factorial</w:t>
-                  </w:r>
-                </w:p>
-              </w:tc>
-              <w:tc>
-                <w:tcPr/>
-                <w:p>
-                  <w:pPr>
-                    <w:pStyle w:val="Compact"/>
-                    <w:jc w:val="right"/>
-                    <w:jc w:val="center"/>
-                  </w:pPr>
-                  <w:r>
-                    <w:t xml:space="preserve">3.2</w:t>
-                  </w:r>
-                </w:p>
-              </w:tc>
-              <w:tc>
-                <w:tcPr/>
-                <w:p>
-                  <w:pPr>
-                    <w:pStyle w:val="Compact"/>
-                    <w:jc w:val="right"/>
-                    <w:jc w:val="center"/>
-                  </w:pPr>
-                  <w:r>
-                    <w:t xml:space="preserve">180</w:t>
-                  </w:r>
-                </w:p>
-              </w:tc>
-              <w:tc>
-                <w:tcPr/>
-                <w:p>
-                  <w:pPr>
-                    <w:pStyle w:val="Compact"/>
-                    <w:jc w:val="right"/>
-                    <w:jc w:val="center"/>
-                  </w:pPr>
-                  <w:r>
-                    <w:t xml:space="preserve">25</w:t>
-                  </w:r>
-                </w:p>
-              </w:tc>
-            </w:tr>
-            <w:tr>
-              <w:tc>
-                <w:tcPr/>
-                <w:p>
-                  <w:pPr>
-                    <w:pStyle w:val="Compact"/>
-                    <w:jc w:val="right"/>
-                    <w:jc w:val="center"/>
-                  </w:pPr>
-                  <w:r>
-                    <w:t xml:space="preserve">5</w:t>
-                  </w:r>
-                </w:p>
-              </w:tc>
-              <w:tc>
-                <w:tcPr/>
-                <w:p>
-                  <w:pPr>
-                    <w:pStyle w:val="Compact"/>
-                    <w:jc w:val="left"/>
-                    <w:jc w:val="center"/>
-                  </w:pPr>
-                  <w:r>
-                    <w:t xml:space="preserve">factorial</w:t>
-                  </w:r>
-                </w:p>
-              </w:tc>
-              <w:tc>
-                <w:tcPr/>
-                <w:p>
-                  <w:pPr>
-                    <w:pStyle w:val="Compact"/>
-                    <w:jc w:val="right"/>
-                    <w:jc w:val="center"/>
-                  </w:pPr>
-                  <w:r>
-                    <w:t xml:space="preserve">4</w:t>
-                  </w:r>
-                </w:p>
-              </w:tc>
-              <w:tc>
-                <w:tcPr/>
-                <w:p>
-                  <w:pPr>
-                    <w:pStyle w:val="Compact"/>
-                    <w:jc w:val="right"/>
-                    <w:jc w:val="center"/>
-                  </w:pPr>
-                  <w:r>
-                    <w:t xml:space="preserve">60</w:t>
-                  </w:r>
-                </w:p>
-              </w:tc>
-              <w:tc>
-                <w:tcPr/>
-                <w:p>
-                  <w:pPr>
-                    <w:pStyle w:val="Compact"/>
-                    <w:jc w:val="right"/>
-                    <w:jc w:val="center"/>
-                  </w:pPr>
-                  <w:r>
-                    <w:t xml:space="preserve">15</w:t>
-                  </w:r>
-                </w:p>
-              </w:tc>
-            </w:tr>
-            <w:tr>
-              <w:tc>
-                <w:tcPr/>
-                <w:p>
-                  <w:pPr>
-                    <w:pStyle w:val="Compact"/>
-                    <w:jc w:val="right"/>
-                    <w:jc w:val="center"/>
-                  </w:pPr>
-                  <w:r>
-                    <w:t xml:space="preserve">6</w:t>
-                  </w:r>
-                </w:p>
-              </w:tc>
-              <w:tc>
-                <w:tcPr/>
-                <w:p>
-                  <w:pPr>
-                    <w:pStyle w:val="Compact"/>
-                    <w:jc w:val="left"/>
-                    <w:jc w:val="center"/>
-                  </w:pPr>
-                  <w:r>
-                    <w:t xml:space="preserve">factorial</w:t>
-                  </w:r>
-                </w:p>
-              </w:tc>
-              <w:tc>
-                <w:tcPr/>
-                <w:p>
-                  <w:pPr>
-                    <w:pStyle w:val="Compact"/>
-                    <w:jc w:val="right"/>
-                    <w:jc w:val="center"/>
-                  </w:pPr>
-                  <w:r>
-                    <w:t xml:space="preserve">4</w:t>
-                  </w:r>
-                </w:p>
-              </w:tc>
-              <w:tc>
-                <w:tcPr/>
-                <w:p>
-                  <w:pPr>
-                    <w:pStyle w:val="Compact"/>
-                    <w:jc w:val="right"/>
-                    <w:jc w:val="center"/>
-                  </w:pPr>
-                  <w:r>
-                    <w:t xml:space="preserve">60</w:t>
-                  </w:r>
-                </w:p>
-              </w:tc>
-              <w:tc>
-                <w:tcPr/>
-                <w:p>
-                  <w:pPr>
-                    <w:pStyle w:val="Compact"/>
-                    <w:jc w:val="right"/>
-                    <w:jc w:val="center"/>
-                  </w:pPr>
-                  <w:r>
-                    <w:t xml:space="preserve">25</w:t>
-                  </w:r>
-                </w:p>
-              </w:tc>
-            </w:tr>
-            <w:tr>
-              <w:tc>
-                <w:tcPr/>
-                <w:p>
-                  <w:pPr>
-                    <w:pStyle w:val="Compact"/>
-                    <w:jc w:val="right"/>
-                    <w:jc w:val="center"/>
-                  </w:pPr>
-                  <w:r>
-                    <w:t xml:space="preserve">7</w:t>
-                  </w:r>
-                </w:p>
-              </w:tc>
-              <w:tc>
-                <w:tcPr/>
-                <w:p>
-                  <w:pPr>
-                    <w:pStyle w:val="Compact"/>
-                    <w:jc w:val="left"/>
-                    <w:jc w:val="center"/>
-                  </w:pPr>
-                  <w:r>
-                    <w:t xml:space="preserve">factorial</w:t>
-                  </w:r>
-                </w:p>
-              </w:tc>
-              <w:tc>
-                <w:tcPr/>
-                <w:p>
-                  <w:pPr>
-                    <w:pStyle w:val="Compact"/>
-                    <w:jc w:val="right"/>
-                    <w:jc w:val="center"/>
-                  </w:pPr>
-                  <w:r>
-                    <w:t xml:space="preserve">4</w:t>
-                  </w:r>
-                </w:p>
-              </w:tc>
-              <w:tc>
-                <w:tcPr/>
-                <w:p>
-                  <w:pPr>
-                    <w:pStyle w:val="Compact"/>
-                    <w:jc w:val="right"/>
-                    <w:jc w:val="center"/>
-                  </w:pPr>
-                  <w:r>
-                    <w:t xml:space="preserve">180</w:t>
-                  </w:r>
-                </w:p>
-              </w:tc>
-              <w:tc>
-                <w:tcPr/>
-                <w:p>
-                  <w:pPr>
-                    <w:pStyle w:val="Compact"/>
-                    <w:jc w:val="right"/>
-                    <w:jc w:val="center"/>
-                  </w:pPr>
-                  <w:r>
-                    <w:t xml:space="preserve">15</w:t>
-                  </w:r>
-                </w:p>
-              </w:tc>
-            </w:tr>
-            <w:tr>
-              <w:tc>
-                <w:tcPr/>
-                <w:p>
-                  <w:pPr>
-                    <w:pStyle w:val="Compact"/>
-                    <w:jc w:val="right"/>
-                    <w:jc w:val="center"/>
-                  </w:pPr>
-                  <w:r>
-                    <w:t xml:space="preserve">8</w:t>
-                  </w:r>
-                </w:p>
-              </w:tc>
-              <w:tc>
-                <w:tcPr/>
-                <w:p>
-                  <w:pPr>
-                    <w:pStyle w:val="Compact"/>
-                    <w:jc w:val="left"/>
-                    <w:jc w:val="center"/>
-                  </w:pPr>
-                  <w:r>
-                    <w:t xml:space="preserve">factorial</w:t>
-                  </w:r>
-                </w:p>
-              </w:tc>
-              <w:tc>
-                <w:tcPr/>
-                <w:p>
-                  <w:pPr>
-                    <w:pStyle w:val="Compact"/>
-                    <w:jc w:val="right"/>
-                    <w:jc w:val="center"/>
-                  </w:pPr>
-                  <w:r>
-                    <w:t xml:space="preserve">4</w:t>
-                  </w:r>
-                </w:p>
-              </w:tc>
-              <w:tc>
-                <w:tcPr/>
-                <w:p>
-                  <w:pPr>
-                    <w:pStyle w:val="Compact"/>
-                    <w:jc w:val="right"/>
-                    <w:jc w:val="center"/>
-                  </w:pPr>
-                  <w:r>
-                    <w:t xml:space="preserve">180</w:t>
-                  </w:r>
-                </w:p>
-              </w:tc>
-              <w:tc>
-                <w:tcPr/>
-                <w:p>
-                  <w:pPr>
-                    <w:pStyle w:val="Compact"/>
-                    <w:jc w:val="right"/>
-                    <w:jc w:val="center"/>
-                  </w:pPr>
-                  <w:r>
-                    <w:t xml:space="preserve">25</w:t>
-                  </w:r>
-                </w:p>
-              </w:tc>
-            </w:tr>
-            <w:tr>
-              <w:tc>
-                <w:tcPr/>
-                <w:p>
-                  <w:pPr>
-                    <w:pStyle w:val="Compact"/>
-                    <w:jc w:val="right"/>
-                    <w:jc w:val="center"/>
-                  </w:pPr>
-                  <w:r>
-                    <w:t xml:space="preserve">9</w:t>
-                  </w:r>
-                </w:p>
-              </w:tc>
-              <w:tc>
-                <w:tcPr/>
-                <w:p>
-                  <w:pPr>
-                    <w:pStyle w:val="Compact"/>
-                    <w:jc w:val="left"/>
-                    <w:jc w:val="center"/>
-                  </w:pPr>
-                  <w:r>
-                    <w:t xml:space="preserve">axial</w:t>
-                  </w:r>
-                </w:p>
-              </w:tc>
-              <w:tc>
-                <w:tcPr/>
-                <w:p>
-                  <w:pPr>
-                    <w:pStyle w:val="Compact"/>
-                    <w:jc w:val="right"/>
-                    <w:jc w:val="center"/>
-                  </w:pPr>
-                  <w:r>
-                    <w:t xml:space="preserve">3.2</w:t>
-                  </w:r>
-                </w:p>
-              </w:tc>
-              <w:tc>
-                <w:tcPr/>
-                <w:p>
-                  <w:pPr>
-                    <w:pStyle w:val="Compact"/>
-                    <w:jc w:val="right"/>
-                    <w:jc w:val="center"/>
-                  </w:pPr>
-                  <w:r>
-                    <w:t xml:space="preserve">120</w:t>
-                  </w:r>
-                </w:p>
-              </w:tc>
-              <w:tc>
-                <w:tcPr/>
-                <w:p>
-                  <w:pPr>
-                    <w:pStyle w:val="Compact"/>
-                    <w:jc w:val="right"/>
-                    <w:jc w:val="center"/>
-                  </w:pPr>
-                  <w:r>
-                    <w:t xml:space="preserve">20</w:t>
-                  </w:r>
-                </w:p>
-              </w:tc>
-            </w:tr>
-            <w:tr>
-              <w:tc>
-                <w:tcPr/>
-                <w:p>
-                  <w:pPr>
-                    <w:pStyle w:val="Compact"/>
-                    <w:jc w:val="right"/>
-                    <w:jc w:val="center"/>
-                  </w:pPr>
-                  <w:r>
-                    <w:t xml:space="preserve">10</w:t>
-                  </w:r>
-                </w:p>
-              </w:tc>
-              <w:tc>
-                <w:tcPr/>
-                <w:p>
-                  <w:pPr>
-                    <w:pStyle w:val="Compact"/>
-                    <w:jc w:val="left"/>
-                    <w:jc w:val="center"/>
-                  </w:pPr>
-                  <w:r>
-                    <w:t xml:space="preserve">axial</w:t>
-                  </w:r>
-                </w:p>
-              </w:tc>
-              <w:tc>
-                <w:tcPr/>
-                <w:p>
-                  <w:pPr>
-                    <w:pStyle w:val="Compact"/>
-                    <w:jc w:val="right"/>
-                    <w:jc w:val="center"/>
-                  </w:pPr>
-                  <w:r>
-                    <w:t xml:space="preserve">4</w:t>
-                  </w:r>
-                </w:p>
-              </w:tc>
-              <w:tc>
-                <w:tcPr/>
-                <w:p>
-                  <w:pPr>
-                    <w:pStyle w:val="Compact"/>
-                    <w:jc w:val="right"/>
-                    <w:jc w:val="center"/>
-                  </w:pPr>
-                  <w:r>
-                    <w:t xml:space="preserve">120</w:t>
-                  </w:r>
-                </w:p>
-              </w:tc>
-              <w:tc>
-                <w:tcPr/>
-                <w:p>
-                  <w:pPr>
-                    <w:pStyle w:val="Compact"/>
-                    <w:jc w:val="right"/>
-                    <w:jc w:val="center"/>
-                  </w:pPr>
-                  <w:r>
-                    <w:t xml:space="preserve">20</w:t>
-                  </w:r>
-                </w:p>
-              </w:tc>
-            </w:tr>
-            <w:tr>
-              <w:tc>
-                <w:tcPr/>
-                <w:p>
-                  <w:pPr>
-                    <w:pStyle w:val="Compact"/>
-                    <w:jc w:val="right"/>
-                    <w:jc w:val="center"/>
-                  </w:pPr>
-                  <w:r>
-                    <w:t xml:space="preserve">11</w:t>
-                  </w:r>
-                </w:p>
-              </w:tc>
-              <w:tc>
-                <w:tcPr/>
-                <w:p>
-                  <w:pPr>
-                    <w:pStyle w:val="Compact"/>
-                    <w:jc w:val="left"/>
-                    <w:jc w:val="center"/>
-                  </w:pPr>
-                  <w:r>
-                    <w:t xml:space="preserve">axial</w:t>
-                  </w:r>
-                </w:p>
-              </w:tc>
-              <w:tc>
-                <w:tcPr/>
-                <w:p>
-                  <w:pPr>
-                    <w:pStyle w:val="Compact"/>
-                    <w:jc w:val="right"/>
-                    <w:jc w:val="center"/>
-                  </w:pPr>
-                  <w:r>
-                    <w:t xml:space="preserve">3.6</w:t>
-                  </w:r>
-                </w:p>
-              </w:tc>
-              <w:tc>
-                <w:tcPr/>
-                <w:p>
-                  <w:pPr>
-                    <w:pStyle w:val="Compact"/>
-                    <w:jc w:val="right"/>
-                    <w:jc w:val="center"/>
-                  </w:pPr>
-                  <w:r>
-                    <w:t xml:space="preserve">60</w:t>
-                  </w:r>
-                </w:p>
-              </w:tc>
-              <w:tc>
-                <w:tcPr/>
-                <w:p>
-                  <w:pPr>
-                    <w:pStyle w:val="Compact"/>
-                    <w:jc w:val="right"/>
-                    <w:jc w:val="center"/>
-                  </w:pPr>
-                  <w:r>
-                    <w:t xml:space="preserve">20</w:t>
-                  </w:r>
-                </w:p>
-              </w:tc>
-            </w:tr>
-            <w:tr>
-              <w:tc>
-                <w:tcPr/>
-                <w:p>
-                  <w:pPr>
-                    <w:pStyle w:val="Compact"/>
-                    <w:jc w:val="right"/>
-                    <w:jc w:val="center"/>
-                  </w:pPr>
-                  <w:r>
-                    <w:t xml:space="preserve">12</w:t>
-                  </w:r>
-                </w:p>
-              </w:tc>
-              <w:tc>
-                <w:tcPr/>
-                <w:p>
-                  <w:pPr>
-                    <w:pStyle w:val="Compact"/>
-                    <w:jc w:val="left"/>
-                    <w:jc w:val="center"/>
-                  </w:pPr>
-                  <w:r>
-                    <w:t xml:space="preserve">axial</w:t>
-                  </w:r>
-                </w:p>
-              </w:tc>
-              <w:tc>
-                <w:tcPr/>
-                <w:p>
-                  <w:pPr>
-                    <w:pStyle w:val="Compact"/>
-                    <w:jc w:val="right"/>
-                    <w:jc w:val="center"/>
-                  </w:pPr>
-                  <w:r>
-                    <w:t xml:space="preserve">3.6</w:t>
-                  </w:r>
-                </w:p>
-              </w:tc>
-              <w:tc>
-                <w:tcPr/>
-                <w:p>
-                  <w:pPr>
-                    <w:pStyle w:val="Compact"/>
-                    <w:jc w:val="right"/>
-                    <w:jc w:val="center"/>
-                  </w:pPr>
-                  <w:r>
-                    <w:t xml:space="preserve">180</w:t>
-                  </w:r>
-                </w:p>
-              </w:tc>
-              <w:tc>
-                <w:tcPr/>
-                <w:p>
-                  <w:pPr>
-                    <w:pStyle w:val="Compact"/>
-                    <w:jc w:val="right"/>
-                    <w:jc w:val="center"/>
-                  </w:pPr>
-                  <w:r>
-                    <w:t xml:space="preserve">20</w:t>
-                  </w:r>
-                </w:p>
-              </w:tc>
-            </w:tr>
-            <w:tr>
-              <w:tc>
-                <w:tcPr/>
-                <w:p>
-                  <w:pPr>
-                    <w:pStyle w:val="Compact"/>
-                    <w:jc w:val="right"/>
-                    <w:jc w:val="center"/>
-                  </w:pPr>
-                  <w:r>
-                    <w:t xml:space="preserve">13</w:t>
-                  </w:r>
-                </w:p>
-              </w:tc>
-              <w:tc>
-                <w:tcPr/>
-                <w:p>
-                  <w:pPr>
-                    <w:pStyle w:val="Compact"/>
-                    <w:jc w:val="left"/>
-                    <w:jc w:val="center"/>
-                  </w:pPr>
-                  <w:r>
-                    <w:t xml:space="preserve">axial</w:t>
-                  </w:r>
-                </w:p>
-              </w:tc>
-              <w:tc>
-                <w:tcPr/>
-                <w:p>
-                  <w:pPr>
-                    <w:pStyle w:val="Compact"/>
-                    <w:jc w:val="right"/>
-                    <w:jc w:val="center"/>
-                  </w:pPr>
-                  <w:r>
-                    <w:t xml:space="preserve">3.6</w:t>
-                  </w:r>
-                </w:p>
-              </w:tc>
-              <w:tc>
-                <w:tcPr/>
-                <w:p>
-                  <w:pPr>
-                    <w:pStyle w:val="Compact"/>
-                    <w:jc w:val="right"/>
-                    <w:jc w:val="center"/>
-                  </w:pPr>
-                  <w:r>
-                    <w:t xml:space="preserve">120</w:t>
-                  </w:r>
-                </w:p>
-              </w:tc>
-              <w:tc>
-                <w:tcPr/>
-                <w:p>
-                  <w:pPr>
-                    <w:pStyle w:val="Compact"/>
-                    <w:jc w:val="right"/>
-                    <w:jc w:val="center"/>
-                  </w:pPr>
-                  <w:r>
-                    <w:t xml:space="preserve">15</w:t>
-                  </w:r>
-                </w:p>
-              </w:tc>
-            </w:tr>
-            <w:tr>
-              <w:tc>
-                <w:tcPr/>
-                <w:p>
-                  <w:pPr>
-                    <w:pStyle w:val="Compact"/>
-                    <w:jc w:val="right"/>
-                    <w:jc w:val="center"/>
-                  </w:pPr>
-                  <w:r>
-                    <w:t xml:space="preserve">14</w:t>
-                  </w:r>
-                </w:p>
-              </w:tc>
-              <w:tc>
-                <w:tcPr/>
-                <w:p>
-                  <w:pPr>
-                    <w:pStyle w:val="Compact"/>
-                    <w:jc w:val="left"/>
-                    <w:jc w:val="center"/>
-                  </w:pPr>
-                  <w:r>
-                    <w:t xml:space="preserve">axial</w:t>
-                  </w:r>
-                </w:p>
-              </w:tc>
-              <w:tc>
-                <w:tcPr/>
-                <w:p>
-                  <w:pPr>
-                    <w:pStyle w:val="Compact"/>
-                    <w:jc w:val="right"/>
-                    <w:jc w:val="center"/>
-                  </w:pPr>
-                  <w:r>
-                    <w:t xml:space="preserve">3.6</w:t>
-                  </w:r>
-                </w:p>
-              </w:tc>
-              <w:tc>
-                <w:tcPr/>
-                <w:p>
-                  <w:pPr>
-                    <w:pStyle w:val="Compact"/>
-                    <w:jc w:val="right"/>
-                    <w:jc w:val="center"/>
-                  </w:pPr>
-                  <w:r>
-                    <w:t xml:space="preserve">120</w:t>
-                  </w:r>
-                </w:p>
-              </w:tc>
-              <w:tc>
-                <w:tcPr/>
-                <w:p>
-                  <w:pPr>
-                    <w:pStyle w:val="Compact"/>
-                    <w:jc w:val="right"/>
-                    <w:jc w:val="center"/>
-                  </w:pPr>
-                  <w:r>
-                    <w:t xml:space="preserve">25</w:t>
-                  </w:r>
-                </w:p>
-              </w:tc>
-            </w:tr>
-            <w:tr>
-              <w:tc>
-                <w:tcPr/>
-                <w:p>
-                  <w:pPr>
-                    <w:pStyle w:val="Compact"/>
-                    <w:jc w:val="right"/>
-                    <w:jc w:val="center"/>
-                  </w:pPr>
-                  <w:r>
-                    <w:t xml:space="preserve">15</w:t>
-                  </w:r>
-                </w:p>
-              </w:tc>
-              <w:tc>
-                <w:tcPr/>
-                <w:p>
-                  <w:pPr>
-                    <w:pStyle w:val="Compact"/>
-                    <w:jc w:val="left"/>
-                    <w:jc w:val="center"/>
-                  </w:pPr>
-                  <w:r>
-                    <w:t xml:space="preserve">center</w:t>
-                  </w:r>
-                </w:p>
-              </w:tc>
-              <w:tc>
-                <w:tcPr/>
-                <w:p>
-                  <w:pPr>
-                    <w:pStyle w:val="Compact"/>
-                    <w:jc w:val="right"/>
-                    <w:jc w:val="center"/>
-                  </w:pPr>
-                  <w:r>
-                    <w:t xml:space="preserve">3.6</w:t>
-                  </w:r>
-                </w:p>
-              </w:tc>
-              <w:tc>
-                <w:tcPr/>
-                <w:p>
-                  <w:pPr>
-                    <w:pStyle w:val="Compact"/>
-                    <w:jc w:val="right"/>
-                    <w:jc w:val="center"/>
-                  </w:pPr>
-                  <w:r>
-                    <w:t xml:space="preserve">120</w:t>
-                  </w:r>
-                </w:p>
-              </w:tc>
-              <w:tc>
-                <w:tcPr/>
-                <w:p>
-                  <w:pPr>
-                    <w:pStyle w:val="Compact"/>
-                    <w:jc w:val="right"/>
-                    <w:jc w:val="center"/>
-                  </w:pPr>
-                  <w:r>
-                    <w:t xml:space="preserve">20</w:t>
-                  </w:r>
-                </w:p>
-              </w:tc>
-            </w:tr>
-            <w:tr>
-              <w:tc>
-                <w:tcPr/>
-                <w:p>
-                  <w:pPr>
-                    <w:pStyle w:val="Compact"/>
-                    <w:jc w:val="right"/>
-                    <w:jc w:val="center"/>
-                  </w:pPr>
-                  <w:r>
-                    <w:t xml:space="preserve">16</w:t>
-                  </w:r>
-                </w:p>
-              </w:tc>
-              <w:tc>
-                <w:tcPr/>
-                <w:p>
-                  <w:pPr>
-                    <w:pStyle w:val="Compact"/>
-                    <w:jc w:val="left"/>
-                    <w:jc w:val="center"/>
-                  </w:pPr>
-                  <w:r>
-                    <w:t xml:space="preserve">center</w:t>
-                  </w:r>
-                </w:p>
-              </w:tc>
-              <w:tc>
-                <w:tcPr/>
-                <w:p>
-                  <w:pPr>
-                    <w:pStyle w:val="Compact"/>
-                    <w:jc w:val="right"/>
-                    <w:jc w:val="center"/>
-                  </w:pPr>
-                  <w:r>
-                    <w:t xml:space="preserve">3.6</w:t>
-                  </w:r>
-                </w:p>
-              </w:tc>
-              <w:tc>
-                <w:tcPr/>
-                <w:p>
-                  <w:pPr>
-                    <w:pStyle w:val="Compact"/>
-                    <w:jc w:val="right"/>
-                    <w:jc w:val="center"/>
-                  </w:pPr>
-                  <w:r>
-                    <w:t xml:space="preserve">120</w:t>
-                  </w:r>
-                </w:p>
-              </w:tc>
-              <w:tc>
-                <w:tcPr/>
-                <w:p>
-                  <w:pPr>
-                    <w:pStyle w:val="Compact"/>
-                    <w:jc w:val="right"/>
-                    <w:jc w:val="center"/>
-                  </w:pPr>
-                  <w:r>
-                    <w:t xml:space="preserve">20</w:t>
-                  </w:r>
-                </w:p>
-              </w:tc>
-            </w:tr>
-            <w:tr>
-              <w:tc>
-                <w:tcPr/>
-                <w:p>
-                  <w:pPr>
-                    <w:pStyle w:val="Compact"/>
-                    <w:jc w:val="right"/>
-                    <w:jc w:val="center"/>
-                  </w:pPr>
-                  <w:r>
-                    <w:t xml:space="preserve">17</w:t>
-                  </w:r>
-                </w:p>
-              </w:tc>
-              <w:tc>
-                <w:tcPr/>
-                <w:p>
-                  <w:pPr>
-                    <w:pStyle w:val="Compact"/>
-                    <w:jc w:val="left"/>
-                    <w:jc w:val="center"/>
-                  </w:pPr>
-                  <w:r>
-                    <w:t xml:space="preserve">center</w:t>
-                  </w:r>
-                </w:p>
-              </w:tc>
-              <w:tc>
-                <w:tcPr/>
-                <w:p>
-                  <w:pPr>
-                    <w:pStyle w:val="Compact"/>
-                    <w:jc w:val="right"/>
-                    <w:jc w:val="center"/>
-                  </w:pPr>
-                  <w:r>
-                    <w:t xml:space="preserve">3.6</w:t>
-                  </w:r>
-                </w:p>
-              </w:tc>
-              <w:tc>
-                <w:tcPr/>
-                <w:p>
-                  <w:pPr>
-                    <w:pStyle w:val="Compact"/>
-                    <w:jc w:val="right"/>
-                    <w:jc w:val="center"/>
-                  </w:pPr>
-                  <w:r>
-                    <w:t xml:space="preserve">120</w:t>
-                  </w:r>
-                </w:p>
-              </w:tc>
-              <w:tc>
-                <w:tcPr/>
-                <w:p>
-                  <w:pPr>
-                    <w:pStyle w:val="Compact"/>
-                    <w:jc w:val="right"/>
-                    <w:jc w:val="center"/>
-                  </w:pPr>
-                  <w:r>
-                    <w:t xml:space="preserve">20</w:t>
-                  </w:r>
-                </w:p>
-              </w:tc>
-            </w:tr>
-            <w:tr>
-              <w:tc>
-                <w:tcPr/>
-                <w:p>
-                  <w:pPr>
-                    <w:pStyle w:val="Compact"/>
-                    <w:jc w:val="right"/>
-                    <w:jc w:val="center"/>
-                  </w:pPr>
-                  <w:r>
-                    <w:t xml:space="preserve">18</w:t>
-                  </w:r>
-                </w:p>
-              </w:tc>
-              <w:tc>
-                <w:tcPr/>
-                <w:p>
-                  <w:pPr>
-                    <w:pStyle w:val="Compact"/>
-                    <w:jc w:val="left"/>
-                    <w:jc w:val="center"/>
-                  </w:pPr>
-                  <w:r>
-                    <w:t xml:space="preserve">center</w:t>
-                  </w:r>
-                </w:p>
-              </w:tc>
-              <w:tc>
-                <w:tcPr/>
-                <w:p>
-                  <w:pPr>
-                    <w:pStyle w:val="Compact"/>
-                    <w:jc w:val="right"/>
-                    <w:jc w:val="center"/>
-                  </w:pPr>
-                  <w:r>
-                    <w:t xml:space="preserve">3.6</w:t>
-                  </w:r>
-                </w:p>
-              </w:tc>
-              <w:tc>
-                <w:tcPr/>
-                <w:p>
-                  <w:pPr>
-                    <w:pStyle w:val="Compact"/>
-                    <w:jc w:val="right"/>
-                    <w:jc w:val="center"/>
-                  </w:pPr>
-                  <w:r>
-                    <w:t xml:space="preserve">120</w:t>
-                  </w:r>
-                </w:p>
-              </w:tc>
-              <w:tc>
-                <w:tcPr/>
-                <w:p>
-                  <w:pPr>
-                    <w:pStyle w:val="Compact"/>
-                    <w:jc w:val="right"/>
-                    <w:jc w:val="center"/>
-                  </w:pPr>
-                  <w:r>
-                    <w:t xml:space="preserve">20</w:t>
-                  </w:r>
-                </w:p>
-              </w:tc>
-            </w:tr>
-          </w:tbl>
-          <w:bookmarkEnd w:id="50"/>
-          <w:p/>
-        </w:tc>
-      </w:tr>
-    </w:tbl>
-    <w:bookmarkEnd w:id="51"/>
-    <w:bookmarkEnd w:id="52"/>
-    <w:bookmarkStart w:id="58" w:name="references"/>
+    <w:bookmarkEnd w:id="48"/>
+    <w:bookmarkEnd w:id="49"/>
+    <w:bookmarkStart w:id="56" w:name="references"/>
     <w:p>
       <w:pPr>
         <w:pStyle w:val="Heading1"/>
@@ -10675,8 +8459,8 @@
         <w:t xml:space="preserve">References</w:t>
       </w:r>
     </w:p>
-    <w:bookmarkStart w:id="57" w:name="refs"/>
-    <w:bookmarkStart w:id="53" w:name="ref-amab2009"/>
+    <w:bookmarkStart w:id="55" w:name="refs"/>
+    <w:bookmarkStart w:id="50" w:name="ref-amab2009"/>
     <w:p>
       <w:pPr>
         <w:pStyle w:val="Bibliography"/>
@@ -10698,8 +8482,31 @@
         <w:t xml:space="preserve">. CASSS.</w:t>
       </w:r>
     </w:p>
-    <w:bookmarkEnd w:id="53"/>
-    <w:bookmarkStart w:id="54" w:name="ref-ichq5a"/>
+    <w:bookmarkEnd w:id="50"/>
+    <w:bookmarkStart w:id="51" w:name="ref-ichq8"/>
+    <w:p>
+      <w:pPr>
+        <w:pStyle w:val="Bibliography"/>
+      </w:pPr>
+      <w:r>
+        <w:t xml:space="preserve">International Council for Harmonisation. 2009.</w:t>
+      </w:r>
+      <w:r>
+        <w:t xml:space="preserve"> </w:t>
+      </w:r>
+      <w:r>
+        <w:rPr>
+          <w:i/>
+          <w:iCs/>
+        </w:rPr>
+        <w:t xml:space="preserve">ICH Q8(R2): Pharmaceutical Development</w:t>
+      </w:r>
+      <w:r>
+        <w:t xml:space="preserve">. ICH.</w:t>
+      </w:r>
+    </w:p>
+    <w:bookmarkEnd w:id="51"/>
+    <w:bookmarkStart w:id="52" w:name="ref-ichq5a"/>
     <w:p>
       <w:pPr>
         <w:pStyle w:val="Bibliography"/>
@@ -10721,8 +8528,8 @@
         <w:t xml:space="preserve">. ICH.</w:t>
       </w:r>
     </w:p>
-    <w:bookmarkEnd w:id="54"/>
-    <w:bookmarkStart w:id="55" w:name="ref-ichq9"/>
+    <w:bookmarkEnd w:id="52"/>
+    <w:bookmarkStart w:id="53" w:name="ref-ichq9"/>
     <w:p>
       <w:pPr>
         <w:pStyle w:val="Bibliography"/>
@@ -10744,8 +8551,8 @@
         <w:t xml:space="preserve">. ICH.</w:t>
       </w:r>
     </w:p>
-    <w:bookmarkEnd w:id="55"/>
-    <w:bookmarkStart w:id="56" w:name="ref-fda2011"/>
+    <w:bookmarkEnd w:id="53"/>
+    <w:bookmarkStart w:id="54" w:name="ref-fda2011"/>
     <w:p>
       <w:pPr>
         <w:pStyle w:val="Bibliography"/>
@@ -10767,9 +8574,9 @@
         <w:t xml:space="preserve">. FDA.</w:t>
       </w:r>
     </w:p>
+    <w:bookmarkEnd w:id="54"/>
+    <w:bookmarkEnd w:id="55"/>
     <w:bookmarkEnd w:id="56"/>
-    <w:bookmarkEnd w:id="57"/>
-    <w:bookmarkEnd w:id="58"/>
     <w:sectPr>
       <w:footnotePr>
         <w:numRestart w:val="eachSect"/>
@@ -10880,6 +8687,109 @@
       </w:pPr>
     </w:lvl>
   </w:abstractNum>
+  <w:abstractNum w:abstractNumId="991">
+    <w:nsid w:val="0000A991"/>
+    <w:multiLevelType w:val="multilevel"/>
+    <w:lvl w:ilvl="0">
+      <w:numFmt w:val="bullet"/>
+      <w:lvlText w:val=""/>
+      <w:lvlJc w:val="left"/>
+      <w:pPr>
+        <w:ind w:left="720" w:hanging="360"/>
+      </w:pPr>
+      <w:rPr>
+        <w:rFonts w:ascii="Symbol" w:hAnsi="Symbol" w:cs="Symbol" w:hint="default"/>
+      </w:rPr>
+    </w:lvl>
+    <w:lvl w:ilvl="1">
+      <w:numFmt w:val="bullet"/>
+      <w:lvlText w:val="o"/>
+      <w:lvlJc w:val="left"/>
+      <w:pPr>
+        <w:ind w:left="1440" w:hanging="360"/>
+      </w:pPr>
+      <w:rPr>
+        <w:rFonts w:ascii="Courier New" w:hAnsi="Courier New" w:cs="Courier New" w:hint="default"/>
+      </w:rPr>
+    </w:lvl>
+    <w:lvl w:ilvl="2">
+      <w:numFmt w:val="bullet"/>
+      <w:lvlText w:val=""/>
+      <w:lvlJc w:val="left"/>
+      <w:pPr>
+        <w:ind w:left="2160" w:hanging="360"/>
+      </w:pPr>
+      <w:rPr>
+        <w:rFonts w:ascii="Wingdings" w:hAnsi="Wingdings" w:cs="Wingdings" w:hint="default"/>
+      </w:rPr>
+    </w:lvl>
+    <w:lvl w:ilvl="3">
+      <w:numFmt w:val="bullet"/>
+      <w:lvlText w:val=""/>
+      <w:lvlJc w:val="left"/>
+      <w:pPr>
+        <w:ind w:left="2880" w:hanging="360"/>
+      </w:pPr>
+      <w:rPr>
+        <w:rFonts w:ascii="Symbol" w:hAnsi="Symbol" w:cs="Symbol" w:hint="default"/>
+      </w:rPr>
+    </w:lvl>
+    <w:lvl w:ilvl="4">
+      <w:numFmt w:val="bullet"/>
+      <w:lvlText w:val="o"/>
+      <w:lvlJc w:val="left"/>
+      <w:pPr>
+        <w:ind w:left="3600" w:hanging="360"/>
+      </w:pPr>
+      <w:rPr>
+        <w:rFonts w:ascii="Courier New" w:hAnsi="Courier New" w:cs="Courier New" w:hint="default"/>
+      </w:rPr>
+    </w:lvl>
+    <w:lvl w:ilvl="5">
+      <w:numFmt w:val="bullet"/>
+      <w:lvlText w:val=""/>
+      <w:lvlJc w:val="left"/>
+      <w:pPr>
+        <w:ind w:left="4320" w:hanging="360"/>
+      </w:pPr>
+      <w:rPr>
+        <w:rFonts w:ascii="Wingdings" w:hAnsi="Wingdings" w:cs="Wingdings" w:hint="default"/>
+      </w:rPr>
+    </w:lvl>
+    <w:lvl w:ilvl="6">
+      <w:numFmt w:val="bullet"/>
+      <w:lvlText w:val=""/>
+      <w:lvlJc w:val="left"/>
+      <w:pPr>
+        <w:ind w:left="5040" w:hanging="360"/>
+      </w:pPr>
+      <w:rPr>
+        <w:rFonts w:ascii="Symbol" w:hAnsi="Symbol" w:cs="Symbol" w:hint="default"/>
+      </w:rPr>
+    </w:lvl>
+    <w:lvl w:ilvl="7">
+      <w:numFmt w:val="bullet"/>
+      <w:lvlText w:val="o"/>
+      <w:lvlJc w:val="left"/>
+      <w:pPr>
+        <w:ind w:left="5760" w:hanging="360"/>
+      </w:pPr>
+      <w:rPr>
+        <w:rFonts w:ascii="Courier New" w:hAnsi="Courier New" w:cs="Courier New" w:hint="default"/>
+      </w:rPr>
+    </w:lvl>
+    <w:lvl w:ilvl="8">
+      <w:numFmt w:val="bullet"/>
+      <w:lvlText w:val=""/>
+      <w:lvlJc w:val="left"/>
+      <w:pPr>
+        <w:ind w:left="6480" w:hanging="360"/>
+      </w:pPr>
+      <w:rPr>
+        <w:rFonts w:ascii="Wingdings" w:hAnsi="Wingdings" w:cs="Wingdings" w:hint="default"/>
+      </w:rPr>
+    </w:lvl>
+  </w:abstractNum>
   <w:abstractNum w:abstractNumId="99531">
     <w:nsid w:val="00A99531"/>
     <w:multiLevelType w:val="multilevel"/>
@@ -10965,10 +8875,353 @@
       </w:pPr>
     </w:lvl>
   </w:abstractNum>
+  <w:abstractNum w:abstractNumId="99532">
+    <w:nsid w:val="00A99532"/>
+    <w:multiLevelType w:val="multilevel"/>
+    <w:lvl w:ilvl="0">
+      <w:start w:val="2"/>
+      <w:numFmt w:val="lowerRoman"/>
+      <w:lvlText w:val="(%1)"/>
+      <w:lvlJc w:val="left"/>
+      <w:pPr>
+        <w:ind w:left="720" w:hanging="360"/>
+      </w:pPr>
+    </w:lvl>
+    <w:lvl w:ilvl="1">
+      <w:start w:val="2"/>
+      <w:numFmt w:val="lowerRoman"/>
+      <w:lvlText w:val="(%2)"/>
+      <w:lvlJc w:val="left"/>
+      <w:pPr>
+        <w:ind w:left="1440" w:hanging="360"/>
+      </w:pPr>
+    </w:lvl>
+    <w:lvl w:ilvl="2">
+      <w:start w:val="2"/>
+      <w:numFmt w:val="lowerRoman"/>
+      <w:lvlText w:val="(%3)"/>
+      <w:lvlJc w:val="left"/>
+      <w:pPr>
+        <w:ind w:left="2160" w:hanging="360"/>
+      </w:pPr>
+    </w:lvl>
+    <w:lvl w:ilvl="3">
+      <w:start w:val="2"/>
+      <w:numFmt w:val="lowerRoman"/>
+      <w:lvlText w:val="(%4)"/>
+      <w:lvlJc w:val="left"/>
+      <w:pPr>
+        <w:ind w:left="2880" w:hanging="360"/>
+      </w:pPr>
+    </w:lvl>
+    <w:lvl w:ilvl="4">
+      <w:start w:val="2"/>
+      <w:numFmt w:val="lowerRoman"/>
+      <w:lvlText w:val="(%5)"/>
+      <w:lvlJc w:val="left"/>
+      <w:pPr>
+        <w:ind w:left="3600" w:hanging="360"/>
+      </w:pPr>
+    </w:lvl>
+    <w:lvl w:ilvl="5">
+      <w:start w:val="2"/>
+      <w:numFmt w:val="lowerRoman"/>
+      <w:lvlText w:val="(%6)"/>
+      <w:lvlJc w:val="left"/>
+      <w:pPr>
+        <w:ind w:left="4320" w:hanging="360"/>
+      </w:pPr>
+    </w:lvl>
+    <w:lvl w:ilvl="6">
+      <w:start w:val="2"/>
+      <w:numFmt w:val="lowerRoman"/>
+      <w:lvlText w:val="(%7)"/>
+      <w:lvlJc w:val="left"/>
+      <w:pPr>
+        <w:ind w:left="5040" w:hanging="360"/>
+      </w:pPr>
+    </w:lvl>
+    <w:lvl w:ilvl="7">
+      <w:start w:val="2"/>
+      <w:numFmt w:val="lowerRoman"/>
+      <w:lvlText w:val="(%8)"/>
+      <w:lvlJc w:val="left"/>
+      <w:pPr>
+        <w:ind w:left="5760" w:hanging="360"/>
+      </w:pPr>
+    </w:lvl>
+    <w:lvl w:ilvl="8">
+      <w:start w:val="2"/>
+      <w:numFmt w:val="lowerRoman"/>
+      <w:lvlText w:val="(%9)"/>
+      <w:lvlJc w:val="left"/>
+      <w:pPr>
+        <w:ind w:left="6480" w:hanging="360"/>
+      </w:pPr>
+    </w:lvl>
+  </w:abstractNum>
+  <w:abstractNum w:abstractNumId="99533">
+    <w:nsid w:val="00A99533"/>
+    <w:multiLevelType w:val="multilevel"/>
+    <w:lvl w:ilvl="0">
+      <w:start w:val="3"/>
+      <w:numFmt w:val="lowerRoman"/>
+      <w:lvlText w:val="(%1)"/>
+      <w:lvlJc w:val="left"/>
+      <w:pPr>
+        <w:ind w:left="720" w:hanging="360"/>
+      </w:pPr>
+    </w:lvl>
+    <w:lvl w:ilvl="1">
+      <w:start w:val="3"/>
+      <w:numFmt w:val="lowerRoman"/>
+      <w:lvlText w:val="(%2)"/>
+      <w:lvlJc w:val="left"/>
+      <w:pPr>
+        <w:ind w:left="1440" w:hanging="360"/>
+      </w:pPr>
+    </w:lvl>
+    <w:lvl w:ilvl="2">
+      <w:start w:val="3"/>
+      <w:numFmt w:val="lowerRoman"/>
+      <w:lvlText w:val="(%3)"/>
+      <w:lvlJc w:val="left"/>
+      <w:pPr>
+        <w:ind w:left="2160" w:hanging="360"/>
+      </w:pPr>
+    </w:lvl>
+    <w:lvl w:ilvl="3">
+      <w:start w:val="3"/>
+      <w:numFmt w:val="lowerRoman"/>
+      <w:lvlText w:val="(%4)"/>
+      <w:lvlJc w:val="left"/>
+      <w:pPr>
+        <w:ind w:left="2880" w:hanging="360"/>
+      </w:pPr>
+    </w:lvl>
+    <w:lvl w:ilvl="4">
+      <w:start w:val="3"/>
+      <w:numFmt w:val="lowerRoman"/>
+      <w:lvlText w:val="(%5)"/>
+      <w:lvlJc w:val="left"/>
+      <w:pPr>
+        <w:ind w:left="3600" w:hanging="360"/>
+      </w:pPr>
+    </w:lvl>
+    <w:lvl w:ilvl="5">
+      <w:start w:val="3"/>
+      <w:numFmt w:val="lowerRoman"/>
+      <w:lvlText w:val="(%6)"/>
+      <w:lvlJc w:val="left"/>
+      <w:pPr>
+        <w:ind w:left="4320" w:hanging="360"/>
+      </w:pPr>
+    </w:lvl>
+    <w:lvl w:ilvl="6">
+      <w:start w:val="3"/>
+      <w:numFmt w:val="lowerRoman"/>
+      <w:lvlText w:val="(%7)"/>
+      <w:lvlJc w:val="left"/>
+      <w:pPr>
+        <w:ind w:left="5040" w:hanging="360"/>
+      </w:pPr>
+    </w:lvl>
+    <w:lvl w:ilvl="7">
+      <w:start w:val="3"/>
+      <w:numFmt w:val="lowerRoman"/>
+      <w:lvlText w:val="(%8)"/>
+      <w:lvlJc w:val="left"/>
+      <w:pPr>
+        <w:ind w:left="5760" w:hanging="360"/>
+      </w:pPr>
+    </w:lvl>
+    <w:lvl w:ilvl="8">
+      <w:start w:val="3"/>
+      <w:numFmt w:val="lowerRoman"/>
+      <w:lvlText w:val="(%9)"/>
+      <w:lvlJc w:val="left"/>
+      <w:pPr>
+        <w:ind w:left="6480" w:hanging="360"/>
+      </w:pPr>
+    </w:lvl>
+  </w:abstractNum>
+  <w:abstractNum w:abstractNumId="99534">
+    <w:nsid w:val="00A99534"/>
+    <w:multiLevelType w:val="multilevel"/>
+    <w:lvl w:ilvl="0">
+      <w:start w:val="4"/>
+      <w:numFmt w:val="lowerRoman"/>
+      <w:lvlText w:val="(%1)"/>
+      <w:lvlJc w:val="left"/>
+      <w:pPr>
+        <w:ind w:left="720" w:hanging="360"/>
+      </w:pPr>
+    </w:lvl>
+    <w:lvl w:ilvl="1">
+      <w:start w:val="4"/>
+      <w:numFmt w:val="lowerRoman"/>
+      <w:lvlText w:val="(%2)"/>
+      <w:lvlJc w:val="left"/>
+      <w:pPr>
+        <w:ind w:left="1440" w:hanging="360"/>
+      </w:pPr>
+    </w:lvl>
+    <w:lvl w:ilvl="2">
+      <w:start w:val="4"/>
+      <w:numFmt w:val="lowerRoman"/>
+      <w:lvlText w:val="(%3)"/>
+      <w:lvlJc w:val="left"/>
+      <w:pPr>
+        <w:ind w:left="2160" w:hanging="360"/>
+      </w:pPr>
+    </w:lvl>
+    <w:lvl w:ilvl="3">
+      <w:start w:val="4"/>
+      <w:numFmt w:val="lowerRoman"/>
+      <w:lvlText w:val="(%4)"/>
+      <w:lvlJc w:val="left"/>
+      <w:pPr>
+        <w:ind w:left="2880" w:hanging="360"/>
+      </w:pPr>
+    </w:lvl>
+    <w:lvl w:ilvl="4">
+      <w:start w:val="4"/>
+      <w:numFmt w:val="lowerRoman"/>
+      <w:lvlText w:val="(%5)"/>
+      <w:lvlJc w:val="left"/>
+      <w:pPr>
+        <w:ind w:left="3600" w:hanging="360"/>
+      </w:pPr>
+    </w:lvl>
+    <w:lvl w:ilvl="5">
+      <w:start w:val="4"/>
+      <w:numFmt w:val="lowerRoman"/>
+      <w:lvlText w:val="(%6)"/>
+      <w:lvlJc w:val="left"/>
+      <w:pPr>
+        <w:ind w:left="4320" w:hanging="360"/>
+      </w:pPr>
+    </w:lvl>
+    <w:lvl w:ilvl="6">
+      <w:start w:val="4"/>
+      <w:numFmt w:val="lowerRoman"/>
+      <w:lvlText w:val="(%7)"/>
+      <w:lvlJc w:val="left"/>
+      <w:pPr>
+        <w:ind w:left="5040" w:hanging="360"/>
+      </w:pPr>
+    </w:lvl>
+    <w:lvl w:ilvl="7">
+      <w:start w:val="4"/>
+      <w:numFmt w:val="lowerRoman"/>
+      <w:lvlText w:val="(%8)"/>
+      <w:lvlJc w:val="left"/>
+      <w:pPr>
+        <w:ind w:left="5760" w:hanging="360"/>
+      </w:pPr>
+    </w:lvl>
+    <w:lvl w:ilvl="8">
+      <w:start w:val="4"/>
+      <w:numFmt w:val="lowerRoman"/>
+      <w:lvlText w:val="(%9)"/>
+      <w:lvlJc w:val="left"/>
+      <w:pPr>
+        <w:ind w:left="6480" w:hanging="360"/>
+      </w:pPr>
+    </w:lvl>
+  </w:abstractNum>
+  <w:abstractNum w:abstractNumId="997322">
+    <w:nsid w:val="0A997322"/>
+    <w:multiLevelType w:val="multilevel"/>
+    <w:lvl w:ilvl="0">
+      <w:start w:val="22"/>
+      <w:numFmt w:val="lowerLetter"/>
+      <w:lvlText w:val="(%1)"/>
+      <w:lvlJc w:val="left"/>
+      <w:pPr>
+        <w:ind w:left="720" w:hanging="360"/>
+      </w:pPr>
+    </w:lvl>
+    <w:lvl w:ilvl="1">
+      <w:start w:val="22"/>
+      <w:numFmt w:val="lowerLetter"/>
+      <w:lvlText w:val="(%2)"/>
+      <w:lvlJc w:val="left"/>
+      <w:pPr>
+        <w:ind w:left="1440" w:hanging="360"/>
+      </w:pPr>
+    </w:lvl>
+    <w:lvl w:ilvl="2">
+      <w:start w:val="22"/>
+      <w:numFmt w:val="lowerLetter"/>
+      <w:lvlText w:val="(%3)"/>
+      <w:lvlJc w:val="left"/>
+      <w:pPr>
+        <w:ind w:left="2160" w:hanging="360"/>
+      </w:pPr>
+    </w:lvl>
+    <w:lvl w:ilvl="3">
+      <w:start w:val="22"/>
+      <w:numFmt w:val="lowerLetter"/>
+      <w:lvlText w:val="(%4)"/>
+      <w:lvlJc w:val="left"/>
+      <w:pPr>
+        <w:ind w:left="2880" w:hanging="360"/>
+      </w:pPr>
+    </w:lvl>
+    <w:lvl w:ilvl="4">
+      <w:start w:val="22"/>
+      <w:numFmt w:val="lowerLetter"/>
+      <w:lvlText w:val="(%5)"/>
+      <w:lvlJc w:val="left"/>
+      <w:pPr>
+        <w:ind w:left="3600" w:hanging="360"/>
+      </w:pPr>
+    </w:lvl>
+    <w:lvl w:ilvl="5">
+      <w:start w:val="22"/>
+      <w:numFmt w:val="lowerLetter"/>
+      <w:lvlText w:val="(%6)"/>
+      <w:lvlJc w:val="left"/>
+      <w:pPr>
+        <w:ind w:left="4320" w:hanging="360"/>
+      </w:pPr>
+    </w:lvl>
+    <w:lvl w:ilvl="6">
+      <w:start w:val="22"/>
+      <w:numFmt w:val="lowerLetter"/>
+      <w:lvlText w:val="(%7)"/>
+      <w:lvlJc w:val="left"/>
+      <w:pPr>
+        <w:ind w:left="5040" w:hanging="360"/>
+      </w:pPr>
+    </w:lvl>
+    <w:lvl w:ilvl="7">
+      <w:start w:val="22"/>
+      <w:numFmt w:val="lowerLetter"/>
+      <w:lvlText w:val="(%8)"/>
+      <w:lvlJc w:val="left"/>
+      <w:pPr>
+        <w:ind w:left="5760" w:hanging="360"/>
+      </w:pPr>
+    </w:lvl>
+    <w:lvl w:ilvl="8">
+      <w:start w:val="22"/>
+      <w:numFmt w:val="lowerLetter"/>
+      <w:lvlText w:val="(%9)"/>
+      <w:lvlJc w:val="left"/>
+      <w:pPr>
+        <w:ind w:left="6480" w:hanging="360"/>
+      </w:pPr>
+    </w:lvl>
+  </w:abstractNum>
   <w:num w:numId="1000">
     <w:abstractNumId w:val="990"/>
   </w:num>
   <w:num w:numId="1001">
+    <w:abstractNumId w:val="991"/>
+  </w:num>
+  <w:num w:numId="1002">
     <w:abstractNumId w:val="99531"/>
     <w:lvlOverride w:ilvl="0">
       <w:startOverride w:val="1"/>
@@ -10997,6 +9250,129 @@
     <w:lvlOverride w:ilvl="8">
       <w:startOverride w:val="1"/>
     </w:lvlOverride>
+  </w:num>
+  <w:num w:numId="1003">
+    <w:abstractNumId w:val="99532"/>
+    <w:lvlOverride w:ilvl="0">
+      <w:startOverride w:val="2"/>
+    </w:lvlOverride>
+    <w:lvlOverride w:ilvl="1">
+      <w:startOverride w:val="2"/>
+    </w:lvlOverride>
+    <w:lvlOverride w:ilvl="2">
+      <w:startOverride w:val="2"/>
+    </w:lvlOverride>
+    <w:lvlOverride w:ilvl="3">
+      <w:startOverride w:val="2"/>
+    </w:lvlOverride>
+    <w:lvlOverride w:ilvl="4">
+      <w:startOverride w:val="2"/>
+    </w:lvlOverride>
+    <w:lvlOverride w:ilvl="5">
+      <w:startOverride w:val="2"/>
+    </w:lvlOverride>
+    <w:lvlOverride w:ilvl="6">
+      <w:startOverride w:val="2"/>
+    </w:lvlOverride>
+    <w:lvlOverride w:ilvl="7">
+      <w:startOverride w:val="2"/>
+    </w:lvlOverride>
+    <w:lvlOverride w:ilvl="8">
+      <w:startOverride w:val="2"/>
+    </w:lvlOverride>
+  </w:num>
+  <w:num w:numId="1004">
+    <w:abstractNumId w:val="99533"/>
+    <w:lvlOverride w:ilvl="0">
+      <w:startOverride w:val="3"/>
+    </w:lvlOverride>
+    <w:lvlOverride w:ilvl="1">
+      <w:startOverride w:val="3"/>
+    </w:lvlOverride>
+    <w:lvlOverride w:ilvl="2">
+      <w:startOverride w:val="3"/>
+    </w:lvlOverride>
+    <w:lvlOverride w:ilvl="3">
+      <w:startOverride w:val="3"/>
+    </w:lvlOverride>
+    <w:lvlOverride w:ilvl="4">
+      <w:startOverride w:val="3"/>
+    </w:lvlOverride>
+    <w:lvlOverride w:ilvl="5">
+      <w:startOverride w:val="3"/>
+    </w:lvlOverride>
+    <w:lvlOverride w:ilvl="6">
+      <w:startOverride w:val="3"/>
+    </w:lvlOverride>
+    <w:lvlOverride w:ilvl="7">
+      <w:startOverride w:val="3"/>
+    </w:lvlOverride>
+    <w:lvlOverride w:ilvl="8">
+      <w:startOverride w:val="3"/>
+    </w:lvlOverride>
+  </w:num>
+  <w:num w:numId="1005">
+    <w:abstractNumId w:val="99534"/>
+    <w:lvlOverride w:ilvl="0">
+      <w:startOverride w:val="4"/>
+    </w:lvlOverride>
+    <w:lvlOverride w:ilvl="1">
+      <w:startOverride w:val="4"/>
+    </w:lvlOverride>
+    <w:lvlOverride w:ilvl="2">
+      <w:startOverride w:val="4"/>
+    </w:lvlOverride>
+    <w:lvlOverride w:ilvl="3">
+      <w:startOverride w:val="4"/>
+    </w:lvlOverride>
+    <w:lvlOverride w:ilvl="4">
+      <w:startOverride w:val="4"/>
+    </w:lvlOverride>
+    <w:lvlOverride w:ilvl="5">
+      <w:startOverride w:val="4"/>
+    </w:lvlOverride>
+    <w:lvlOverride w:ilvl="6">
+      <w:startOverride w:val="4"/>
+    </w:lvlOverride>
+    <w:lvlOverride w:ilvl="7">
+      <w:startOverride w:val="4"/>
+    </w:lvlOverride>
+    <w:lvlOverride w:ilvl="8">
+      <w:startOverride w:val="4"/>
+    </w:lvlOverride>
+  </w:num>
+  <w:num w:numId="1006">
+    <w:abstractNumId w:val="997322"/>
+    <w:lvlOverride w:ilvl="0">
+      <w:startOverride w:val="22"/>
+    </w:lvlOverride>
+    <w:lvlOverride w:ilvl="1">
+      <w:startOverride w:val="22"/>
+    </w:lvlOverride>
+    <w:lvlOverride w:ilvl="2">
+      <w:startOverride w:val="22"/>
+    </w:lvlOverride>
+    <w:lvlOverride w:ilvl="3">
+      <w:startOverride w:val="22"/>
+    </w:lvlOverride>
+    <w:lvlOverride w:ilvl="4">
+      <w:startOverride w:val="22"/>
+    </w:lvlOverride>
+    <w:lvlOverride w:ilvl="5">
+      <w:startOverride w:val="22"/>
+    </w:lvlOverride>
+    <w:lvlOverride w:ilvl="6">
+      <w:startOverride w:val="22"/>
+    </w:lvlOverride>
+    <w:lvlOverride w:ilvl="7">
+      <w:startOverride w:val="22"/>
+    </w:lvlOverride>
+    <w:lvlOverride w:ilvl="8">
+      <w:startOverride w:val="22"/>
+    </w:lvlOverride>
+  </w:num>
+  <w:num w:numId="1007">
+    <w:abstractNumId w:val="991"/>
   </w:num>
 </w:numbering>
 </file>

--- a/pc_package/PCP-006_viral_inactivation.docx
+++ b/pc_package/PCP-006_viral_inactivation.docx
@@ -814,85 +814,67 @@
         <w:pStyle w:val="FirstParagraph"/>
       </w:pPr>
       <w:r>
-        <w:t xml:space="preserve">ALCOA+, attributable, legible, contemporaneous, original and accurate, plus complete,</w:t>
-      </w:r>
-      <w:r>
-        <w:t xml:space="preserve"> </w:t>
-      </w:r>
-      <w:r>
-        <w:t xml:space="preserve">consistent, enduring and available; AEX, anion exchange chromatography; AMV, analytical</w:t>
-      </w:r>
-      <w:r>
-        <w:t xml:space="preserve"> </w:t>
-      </w:r>
-      <w:r>
-        <w:t xml:space="preserve">method validation; BLA, Biologics License Application; CCD, central composite design;</w:t>
-      </w:r>
-      <w:r>
-        <w:t xml:space="preserve"> </w:t>
-      </w:r>
-      <w:r>
-        <w:t xml:space="preserve">CEX, cation exchange chromatography; CPP, critical process parameter; CQA, critical</w:t>
-      </w:r>
-      <w:r>
-        <w:t xml:space="preserve"> </w:t>
-      </w:r>
-      <w:r>
-        <w:t xml:space="preserve">quality attribute; DoE, design of experiments; DS, drug substance; GPP, general process</w:t>
-      </w:r>
-      <w:r>
-        <w:t xml:space="preserve"> </w:t>
-      </w:r>
-      <w:r>
-        <w:t xml:space="preserve">parameter; HMW, high molecular weight; icIEF, imaged capillary isoelectric focusing;</w:t>
-      </w:r>
-      <w:r>
-        <w:t xml:space="preserve"> </w:t>
-      </w:r>
-      <w:r>
-        <w:t xml:space="preserve">IgG1, immunoglobulin G subclass 1; KPP, key process parameter; LRF, log reduction factor;</w:t>
-      </w:r>
-      <w:r>
-        <w:t xml:space="preserve"> </w:t>
-      </w:r>
-      <w:r>
-        <w:t xml:space="preserve">MSAT, Manufacturing Science and Technology; MVM, minute virus of mice; NOR, normal</w:t>
-      </w:r>
-      <w:r>
-        <w:t xml:space="preserve"> </w:t>
-      </w:r>
-      <w:r>
-        <w:t xml:space="preserve">operating range; PAR, proven acceptable range; PCP, process characterization plan; PCR,</w:t>
-      </w:r>
-      <w:r>
-        <w:t xml:space="preserve"> </w:t>
-      </w:r>
-      <w:r>
-        <w:t xml:space="preserve">process characterization report; PPQ, process performance qualification; RSM, response</w:t>
-      </w:r>
-      <w:r>
-        <w:t xml:space="preserve"> </w:t>
-      </w:r>
-      <w:r>
-        <w:t xml:space="preserve">surface methodology; SD, standard deviation; SEC-HPLC, size-exclusion high-performance</w:t>
-      </w:r>
-      <w:r>
-        <w:t xml:space="preserve"> </w:t>
-      </w:r>
-      <w:r>
-        <w:t xml:space="preserve">liquid chromatography; SOP, standard operating procedure; TCID50, fifty-percent tissue</w:t>
-      </w:r>
-      <w:r>
-        <w:t xml:space="preserve"> </w:t>
-      </w:r>
-      <w:r>
-        <w:t xml:space="preserve">culture infectious dose; WC-CPP, well-controlled critical process parameter; XMuLV,</w:t>
-      </w:r>
-      <w:r>
-        <w:t xml:space="preserve"> </w:t>
-      </w:r>
-      <w:r>
-        <w:t xml:space="preserve">xenotropic murine leukaemia virus.</w:t>
+        <w:t xml:space="preserve">AMV, analytical method validation; ANOVA, analysis of variance; BLA, Biologics License</w:t>
+      </w:r>
+      <w:r>
+        <w:t xml:space="preserve"> </w:t>
+      </w:r>
+      <w:r>
+        <w:t xml:space="preserve">Application; CCD, central composite design; CEX, cation exchange chromatography; CPP,</w:t>
+      </w:r>
+      <w:r>
+        <w:t xml:space="preserve"> </w:t>
+      </w:r>
+      <w:r>
+        <w:t xml:space="preserve">critical process parameter; CQA, critical quality attribute; DoE, design of experiments;</w:t>
+      </w:r>
+      <w:r>
+        <w:t xml:space="preserve"> </w:t>
+      </w:r>
+      <w:r>
+        <w:t xml:space="preserve">GPP, general process parameter; HMW, high molecular weight; ICH, International Council for</w:t>
+      </w:r>
+      <w:r>
+        <w:t xml:space="preserve"> </w:t>
+      </w:r>
+      <w:r>
+        <w:t xml:space="preserve">Harmonisation; icIEF, imaged capillary isoelectric focusing; KPP, key process parameter;</w:t>
+      </w:r>
+      <w:r>
+        <w:t xml:space="preserve"> </w:t>
+      </w:r>
+      <w:r>
+        <w:t xml:space="preserve">LRF, log reduction factor; MSAT, Manufacturing Science and Technology; MVM, minute virus of</w:t>
+      </w:r>
+      <w:r>
+        <w:t xml:space="preserve"> </w:t>
+      </w:r>
+      <w:r>
+        <w:t xml:space="preserve">mice; NOR, normal operating range; OLS, ordinary least squares; PAR, proven acceptable</w:t>
+      </w:r>
+      <w:r>
+        <w:t xml:space="preserve"> </w:t>
+      </w:r>
+      <w:r>
+        <w:t xml:space="preserve">range; PRESS, predicted residual error sum of squares; RSM, response-surface methodology;</w:t>
+      </w:r>
+      <w:r>
+        <w:t xml:space="preserve"> </w:t>
+      </w:r>
+      <w:r>
+        <w:t xml:space="preserve">SDM, scale-down model; SEC, size-exclusion chromatography; SOP, standard operating</w:t>
+      </w:r>
+      <w:r>
+        <w:t xml:space="preserve"> </w:t>
+      </w:r>
+      <w:r>
+        <w:t xml:space="preserve">procedure; TCID50, fifty per cent tissue culture infectious dose; WC-CPP, well-controlled</w:t>
+      </w:r>
+      <w:r>
+        <w:t xml:space="preserve"> </w:t>
+      </w:r>
+      <w:r>
+        <w:t xml:space="preserve">critical process parameter; XMuLV, xenotropic murine leukaemia virus.</w:t>
       </w:r>
     </w:p>
     <w:p>
@@ -915,67 +897,43 @@
         <w:pStyle w:val="FirstParagraph"/>
       </w:pPr>
       <w:r>
-        <w:t xml:space="preserve">This plan defines the process characterization study for the low-pH viral inactivation</w:t>
-      </w:r>
-      <w:r>
-        <w:t xml:space="preserve"> </w:t>
-      </w:r>
-      <w:r>
-        <w:t xml:space="preserve">step of the A-Mab drug-substance process. The step is a hold on the Protein A eluate</w:t>
-      </w:r>
-      <w:r>
-        <w:t xml:space="preserve"> </w:t>
-      </w:r>
-      <w:r>
-        <w:t xml:space="preserve">under acidic conditions, and it is the point in the purification train at which</w:t>
-      </w:r>
-      <w:r>
-        <w:t xml:space="preserve"> </w:t>
-      </w:r>
-      <w:r>
-        <w:t xml:space="preserve">enveloped virus is inactivated instead of being removed. The study will quantify how the</w:t>
-      </w:r>
-      <w:r>
-        <w:t xml:space="preserve"> </w:t>
-      </w:r>
-      <w:r>
-        <w:t xml:space="preserve">hold conditions govern virus inactivation and product quality, and it will establish the</w:t>
-      </w:r>
-      <w:r>
-        <w:t xml:space="preserve"> </w:t>
-      </w:r>
-      <w:r>
-        <w:t xml:space="preserve">operating ranges that the commercial control strategy applies at the receiving site, so</w:t>
-      </w:r>
-      <w:r>
-        <w:t xml:space="preserve"> </w:t>
-      </w:r>
-      <w:r>
-        <w:t xml:space="preserve">that the ranges carried into commercial manufacture are the ranges this study has</w:t>
-      </w:r>
-      <w:r>
-        <w:t xml:space="preserve"> </w:t>
-      </w:r>
-      <w:r>
-        <w:t xml:space="preserve">characterized. It is a Stage 1 activity in the lifecycle approach to process validation</w:t>
-      </w:r>
-      <w:r>
-        <w:t xml:space="preserve"> </w:t>
-      </w:r>
-      <w:r>
-        <w:t xml:space="preserve">(U.S. Food and Drug Administration 2011)</w:t>
-      </w:r>
-      <w:r>
-        <w:t xml:space="preserve">, and it follows the enhanced development approach of ICH Q8(R2)</w:t>
-      </w:r>
-      <w:r>
-        <w:t xml:space="preserve"> </w:t>
-      </w:r>
-      <w:r>
-        <w:t xml:space="preserve">(International Council for Harmonisation 2009)</w:t>
-      </w:r>
-      <w:r>
-        <w:t xml:space="preserve">.</w:t>
+        <w:t xml:space="preserve">Low-pH viral inactivation is the first dedicated viral clearance step in the A-Mab</w:t>
+      </w:r>
+      <w:r>
+        <w:t xml:space="preserve"> </w:t>
+      </w:r>
+      <w:r>
+        <w:t xml:space="preserve">purification train, and it is a hold and not a separation. The Protein A eluate is titrated</w:t>
+      </w:r>
+      <w:r>
+        <w:t xml:space="preserve"> </w:t>
+      </w:r>
+      <w:r>
+        <w:t xml:space="preserve">to a low pH, held for a defined time at a controlled temperature, and then neutralised</w:t>
+      </w:r>
+      <w:r>
+        <w:t xml:space="preserve"> </w:t>
+      </w:r>
+      <w:r>
+        <w:t xml:space="preserve">before cation exchange. The step carries the largest single contribution to the enveloped</w:t>
+      </w:r>
+      <w:r>
+        <w:t xml:space="preserve"> </w:t>
+      </w:r>
+      <w:r>
+        <w:t xml:space="preserve">virus clearance claimed for the drug substance, and its operating pH is bounded on both</w:t>
+      </w:r>
+      <w:r>
+        <w:t xml:space="preserve"> </w:t>
+      </w:r>
+      <w:r>
+        <w:t xml:space="preserve">sides, because inactivation becomes incomplete as the pH rises and the antibody aggregates</w:t>
+      </w:r>
+      <w:r>
+        <w:t xml:space="preserve"> </w:t>
+      </w:r>
+      <w:r>
+        <w:t xml:space="preserve">as the pH falls.</w:t>
       </w:r>
     </w:p>
     <w:p>
@@ -983,43 +941,31 @@
         <w:pStyle w:val="BodyText"/>
       </w:pPr>
       <w:r>
-        <w:t xml:space="preserve">The scope runs from the point at which the Protein A eluate is titrated to the</w:t>
-      </w:r>
-      <w:r>
-        <w:t xml:space="preserve"> </w:t>
-      </w:r>
-      <w:r>
-        <w:t xml:space="preserve">inactivation pH to the point at which the held pool is neutralized for cation exchange.</w:t>
-      </w:r>
-      <w:r>
-        <w:t xml:space="preserve"> </w:t>
-      </w:r>
-      <w:r>
-        <w:t xml:space="preserve">The step has 4 parameters in scope, of which 3 will be studied in a</w:t>
-      </w:r>
-      <w:r>
-        <w:t xml:space="preserve"> </w:t>
-      </w:r>
-      <w:r>
-        <w:t xml:space="preserve">multivariate design and 1 in a univariate assessment, on the basis set out</w:t>
-      </w:r>
-      <w:r>
-        <w:t xml:space="preserve"> </w:t>
-      </w:r>
-      <w:r>
-        <w:t xml:space="preserve">in §4.3. Every run of the multivariate design will be measured for 3</w:t>
-      </w:r>
-      <w:r>
-        <w:t xml:space="preserve"> </w:t>
-      </w:r>
-      <w:r>
-        <w:t xml:space="preserve">responses, namely the XMuLV log reduction factor, the aggregate content of the pool and</w:t>
-      </w:r>
-      <w:r>
-        <w:t xml:space="preserve"> </w:t>
-      </w:r>
-      <w:r>
-        <w:t xml:space="preserve">the acidic charge variants of the pool.</w:t>
+        <w:t xml:space="preserve">This plan defines the process characterization study for the step, and it states what will</w:t>
+      </w:r>
+      <w:r>
+        <w:t xml:space="preserve"> </w:t>
+      </w:r>
+      <w:r>
+        <w:t xml:space="preserve">be studied, at what scale, how the data will be analysed, and the criteria against which the</w:t>
+      </w:r>
+      <w:r>
+        <w:t xml:space="preserve"> </w:t>
+      </w:r>
+      <w:r>
+        <w:t xml:space="preserve">executed study will be judged. It is written before any characterization data exist, so it</w:t>
+      </w:r>
+      <w:r>
+        <w:t xml:space="preserve"> </w:t>
+      </w:r>
+      <w:r>
+        <w:t xml:space="preserve">records intentions and decision rules, and the results, the parameter classifications and</w:t>
+      </w:r>
+      <w:r>
+        <w:t xml:space="preserve"> </w:t>
+      </w:r>
+      <w:r>
+        <w:t xml:space="preserve">the operating region will all be reported in PCR-006.</w:t>
       </w:r>
     </w:p>
     <w:p>
@@ -1027,37 +973,125 @@
         <w:pStyle w:val="BodyText"/>
       </w:pPr>
       <w:r>
-        <w:t xml:space="preserve">Three things sit outside this plan. The clearance contributed by the anion exchange and</w:t>
-      </w:r>
-      <w:r>
-        <w:t xml:space="preserve"> </w:t>
-      </w:r>
-      <w:r>
-        <w:t xml:space="preserve">small-virus retentive filtration steps is characterized in PCP-008 and PCP-009 and is not</w:t>
-      </w:r>
-      <w:r>
-        <w:t xml:space="preserve"> </w:t>
-      </w:r>
-      <w:r>
-        <w:t xml:space="preserve">evaluated here, although the clearance credited to those steps enters this plan as a</w:t>
-      </w:r>
-      <w:r>
-        <w:t xml:space="preserve"> </w:t>
-      </w:r>
-      <w:r>
-        <w:t xml:space="preserve">fixed input to the acceptance criterion of §7. The cumulative viral clearance claim for</w:t>
-      </w:r>
-      <w:r>
-        <w:t xml:space="preserve"> </w:t>
-      </w:r>
-      <w:r>
-        <w:t xml:space="preserve">the drug substance is consolidated in PCMR-001, and no part of that claim is established by this step alone.</w:t>
-      </w:r>
-      <w:r>
-        <w:t xml:space="preserve"> </w:t>
-      </w:r>
-      <w:r>
-        <w:t xml:space="preserve">Commercial-scale process performance qualification is a Stage 2 activity under PTP-001.</w:t>
+        <w:t xml:space="preserve">The study covers the parameters in</w:t>
+      </w:r>
+      <w:r>
+        <w:t xml:space="preserve"> </w:t>
+      </w:r>
+      <w:hyperlink w:anchor="tbl-params">
+        <w:r>
+          <w:rPr>
+            <w:rStyle w:val="Hyperlink"/>
+          </w:rPr>
+          <w:t xml:space="preserve">Table 7</w:t>
+        </w:r>
+      </w:hyperlink>
+      <w:r>
+        <w:t xml:space="preserve"> </w:t>
+      </w:r>
+      <w:r>
+        <w:t xml:space="preserve">over the ranges given there, of which</w:t>
+      </w:r>
+      <w:r>
+        <w:t xml:space="preserve"> </w:t>
+      </w:r>
+      <w:r>
+        <w:t xml:space="preserve">3 (inactivation pH, hold time and temperature) will be studied in a</w:t>
+      </w:r>
+      <w:r>
+        <w:t xml:space="preserve"> </w:t>
+      </w:r>
+      <w:r>
+        <w:t xml:space="preserve">multivariate design and 1 will be studied univariately (§6.4). The</w:t>
+      </w:r>
+      <w:r>
+        <w:t xml:space="preserve"> </w:t>
+      </w:r>
+      <w:r>
+        <w:t xml:space="preserve">responses are the XMuLV log reduction factor, the aggregate level of the neutralised pool,</w:t>
+      </w:r>
+      <w:r>
+        <w:t xml:space="preserve"> </w:t>
+      </w:r>
+      <w:r>
+        <w:t xml:space="preserve">and the acidic charge variant level of the same pool. Product quality runs</w:t>
+      </w:r>
+      <w:r>
+        <w:t xml:space="preserve"> </w:t>
+      </w:r>
+      <w:r>
+        <w:t xml:space="preserve">and virus spiking runs will be executed on the same qualified scale-down model, within the</w:t>
+      </w:r>
+      <w:r>
+        <w:t xml:space="preserve"> </w:t>
+      </w:r>
+      <w:r>
+        <w:t xml:space="preserve">framework of ICH Q5A(R2)</w:t>
+      </w:r>
+      <w:r>
+        <w:t xml:space="preserve"> </w:t>
+      </w:r>
+      <w:r>
+        <w:t xml:space="preserve">(International Council for Harmonisation 2023a)</w:t>
+      </w:r>
+      <w:r>
+        <w:t xml:space="preserve"> </w:t>
+      </w:r>
+      <w:r>
+        <w:t xml:space="preserve">and the lifecycle approach to process validation</w:t>
+      </w:r>
+      <w:r>
+        <w:t xml:space="preserve"> </w:t>
+      </w:r>
+      <w:r>
+        <w:t xml:space="preserve">(U.S. Food and Drug Administration 2011)</w:t>
+      </w:r>
+      <w:r>
+        <w:t xml:space="preserve">.</w:t>
+      </w:r>
+    </w:p>
+    <w:p>
+      <w:pPr>
+        <w:pStyle w:val="BodyText"/>
+      </w:pPr>
+      <w:r>
+        <w:t xml:space="preserve">Three limits on the scope are set here. Minute virus of mice is not inactivated at low pH,</w:t>
+      </w:r>
+      <w:r>
+        <w:t xml:space="preserve"> </w:t>
+      </w:r>
+      <w:r>
+        <w:t xml:space="preserve">so this step is credited with enveloped virus clearance only, and the parvovirus claim rests</w:t>
+      </w:r>
+      <w:r>
+        <w:t xml:space="preserve"> </w:t>
+      </w:r>
+      <w:r>
+        <w:t xml:space="preserve">on anion exchange and virus filtration (PCR-008 and PCR-009). Host cell protein precipitates</w:t>
+      </w:r>
+      <w:r>
+        <w:t xml:space="preserve"> </w:t>
+      </w:r>
+      <w:r>
+        <w:t xml:space="preserve">during the hold in platform experience, but the extent varies between runs, so no host cell</w:t>
+      </w:r>
+      <w:r>
+        <w:t xml:space="preserve"> </w:t>
+      </w:r>
+      <w:r>
+        <w:t xml:space="preserve">protein clearance will be claimed here and the Protein A pool level will be carried forward</w:t>
+      </w:r>
+      <w:r>
+        <w:t xml:space="preserve"> </w:t>
+      </w:r>
+      <w:r>
+        <w:t xml:space="preserve">as the input to cation exchange (PCR-007). The step does not on its own satisfy the</w:t>
+      </w:r>
+      <w:r>
+        <w:t xml:space="preserve"> </w:t>
+      </w:r>
+      <w:r>
+        <w:t xml:space="preserve">cumulative enveloped virus requirement, and the contribution required of it is derived in §7.</w:t>
       </w:r>
     </w:p>
     <w:bookmarkEnd w:id="12"/>
@@ -1075,180 +1109,155 @@
         <w:pStyle w:val="FirstParagraph"/>
       </w:pPr>
       <w:r>
-        <w:t xml:space="preserve">The study has five objectives.</w:t>
+        <w:t xml:space="preserve">The study has five objectives, and each is written as an intention, because no</w:t>
+      </w:r>
+      <w:r>
+        <w:t xml:space="preserve"> </w:t>
+      </w:r>
+      <w:r>
+        <w:t xml:space="preserve">characterization data exist at the time of approval.</w:t>
       </w:r>
     </w:p>
     <w:p>
       <w:pPr>
-        <w:pStyle w:val="Compact"/>
         <w:numPr>
           <w:ilvl w:val="0"/>
           <w:numId w:val="1001"/>
         </w:numPr>
       </w:pPr>
+      <w:r>
+        <w:t xml:space="preserve">To quantify the effect of inactivation pH, hold time and temperature on XMuLV log</w:t>
+      </w:r>
+      <w:r>
+        <w:t xml:space="preserve"> </w:t>
+      </w:r>
+      <w:r>
+        <w:t xml:space="preserve">reduction, on pool aggregate and on acidic charge variants, over the ranges in</w:t>
+      </w:r>
+      <w:r>
+        <w:t xml:space="preserve"> </w:t>
+      </w:r>
+      <w:hyperlink w:anchor="tbl-params">
+        <w:r>
+          <w:rPr>
+            <w:rStyle w:val="Hyperlink"/>
+          </w:rPr>
+          <w:t xml:space="preserve">Table 7</w:t>
+        </w:r>
+      </w:hyperlink>
+      <w:r>
+        <w:t xml:space="preserve">.</w:t>
+      </w:r>
     </w:p>
     <w:p>
       <w:pPr>
-        <w:pStyle w:val="Compact"/>
-        <w:numPr>
-          <w:ilvl w:val="1"/>
-          <w:numId w:val="1002"/>
-        </w:numPr>
-      </w:pPr>
-      <w:r>
-        <w:t xml:space="preserve">Quantify the effect of inactivation pH, hold time and temperature on the XMuLV log</w:t>
-      </w:r>
-      <w:r>
-        <w:t xml:space="preserve"> </w:t>
-      </w:r>
-      <w:r>
-        <w:t xml:space="preserve">reduction factor, on pool aggregate and on pool acidic variants, over the ranges given</w:t>
-      </w:r>
-      <w:r>
-        <w:t xml:space="preserve"> </w:t>
-      </w:r>
-      <w:r>
-        <w:t xml:space="preserve">in §6.</w:t>
-      </w:r>
-    </w:p>
-    <w:p>
-      <w:pPr>
-        <w:pStyle w:val="Compact"/>
         <w:numPr>
           <w:ilvl w:val="0"/>
           <w:numId w:val="1001"/>
         </w:numPr>
       </w:pPr>
+      <w:r>
+        <w:t xml:space="preserve">To fit a response-surface model for each response and to define the multivariate</w:t>
+      </w:r>
+      <w:r>
+        <w:t xml:space="preserve"> </w:t>
+      </w:r>
+      <w:r>
+        <w:t xml:space="preserve">operating region in which every acceptance criterion in</w:t>
+      </w:r>
+      <w:r>
+        <w:t xml:space="preserve"> </w:t>
+      </w:r>
+      <w:hyperlink w:anchor="tbl-accept">
+        <w:r>
+          <w:rPr>
+            <w:rStyle w:val="Hyperlink"/>
+          </w:rPr>
+          <w:t xml:space="preserve">Table 9</w:t>
+        </w:r>
+      </w:hyperlink>
+      <w:r>
+        <w:t xml:space="preserve"> </w:t>
+      </w:r>
+      <w:r>
+        <w:t xml:space="preserve">is met at the same time.</w:t>
+      </w:r>
     </w:p>
     <w:p>
       <w:pPr>
-        <w:pStyle w:val="Compact"/>
-        <w:numPr>
-          <w:ilvl w:val="1"/>
-          <w:numId w:val="1003"/>
-        </w:numPr>
-      </w:pPr>
-      <w:r>
-        <w:t xml:space="preserve">Define the multivariate region in which the log reduction factor meets the step</w:t>
-      </w:r>
-      <w:r>
-        <w:t xml:space="preserve"> </w:t>
-      </w:r>
-      <w:r>
-        <w:t xml:space="preserve">criterion of §7 while aggregate and acidic variants stay inside their drug-substance</w:t>
-      </w:r>
-      <w:r>
-        <w:t xml:space="preserve"> </w:t>
-      </w:r>
-      <w:r>
-        <w:t xml:space="preserve">specifications.</w:t>
-      </w:r>
-    </w:p>
-    <w:p>
-      <w:pPr>
-        <w:pStyle w:val="Compact"/>
         <w:numPr>
           <w:ilvl w:val="0"/>
           <w:numId w:val="1001"/>
         </w:numPr>
       </w:pPr>
+      <w:r>
+        <w:t xml:space="preserve">To determine a proven acceptable range for each parameter against each attribute it</w:t>
+      </w:r>
+      <w:r>
+        <w:t xml:space="preserve"> </w:t>
+      </w:r>
+      <w:r>
+        <w:t xml:space="preserve">governs, both at the set-point and with the other parameters varying within their normal</w:t>
+      </w:r>
+      <w:r>
+        <w:t xml:space="preserve"> </w:t>
+      </w:r>
+      <w:r>
+        <w:t xml:space="preserve">operating ranges (§8).</w:t>
+      </w:r>
     </w:p>
     <w:p>
       <w:pPr>
-        <w:pStyle w:val="Compact"/>
-        <w:numPr>
-          <w:ilvl w:val="1"/>
-          <w:numId w:val="1004"/>
-        </w:numPr>
-      </w:pPr>
-      <w:r>
-        <w:t xml:space="preserve">Establish a proven acceptable range for each parameter and each governed</w:t>
-      </w:r>
-      <w:r>
-        <w:t xml:space="preserve"> </w:t>
-      </w:r>
-      <w:r>
-        <w:t xml:space="preserve">attribute, both at the set-points of the other parameters and with the other parameters</w:t>
-      </w:r>
-      <w:r>
-        <w:t xml:space="preserve"> </w:t>
-      </w:r>
-      <w:r>
-        <w:t xml:space="preserve">varying inside their normal operating ranges (§8).</w:t>
-      </w:r>
-    </w:p>
-    <w:p>
-      <w:pPr>
-        <w:pStyle w:val="Compact"/>
         <w:numPr>
           <w:ilvl w:val="0"/>
           <w:numId w:val="1001"/>
         </w:numPr>
       </w:pPr>
+      <w:r>
+        <w:t xml:space="preserve">To generate the evidence needed to classify each parameter under SOP-4001, noting that</w:t>
+      </w:r>
+      <w:r>
+        <w:t xml:space="preserve"> </w:t>
+      </w:r>
+      <w:r>
+        <w:t xml:space="preserve">the classifications themselves are assigned in PCR-006 and not in this plan.</w:t>
+      </w:r>
     </w:p>
     <w:p>
       <w:pPr>
-        <w:pStyle w:val="Compact"/>
-        <w:numPr>
-          <w:ilvl w:val="1"/>
-          <w:numId w:val="1005"/>
-        </w:numPr>
-      </w:pPr>
-      <w:r>
-        <w:t xml:space="preserve">Provide the evidence from which each parameter will be classified in PCR-006 under</w:t>
-      </w:r>
-      <w:r>
-        <w:t xml:space="preserve"> </w:t>
-      </w:r>
-      <w:r>
-        <w:t xml:space="preserve">SOP-4001.</w:t>
-      </w:r>
-    </w:p>
-    <w:p>
-      <w:pPr>
-        <w:pStyle w:val="Compact"/>
         <w:numPr>
           <w:ilvl w:val="0"/>
           <w:numId w:val="1001"/>
         </w:numPr>
       </w:pPr>
+      <w:r>
+        <w:t xml:space="preserve">To justify the Stage 2 operating ranges and in-process controls for the step, and to</w:t>
+      </w:r>
+      <w:r>
+        <w:t xml:space="preserve"> </w:t>
+      </w:r>
+      <w:r>
+        <w:t xml:space="preserve">supply its clearance contribution to the cumulative viral safety claim consolidated in</w:t>
+      </w:r>
+      <w:r>
+        <w:t xml:space="preserve"> </w:t>
+      </w:r>
+      <w:r>
+        <w:t xml:space="preserve">PCMR-001.</w:t>
+      </w:r>
     </w:p>
     <w:p>
       <w:pPr>
-        <w:pStyle w:val="Compact"/>
-        <w:numPr>
-          <w:ilvl w:val="1"/>
-          <w:numId w:val="1006"/>
-        </w:numPr>
-      </w:pPr>
-      <w:r>
-        <w:t xml:space="preserve">Justify the Stage 2 operating ranges for the step and its contribution to the</w:t>
-      </w:r>
-      <w:r>
-        <w:t xml:space="preserve"> </w:t>
-      </w:r>
-      <w:r>
-        <w:t xml:space="preserve">control strategy for the drug substance.</w:t>
-      </w:r>
-    </w:p>
-    <w:p>
-      <w:pPr>
         <w:pStyle w:val="FirstParagraph"/>
       </w:pPr>
       <w:r>
-        <w:t xml:space="preserve">This plan states its criteria before any data exist. No operating region, no proven</w:t>
-      </w:r>
-      <w:r>
-        <w:t xml:space="preserve"> </w:t>
-      </w:r>
-      <w:r>
-        <w:t xml:space="preserve">acceptable range and no parameter classification is asserted here, and every outcome is</w:t>
-      </w:r>
-      <w:r>
-        <w:t xml:space="preserve"> </w:t>
-      </w:r>
-      <w:r>
-        <w:t xml:space="preserve">reported in PCR-006.</w:t>
+        <w:t xml:space="preserve">Objectives (i) to (iii) are discharged by the designs in §6 and the analyses in §7 and §8,</w:t>
+      </w:r>
+      <w:r>
+        <w:t xml:space="preserve"> </w:t>
+      </w:r>
+      <w:r>
+        <w:t xml:space="preserve">whereas objectives (iv) and (v) depend on those outcomes and are discharged in the report.</w:t>
       </w:r>
     </w:p>
     <w:bookmarkEnd w:id="13"/>
@@ -1265,24 +1274,6 @@
       <w:pPr>
         <w:pStyle w:val="FirstParagraph"/>
       </w:pPr>
-      <w:r>
-        <w:t xml:space="preserve">This plan sits inside the A-Mab characterization package. Its parents are the transfer</w:t>
-      </w:r>
-      <w:r>
-        <w:t xml:space="preserve"> </w:t>
-      </w:r>
-      <w:r>
-        <w:t xml:space="preserve">plan, the pre-characterization risk assessment and the master plan, and the executed</w:t>
-      </w:r>
-      <w:r>
-        <w:t xml:space="preserve"> </w:t>
-      </w:r>
-      <w:r>
-        <w:t xml:space="preserve">study is reported in the paired document PCR-006. The cross-references are given in</w:t>
-      </w:r>
-      <w:r>
-        <w:t xml:space="preserve"> </w:t>
-      </w:r>
       <w:hyperlink w:anchor="tbl-related">
         <w:r>
           <w:rPr>
@@ -1292,7 +1283,22 @@
         </w:r>
       </w:hyperlink>
       <w:r>
-        <w:t xml:space="preserve">.</w:t>
+        <w:t xml:space="preserve"> </w:t>
+      </w:r>
+      <w:r>
+        <w:t xml:space="preserve">lists the documents this plan depends on and the documents that depend on it:</w:t>
+      </w:r>
+      <w:r>
+        <w:t xml:space="preserve"> </w:t>
+      </w:r>
+      <w:r>
+        <w:t xml:space="preserve">RA-001 sets the risk basis for the scope, PCMP-001 is the master plan over the campaign, and</w:t>
+      </w:r>
+      <w:r>
+        <w:t xml:space="preserve"> </w:t>
+      </w:r>
+      <w:r>
+        <w:t xml:space="preserve">PCR-006 will report the executed study.</w:t>
       </w:r>
     </w:p>
     <w:tbl>
@@ -1319,7 +1325,7 @@
               <w:pStyle w:val="ImageCaption"/>
             </w:pPr>
             <w:r>
-              <w:t xml:space="preserve">Table 2: Related documents in the A-Mab characterization package.</w:t>
+              <w:t xml:space="preserve">Table 2: Related documents.</w:t>
             </w:r>
           </w:p>
           <w:tbl>
@@ -1593,13 +1599,7 @@
       <w:pPr>
         <w:pStyle w:val="BodyText"/>
       </w:pPr>
-      <w:r>
-        <w:t xml:space="preserve">The study is governed by the controlled procedures and validated analytical methods in</w:t>
-      </w:r>
-      <w:r>
-        <w:t xml:space="preserve"> </w:t>
-      </w:r>
-      <w:hyperlink w:anchor="tbl-sop">
+      <w:hyperlink w:anchor="tbl-refs">
         <w:r>
           <w:rPr>
             <w:rStyle w:val="Hyperlink"/>
@@ -1608,19 +1608,22 @@
         </w:r>
       </w:hyperlink>
       <w:r>
-        <w:t xml:space="preserve">. SOP-1001 governs the qualification of the scale-down model, SOP-1002 the design</w:t>
-      </w:r>
-      <w:r>
-        <w:t xml:space="preserve"> </w:t>
-      </w:r>
-      <w:r>
-        <w:t xml:space="preserve">and the analysis of the experiments, SOP-2009 the operation of the step, and SOP-4001 the</w:t>
-      </w:r>
-      <w:r>
-        <w:t xml:space="preserve"> </w:t>
-      </w:r>
-      <w:r>
-        <w:t xml:space="preserve">classification of the parameters once the study has reported.</w:t>
+        <w:t xml:space="preserve"> </w:t>
+      </w:r>
+      <w:r>
+        <w:t xml:space="preserve">lists the procedures and the validated analytical methods that govern execution</w:t>
+      </w:r>
+      <w:r>
+        <w:t xml:space="preserve"> </w:t>
+      </w:r>
+      <w:r>
+        <w:t xml:space="preserve">and testing, and the reference numbers are controlled-document placeholders for this</w:t>
+      </w:r>
+      <w:r>
+        <w:t xml:space="preserve"> </w:t>
+      </w:r>
+      <w:r>
+        <w:t xml:space="preserve">synthetic corpus.</w:t>
       </w:r>
     </w:p>
     <w:tbl>
@@ -1636,7 +1639,7 @@
       <w:tr>
         <w:tc>
           <w:tcPr/>
-          <w:bookmarkStart w:id="15" w:name="tbl-sop"/>
+          <w:bookmarkStart w:id="15" w:name="tbl-refs"/>
           <w:p>
             <w:pPr>
               <w:jc w:val="center"/>
@@ -1647,7 +1650,7 @@
               <w:pStyle w:val="ImageCaption"/>
             </w:pPr>
             <w:r>
-              <w:t xml:space="preserve">Table 3: Controlled procedures and validated analytical methods governing the study.</w:t>
+              <w:t xml:space="preserve">Table 3: Governing procedures and validated analytical methods.</w:t>
             </w:r>
           </w:p>
           <w:tbl>
@@ -2009,7 +2012,7 @@
         <w:t xml:space="preserve">4. Prior knowledge and quality risk basis</w:t>
       </w:r>
     </w:p>
-    <w:bookmarkStart w:id="17" w:name="Xfc9d08e28ad3e20206826e1b5e1507b6461f659"/>
+    <w:bookmarkStart w:id="18" w:name="Xfc9d08e28ad3e20206826e1b5e1507b6461f659"/>
     <w:p>
       <w:pPr>
         <w:pStyle w:val="Heading2"/>
@@ -2023,264 +2026,18 @@
         <w:pStyle w:val="FirstParagraph"/>
       </w:pPr>
       <w:r>
-        <w:t xml:space="preserve">Low-pH viral inactivation is the second step of the A-Mab purification train and the</w:t>
-      </w:r>
-      <w:r>
-        <w:t xml:space="preserve"> </w:t>
-      </w:r>
-      <w:r>
-        <w:t xml:space="preserve">first step with a dedicated viral-safety function. The Protein A eluate is already</w:t>
-      </w:r>
-      <w:r>
-        <w:t xml:space="preserve"> </w:t>
-      </w:r>
-      <w:r>
-        <w:t xml:space="preserve">acidic, so the pool is titrated to the inactivation pH, held for a defined time under</w:t>
-      </w:r>
-      <w:r>
-        <w:t xml:space="preserve"> </w:t>
-      </w:r>
-      <w:r>
-        <w:t xml:space="preserve">temperature control, and then titrated to the load condition of the cation exchange step,</w:t>
-      </w:r>
-      <w:r>
-        <w:t xml:space="preserve"> </w:t>
-      </w:r>
-      <w:r>
-        <w:t xml:space="preserve">which places the hold between two chromatography operations and gives it no separating</w:t>
-      </w:r>
-      <w:r>
-        <w:t xml:space="preserve"> </w:t>
-      </w:r>
-      <w:r>
-        <w:t xml:space="preserve">function of its own. Inactivation is a chemical process and not a separation. Acid</w:t>
-      </w:r>
-      <w:r>
-        <w:t xml:space="preserve"> </w:t>
-      </w:r>
-      <w:r>
-        <w:t xml:space="preserve">disrupts the lipid envelope and the envelope glycoproteins of susceptible viruses, so infectivity is lost while the</w:t>
-      </w:r>
-      <w:r>
-        <w:t xml:space="preserve"> </w:t>
-      </w:r>
-      <w:r>
-        <w:t xml:space="preserve">virus particle stays in the pool. Non-enveloped viruses have no envelope to disrupt, and</w:t>
-      </w:r>
-      <w:r>
-        <w:t xml:space="preserve"> </w:t>
-      </w:r>
-      <w:r>
-        <w:t xml:space="preserve">this step makes no clearance claim for minute virus of mice or for any other</w:t>
-      </w:r>
-      <w:r>
-        <w:t xml:space="preserve"> </w:t>
-      </w:r>
-      <w:r>
-        <w:t xml:space="preserve">non-enveloped model virus. The claim that is made covers the enveloped model virus</w:t>
-      </w:r>
-      <w:r>
-        <w:t xml:space="preserve"> </w:t>
-      </w:r>
-      <w:r>
-        <w:t xml:space="preserve">(xenotropic murine leukaemia virus, XMuLV) and is framed by ICH Q5A(R2)</w:t>
-      </w:r>
-      <w:r>
-        <w:t xml:space="preserve"> </w:t>
-      </w:r>
-      <w:r>
-        <w:t xml:space="preserve">(International Council for Harmonisation 2023a)</w:t>
-      </w:r>
-      <w:r>
-        <w:t xml:space="preserve">.</w:t>
-      </w:r>
-    </w:p>
-    <w:p>
-      <w:pPr>
-        <w:pStyle w:val="BodyText"/>
-      </w:pPr>
-      <w:r>
-        <w:t xml:space="preserve">The low-pH hold is the most established operation in the purification train. Three</w:t>
-      </w:r>
-      <w:r>
-        <w:t xml:space="preserve"> </w:t>
-      </w:r>
-      <w:r>
-        <w:t xml:space="preserve">earlier humanized IgG1 antibodies (X-Mab, Y-Mab and Z-Mab) were manufactured with the</w:t>
-      </w:r>
-      <w:r>
-        <w:t xml:space="preserve"> </w:t>
-      </w:r>
-      <w:r>
-        <w:t xml:space="preserve">same hold, and its process conditions have remained essentially unchanged for those</w:t>
-      </w:r>
-      <w:r>
-        <w:t xml:space="preserve"> </w:t>
-      </w:r>
-      <w:r>
-        <w:t xml:space="preserve">products and through A-Mab clinical and engineering manufacture</w:t>
-      </w:r>
-      <w:r>
-        <w:t xml:space="preserve"> </w:t>
-      </w:r>
-      <w:r>
-        <w:t xml:space="preserve">(CMC Biotech Working Group 2009)</w:t>
-      </w:r>
-      <w:r>
-        <w:t xml:space="preserve">. The</w:t>
-      </w:r>
-      <w:r>
-        <w:t xml:space="preserve"> </w:t>
-      </w:r>
-      <w:r>
-        <w:t xml:space="preserve">behaviour of the step is understood mechanistically. Inactivation is faster at lower pH,</w:t>
-      </w:r>
-      <w:r>
-        <w:t xml:space="preserve"> </w:t>
-      </w:r>
-      <w:r>
-        <w:t xml:space="preserve">at longer hold and at higher temperature, so the worst case for viral safety is the top</w:t>
-      </w:r>
-      <w:r>
-        <w:t xml:space="preserve"> </w:t>
-      </w:r>
-      <w:r>
-        <w:t xml:space="preserve">of the pH range combined with the shortest hold at the lowest temperature, and that</w:t>
-      </w:r>
-      <w:r>
-        <w:t xml:space="preserve"> </w:t>
-      </w:r>
-      <w:r>
-        <w:t xml:space="preserve">corner is the one the design has to resolve most precisely. Product quality moves in the</w:t>
-      </w:r>
-      <w:r>
-        <w:t xml:space="preserve"> </w:t>
-      </w:r>
-      <w:r>
-        <w:t xml:space="preserve">opposite direction. The aggregate content of the pool rises with the</w:t>
-      </w:r>
-      <w:r>
-        <w:t xml:space="preserve"> </w:t>
-      </w:r>
-      <w:r>
-        <w:t xml:space="preserve">length and the temperature of the hold, and acid-induced conformational change of the</w:t>
-      </w:r>
-      <w:r>
-        <w:t xml:space="preserve"> </w:t>
-      </w:r>
-      <w:r>
-        <w:t xml:space="preserve">antibody adds a further aggregation risk at the low end of the pH scale. The two</w:t>
-      </w:r>
-      <w:r>
-        <w:t xml:space="preserve"> </w:t>
-      </w:r>
-      <w:r>
-        <w:t xml:space="preserve">mechanisms bound the usable pH window from opposite sides.</w:t>
-      </w:r>
-    </w:p>
-    <w:p>
-      <w:pPr>
-        <w:pStyle w:val="BodyText"/>
-      </w:pPr>
-      <w:r>
-        <w:t xml:space="preserve">The inactivation kinetics established on the prior products transfer directly to A-Mab,</w:t>
-      </w:r>
-      <w:r>
-        <w:t xml:space="preserve"> </w:t>
-      </w:r>
-      <w:r>
-        <w:t xml:space="preserve">and the low-pH hold is treated here as a settled platform operation. What the study adds</w:t>
-      </w:r>
-      <w:r>
-        <w:t xml:space="preserve"> </w:t>
-      </w:r>
-      <w:r>
-        <w:t xml:space="preserve">is the bounds of those kinetics over the ranges the commercial process will use. The</w:t>
-      </w:r>
-      <w:r>
-        <w:t xml:space="preserve"> </w:t>
-      </w:r>
-      <w:r>
-        <w:t xml:space="preserve">commercial control strategy needs the edges of the usable window, so each parameter is expanded beyond its routine control</w:t>
-      </w:r>
-      <w:r>
-        <w:t xml:space="preserve"> </w:t>
-      </w:r>
-      <w:r>
-        <w:t xml:space="preserve">range and the design is loaded toward those edges. The design is centred between the</w:t>
-      </w:r>
-      <w:r>
-        <w:t xml:space="preserve"> </w:t>
-      </w:r>
-      <w:r>
-        <w:t xml:space="preserve">edges of the characterization ranges, so the study resolves the region as a whole and not</w:t>
-      </w:r>
-      <w:r>
-        <w:t xml:space="preserve"> </w:t>
-      </w:r>
-      <w:r>
-        <w:t xml:space="preserve">only the neighbourhood of the set-point.</w:t>
-      </w:r>
-    </w:p>
-    <w:p>
-      <w:pPr>
-        <w:pStyle w:val="BodyText"/>
-      </w:pPr>
-      <w:r>
-        <w:t xml:space="preserve">The material entering the step is defined by the capture step. Aggregate and charge</w:t>
-      </w:r>
-      <w:r>
-        <w:t xml:space="preserve"> </w:t>
-      </w:r>
-      <w:r>
-        <w:t xml:space="preserve">variants in the Protein A pool are formed upstream and are not controlled here, so the</w:t>
-      </w:r>
-      <w:r>
-        <w:t xml:space="preserve"> </w:t>
-      </w:r>
-      <w:r>
-        <w:t xml:space="preserve">study measures both the level in the pool and the change across the hold. Aggregate is</w:t>
-      </w:r>
-      <w:r>
-        <w:t xml:space="preserve"> </w:t>
-      </w:r>
-      <w:r>
-        <w:t xml:space="preserve">reduced downstream by cation exchange (PCP-007), and the charge-variant profile of the</w:t>
-      </w:r>
-      <w:r>
-        <w:t xml:space="preserve"> </w:t>
-      </w:r>
-      <w:r>
-        <w:t xml:space="preserve">drug substance is set in the production bioreactor (PCP-003).</w:t>
-      </w:r>
-    </w:p>
-    <w:bookmarkEnd w:id="17"/>
-    <w:bookmarkStart w:id="20" w:name="quality-attributes-in-scope"/>
-    <w:p>
-      <w:pPr>
-        <w:pStyle w:val="Heading2"/>
-      </w:pPr>
-      <w:r>
-        <w:t xml:space="preserve">4.2 Quality attributes in scope</w:t>
-      </w:r>
-    </w:p>
-    <w:p>
-      <w:pPr>
-        <w:pStyle w:val="FirstParagraph"/>
-      </w:pPr>
-      <w:r>
-        <w:t xml:space="preserve">One drug-substance critical quality attribute is set by this step, and it is given with</w:t>
-      </w:r>
-      <w:r>
-        <w:t xml:space="preserve"> </w:t>
-      </w:r>
-      <w:r>
-        <w:t xml:space="preserve">its acceptance criterion and its criticality in</w:t>
-      </w:r>
-      <w:r>
-        <w:t xml:space="preserve"> </w:t>
-      </w:r>
-      <w:hyperlink w:anchor="tbl-cqa">
+        <w:t xml:space="preserve">The step is a hold, and its position in the train is fixed by the pH of the Protein A</w:t>
+      </w:r>
+      <w:r>
+        <w:t xml:space="preserve"> </w:t>
+      </w:r>
+      <w:r>
+        <w:t xml:space="preserve">eluate.</w:t>
+      </w:r>
+      <w:r>
+        <w:t xml:space="preserve"> </w:t>
+      </w:r>
+      <w:hyperlink w:anchor="tbl-train">
         <w:r>
           <w:rPr>
             <w:rStyle w:val="Hyperlink"/>
@@ -2289,7 +2046,34 @@
         </w:r>
       </w:hyperlink>
       <w:r>
-        <w:t xml:space="preserve">.</w:t>
+        <w:t xml:space="preserve"> </w:t>
+      </w:r>
+      <w:r>
+        <w:t xml:space="preserve">gives the process train and the principal role of each step. The eluate</w:t>
+      </w:r>
+      <w:r>
+        <w:t xml:space="preserve"> </w:t>
+      </w:r>
+      <w:r>
+        <w:t xml:space="preserve">leaves Protein A at a low pH already, so the titration to the inactivation set-point is</w:t>
+      </w:r>
+      <w:r>
+        <w:t xml:space="preserve"> </w:t>
+      </w:r>
+      <w:r>
+        <w:t xml:space="preserve">small, and the pool is neutralised to the cation exchange load condition once the hold is</w:t>
+      </w:r>
+      <w:r>
+        <w:t xml:space="preserve"> </w:t>
+      </w:r>
+      <w:r>
+        <w:t xml:space="preserve">complete. Mixing to pH homogeneity after acid addition and control of the hold temperature</w:t>
+      </w:r>
+      <w:r>
+        <w:t xml:space="preserve"> </w:t>
+      </w:r>
+      <w:r>
+        <w:t xml:space="preserve">are the only physical demands the step makes on the vessel.</w:t>
       </w:r>
     </w:p>
     <w:tbl>
@@ -2305,7 +2089,7 @@
       <w:tr>
         <w:tc>
           <w:tcPr/>
-          <w:bookmarkStart w:id="18" w:name="tbl-cqa"/>
+          <w:bookmarkStart w:id="17" w:name="tbl-train"/>
           <w:p>
             <w:pPr>
               <w:jc w:val="center"/>
@@ -2316,7 +2100,7 @@
               <w:pStyle w:val="ImageCaption"/>
             </w:pPr>
             <w:r>
-              <w:t xml:space="preserve">Table 4: Drug-substance critical quality attribute set by the low-pH hold.</w:t>
+              <w:t xml:space="preserve">Table 4: The A-Mab drug-substance process train and the role of each step.</w:t>
             </w:r>
           </w:p>
           <w:tbl>
@@ -2327,11 +2111,9 @@
               <w:tblLook w:firstRow="1" w:lastRow="0" w:firstColumn="0" w:lastColumn="0" w:noHBand="0" w:noVBand="0" w:val="0020"/>
             </w:tblPr>
             <w:tblGrid>
-              <w:gridCol w:w="2790"/>
-              <w:gridCol w:w="1056"/>
-              <w:gridCol w:w="2112"/>
-              <w:gridCol w:w="1131"/>
-              <w:gridCol w:w="829"/>
+              <w:gridCol w:w="528"/>
+              <w:gridCol w:w="2244"/>
+              <w:gridCol w:w="5148"/>
             </w:tblGrid>
             <w:tr>
               <w:trPr>
@@ -2342,63 +2124,37 @@
                 <w:p>
                   <w:pPr>
                     <w:pStyle w:val="Compact"/>
-                    <w:jc w:val="left"/>
-                    <w:jc w:val="center"/>
-                  </w:pPr>
-                  <w:r>
-                    <w:t xml:space="preserve">CQA</w:t>
-                  </w:r>
-                </w:p>
-              </w:tc>
-              <w:tc>
-                <w:tcPr/>
-                <w:p>
-                  <w:pPr>
-                    <w:pStyle w:val="Compact"/>
-                    <w:jc w:val="left"/>
-                    <w:jc w:val="center"/>
-                  </w:pPr>
-                  <w:r>
-                    <w:t xml:space="preserve">Category</w:t>
-                  </w:r>
-                </w:p>
-              </w:tc>
-              <w:tc>
-                <w:tcPr/>
-                <w:p>
-                  <w:pPr>
-                    <w:pStyle w:val="Compact"/>
-                    <w:jc w:val="left"/>
-                    <w:jc w:val="center"/>
-                  </w:pPr>
-                  <w:r>
-                    <w:t xml:space="preserve">Acceptance</w:t>
-                  </w:r>
-                </w:p>
-              </w:tc>
-              <w:tc>
-                <w:tcPr/>
-                <w:p>
-                  <w:pPr>
-                    <w:pStyle w:val="Compact"/>
-                    <w:jc w:val="left"/>
-                    <w:jc w:val="center"/>
-                  </w:pPr>
-                  <w:r>
-                    <w:t xml:space="preserve">Criticality</w:t>
-                  </w:r>
-                </w:p>
-              </w:tc>
-              <w:tc>
-                <w:tcPr/>
-                <w:p>
-                  <w:pPr>
-                    <w:pStyle w:val="Compact"/>
-                    <w:jc w:val="right"/>
-                    <w:jc w:val="center"/>
-                  </w:pPr>
-                  <w:r>
-                    <w:t xml:space="preserve">Tool #1</w:t>
+                    <w:jc w:val="right"/>
+                    <w:jc w:val="center"/>
+                  </w:pPr>
+                  <w:r>
+                    <w:t xml:space="preserve">Step</w:t>
+                  </w:r>
+                </w:p>
+              </w:tc>
+              <w:tc>
+                <w:tcPr/>
+                <w:p>
+                  <w:pPr>
+                    <w:pStyle w:val="Compact"/>
+                    <w:jc w:val="left"/>
+                    <w:jc w:val="center"/>
+                  </w:pPr>
+                  <w:r>
+                    <w:t xml:space="preserve">Unit operation</w:t>
+                  </w:r>
+                </w:p>
+              </w:tc>
+              <w:tc>
+                <w:tcPr/>
+                <w:p>
+                  <w:pPr>
+                    <w:pStyle w:val="Compact"/>
+                    <w:jc w:val="left"/>
+                    <w:jc w:val="center"/>
+                  </w:pPr>
+                  <w:r>
+                    <w:t xml:space="preserve">Principal role</w:t>
                   </w:r>
                 </w:p>
               </w:tc>
@@ -2409,69 +2165,330 @@
                 <w:p>
                   <w:pPr>
                     <w:pStyle w:val="Compact"/>
-                    <w:jc w:val="left"/>
-                    <w:jc w:val="center"/>
-                  </w:pPr>
-                  <w:r>
-                    <w:t xml:space="preserve">Viral clearance — XMuLV (enveloped)</w:t>
-                  </w:r>
-                </w:p>
-              </w:tc>
-              <w:tc>
-                <w:tcPr/>
-                <w:p>
-                  <w:pPr>
-                    <w:pStyle w:val="Compact"/>
-                    <w:jc w:val="left"/>
-                    <w:jc w:val="center"/>
-                  </w:pPr>
-                  <w:r>
-                    <w:t xml:space="preserve">viral safety</w:t>
-                  </w:r>
-                </w:p>
-              </w:tc>
-              <w:tc>
-                <w:tcPr/>
-                <w:p>
-                  <w:pPr>
-                    <w:pStyle w:val="Compact"/>
-                    <w:jc w:val="left"/>
-                    <w:jc w:val="center"/>
-                  </w:pPr>
-                  <w:r>
-                    <w:t xml:space="preserve">16.7–30 log10 (cumulative)</w:t>
-                  </w:r>
-                </w:p>
-              </w:tc>
-              <w:tc>
-                <w:tcPr/>
-                <w:p>
-                  <w:pPr>
-                    <w:pStyle w:val="Compact"/>
-                    <w:jc w:val="left"/>
-                    <w:jc w:val="center"/>
-                  </w:pPr>
-                  <w:r>
-                    <w:t xml:space="preserve">VH</w:t>
-                  </w:r>
-                </w:p>
-              </w:tc>
-              <w:tc>
-                <w:tcPr/>
-                <w:p>
-                  <w:pPr>
-                    <w:pStyle w:val="Compact"/>
-                    <w:jc w:val="right"/>
-                    <w:jc w:val="center"/>
-                  </w:pPr>
-                  <w:r>
-                    <w:t xml:space="preserve">20</w:t>
+                    <w:jc w:val="right"/>
+                    <w:jc w:val="center"/>
+                  </w:pPr>
+                  <w:r>
+                    <w:t xml:space="preserve">3</w:t>
+                  </w:r>
+                </w:p>
+              </w:tc>
+              <w:tc>
+                <w:tcPr/>
+                <w:p>
+                  <w:pPr>
+                    <w:pStyle w:val="Compact"/>
+                    <w:jc w:val="left"/>
+                    <w:jc w:val="center"/>
+                  </w:pPr>
+                  <w:r>
+                    <w:t xml:space="preserve">Production Bioreactor</w:t>
+                  </w:r>
+                </w:p>
+              </w:tc>
+              <w:tc>
+                <w:tcPr/>
+                <w:p>
+                  <w:pPr>
+                    <w:pStyle w:val="Compact"/>
+                    <w:jc w:val="left"/>
+                    <w:jc w:val="center"/>
+                  </w:pPr>
+                  <w:r>
+                    <w:t xml:space="preserve">Forms the glycan, charge-variant and aggregate CQAs (design-space step)</w:t>
+                  </w:r>
+                </w:p>
+              </w:tc>
+            </w:tr>
+            <w:tr>
+              <w:tc>
+                <w:tcPr/>
+                <w:p>
+                  <w:pPr>
+                    <w:pStyle w:val="Compact"/>
+                    <w:jc w:val="right"/>
+                    <w:jc w:val="center"/>
+                  </w:pPr>
+                  <w:r>
+                    <w:t xml:space="preserve">4</w:t>
+                  </w:r>
+                </w:p>
+              </w:tc>
+              <w:tc>
+                <w:tcPr/>
+                <w:p>
+                  <w:pPr>
+                    <w:pStyle w:val="Compact"/>
+                    <w:jc w:val="left"/>
+                    <w:jc w:val="center"/>
+                  </w:pPr>
+                  <w:r>
+                    <w:t xml:space="preserve">Harvest and Clarification</w:t>
+                  </w:r>
+                </w:p>
+              </w:tc>
+              <w:tc>
+                <w:tcPr/>
+                <w:p>
+                  <w:pPr>
+                    <w:pStyle w:val="Compact"/>
+                    <w:jc w:val="left"/>
+                    <w:jc w:val="center"/>
+                  </w:pPr>
+                  <w:r>
+                    <w:t xml:space="preserve">Primary recovery and clarification; forms no product-quality CQA</w:t>
+                  </w:r>
+                </w:p>
+              </w:tc>
+            </w:tr>
+            <w:tr>
+              <w:tc>
+                <w:tcPr/>
+                <w:p>
+                  <w:pPr>
+                    <w:pStyle w:val="Compact"/>
+                    <w:jc w:val="right"/>
+                    <w:jc w:val="center"/>
+                  </w:pPr>
+                  <w:r>
+                    <w:t xml:space="preserve">5</w:t>
+                  </w:r>
+                </w:p>
+              </w:tc>
+              <w:tc>
+                <w:tcPr/>
+                <w:p>
+                  <w:pPr>
+                    <w:pStyle w:val="Compact"/>
+                    <w:jc w:val="left"/>
+                    <w:jc w:val="center"/>
+                  </w:pPr>
+                  <w:r>
+                    <w:t xml:space="preserve">Protein A Chromatography</w:t>
+                  </w:r>
+                </w:p>
+              </w:tc>
+              <w:tc>
+                <w:tcPr/>
+                <w:p>
+                  <w:pPr>
+                    <w:pStyle w:val="Compact"/>
+                    <w:jc w:val="left"/>
+                    <w:jc w:val="center"/>
+                  </w:pPr>
+                  <w:r>
+                    <w:t xml:space="preserve">Capture; sets leached Protein A; principal HCP and DNA clearance</w:t>
+                  </w:r>
+                </w:p>
+              </w:tc>
+            </w:tr>
+            <w:tr>
+              <w:tc>
+                <w:tcPr/>
+                <w:p>
+                  <w:pPr>
+                    <w:pStyle w:val="Compact"/>
+                    <w:jc w:val="right"/>
+                    <w:jc w:val="center"/>
+                  </w:pPr>
+                  <w:r>
+                    <w:t xml:space="preserve">6</w:t>
+                  </w:r>
+                </w:p>
+              </w:tc>
+              <w:tc>
+                <w:tcPr/>
+                <w:p>
+                  <w:pPr>
+                    <w:pStyle w:val="Compact"/>
+                    <w:jc w:val="left"/>
+                    <w:jc w:val="center"/>
+                  </w:pPr>
+                  <w:r>
+                    <w:t xml:space="preserve">Low-pH Viral Inactivation</w:t>
+                  </w:r>
+                </w:p>
+              </w:tc>
+              <w:tc>
+                <w:tcPr/>
+                <w:p>
+                  <w:pPr>
+                    <w:pStyle w:val="Compact"/>
+                    <w:jc w:val="left"/>
+                    <w:jc w:val="center"/>
+                  </w:pPr>
+                  <w:r>
+                    <w:t xml:space="preserve">Low-pH hold; sets the cumulative XMuLV (enveloped) clearance</w:t>
+                  </w:r>
+                </w:p>
+              </w:tc>
+            </w:tr>
+            <w:tr>
+              <w:tc>
+                <w:tcPr/>
+                <w:p>
+                  <w:pPr>
+                    <w:pStyle w:val="Compact"/>
+                    <w:jc w:val="right"/>
+                    <w:jc w:val="center"/>
+                  </w:pPr>
+                  <w:r>
+                    <w:t xml:space="preserve">7</w:t>
+                  </w:r>
+                </w:p>
+              </w:tc>
+              <w:tc>
+                <w:tcPr/>
+                <w:p>
+                  <w:pPr>
+                    <w:pStyle w:val="Compact"/>
+                    <w:jc w:val="left"/>
+                    <w:jc w:val="center"/>
+                  </w:pPr>
+                  <w:r>
+                    <w:t xml:space="preserve">Cation Exchange Chromatography</w:t>
+                  </w:r>
+                </w:p>
+              </w:tc>
+              <w:tc>
+                <w:tcPr/>
+                <w:p>
+                  <w:pPr>
+                    <w:pStyle w:val="Compact"/>
+                    <w:jc w:val="left"/>
+                    <w:jc w:val="center"/>
+                  </w:pPr>
+                  <w:r>
+                    <w:t xml:space="preserve">Polish; principal aggregate reduction; major HCP/DNA/leached-PA clearance</w:t>
+                  </w:r>
+                </w:p>
+              </w:tc>
+            </w:tr>
+            <w:tr>
+              <w:tc>
+                <w:tcPr/>
+                <w:p>
+                  <w:pPr>
+                    <w:pStyle w:val="Compact"/>
+                    <w:jc w:val="right"/>
+                    <w:jc w:val="center"/>
+                  </w:pPr>
+                  <w:r>
+                    <w:t xml:space="preserve">8</w:t>
+                  </w:r>
+                </w:p>
+              </w:tc>
+              <w:tc>
+                <w:tcPr/>
+                <w:p>
+                  <w:pPr>
+                    <w:pStyle w:val="Compact"/>
+                    <w:jc w:val="left"/>
+                    <w:jc w:val="center"/>
+                  </w:pPr>
+                  <w:r>
+                    <w:t xml:space="preserve">Anion Exchange Chromatography</w:t>
+                  </w:r>
+                </w:p>
+              </w:tc>
+              <w:tc>
+                <w:tcPr/>
+                <w:p>
+                  <w:pPr>
+                    <w:pStyle w:val="Compact"/>
+                    <w:jc w:val="left"/>
+                    <w:jc w:val="center"/>
+                  </w:pPr>
+                  <w:r>
+                    <w:t xml:space="preserve">Flow-through polish; sets the cumulative MVM clearance; clears XMuLV/HCP/DNA</w:t>
+                  </w:r>
+                </w:p>
+              </w:tc>
+            </w:tr>
+            <w:tr>
+              <w:tc>
+                <w:tcPr/>
+                <w:p>
+                  <w:pPr>
+                    <w:pStyle w:val="Compact"/>
+                    <w:jc w:val="right"/>
+                    <w:jc w:val="center"/>
+                  </w:pPr>
+                  <w:r>
+                    <w:t xml:space="preserve">9</w:t>
+                  </w:r>
+                </w:p>
+              </w:tc>
+              <w:tc>
+                <w:tcPr/>
+                <w:p>
+                  <w:pPr>
+                    <w:pStyle w:val="Compact"/>
+                    <w:jc w:val="left"/>
+                    <w:jc w:val="center"/>
+                  </w:pPr>
+                  <w:r>
+                    <w:t xml:space="preserve">Small-Virus Retentive Filtration</w:t>
+                  </w:r>
+                </w:p>
+              </w:tc>
+              <w:tc>
+                <w:tcPr/>
+                <w:p>
+                  <w:pPr>
+                    <w:pStyle w:val="Compact"/>
+                    <w:jc w:val="left"/>
+                    <w:jc w:val="center"/>
+                  </w:pPr>
+                  <w:r>
+                    <w:t xml:space="preserve">Dedicated small-virus removal; principal MVM clearance</w:t>
+                  </w:r>
+                </w:p>
+              </w:tc>
+            </w:tr>
+            <w:tr>
+              <w:tc>
+                <w:tcPr/>
+                <w:p>
+                  <w:pPr>
+                    <w:pStyle w:val="Compact"/>
+                    <w:jc w:val="right"/>
+                    <w:jc w:val="center"/>
+                  </w:pPr>
+                  <w:r>
+                    <w:t xml:space="preserve">10</w:t>
+                  </w:r>
+                </w:p>
+              </w:tc>
+              <w:tc>
+                <w:tcPr/>
+                <w:p>
+                  <w:pPr>
+                    <w:pStyle w:val="Compact"/>
+                    <w:jc w:val="left"/>
+                    <w:jc w:val="center"/>
+                  </w:pPr>
+                  <w:r>
+                    <w:t xml:space="preserve">Ultrafiltration / Diafiltration</w:t>
+                  </w:r>
+                </w:p>
+              </w:tc>
+              <w:tc>
+                <w:tcPr/>
+                <w:p>
+                  <w:pPr>
+                    <w:pStyle w:val="Compact"/>
+                    <w:jc w:val="left"/>
+                    <w:jc w:val="center"/>
+                  </w:pPr>
+                  <w:r>
+                    <w:t xml:space="preserve">Formulation / mass balance; delivers drug substance at target concentration</w:t>
                   </w:r>
                 </w:p>
               </w:tc>
             </w:tr>
           </w:tbl>
-          <w:bookmarkEnd w:id="18"/>
+          <w:bookmarkEnd w:id="17"/>
           <w:p/>
         </w:tc>
       </w:tr>
@@ -2481,63 +2498,25 @@
         <w:pStyle w:val="BodyText"/>
       </w:pPr>
       <w:r>
-        <w:t xml:space="preserve">Enveloped-virus clearance is of very high criticality, and its acceptance criterion is</w:t>
-      </w:r>
-      <w:r>
-        <w:t xml:space="preserve"> </w:t>
-      </w:r>
-      <w:r>
-        <w:t xml:space="preserve">cumulative over the purification train instead of specific to any one step, so the</w:t>
-      </w:r>
-      <w:r>
-        <w:t xml:space="preserve"> </w:t>
-      </w:r>
-      <w:r>
-        <w:t xml:space="preserve">criterion this study must meet is the step’s own contribution to that total, which is</w:t>
-      </w:r>
-      <w:r>
-        <w:t xml:space="preserve"> </w:t>
-      </w:r>
-      <w:r>
-        <w:t xml:space="preserve">derived in §7. Criticality is treated as a continuum under ICH Q9(R1)</w:t>
-      </w:r>
-      <w:r>
-        <w:t xml:space="preserve"> </w:t>
-      </w:r>
-      <w:r>
-        <w:t xml:space="preserve">(International Council for Harmonisation 2023b)</w:t>
-      </w:r>
-      <w:r>
-        <w:t xml:space="preserve">, and the</w:t>
-      </w:r>
-      <w:r>
-        <w:t xml:space="preserve"> </w:t>
-      </w:r>
-      <w:r>
-        <w:t xml:space="preserve">Tool #1 score in</w:t>
-      </w:r>
-      <w:r>
-        <w:t xml:space="preserve"> </w:t>
-      </w:r>
-      <w:hyperlink w:anchor="tbl-cqa">
-        <w:r>
-          <w:rPr>
-            <w:rStyle w:val="Hyperlink"/>
-          </w:rPr>
-          <w:t xml:space="preserve">Table 4</w:t>
-        </w:r>
-      </w:hyperlink>
-      <w:r>
-        <w:t xml:space="preserve"> </w:t>
-      </w:r>
-      <w:r>
-        <w:t xml:space="preserve">combines the impact of the attribute on safety and efficacy with the</w:t>
-      </w:r>
-      <w:r>
-        <w:t xml:space="preserve"> </w:t>
-      </w:r>
-      <w:r>
-        <w:t xml:space="preserve">uncertainty in that impact.</w:t>
+        <w:t xml:space="preserve">Enveloped viruses are inactivated at low pH by irreversible disruption of the lipid envelope</w:t>
+      </w:r>
+      <w:r>
+        <w:t xml:space="preserve"> </w:t>
+      </w:r>
+      <w:r>
+        <w:t xml:space="preserve">and of the envelope glycoproteins that mediate entry into the host cell. The mechanism acts</w:t>
+      </w:r>
+      <w:r>
+        <w:t xml:space="preserve"> </w:t>
+      </w:r>
+      <w:r>
+        <w:t xml:space="preserve">on the virus and not on the antibody, and it does not apply to viruses that have no envelope,</w:t>
+      </w:r>
+      <w:r>
+        <w:t xml:space="preserve"> </w:t>
+      </w:r>
+      <w:r>
+        <w:t xml:space="preserve">which is why the step is credited for XMuLV and makes no claim for MVM (§1).</w:t>
       </w:r>
     </w:p>
     <w:p>
@@ -2545,9 +2524,98 @@
         <w:pStyle w:val="BodyText"/>
       </w:pPr>
       <w:r>
-        <w:t xml:space="preserve">Two further attributes are governed by the step without being set by it (</w:t>
-      </w:r>
-      <w:hyperlink w:anchor="tbl-cqa-hold">
+        <w:t xml:space="preserve">Low-pH inactivation has been operated on the Novacyte humanised IgG1 platform for three</w:t>
+      </w:r>
+      <w:r>
+        <w:t xml:space="preserve"> </w:t>
+      </w:r>
+      <w:r>
+        <w:t xml:space="preserve">earlier products (X-Mab, Y-Mab and Z-Mab), under conditions that have not changed materially</w:t>
+      </w:r>
+      <w:r>
+        <w:t xml:space="preserve"> </w:t>
+      </w:r>
+      <w:r>
+        <w:t xml:space="preserve">between them. Prior knowledge from those products applies directly to A-Mab for the</w:t>
+      </w:r>
+      <w:r>
+        <w:t xml:space="preserve"> </w:t>
+      </w:r>
+      <w:r>
+        <w:t xml:space="preserve">inactivation kinetics, because the mechanism is a property of the virus and is independent of</w:t>
+      </w:r>
+      <w:r>
+        <w:t xml:space="preserve"> </w:t>
+      </w:r>
+      <w:r>
+        <w:t xml:space="preserve">the product. It does not apply to the acid stability of the molecule, which is product</w:t>
+      </w:r>
+      <w:r>
+        <w:t xml:space="preserve"> </w:t>
+      </w:r>
+      <w:r>
+        <w:t xml:space="preserve">specific, so the lower pH edge has to be established for A-Mab in this study.</w:t>
+      </w:r>
+    </w:p>
+    <w:p>
+      <w:pPr>
+        <w:pStyle w:val="BodyText"/>
+      </w:pPr>
+      <w:r>
+        <w:t xml:space="preserve">Three mechanistic expectations follow from the platform data, and they frame the design.</w:t>
+      </w:r>
+      <w:r>
+        <w:t xml:space="preserve"> </w:t>
+      </w:r>
+      <w:r>
+        <w:t xml:space="preserve">Inactivation should be faster at lower pH, at longer hold time and at higher temperature.</w:t>
+      </w:r>
+      <w:r>
+        <w:t xml:space="preserve"> </w:t>
+      </w:r>
+      <w:r>
+        <w:t xml:space="preserve">Aggregate formation should rise with hold time and with temperature, and should rise steeply</w:t>
+      </w:r>
+      <w:r>
+        <w:t xml:space="preserve"> </w:t>
+      </w:r>
+      <w:r>
+        <w:t xml:space="preserve">as the pH approaches the acid-unfolding transition of the antibody, while acidic charge</w:t>
+      </w:r>
+      <w:r>
+        <w:t xml:space="preserve"> </w:t>
+      </w:r>
+      <w:r>
+        <w:t xml:space="preserve">variants should increase slightly across the hold without approaching the drug-substance</w:t>
+      </w:r>
+      <w:r>
+        <w:t xml:space="preserve"> </w:t>
+      </w:r>
+      <w:r>
+        <w:t xml:space="preserve">limit. The study will confirm or refute each of these expectations.</w:t>
+      </w:r>
+    </w:p>
+    <w:bookmarkEnd w:id="18"/>
+    <w:bookmarkStart w:id="20" w:name="quality-attributes-in-scope"/>
+    <w:p>
+      <w:pPr>
+        <w:pStyle w:val="Heading2"/>
+      </w:pPr>
+      <w:r>
+        <w:t xml:space="preserve">4.2 Quality attributes in scope</w:t>
+      </w:r>
+    </w:p>
+    <w:p>
+      <w:pPr>
+        <w:pStyle w:val="FirstParagraph"/>
+      </w:pPr>
+      <w:r>
+        <w:t xml:space="preserve">The step sets one critical quality attribute and puts two others at risk, and</w:t>
+      </w:r>
+      <w:r>
+        <w:t xml:space="preserve"> </w:t>
+      </w:r>
+      <w:hyperlink w:anchor="tbl-cqa">
         <w:r>
           <w:rPr>
             <w:rStyle w:val="Hyperlink"/>
@@ -2556,25 +2624,16 @@
         </w:r>
       </w:hyperlink>
       <w:r>
-        <w:t xml:space="preserve">).</w:t>
-      </w:r>
-      <w:r>
-        <w:t xml:space="preserve"> </w:t>
-      </w:r>
-      <w:r>
-        <w:t xml:space="preserve">Neither is cleared here. Both rise slowly during an acidic hold, so the decision rule for</w:t>
-      </w:r>
-      <w:r>
-        <w:t xml:space="preserve"> </w:t>
-      </w:r>
-      <w:r>
-        <w:t xml:space="preserve">each is that the pool stays inside the drug-substance specification and that the change</w:t>
-      </w:r>
-      <w:r>
-        <w:t xml:space="preserve"> </w:t>
-      </w:r>
-      <w:r>
-        <w:t xml:space="preserve">across the hold is characterized and bounded.</w:t>
+        <w:t xml:space="preserve"> </w:t>
+      </w:r>
+      <w:r>
+        <w:t xml:space="preserve">gives</w:t>
+      </w:r>
+      <w:r>
+        <w:t xml:space="preserve"> </w:t>
+      </w:r>
+      <w:r>
+        <w:t xml:space="preserve">the attributes in scope with their acceptance criteria and their assigned criticality.</w:t>
       </w:r>
     </w:p>
     <w:tbl>
@@ -2590,7 +2649,7 @@
       <w:tr>
         <w:tc>
           <w:tcPr/>
-          <w:bookmarkStart w:id="19" w:name="tbl-cqa-hold"/>
+          <w:bookmarkStart w:id="19" w:name="tbl-cqa"/>
           <w:p>
             <w:pPr>
               <w:jc w:val="center"/>
@@ -2601,7 +2660,7 @@
               <w:pStyle w:val="ImageCaption"/>
             </w:pPr>
             <w:r>
-              <w:t xml:space="preserve">Table 5: Attributes the step must not degrade, with their drug-substance acceptance criteria.</w:t>
+              <w:t xml:space="preserve">Table 5: Quality attributes in scope for the low-pH viral inactivation step.</w:t>
             </w:r>
           </w:p>
           <w:tbl>
@@ -2612,11 +2671,11 @@
               <w:tblLook w:firstRow="1" w:lastRow="0" w:firstColumn="0" w:lastColumn="0" w:noHBand="0" w:noVBand="0" w:val="0020"/>
             </w:tblPr>
             <w:tblGrid>
-              <w:gridCol w:w="2979"/>
-              <w:gridCol w:w="1254"/>
-              <w:gridCol w:w="1646"/>
-              <w:gridCol w:w="1176"/>
-              <w:gridCol w:w="862"/>
+              <w:gridCol w:w="2786"/>
+              <w:gridCol w:w="1173"/>
+              <w:gridCol w:w="2053"/>
+              <w:gridCol w:w="1100"/>
+              <w:gridCol w:w="806"/>
             </w:tblGrid>
             <w:tr>
               <w:trPr>
@@ -2684,6 +2743,73 @@
                   </w:pPr>
                   <w:r>
                     <w:t xml:space="preserve">Tool #1</w:t>
+                  </w:r>
+                </w:p>
+              </w:tc>
+            </w:tr>
+            <w:tr>
+              <w:tc>
+                <w:tcPr/>
+                <w:p>
+                  <w:pPr>
+                    <w:pStyle w:val="Compact"/>
+                    <w:jc w:val="left"/>
+                    <w:jc w:val="center"/>
+                  </w:pPr>
+                  <w:r>
+                    <w:t xml:space="preserve">Viral clearance — XMuLV (enveloped)</w:t>
+                  </w:r>
+                </w:p>
+              </w:tc>
+              <w:tc>
+                <w:tcPr/>
+                <w:p>
+                  <w:pPr>
+                    <w:pStyle w:val="Compact"/>
+                    <w:jc w:val="left"/>
+                    <w:jc w:val="center"/>
+                  </w:pPr>
+                  <w:r>
+                    <w:t xml:space="preserve">viral safety</w:t>
+                  </w:r>
+                </w:p>
+              </w:tc>
+              <w:tc>
+                <w:tcPr/>
+                <w:p>
+                  <w:pPr>
+                    <w:pStyle w:val="Compact"/>
+                    <w:jc w:val="left"/>
+                    <w:jc w:val="center"/>
+                  </w:pPr>
+                  <w:r>
+                    <w:t xml:space="preserve">16.7–30 log10 (cumulative)</w:t>
+                  </w:r>
+                </w:p>
+              </w:tc>
+              <w:tc>
+                <w:tcPr/>
+                <w:p>
+                  <w:pPr>
+                    <w:pStyle w:val="Compact"/>
+                    <w:jc w:val="left"/>
+                    <w:jc w:val="center"/>
+                  </w:pPr>
+                  <w:r>
+                    <w:t xml:space="preserve">VH</w:t>
+                  </w:r>
+                </w:p>
+              </w:tc>
+              <w:tc>
+                <w:tcPr/>
+                <w:p>
+                  <w:pPr>
+                    <w:pStyle w:val="Compact"/>
+                    <w:jc w:val="right"/>
+                    <w:jc w:val="center"/>
+                  </w:pPr>
+                  <w:r>
+                    <w:t xml:space="preserve">20</w:t>
                   </w:r>
                 </w:p>
               </w:tc>
@@ -2828,6 +2954,97 @@
         </w:tc>
       </w:tr>
     </w:tbl>
+    <w:p>
+      <w:pPr>
+        <w:pStyle w:val="BodyText"/>
+      </w:pPr>
+      <w:r>
+        <w:t xml:space="preserve">Enveloped virus clearance is of very high criticality and is the attribute the step exists to</w:t>
+      </w:r>
+      <w:r>
+        <w:t xml:space="preserve"> </w:t>
+      </w:r>
+      <w:r>
+        <w:t xml:space="preserve">deliver. Aggregate is of high criticality and is formed at this step and not cleared by it,</w:t>
+      </w:r>
+      <w:r>
+        <w:t xml:space="preserve"> </w:t>
+      </w:r>
+      <w:r>
+        <w:t xml:space="preserve">so the hold has to be shown not to raise aggregate beyond the drug-substance limit. Acidic</w:t>
+      </w:r>
+      <w:r>
+        <w:t xml:space="preserve"> </w:t>
+      </w:r>
+      <w:r>
+        <w:t xml:space="preserve">charge variants are of very low criticality and are monitored as a guard on acid exposure.</w:t>
+      </w:r>
+      <w:r>
+        <w:t xml:space="preserve"> </w:t>
+      </w:r>
+      <w:r>
+        <w:t xml:space="preserve">Criticality follows the assessment recorded in RA-001, in which the Tool #1 score is the</w:t>
+      </w:r>
+      <w:r>
+        <w:t xml:space="preserve"> </w:t>
+      </w:r>
+      <w:r>
+        <w:t xml:space="preserve">product of clinical impact and uncertainty, attributes scored high or very high are treated</w:t>
+      </w:r>
+      <w:r>
+        <w:t xml:space="preserve"> </w:t>
+      </w:r>
+      <w:r>
+        <w:t xml:space="preserve">as critical, and criticality is treated as a continuum and not as a binary label</w:t>
+      </w:r>
+      <w:r>
+        <w:t xml:space="preserve"> </w:t>
+      </w:r>
+      <w:r>
+        <w:t xml:space="preserve">(International Council for Harmonisation 2023b; CMC Biotech Working Group 2009)</w:t>
+      </w:r>
+      <w:r>
+        <w:t xml:space="preserve">.</w:t>
+      </w:r>
+    </w:p>
+    <w:p>
+      <w:pPr>
+        <w:pStyle w:val="BodyText"/>
+      </w:pPr>
+      <w:r>
+        <w:t xml:space="preserve">Enveloped virus clearance is cumulative across the process and is not delivered here alone.</w:t>
+      </w:r>
+      <w:r>
+        <w:t xml:space="preserve"> </w:t>
+      </w:r>
+      <w:r>
+        <w:t xml:space="preserve">Anion exchange and small-virus retentive filtration each contribute an independent reduction</w:t>
+      </w:r>
+      <w:r>
+        <w:t xml:space="preserve"> </w:t>
+      </w:r>
+      <w:r>
+        <w:t xml:space="preserve">by a different mechanism, and those contributions are characterized in PCR-008 and PCR-009,</w:t>
+      </w:r>
+      <w:r>
+        <w:t xml:space="preserve"> </w:t>
+      </w:r>
+      <w:r>
+        <w:t xml:space="preserve">with the cumulative claim consolidated in PCMR-001. The contribution required of this step is</w:t>
+      </w:r>
+      <w:r>
+        <w:t xml:space="preserve"> </w:t>
+      </w:r>
+      <w:r>
+        <w:t xml:space="preserve">the cumulative requirement less the clearance credited to the other two steps, and §7 gives</w:t>
+      </w:r>
+      <w:r>
+        <w:t xml:space="preserve"> </w:t>
+      </w:r>
+      <w:r>
+        <w:t xml:space="preserve">the resulting criterion.</w:t>
+      </w:r>
+    </w:p>
     <w:bookmarkEnd w:id="20"/>
     <w:bookmarkStart w:id="21" w:name="risk-based-prioritization-of-parameters"/>
     <w:p>
@@ -2843,18 +3060,421 @@
         <w:pStyle w:val="FirstParagraph"/>
       </w:pPr>
       <w:r>
-        <w:t xml:space="preserve">RA-001 ranked the parameters of this step before any characterization was run, and its</w:t>
-      </w:r>
-      <w:r>
-        <w:t xml:space="preserve"> </w:t>
-      </w:r>
-      <w:r>
-        <w:t xml:space="preserve">output is the study type in</w:t>
+        <w:t xml:space="preserve">RA-001 ranked the parameters of this step on their potential effect on the attributes in</w:t>
+      </w:r>
+      <w:r>
+        <w:t xml:space="preserve"> </w:t>
+      </w:r>
+      <w:hyperlink w:anchor="tbl-cqa">
+        <w:r>
+          <w:rPr>
+            <w:rStyle w:val="Hyperlink"/>
+          </w:rPr>
+          <w:t xml:space="preserve">Table 5</w:t>
+        </w:r>
+      </w:hyperlink>
+      <w:r>
+        <w:t xml:space="preserve"> </w:t>
+      </w:r>
+      <w:r>
+        <w:t xml:space="preserve">and on their potential to interact with each other, and the</w:t>
+      </w:r>
+      <w:r>
+        <w:t xml:space="preserve"> </w:t>
+      </w:r>
+      <w:r>
+        <w:t xml:space="preserve">3 highest ranked parameters were assigned to a multivariate study while</w:t>
+      </w:r>
+      <w:r>
+        <w:t xml:space="preserve"> </w:t>
+      </w:r>
+      <w:r>
+        <w:t xml:space="preserve">A-Mab concentration was assigned to a univariate study.</w:t>
       </w:r>
       <w:r>
         <w:t xml:space="preserve"> </w:t>
       </w:r>
       <w:hyperlink w:anchor="tbl-params">
+        <w:r>
+          <w:rPr>
+            <w:rStyle w:val="Hyperlink"/>
+          </w:rPr>
+          <w:t xml:space="preserve">Table 7</w:t>
+        </w:r>
+      </w:hyperlink>
+      <w:r>
+        <w:t xml:space="preserve"> </w:t>
+      </w:r>
+      <w:r>
+        <w:t xml:space="preserve">carries that assignment.</w:t>
+      </w:r>
+    </w:p>
+    <w:p>
+      <w:pPr>
+        <w:pStyle w:val="BodyText"/>
+      </w:pPr>
+      <w:r>
+        <w:t xml:space="preserve">Inactivation pH ranks highest on both scales. It drives the inactivation kinetics directly,</w:t>
+      </w:r>
+      <w:r>
+        <w:t xml:space="preserve"> </w:t>
+      </w:r>
+      <w:r>
+        <w:t xml:space="preserve">it drives acid-induced aggregation directly, and the two effects run in opposite directions,</w:t>
+      </w:r>
+      <w:r>
+        <w:t xml:space="preserve"> </w:t>
+      </w:r>
+      <w:r>
+        <w:t xml:space="preserve">so its acceptable range cannot be set from either response on its own. That two-sided</w:t>
+      </w:r>
+      <w:r>
+        <w:t xml:space="preserve"> </w:t>
+      </w:r>
+      <w:r>
+        <w:t xml:space="preserve">dependence is why pH receives the most stringent treatment of any parameter in the step. Hold</w:t>
+      </w:r>
+      <w:r>
+        <w:t xml:space="preserve"> </w:t>
+      </w:r>
+      <w:r>
+        <w:t xml:space="preserve">time and temperature act on the same kinetics as pH, which is where the interaction risk</w:t>
+      </w:r>
+      <w:r>
+        <w:t xml:space="preserve"> </w:t>
+      </w:r>
+      <w:r>
+        <w:t xml:space="preserve">lies, since a short hold may be sufficient at the low end of the pH range and insufficient at</w:t>
+      </w:r>
+      <w:r>
+        <w:t xml:space="preserve"> </w:t>
+      </w:r>
+      <w:r>
+        <w:t xml:space="preserve">the high end. Temperature acts on aggregation as well, so it appears in both mechanisms.</w:t>
+      </w:r>
+    </w:p>
+    <w:p>
+      <w:pPr>
+        <w:pStyle w:val="BodyText"/>
+      </w:pPr>
+      <w:r>
+        <w:t xml:space="preserve">A-Mab concentration ranked low on both scales. Virus inactivation at fixed pH is a</w:t>
+      </w:r>
+      <w:r>
+        <w:t xml:space="preserve"> </w:t>
+      </w:r>
+      <w:r>
+        <w:t xml:space="preserve">solution-phase reaction whose rate does not depend on the antibody concentration over the</w:t>
+      </w:r>
+      <w:r>
+        <w:t xml:space="preserve"> </w:t>
+      </w:r>
+      <w:r>
+        <w:t xml:space="preserve">range in</w:t>
+      </w:r>
+      <w:r>
+        <w:t xml:space="preserve"> </w:t>
+      </w:r>
+      <w:hyperlink w:anchor="tbl-params">
+        <w:r>
+          <w:rPr>
+            <w:rStyle w:val="Hyperlink"/>
+          </w:rPr>
+          <w:t xml:space="preserve">Table 7</w:t>
+        </w:r>
+      </w:hyperlink>
+      <w:r>
+        <w:t xml:space="preserve">, and platform data show little or no effect on aggregate across the same</w:t>
+      </w:r>
+      <w:r>
+        <w:t xml:space="preserve"> </w:t>
+      </w:r>
+      <w:r>
+        <w:t xml:space="preserve">range. A fourth factor would also expand a design that has to be executed under containment</w:t>
+      </w:r>
+      <w:r>
+        <w:t xml:space="preserve"> </w:t>
+      </w:r>
+      <w:r>
+        <w:t xml:space="preserve">with spiked virus, at a cost the risk ranking does not justify. The parameter will still be</w:t>
+      </w:r>
+      <w:r>
+        <w:t xml:space="preserve"> </w:t>
+      </w:r>
+      <w:r>
+        <w:t xml:space="preserve">studied across its full range (§6.4) and will still be classified in PCR-006, whatever the</w:t>
+      </w:r>
+      <w:r>
+        <w:t xml:space="preserve"> </w:t>
+      </w:r>
+      <w:r>
+        <w:t xml:space="preserve">outcome.</w:t>
+      </w:r>
+    </w:p>
+    <w:bookmarkEnd w:id="21"/>
+    <w:bookmarkEnd w:id="22"/>
+    <w:bookmarkStart w:id="29" w:name="materials-and-methods"/>
+    <w:p>
+      <w:pPr>
+        <w:pStyle w:val="Heading1"/>
+      </w:pPr>
+      <w:r>
+        <w:t xml:space="preserve">5. Materials and methods</w:t>
+      </w:r>
+    </w:p>
+    <w:bookmarkStart w:id="23" w:name="scale-down-model-and-its-qualification"/>
+    <w:p>
+      <w:pPr>
+        <w:pStyle w:val="Heading2"/>
+      </w:pPr>
+      <w:r>
+        <w:t xml:space="preserve">5.1 Scale-down model and its qualification</w:t>
+      </w:r>
+    </w:p>
+    <w:p>
+      <w:pPr>
+        <w:pStyle w:val="FirstParagraph"/>
+      </w:pPr>
+      <w:r>
+        <w:t xml:space="preserve">The scale-down model is a jacketed hold vessel with overhead mixing, titration by controlled</w:t>
+      </w:r>
+      <w:r>
+        <w:t xml:space="preserve"> </w:t>
+      </w:r>
+      <w:r>
+        <w:t xml:space="preserve">acid addition, and continuous recording of pH and temperature. The step has no</w:t>
+      </w:r>
+      <w:r>
+        <w:t xml:space="preserve"> </w:t>
+      </w:r>
+      <w:r>
+        <w:t xml:space="preserve">scale-dependent separation mechanism, so the model is matched to the commercial step on the</w:t>
+      </w:r>
+      <w:r>
+        <w:t xml:space="preserve"> </w:t>
+      </w:r>
+      <w:r>
+        <w:t xml:space="preserve">variables that govern the outcome: the acid addition profile, the time to pH homogeneity</w:t>
+      </w:r>
+      <w:r>
+        <w:t xml:space="preserve"> </w:t>
+      </w:r>
+      <w:r>
+        <w:t xml:space="preserve">after addition, the hold temperature and its control tolerance, and the neutralisation</w:t>
+      </w:r>
+      <w:r>
+        <w:t xml:space="preserve"> </w:t>
+      </w:r>
+      <w:r>
+        <w:t xml:space="preserve">profile. Volume is not itself a scaling variable here, because inactivation is a</w:t>
+      </w:r>
+      <w:r>
+        <w:t xml:space="preserve"> </w:t>
+      </w:r>
+      <w:r>
+        <w:t xml:space="preserve">solution-phase reaction in a homogeneous vessel.</w:t>
+      </w:r>
+    </w:p>
+    <w:p>
+      <w:pPr>
+        <w:pStyle w:val="BodyText"/>
+      </w:pPr>
+      <w:r>
+        <w:t xml:space="preserve">The model will be qualified under SOP-1001 before any characterization run is executed.</w:t>
+      </w:r>
+      <w:r>
+        <w:t xml:space="preserve"> </w:t>
+      </w:r>
+      <w:r>
+        <w:t xml:space="preserve">Qualification will compare the model against at-scale platform records for time to pH</w:t>
+      </w:r>
+      <w:r>
+        <w:t xml:space="preserve"> </w:t>
+      </w:r>
+      <w:r>
+        <w:t xml:space="preserve">homogeneity, hold temperature profile, pool aggregate at the end of the hold, and the</w:t>
+      </w:r>
+      <w:r>
+        <w:t xml:space="preserve"> </w:t>
+      </w:r>
+      <w:r>
+        <w:t xml:space="preserve">condition of the neutralised pool. The qualification record will be summarised in PCR-006 and</w:t>
+      </w:r>
+      <w:r>
+        <w:t xml:space="preserve"> </w:t>
+      </w:r>
+      <w:r>
+        <w:t xml:space="preserve">filed against SOP-1001, and characterization runs will not begin until the model has been</w:t>
+      </w:r>
+      <w:r>
+        <w:t xml:space="preserve"> </w:t>
+      </w:r>
+      <w:r>
+        <w:t xml:space="preserve">qualified, because every conclusion of this study is applied directly to the commercial-scale</w:t>
+      </w:r>
+      <w:r>
+        <w:t xml:space="preserve"> </w:t>
+      </w:r>
+      <w:r>
+        <w:t xml:space="preserve">step.</w:t>
+      </w:r>
+    </w:p>
+    <w:p>
+      <w:pPr>
+        <w:pStyle w:val="BodyText"/>
+      </w:pPr>
+      <w:r>
+        <w:t xml:space="preserve">Two configurations of the same model will be used. Unspiked runs generate the product-quality</w:t>
+      </w:r>
+      <w:r>
+        <w:t xml:space="preserve"> </w:t>
+      </w:r>
+      <w:r>
+        <w:t xml:space="preserve">responses, and spiked runs generate the XMuLV log reduction factor and are executed in a</w:t>
+      </w:r>
+      <w:r>
+        <w:t xml:space="preserve"> </w:t>
+      </w:r>
+      <w:r>
+        <w:t xml:space="preserve">containment laboratory, on material drawn from the same Protein A pool as the matching</w:t>
+      </w:r>
+      <w:r>
+        <w:t xml:space="preserve"> </w:t>
+      </w:r>
+      <w:r>
+        <w:t xml:space="preserve">unspiked run. ICH Q5A(R2) requires that the spiked small-scale model represents the</w:t>
+      </w:r>
+      <w:r>
+        <w:t xml:space="preserve"> </w:t>
+      </w:r>
+      <w:r>
+        <w:t xml:space="preserve">manufacturing step and that the spike does not itself alter it</w:t>
+      </w:r>
+      <w:r>
+        <w:t xml:space="preserve"> </w:t>
+      </w:r>
+      <w:r>
+        <w:t xml:space="preserve">(International Council for Harmonisation 2023a)</w:t>
+      </w:r>
+      <w:r>
+        <w:t xml:space="preserve">. The volume of virus</w:t>
+      </w:r>
+      <w:r>
+        <w:t xml:space="preserve"> </w:t>
+      </w:r>
+      <w:r>
+        <w:t xml:space="preserve">stock added will therefore be held to a small fraction of the pool volume, and the pH and</w:t>
+      </w:r>
+      <w:r>
+        <w:t xml:space="preserve"> </w:t>
+      </w:r>
+      <w:r>
+        <w:t xml:space="preserve">conductivity of the pool will be recorded before and after spiking.</w:t>
+      </w:r>
+    </w:p>
+    <w:p>
+      <w:pPr>
+        <w:pStyle w:val="BodyText"/>
+      </w:pPr>
+      <w:r>
+        <w:t xml:space="preserve">Centre-point runs are replicated in both designs (§6), and their variation is the pure-error</w:t>
+      </w:r>
+      <w:r>
+        <w:t xml:space="preserve"> </w:t>
+      </w:r>
+      <w:r>
+        <w:t xml:space="preserve">term against which lack of fit will be tested, as well as a measure of the reproducibility of</w:t>
+      </w:r>
+      <w:r>
+        <w:t xml:space="preserve"> </w:t>
+      </w:r>
+      <w:r>
+        <w:t xml:space="preserve">the whole procedure, from titration through to assay.</w:t>
+      </w:r>
+    </w:p>
+    <w:bookmarkEnd w:id="23"/>
+    <w:bookmarkStart w:id="24" w:name="operation"/>
+    <w:p>
+      <w:pPr>
+        <w:pStyle w:val="Heading2"/>
+      </w:pPr>
+      <w:r>
+        <w:t xml:space="preserve">5.2 Operation</w:t>
+      </w:r>
+    </w:p>
+    <w:p>
+      <w:pPr>
+        <w:pStyle w:val="FirstParagraph"/>
+      </w:pPr>
+      <w:r>
+        <w:t xml:space="preserve">Each run will follow SOP-2009. The Protein A pool is adjusted to the target inactivation pH</w:t>
+      </w:r>
+      <w:r>
+        <w:t xml:space="preserve"> </w:t>
+      </w:r>
+      <w:r>
+        <w:t xml:space="preserve">by addition of acid with mixing, the pH is confirmed on an independent probe, and the hold</w:t>
+      </w:r>
+      <w:r>
+        <w:t xml:space="preserve"> </w:t>
+      </w:r>
+      <w:r>
+        <w:t xml:space="preserve">starts once the target is reached. The pool is held at the target temperature for the</w:t>
+      </w:r>
+      <w:r>
+        <w:t xml:space="preserve"> </w:t>
+      </w:r>
+      <w:r>
+        <w:t xml:space="preserve">specified time, then neutralised to the cation exchange load pH with base, and filtered.</w:t>
+      </w:r>
+    </w:p>
+    <w:p>
+      <w:pPr>
+        <w:pStyle w:val="BodyText"/>
+      </w:pPr>
+      <w:r>
+        <w:t xml:space="preserve">The input to the step is the Protein A pool characterized in PCR-005. Its aggregate level,</w:t>
+      </w:r>
+      <w:r>
+        <w:t xml:space="preserve"> </w:t>
+      </w:r>
+      <w:r>
+        <w:t xml:space="preserve">protein concentration and pH are feed attributes of this step and not parameters of it.</w:t>
+      </w:r>
+      <w:r>
+        <w:t xml:space="preserve"> </w:t>
+      </w:r>
+      <w:r>
+        <w:t xml:space="preserve">Buffer identity, acid and base molarity, filter type and vessel material are controlled to</w:t>
+      </w:r>
+      <w:r>
+        <w:t xml:space="preserve"> </w:t>
+      </w:r>
+      <w:r>
+        <w:t xml:space="preserve">platform specification and are not characterized here. A-Mab concentration is the one feed</w:t>
+      </w:r>
+      <w:r>
+        <w:t xml:space="preserve"> </w:t>
+      </w:r>
+      <w:r>
+        <w:t xml:space="preserve">attribute that will be varied deliberately (§6.4).</w:t>
+      </w:r>
+    </w:p>
+    <w:bookmarkEnd w:id="24"/>
+    <w:bookmarkStart w:id="26" w:name="analytical-methods"/>
+    <w:p>
+      <w:pPr>
+        <w:pStyle w:val="Heading2"/>
+      </w:pPr>
+      <w:r>
+        <w:t xml:space="preserve">5.3 Analytical methods</w:t>
+      </w:r>
+    </w:p>
+    <w:p>
+      <w:pPr>
+        <w:pStyle w:val="FirstParagraph"/>
+      </w:pPr>
+      <w:hyperlink w:anchor="tbl-amv">
         <w:r>
           <w:rPr>
             <w:rStyle w:val="Hyperlink"/>
@@ -2863,848 +3483,34 @@
         </w:r>
       </w:hyperlink>
       <w:r>
-        <w:t xml:space="preserve">. The ranking combined the potential impact of a</w:t>
-      </w:r>
-      <w:r>
-        <w:t xml:space="preserve"> </w:t>
-      </w:r>
-      <w:r>
-        <w:t xml:space="preserve">parameter on a critical quality attribute with its potential to interact with the other</w:t>
-      </w:r>
-      <w:r>
-        <w:t xml:space="preserve"> </w:t>
-      </w:r>
-      <w:r>
-        <w:t xml:space="preserve">parameters, and a parameter with no data or rationale behind it was ranked at the highest</w:t>
-      </w:r>
-      <w:r>
-        <w:t xml:space="preserve"> </w:t>
-      </w:r>
-      <w:r>
-        <w:t xml:space="preserve">level</w:t>
-      </w:r>
-      <w:r>
-        <w:t xml:space="preserve"> </w:t>
-      </w:r>
-      <w:r>
-        <w:t xml:space="preserve">(CMC Biotech Working Group 2009)</w:t>
-      </w:r>
-      <w:r>
-        <w:t xml:space="preserve">.</w:t>
-      </w:r>
-    </w:p>
-    <w:p>
-      <w:pPr>
-        <w:pStyle w:val="BodyText"/>
-      </w:pPr>
-      <w:r>
-        <w:t xml:space="preserve">Inactivation pH carries the highest rank at this step. Its consequence is two-sided.</w:t>
-      </w:r>
-      <w:r>
-        <w:t xml:space="preserve"> </w:t>
-      </w:r>
-      <w:r>
-        <w:t xml:space="preserve">Above the top of the studied range the antibody is stable but inactivation is incomplete,</w:t>
-      </w:r>
-      <w:r>
-        <w:t xml:space="preserve"> </w:t>
-      </w:r>
-      <w:r>
-        <w:t xml:space="preserve">and below the bottom of it the kinetics are fast but the product is at risk of</w:t>
-      </w:r>
-      <w:r>
-        <w:t xml:space="preserve"> </w:t>
-      </w:r>
-      <w:r>
-        <w:t xml:space="preserve">aggregating. A parameter whose failure modes lie on both sides of its range has no safe</w:t>
-      </w:r>
-      <w:r>
-        <w:t xml:space="preserve"> </w:t>
-      </w:r>
-      <w:r>
-        <w:t xml:space="preserve">direction in which to drift, which is why it is carried into the multivariate design and</w:t>
-      </w:r>
-      <w:r>
-        <w:t xml:space="preserve"> </w:t>
-      </w:r>
-      <w:r>
-        <w:t xml:space="preserve">why the criteria of §7 are applied as a pair and not one at a time.</w:t>
-      </w:r>
-    </w:p>
-    <w:p>
-      <w:pPr>
-        <w:pStyle w:val="BodyText"/>
-      </w:pPr>
-      <w:r>
-        <w:t xml:space="preserve">Hold time and temperature act on the same inactivation kinetics as pH, so their effects</w:t>
-      </w:r>
-      <w:r>
-        <w:t xml:space="preserve"> </w:t>
-      </w:r>
-      <w:r>
-        <w:t xml:space="preserve">cannot be resolved one parameter at a time, and both are carried into the multivariate</w:t>
-      </w:r>
-      <w:r>
-        <w:t xml:space="preserve"> </w:t>
-      </w:r>
-      <w:r>
-        <w:t xml:space="preserve">design with pH. A-Mab concentration is ranked lower. Prior knowledge indicates that</w:t>
-      </w:r>
-      <w:r>
-        <w:t xml:space="preserve"> </w:t>
-      </w:r>
-      <w:r>
-        <w:t xml:space="preserve">protein concentration has little or no effect on inactivation kinetics or on aggregation</w:t>
-      </w:r>
-      <w:r>
-        <w:t xml:space="preserve"> </w:t>
-      </w:r>
-      <w:r>
-        <w:t xml:space="preserve">over the range the capture step delivers</w:t>
-      </w:r>
-      <w:r>
-        <w:t xml:space="preserve"> </w:t>
-      </w:r>
-      <w:r>
-        <w:t xml:space="preserve">(CMC Biotech Working Group 2009)</w:t>
-      </w:r>
-      <w:r>
-        <w:t xml:space="preserve">, and the concentration of the</w:t>
-      </w:r>
-      <w:r>
-        <w:t xml:space="preserve"> </w:t>
-      </w:r>
-      <w:r>
-        <w:t xml:space="preserve">Protein A pool is an outcome of that step and not a set-point of this one. Its normal</w:t>
-      </w:r>
-      <w:r>
-        <w:t xml:space="preserve"> </w:t>
-      </w:r>
-      <w:r>
-        <w:t xml:space="preserve">operating range and its characterization range therefore coincide (</w:t>
-      </w:r>
-      <w:hyperlink w:anchor="tbl-params">
-        <w:r>
-          <w:rPr>
-            <w:rStyle w:val="Hyperlink"/>
-          </w:rPr>
-          <w:t xml:space="preserve">Table 6</w:t>
-        </w:r>
-      </w:hyperlink>
-      <w:r>
-        <w:t xml:space="preserve">), and it</w:t>
-      </w:r>
-      <w:r>
-        <w:t xml:space="preserve"> </w:t>
-      </w:r>
-      <w:r>
-        <w:t xml:space="preserve">will be assessed univariately as described in §6.4.</w:t>
-      </w:r>
-    </w:p>
-    <w:bookmarkEnd w:id="21"/>
-    <w:bookmarkEnd w:id="22"/>
-    <w:bookmarkStart w:id="28" w:name="materials-and-methods"/>
-    <w:p>
-      <w:pPr>
-        <w:pStyle w:val="Heading1"/>
-      </w:pPr>
-      <w:r>
-        <w:t xml:space="preserve">5. Materials and methods</w:t>
-      </w:r>
-    </w:p>
-    <w:bookmarkStart w:id="23" w:name="scale-down-model-and-its-qualification"/>
-    <w:p>
-      <w:pPr>
-        <w:pStyle w:val="Heading2"/>
-      </w:pPr>
-      <w:r>
-        <w:t xml:space="preserve">5.1 Scale-down model and its qualification</w:t>
-      </w:r>
-    </w:p>
-    <w:p>
-      <w:pPr>
-        <w:pStyle w:val="FirstParagraph"/>
-      </w:pPr>
-      <w:r>
-        <w:t xml:space="preserve">Virus cannot be introduced into a manufacturing facility, so the clearance study will be</w:t>
-      </w:r>
-      <w:r>
-        <w:t xml:space="preserve"> </w:t>
-      </w:r>
-      <w:r>
-        <w:t xml:space="preserve">executed on a scaled-down model of the hold with spiked virus. ICH Q5A(R2) requires that</w:t>
-      </w:r>
-      <w:r>
-        <w:t xml:space="preserve"> </w:t>
-      </w:r>
-      <w:r>
-        <w:t xml:space="preserve">such a model be shown to represent the production step before its results are applied to</w:t>
-      </w:r>
-      <w:r>
-        <w:t xml:space="preserve"> </w:t>
-      </w:r>
-      <w:r>
-        <w:t xml:space="preserve">that step</w:t>
-      </w:r>
-      <w:r>
-        <w:t xml:space="preserve"> </w:t>
-      </w:r>
-      <w:r>
-        <w:t xml:space="preserve">(International Council for Harmonisation 2023a)</w:t>
-      </w:r>
-      <w:r>
-        <w:t xml:space="preserve">. The qualification will be executed and documented under SOP-1001,</w:t>
-      </w:r>
-      <w:r>
-        <w:t xml:space="preserve"> </w:t>
-      </w:r>
-      <w:r>
-        <w:t xml:space="preserve">and its status will be stated in PCR-006 before any characterization result is reported.</w:t>
-      </w:r>
-    </w:p>
-    <w:p>
-      <w:pPr>
-        <w:pStyle w:val="BodyText"/>
-      </w:pPr>
-      <w:r>
-        <w:t xml:space="preserve">The model matches the commercial step on the variables that govern inactivation. Control</w:t>
-      </w:r>
-      <w:r>
-        <w:t xml:space="preserve"> </w:t>
-      </w:r>
-      <w:r>
-        <w:t xml:space="preserve">of pH, hold temperature, hold time, mixing and the surface-to-volume ratio of the</w:t>
-      </w:r>
-      <w:r>
-        <w:t xml:space="preserve"> </w:t>
-      </w:r>
-      <w:r>
-        <w:t xml:space="preserve">vessel are matched or bracketed, and the titration profile is reproduced so that the pool</w:t>
-      </w:r>
-      <w:r>
-        <w:t xml:space="preserve"> </w:t>
-      </w:r>
-      <w:r>
-        <w:t xml:space="preserve">reaches the target pH over a comparable time, since the titration itself is part of the</w:t>
-      </w:r>
-      <w:r>
-        <w:t xml:space="preserve"> </w:t>
-      </w:r>
-      <w:r>
-        <w:t xml:space="preserve">exposure the virus receives. Scale-independent variables are operated at the values</w:t>
-      </w:r>
-      <w:r>
-        <w:t xml:space="preserve"> </w:t>
-      </w:r>
-      <w:r>
-        <w:t xml:space="preserve">proposed for commercial manufacture, and scale-dependent variables are set so</w:t>
-      </w:r>
-      <w:r>
-        <w:t xml:space="preserve"> </w:t>
-      </w:r>
-      <w:r>
-        <w:t xml:space="preserve">that the small-scale hold reproduces the performance of the full-scale hold. Qualification</w:t>
-      </w:r>
-      <w:r>
-        <w:t xml:space="preserve"> </w:t>
-      </w:r>
-      <w:r>
-        <w:t xml:space="preserve">compares the pH trajectory after titration, the temperature profile over the hold, and</w:t>
-      </w:r>
-      <w:r>
-        <w:t xml:space="preserve"> </w:t>
-      </w:r>
-      <w:r>
-        <w:t xml:space="preserve">the change in aggregate and charge variants across the hold, against the corresponding</w:t>
-      </w:r>
-      <w:r>
-        <w:t xml:space="preserve"> </w:t>
-      </w:r>
-      <w:r>
-        <w:t xml:space="preserve">at-scale data from clinical and engineering batches. The comparison and its acceptance</w:t>
-      </w:r>
-      <w:r>
-        <w:t xml:space="preserve"> </w:t>
-      </w:r>
-      <w:r>
-        <w:t xml:space="preserve">criteria are held in the qualification record under SOP-1001.</w:t>
-      </w:r>
-    </w:p>
-    <w:p>
-      <w:pPr>
-        <w:pStyle w:val="BodyText"/>
-      </w:pPr>
-      <w:r>
-        <w:t xml:space="preserve">The spiking arrangement is part of the model and is qualified with it. Virus stock will</w:t>
-      </w:r>
-      <w:r>
-        <w:t xml:space="preserve"> </w:t>
-      </w:r>
-      <w:r>
-        <w:t xml:space="preserve">be added to the load in a proportion small enough that the composition of the load is not</w:t>
-      </w:r>
-      <w:r>
-        <w:t xml:space="preserve"> </w:t>
-      </w:r>
-      <w:r>
-        <w:t xml:space="preserve">materially altered, and the spiked load will be sampled before titration to fix the input</w:t>
-      </w:r>
-      <w:r>
-        <w:t xml:space="preserve"> </w:t>
-      </w:r>
-      <w:r>
-        <w:t xml:space="preserve">titre of that run. Cytotoxicity and interference controls will be run on every matrix</w:t>
-      </w:r>
-      <w:r>
-        <w:t xml:space="preserve"> </w:t>
-      </w:r>
-      <w:r>
-        <w:t xml:space="preserve">presented to the infectivity assay, and hold samples will be neutralized on withdrawal so</w:t>
-      </w:r>
-      <w:r>
-        <w:t xml:space="preserve"> </w:t>
-      </w:r>
-      <w:r>
-        <w:t xml:space="preserve">that inactivation does not continue in the sample. A spike large enough to change the</w:t>
-      </w:r>
-      <w:r>
-        <w:t xml:space="preserve"> </w:t>
-      </w:r>
-      <w:r>
-        <w:t xml:space="preserve">load, or a matrix that suppresses the assay, would bias the log reduction factor upward,</w:t>
-      </w:r>
-      <w:r>
-        <w:t xml:space="preserve"> </w:t>
-      </w:r>
-      <w:r>
-        <w:t xml:space="preserve">so these controls are what bound that risk and their results will be reported with the</w:t>
-      </w:r>
-      <w:r>
-        <w:t xml:space="preserve"> </w:t>
-      </w:r>
-      <w:r>
-        <w:t xml:space="preserve">clearance data in PCR-006.</w:t>
-      </w:r>
-    </w:p>
-    <w:p>
-      <w:pPr>
-        <w:pStyle w:val="BodyText"/>
-      </w:pPr>
-      <w:r>
-        <w:t xml:space="preserve">Replicated centre-point runs are the source of the pure-error estimate used in the</w:t>
-      </w:r>
-      <w:r>
-        <w:t xml:space="preserve"> </w:t>
-      </w:r>
-      <w:r>
-        <w:t xml:space="preserve">lack-of-fit test (§5.5). The screening design carries 3 centre points and</w:t>
-      </w:r>
-      <w:r>
-        <w:t xml:space="preserve"> </w:t>
-      </w:r>
-      <w:r>
-        <w:t xml:space="preserve">the response-surface design carries 4.</w:t>
-      </w:r>
-    </w:p>
-    <w:bookmarkEnd w:id="23"/>
-    <w:bookmarkStart w:id="24" w:name="operation"/>
-    <w:p>
-      <w:pPr>
-        <w:pStyle w:val="Heading2"/>
-      </w:pPr>
-      <w:r>
-        <w:t xml:space="preserve">5.2 Operation</w:t>
-      </w:r>
-    </w:p>
-    <w:p>
-      <w:pPr>
-        <w:pStyle w:val="FirstParagraph"/>
-      </w:pPr>
-      <w:r>
-        <w:t xml:space="preserve">The step will be operated at small scale in the sequence used at commercial scale, under</w:t>
-      </w:r>
-      <w:r>
-        <w:t xml:space="preserve"> </w:t>
-      </w:r>
-      <w:r>
-        <w:t xml:space="preserve">SOP-2009. The spiked load is titrated with acid to the inactivation pH, mixed to</w:t>
-      </w:r>
-      <w:r>
-        <w:t xml:space="preserve"> </w:t>
-      </w:r>
-      <w:r>
-        <w:t xml:space="preserve">homogeneity, and held at the target temperature for the target time. The pool is then</w:t>
-      </w:r>
-      <w:r>
-        <w:t xml:space="preserve"> </w:t>
-      </w:r>
-      <w:r>
-        <w:t xml:space="preserve">titrated to the load condition of the cation exchange step and filtered. Samples are</w:t>
-      </w:r>
-      <w:r>
-        <w:t xml:space="preserve"> </w:t>
-      </w:r>
-      <w:r>
-        <w:t xml:space="preserve">drawn as described in §5.4.</w:t>
-      </w:r>
-    </w:p>
-    <w:p>
-      <w:pPr>
-        <w:pStyle w:val="BodyText"/>
-      </w:pPr>
-      <w:r>
-        <w:t xml:space="preserve">Inputs controlled to platform specification are not characterized in this study. Buffer</w:t>
-      </w:r>
-      <w:r>
-        <w:t xml:space="preserve"> </w:t>
-      </w:r>
-      <w:r>
-        <w:t xml:space="preserve">and titrant composition, vessel material, mixing rate and filter type are fixed at their</w:t>
-      </w:r>
-      <w:r>
-        <w:t xml:space="preserve"> </w:t>
-      </w:r>
-      <w:r>
-        <w:t xml:space="preserve">platform settings, are covered by identity and quality control, and are held constant</w:t>
-      </w:r>
-      <w:r>
-        <w:t xml:space="preserve"> </w:t>
-      </w:r>
-      <w:r>
-        <w:t xml:space="preserve">across every run of the design. Varying them would confound the parameters the study is</w:t>
-      </w:r>
-      <w:r>
-        <w:t xml:space="preserve"> </w:t>
-      </w:r>
-      <w:r>
-        <w:t xml:space="preserve">built to resolve.</w:t>
-      </w:r>
-    </w:p>
-    <w:bookmarkEnd w:id="24"/>
-    <w:bookmarkStart w:id="25" w:name="analytical-methods"/>
-    <w:p>
-      <w:pPr>
-        <w:pStyle w:val="Heading2"/>
-      </w:pPr>
-      <w:r>
-        <w:t xml:space="preserve">5.3 Analytical methods</w:t>
-      </w:r>
-    </w:p>
-    <w:p>
-      <w:pPr>
-        <w:pStyle w:val="FirstParagraph"/>
-      </w:pPr>
-      <w:r>
-        <w:t xml:space="preserve">The validated methods that carry the study are listed with the other controlled</w:t>
-      </w:r>
-      <w:r>
-        <w:t xml:space="preserve"> </w:t>
-      </w:r>
-      <w:r>
-        <w:t xml:space="preserve">documents in</w:t>
-      </w:r>
-      <w:r>
-        <w:t xml:space="preserve"> </w:t>
-      </w:r>
-      <w:hyperlink w:anchor="tbl-sop">
-        <w:r>
-          <w:rPr>
-            <w:rStyle w:val="Hyperlink"/>
-          </w:rPr>
-          <w:t xml:space="preserve">Table 3</w:t>
-        </w:r>
-      </w:hyperlink>
-      <w:r>
-        <w:t xml:space="preserve">. XMuLV infectivity is measured as a fifty-percent tissue culture</w:t>
-      </w:r>
-      <w:r>
-        <w:t xml:space="preserve"> </w:t>
-      </w:r>
-      <w:r>
-        <w:t xml:space="preserve">infectious dose (TCID50) under AMV-3017, aggregate by size-exclusion chromatography under</w:t>
-      </w:r>
-      <w:r>
-        <w:t xml:space="preserve"> </w:t>
-      </w:r>
-      <w:r>
-        <w:t xml:space="preserve">AMV-3011, and acidic charge variants by imaged capillary isoelectric focusing under</w:t>
-      </w:r>
-      <w:r>
-        <w:t xml:space="preserve"> </w:t>
-      </w:r>
-      <w:r>
-        <w:t xml:space="preserve">AMV-3013, and each method is validated for the neutralized hold pool as well as for the</w:t>
-      </w:r>
-      <w:r>
-        <w:t xml:space="preserve"> </w:t>
-      </w:r>
-      <w:r>
-        <w:t xml:space="preserve">load presented to the step.</w:t>
-      </w:r>
-    </w:p>
-    <w:p>
-      <w:pPr>
-        <w:pStyle w:val="BodyText"/>
-      </w:pPr>
-      <w:r>
-        <w:t xml:space="preserve">The log reduction factor is the difference between the log₁₀ total infectivity of the</w:t>
-      </w:r>
-      <w:r>
-        <w:t xml:space="preserve"> </w:t>
-      </w:r>
-      <w:r>
-        <w:t xml:space="preserve">spiked load and the log₁₀ total infectivity of the held pool, with the volume of each</w:t>
-      </w:r>
-      <w:r>
-        <w:t xml:space="preserve"> </w:t>
-      </w:r>
-      <w:r>
-        <w:t xml:space="preserve">taken into account. Method performance, including the limit of detection that bounds the</w:t>
-      </w:r>
-      <w:r>
-        <w:t xml:space="preserve"> </w:t>
-      </w:r>
-      <w:r>
-        <w:t xml:space="preserve">largest reduction the assay can report, is held in the validation records named in</w:t>
-      </w:r>
-      <w:r>
-        <w:t xml:space="preserve"> </w:t>
-      </w:r>
-      <w:hyperlink w:anchor="tbl-sop">
-        <w:r>
-          <w:rPr>
-            <w:rStyle w:val="Hyperlink"/>
-          </w:rPr>
-          <w:t xml:space="preserve">Table 3</w:t>
-        </w:r>
-      </w:hyperlink>
-      <w:r>
-        <w:t xml:space="preserve"> </w:t>
-      </w:r>
-      <w:r>
-        <w:t xml:space="preserve">and is summarized in PCR-006. Where a pool sample gives no detectable virus, the</w:t>
-      </w:r>
-      <w:r>
-        <w:t xml:space="preserve"> </w:t>
-      </w:r>
-      <w:r>
-        <w:t xml:space="preserve">reduction will be reported as at least the value calculated from the detection limit, and</w:t>
-      </w:r>
-      <w:r>
-        <w:t xml:space="preserve"> </w:t>
-      </w:r>
-      <w:r>
-        <w:t xml:space="preserve">that run will not be treated as a point estimate of the reduction achieved.</w:t>
-      </w:r>
-    </w:p>
-    <w:bookmarkEnd w:id="25"/>
-    <w:bookmarkStart w:id="26" w:name="sampling-plan"/>
-    <w:p>
-      <w:pPr>
-        <w:pStyle w:val="Heading2"/>
-      </w:pPr>
-      <w:r>
-        <w:t xml:space="preserve">5.4 Sampling plan</w:t>
-      </w:r>
-    </w:p>
-    <w:p>
-      <w:pPr>
-        <w:pStyle w:val="FirstParagraph"/>
-      </w:pPr>
-      <w:r>
-        <w:t xml:space="preserve">Every run gives a spiked load sample and an end-of-hold pool sample, and both are assayed</w:t>
-      </w:r>
-      <w:r>
-        <w:t xml:space="preserve"> </w:t>
-      </w:r>
-      <w:r>
-        <w:t xml:space="preserve">for infectivity, for aggregate and for charge variants. The load sample fixes the input</w:t>
-      </w:r>
-      <w:r>
-        <w:t xml:space="preserve"> </w:t>
-      </w:r>
-      <w:r>
-        <w:t xml:space="preserve">titre and the input quality of the run, so each run carries its own control and the</w:t>
-      </w:r>
-      <w:r>
-        <w:t xml:space="preserve"> </w:t>
-      </w:r>
-      <w:r>
-        <w:t xml:space="preserve">reduction is calculated within the run. Load attributes (aggregate, acidic variants and protein</w:t>
-      </w:r>
-      <w:r>
-        <w:t xml:space="preserve"> </w:t>
-      </w:r>
-      <w:r>
-        <w:t xml:space="preserve">concentration) are recorded for every run, so that a load outside its usual composition can be identified afterwards.</w:t>
-      </w:r>
-    </w:p>
-    <w:p>
-      <w:pPr>
-        <w:pStyle w:val="BodyText"/>
-      </w:pPr>
-      <w:r>
-        <w:t xml:space="preserve">Time-course samples will be drawn at intermediate points during the hold on the</w:t>
-      </w:r>
-      <w:r>
-        <w:t xml:space="preserve"> </w:t>
-      </w:r>
-      <w:r>
-        <w:t xml:space="preserve">centre-point runs. These samples confirm the shape of the inactivation curve and show</w:t>
-      </w:r>
-      <w:r>
-        <w:t xml:space="preserve"> </w:t>
-      </w:r>
-      <w:r>
-        <w:t xml:space="preserve">whether the reduction is complete before the end of the shortest hold in the design,</w:t>
-      </w:r>
-      <w:r>
-        <w:t xml:space="preserve"> </w:t>
-      </w:r>
-      <w:r>
-        <w:t xml:space="preserve">which is the question a hold-time range answers only indirectly. Samples are neutralized</w:t>
-      </w:r>
-      <w:r>
-        <w:t xml:space="preserve"> </w:t>
-      </w:r>
-      <w:r>
-        <w:t xml:space="preserve">on withdrawal and handled under SOP-2009, and identity, time of withdrawal and analyst</w:t>
-      </w:r>
-      <w:r>
-        <w:t xml:space="preserve"> </w:t>
-      </w:r>
-      <w:r>
-        <w:t xml:space="preserve">are recorded at the point of collection (§9).</w:t>
-      </w:r>
-    </w:p>
-    <w:bookmarkEnd w:id="26"/>
-    <w:bookmarkStart w:id="27" w:name="statistical-methods"/>
-    <w:p>
-      <w:pPr>
-        <w:pStyle w:val="Heading2"/>
-      </w:pPr>
-      <w:r>
-        <w:t xml:space="preserve">5.5 Statistical methods</w:t>
-      </w:r>
-    </w:p>
-    <w:p>
-      <w:pPr>
-        <w:pStyle w:val="FirstParagraph"/>
-      </w:pPr>
-      <w:r>
-        <w:t xml:space="preserve">The analysis follows SOP-1002. Each parameter is coded so that the low and high edges of</w:t>
-      </w:r>
-      <w:r>
-        <w:t xml:space="preserve"> </w:t>
-      </w:r>
-      <w:r>
-        <w:t xml:space="preserve">its characterization range take the coded levels -1 and +1 and the midpoint takes the</w:t>
-      </w:r>
-      <w:r>
-        <w:t xml:space="preserve"> </w:t>
-      </w:r>
-      <w:r>
-        <w:t xml:space="preserve">coded level 0. Coding puts parameters measured in different units on a common scale, so</w:t>
-      </w:r>
-      <w:r>
-        <w:t xml:space="preserve"> </w:t>
-      </w:r>
-      <w:r>
-        <w:t xml:space="preserve">that the estimated effects can be compared directly. The screening data will be fitted by</w:t>
-      </w:r>
-      <w:r>
-        <w:t xml:space="preserve"> </w:t>
-      </w:r>
-      <w:r>
-        <w:t xml:space="preserve">ordinary least squares with all main effects and all two-factor interactions, and an</w:t>
-      </w:r>
-      <w:r>
-        <w:t xml:space="preserve"> </w:t>
-      </w:r>
-      <w:r>
-        <w:t xml:space="preserve">effect will be reported as twice the corresponding coded coefficient. Significance is</w:t>
-      </w:r>
-      <w:r>
-        <w:t xml:space="preserve"> </w:t>
-      </w:r>
-      <w:r>
-        <w:t xml:space="preserve">judged at α = 0.05.</w:t>
-      </w:r>
-    </w:p>
-    <w:p>
-      <w:pPr>
-        <w:pStyle w:val="BodyText"/>
-      </w:pPr>
-      <w:r>
-        <w:t xml:space="preserve">The response-surface data will be fitted with the full quadratic model in the</w:t>
-      </w:r>
-      <w:r>
-        <w:t xml:space="preserve"> </w:t>
-      </w:r>
-      <w:r>
-        <w:t xml:space="preserve">multivariate parameters. Model adequacy will be judged on the coefficient of</w:t>
-      </w:r>
-      <w:r>
-        <w:t xml:space="preserve"> </w:t>
-      </w:r>
-      <w:r>
-        <w:t xml:space="preserve">determination, on its adjusted and predicted forms, on the overall F test, and on an</w:t>
-      </w:r>
-      <w:r>
-        <w:t xml:space="preserve"> </w:t>
-      </w:r>
-      <w:r>
-        <w:t xml:space="preserve">analysis of variance that partitions the residual variation into lack of fit and pure</w:t>
-      </w:r>
-      <w:r>
-        <w:t xml:space="preserve"> </w:t>
-      </w:r>
-      <w:r>
-        <w:t xml:space="preserve">error from the replicated centre points. A model whose lack of fit is significant at</w:t>
-      </w:r>
-      <w:r>
-        <w:t xml:space="preserve"> </w:t>
-      </w:r>
-      <w:r>
-        <w:t xml:space="preserve">α = 0.05 will not be used to define the operating region, and both the deficiency and the</w:t>
-      </w:r>
-      <w:r>
-        <w:t xml:space="preserve"> </w:t>
-      </w:r>
-      <w:r>
-        <w:t xml:space="preserve">action taken in response will be reported in PCR-006.</w:t>
-      </w:r>
-    </w:p>
-    <w:p>
-      <w:pPr>
-        <w:pStyle w:val="BodyText"/>
-      </w:pPr>
-      <w:r>
-        <w:t xml:space="preserve">The two designs do different work. The screening design identifies which parameters and</w:t>
-      </w:r>
-      <w:r>
-        <w:t xml:space="preserve"> </w:t>
-      </w:r>
-      <w:r>
-        <w:t xml:space="preserve">which interactions are active over the ranges studied. The response-surface model is the</w:t>
-      </w:r>
-      <w:r>
-        <w:t xml:space="preserve"> </w:t>
-      </w:r>
-      <w:r>
-        <w:t xml:space="preserve">predictive model, and it is the basis of the operating region, of the proven acceptable</w:t>
-      </w:r>
-      <w:r>
-        <w:t xml:space="preserve"> </w:t>
-      </w:r>
-      <w:r>
-        <w:t xml:space="preserve">ranges of §8 and of any prediction at a condition the design did not run. No design-space</w:t>
-      </w:r>
-      <w:r>
-        <w:t xml:space="preserve"> </w:t>
-      </w:r>
-      <w:r>
-        <w:t xml:space="preserve">claim will be made from the screening fit.</w:t>
-      </w:r>
-    </w:p>
-    <w:p>
-      <w:pPr>
-        <w:pStyle w:val="BodyText"/>
-      </w:pPr>
-      <w:r>
-        <w:t xml:space="preserve">Commercial-scale capability will be estimated by Monte-Carlo simulation of</w:t>
-      </w:r>
-      <w:r>
-        <w:t xml:space="preserve"> </w:t>
-      </w:r>
-      <w:r>
-        <w:t xml:space="preserve">2,000 batches, with the parameters drawn from their normal</w:t>
-      </w:r>
-      <w:r>
-        <w:t xml:space="preserve"> </w:t>
-      </w:r>
-      <w:r>
-        <w:t xml:space="preserve">operating ranges and propagated through the fitted response-surface model. It will be</w:t>
-      </w:r>
-      <w:r>
-        <w:t xml:space="preserve"> </w:t>
-      </w:r>
-      <w:r>
-        <w:t xml:space="preserve">reported in PCR-006 as a one-sided capability index against each criterion of</w:t>
-      </w:r>
-      <w:r>
-        <w:t xml:space="preserve"> </w:t>
-      </w:r>
-      <w:hyperlink w:anchor="tbl-acc">
-        <w:r>
-          <w:rPr>
-            <w:rStyle w:val="Hyperlink"/>
-          </w:rPr>
-          <w:t xml:space="preserve">Table 8</w:t>
-        </w:r>
-      </w:hyperlink>
-      <w:r>
-        <w:t xml:space="preserve">.</w:t>
-      </w:r>
-      <w:r>
-        <w:t xml:space="preserve"> </w:t>
-      </w:r>
-      <w:r>
-        <w:t xml:space="preserve">The capability estimate informs the control strategy, and this plan sets no numeric</w:t>
-      </w:r>
-      <w:r>
-        <w:t xml:space="preserve"> </w:t>
-      </w:r>
-      <w:r>
-        <w:t xml:space="preserve">capability threshold as a condition of the study.</w:t>
-      </w:r>
-    </w:p>
-    <w:bookmarkEnd w:id="27"/>
-    <w:bookmarkEnd w:id="28"/>
-    <w:bookmarkStart w:id="35" w:name="study-design"/>
-    <w:p>
-      <w:pPr>
-        <w:pStyle w:val="Heading1"/>
-      </w:pPr>
-      <w:r>
-        <w:t xml:space="preserve">6. Study design</w:t>
-      </w:r>
-    </w:p>
-    <w:bookmarkStart w:id="31" w:name="factors-ranges-and-study-type"/>
-    <w:p>
-      <w:pPr>
-        <w:pStyle w:val="Heading2"/>
-      </w:pPr>
-      <w:r>
-        <w:t xml:space="preserve">6.1 Factors, ranges and study type</w:t>
-      </w:r>
-    </w:p>
-    <w:p>
-      <w:pPr>
-        <w:pStyle w:val="FirstParagraph"/>
-      </w:pPr>
-      <w:r>
-        <w:t xml:space="preserve">The parameters of the step, their set-points, their characterization ranges, their normal</w:t>
-      </w:r>
-      <w:r>
-        <w:t xml:space="preserve"> </w:t>
-      </w:r>
-      <w:r>
-        <w:t xml:space="preserve">operating ranges and their study type are given in</w:t>
-      </w:r>
-      <w:r>
-        <w:t xml:space="preserve"> </w:t>
-      </w:r>
-      <w:hyperlink w:anchor="tbl-params">
-        <w:r>
-          <w:rPr>
-            <w:rStyle w:val="Hyperlink"/>
-          </w:rPr>
-          <w:t xml:space="preserve">Table 6</w:t>
-        </w:r>
-      </w:hyperlink>
-      <w:r>
-        <w:t xml:space="preserve">.</w:t>
+        <w:t xml:space="preserve"> </w:t>
+      </w:r>
+      <w:r>
+        <w:t xml:space="preserve">lists the validated methods that will generate the responses. XMuLV infectivity will</w:t>
+      </w:r>
+      <w:r>
+        <w:t xml:space="preserve"> </w:t>
+      </w:r>
+      <w:r>
+        <w:t xml:space="preserve">be measured as a TCID50 titre under AMV-3017, and the log reduction factor is the difference</w:t>
+      </w:r>
+      <w:r>
+        <w:t xml:space="preserve"> </w:t>
+      </w:r>
+      <w:r>
+        <w:t xml:space="preserve">between the titre of the spiked load and the titre of the held pool, each corrected for</w:t>
+      </w:r>
+      <w:r>
+        <w:t xml:space="preserve"> </w:t>
+      </w:r>
+      <w:r>
+        <w:t xml:space="preserve">volume. Size variants will be measured by SEC under AMV-3011. Charge variants will be</w:t>
+      </w:r>
+      <w:r>
+        <w:t xml:space="preserve"> </w:t>
+      </w:r>
+      <w:r>
+        <w:t xml:space="preserve">measured by imaged capillary isoelectric focusing under AMV-3013.</w:t>
       </w:r>
     </w:p>
     <w:tbl>
@@ -3720,7 +3526,7 @@
       <w:tr>
         <w:tc>
           <w:tcPr/>
-          <w:bookmarkStart w:id="29" w:name="tbl-params"/>
+          <w:bookmarkStart w:id="25" w:name="tbl-amv"/>
           <w:p>
             <w:pPr>
               <w:jc w:val="center"/>
@@ -3731,7 +3537,607 @@
               <w:pStyle w:val="ImageCaption"/>
             </w:pPr>
             <w:r>
-              <w:t xml:space="preserve">Table 6: Parameters to be studied, with their characterization and normal operating ranges.</w:t>
+              <w:t xml:space="preserve">Table 6: Validated analytical methods for the study responses.</w:t>
+            </w:r>
+          </w:p>
+          <w:tbl>
+            <w:tblPr>
+              <w:tblStyle w:val="Table"/>
+              <w:tblW w:type="auto" w:w="0"/>
+              <w:tblLook w:firstRow="1" w:lastRow="0" w:firstColumn="0" w:lastColumn="0" w:noHBand="0" w:noVBand="0" w:val="0020"/>
+            </w:tblPr>
+            <w:tblGrid>
+              <w:gridCol w:w="2640"/>
+              <w:gridCol w:w="2640"/>
+              <w:gridCol w:w="2640"/>
+            </w:tblGrid>
+            <w:tr>
+              <w:trPr>
+                <w:tblHeader w:val="on"/>
+              </w:trPr>
+              <w:tc>
+                <w:tcPr/>
+                <w:p>
+                  <w:pPr>
+                    <w:pStyle w:val="Compact"/>
+                    <w:jc w:val="left"/>
+                    <w:jc w:val="center"/>
+                  </w:pPr>
+                  <w:r>
+                    <w:t xml:space="preserve">Reference</w:t>
+                  </w:r>
+                </w:p>
+              </w:tc>
+              <w:tc>
+                <w:tcPr/>
+                <w:p>
+                  <w:pPr>
+                    <w:pStyle w:val="Compact"/>
+                    <w:jc w:val="left"/>
+                    <w:jc w:val="center"/>
+                  </w:pPr>
+                  <w:r>
+                    <w:t xml:space="preserve">Title</w:t>
+                  </w:r>
+                </w:p>
+              </w:tc>
+              <w:tc>
+                <w:tcPr/>
+                <w:p>
+                  <w:pPr>
+                    <w:pStyle w:val="Compact"/>
+                    <w:jc w:val="left"/>
+                    <w:jc w:val="center"/>
+                  </w:pPr>
+                  <w:r>
+                    <w:t xml:space="preserve">Type</w:t>
+                  </w:r>
+                </w:p>
+              </w:tc>
+            </w:tr>
+            <w:tr>
+              <w:tc>
+                <w:tcPr/>
+                <w:p>
+                  <w:pPr>
+                    <w:pStyle w:val="Compact"/>
+                    <w:jc w:val="left"/>
+                    <w:jc w:val="center"/>
+                  </w:pPr>
+                  <w:r>
+                    <w:t xml:space="preserve">AMV-3017</w:t>
+                  </w:r>
+                </w:p>
+              </w:tc>
+              <w:tc>
+                <w:tcPr/>
+                <w:p>
+                  <w:pPr>
+                    <w:pStyle w:val="Compact"/>
+                    <w:jc w:val="left"/>
+                    <w:jc w:val="center"/>
+                  </w:pPr>
+                  <w:r>
+                    <w:t xml:space="preserve">XMuLV Infectivity Titre (TCID50)</w:t>
+                  </w:r>
+                </w:p>
+              </w:tc>
+              <w:tc>
+                <w:tcPr/>
+                <w:p>
+                  <w:pPr>
+                    <w:pStyle w:val="Compact"/>
+                    <w:jc w:val="left"/>
+                    <w:jc w:val="center"/>
+                  </w:pPr>
+                  <w:r>
+                    <w:t xml:space="preserve">Method validation</w:t>
+                  </w:r>
+                </w:p>
+              </w:tc>
+            </w:tr>
+            <w:tr>
+              <w:tc>
+                <w:tcPr/>
+                <w:p>
+                  <w:pPr>
+                    <w:pStyle w:val="Compact"/>
+                    <w:jc w:val="left"/>
+                    <w:jc w:val="center"/>
+                  </w:pPr>
+                  <w:r>
+                    <w:t xml:space="preserve">AMV-3011</w:t>
+                  </w:r>
+                </w:p>
+              </w:tc>
+              <w:tc>
+                <w:tcPr/>
+                <w:p>
+                  <w:pPr>
+                    <w:pStyle w:val="Compact"/>
+                    <w:jc w:val="left"/>
+                    <w:jc w:val="center"/>
+                  </w:pPr>
+                  <w:r>
+                    <w:t xml:space="preserve">Size-Variants (SEC-HPLC)</w:t>
+                  </w:r>
+                </w:p>
+              </w:tc>
+              <w:tc>
+                <w:tcPr/>
+                <w:p>
+                  <w:pPr>
+                    <w:pStyle w:val="Compact"/>
+                    <w:jc w:val="left"/>
+                    <w:jc w:val="center"/>
+                  </w:pPr>
+                  <w:r>
+                    <w:t xml:space="preserve">Method validation</w:t>
+                  </w:r>
+                </w:p>
+              </w:tc>
+            </w:tr>
+            <w:tr>
+              <w:tc>
+                <w:tcPr/>
+                <w:p>
+                  <w:pPr>
+                    <w:pStyle w:val="Compact"/>
+                    <w:jc w:val="left"/>
+                    <w:jc w:val="center"/>
+                  </w:pPr>
+                  <w:r>
+                    <w:t xml:space="preserve">AMV-3013</w:t>
+                  </w:r>
+                </w:p>
+              </w:tc>
+              <w:tc>
+                <w:tcPr/>
+                <w:p>
+                  <w:pPr>
+                    <w:pStyle w:val="Compact"/>
+                    <w:jc w:val="left"/>
+                    <w:jc w:val="center"/>
+                  </w:pPr>
+                  <w:r>
+                    <w:t xml:space="preserve">Charge Variants (icIEF)</w:t>
+                  </w:r>
+                </w:p>
+              </w:tc>
+              <w:tc>
+                <w:tcPr/>
+                <w:p>
+                  <w:pPr>
+                    <w:pStyle w:val="Compact"/>
+                    <w:jc w:val="left"/>
+                    <w:jc w:val="center"/>
+                  </w:pPr>
+                  <w:r>
+                    <w:t xml:space="preserve">Method validation</w:t>
+                  </w:r>
+                </w:p>
+              </w:tc>
+            </w:tr>
+          </w:tbl>
+          <w:bookmarkEnd w:id="25"/>
+          <w:p/>
+        </w:tc>
+      </w:tr>
+    </w:tbl>
+    <w:p>
+      <w:pPr>
+        <w:pStyle w:val="BodyText"/>
+      </w:pPr>
+      <w:r>
+        <w:t xml:space="preserve">The precision of the infectivity assay bounds what the design can resolve. AMV-3017 reports</w:t>
+      </w:r>
+      <w:r>
+        <w:t xml:space="preserve"> </w:t>
+      </w:r>
+      <w:r>
+        <w:t xml:space="preserve">an intermediate precision of 0.3 log₁₀ and a quantitation</w:t>
+      </w:r>
+      <w:r>
+        <w:t xml:space="preserve"> </w:t>
+      </w:r>
+      <w:r>
+        <w:t xml:space="preserve">limit of 1.5 log₁₀ TCID50/mL, and the assay accounts for</w:t>
+      </w:r>
+      <w:r>
+        <w:t xml:space="preserve"> </w:t>
+      </w:r>
+      <w:r>
+        <w:t xml:space="preserve">28.0% of the observed variance in the response. Differences in</w:t>
+      </w:r>
+      <w:r>
+        <w:t xml:space="preserve"> </w:t>
+      </w:r>
+      <w:r>
+        <w:t xml:space="preserve">log reduction smaller than the assay precision will not be treated as real, whatever their</w:t>
+      </w:r>
+      <w:r>
+        <w:t xml:space="preserve"> </w:t>
+      </w:r>
+      <w:r>
+        <w:t xml:space="preserve">p value, and full method performance is held in the validation records listed in</w:t>
+      </w:r>
+      <w:r>
+        <w:t xml:space="preserve"> </w:t>
+      </w:r>
+      <w:hyperlink w:anchor="tbl-refs">
+        <w:r>
+          <w:rPr>
+            <w:rStyle w:val="Hyperlink"/>
+          </w:rPr>
+          <w:t xml:space="preserve">Table 3</w:t>
+        </w:r>
+      </w:hyperlink>
+      <w:r>
+        <w:t xml:space="preserve">.</w:t>
+      </w:r>
+    </w:p>
+    <w:bookmarkEnd w:id="26"/>
+    <w:bookmarkStart w:id="27" w:name="sampling-plan"/>
+    <w:p>
+      <w:pPr>
+        <w:pStyle w:val="Heading2"/>
+      </w:pPr>
+      <w:r>
+        <w:t xml:space="preserve">5.4 Sampling plan</w:t>
+      </w:r>
+    </w:p>
+    <w:p>
+      <w:pPr>
+        <w:pStyle w:val="FirstParagraph"/>
+      </w:pPr>
+      <w:r>
+        <w:t xml:space="preserve">Unspiked runs will be sampled at the end of the hold, after neutralisation and filtration,</w:t>
+      </w:r>
+      <w:r>
+        <w:t xml:space="preserve"> </w:t>
+      </w:r>
+      <w:r>
+        <w:t xml:space="preserve">for aggregate and for charge variants, and a sample of the Protein A pool will be retained</w:t>
+      </w:r>
+      <w:r>
+        <w:t xml:space="preserve"> </w:t>
+      </w:r>
+      <w:r>
+        <w:t xml:space="preserve">from each run, so that the change across the step can be reported and not only the outlet</w:t>
+      </w:r>
+      <w:r>
+        <w:t xml:space="preserve"> </w:t>
+      </w:r>
+      <w:r>
+        <w:t xml:space="preserve">level.</w:t>
+      </w:r>
+    </w:p>
+    <w:p>
+      <w:pPr>
+        <w:pStyle w:val="BodyText"/>
+      </w:pPr>
+      <w:r>
+        <w:t xml:space="preserve">Spiked runs will be sampled at the start and at the end of the hold for infectivity.</w:t>
+      </w:r>
+      <w:r>
+        <w:t xml:space="preserve"> </w:t>
+      </w:r>
+      <w:r>
+        <w:t xml:space="preserve">Intermediate samples will be taken during the hold, so that the inactivation kinetics can be</w:t>
+      </w:r>
+      <w:r>
+        <w:t xml:space="preserve"> </w:t>
+      </w:r>
+      <w:r>
+        <w:t xml:space="preserve">described and so that a run reaching the quantitation limit before the end of the hold can be</w:t>
+      </w:r>
+      <w:r>
+        <w:t xml:space="preserve"> </w:t>
+      </w:r>
+      <w:r>
+        <w:t xml:space="preserve">identified as such. Cytotoxicity and interference controls will be run at the dilutions used</w:t>
+      </w:r>
+      <w:r>
+        <w:t xml:space="preserve"> </w:t>
+      </w:r>
+      <w:r>
+        <w:t xml:space="preserve">for the samples, as ICH Q5A(R2) requires</w:t>
+      </w:r>
+      <w:r>
+        <w:t xml:space="preserve"> </w:t>
+      </w:r>
+      <w:r>
+        <w:t xml:space="preserve">(International Council for Harmonisation 2023a)</w:t>
+      </w:r>
+      <w:r>
+        <w:t xml:space="preserve">.</w:t>
+      </w:r>
+    </w:p>
+    <w:p>
+      <w:pPr>
+        <w:pStyle w:val="BodyText"/>
+      </w:pPr>
+      <w:r>
+        <w:t xml:space="preserve">Centre-point replication differs between the two designs, since the screening design carries</w:t>
+      </w:r>
+      <w:r>
+        <w:t xml:space="preserve"> </w:t>
+      </w:r>
+      <w:r>
+        <w:t xml:space="preserve">3 centre points and the response-surface design carries</w:t>
+      </w:r>
+      <w:r>
+        <w:t xml:space="preserve"> </w:t>
+      </w:r>
+      <w:r>
+        <w:t xml:space="preserve">4. Every centre point is a complete run, executed from titration</w:t>
+      </w:r>
+      <w:r>
+        <w:t xml:space="preserve"> </w:t>
+      </w:r>
+      <w:r>
+        <w:t xml:space="preserve">through to assay, so the replicates capture the variability of the procedure and not only the</w:t>
+      </w:r>
+      <w:r>
+        <w:t xml:space="preserve"> </w:t>
+      </w:r>
+      <w:r>
+        <w:t xml:space="preserve">variability of the assay.</w:t>
+      </w:r>
+    </w:p>
+    <w:bookmarkEnd w:id="27"/>
+    <w:bookmarkStart w:id="28" w:name="statistical-methods"/>
+    <w:p>
+      <w:pPr>
+        <w:pStyle w:val="Heading2"/>
+      </w:pPr>
+      <w:r>
+        <w:t xml:space="preserve">5.5 Statistical methods</w:t>
+      </w:r>
+    </w:p>
+    <w:p>
+      <w:pPr>
+        <w:pStyle w:val="FirstParagraph"/>
+      </w:pPr>
+      <w:r>
+        <w:t xml:space="preserve">Analysis will follow SOP-1002, and each factor is coded so that the edges of its</w:t>
+      </w:r>
+      <w:r>
+        <w:t xml:space="preserve"> </w:t>
+      </w:r>
+      <w:r>
+        <w:t xml:space="preserve">characterization range are −1 and +1. The coded centre is the midpoint of that range, and it</w:t>
+      </w:r>
+      <w:r>
+        <w:t xml:space="preserve"> </w:t>
+      </w:r>
+      <w:r>
+        <w:t xml:space="preserve">does not coincide with the set-point for any of the multivariate parameters, so predictions</w:t>
+      </w:r>
+      <w:r>
+        <w:t xml:space="preserve"> </w:t>
+      </w:r>
+      <w:r>
+        <w:t xml:space="preserve">at the set-point will be made at the coded values of the set-points given in</w:t>
+      </w:r>
+      <w:r>
+        <w:t xml:space="preserve"> </w:t>
+      </w:r>
+      <w:hyperlink w:anchor="tbl-params">
+        <w:r>
+          <w:rPr>
+            <w:rStyle w:val="Hyperlink"/>
+          </w:rPr>
+          <w:t xml:space="preserve">Table 7</w:t>
+        </w:r>
+      </w:hyperlink>
+      <w:r>
+        <w:t xml:space="preserve">.</w:t>
+      </w:r>
+    </w:p>
+    <w:p>
+      <w:pPr>
+        <w:pStyle w:val="BodyText"/>
+      </w:pPr>
+      <w:r>
+        <w:t xml:space="preserve">The screening design will be analysed by ordinary least squares with main effects and</w:t>
+      </w:r>
+      <w:r>
+        <w:t xml:space="preserve"> </w:t>
+      </w:r>
+      <w:r>
+        <w:t xml:space="preserve">two-factor interactions. An effect is reported as twice the coded coefficient, so it is the</w:t>
+      </w:r>
+      <w:r>
+        <w:t xml:space="preserve"> </w:t>
+      </w:r>
+      <w:r>
+        <w:t xml:space="preserve">change in the response across the whole studied range of that factor, and significance will</w:t>
+      </w:r>
+      <w:r>
+        <w:t xml:space="preserve"> </w:t>
+      </w:r>
+      <w:r>
+        <w:t xml:space="preserve">be judged at α = 0.05.</w:t>
+      </w:r>
+    </w:p>
+    <w:p>
+      <w:pPr>
+        <w:pStyle w:val="BodyText"/>
+      </w:pPr>
+      <w:r>
+        <w:t xml:space="preserve">The screening analysis identifies which factors matter and how they interact, but it is not</w:t>
+      </w:r>
+      <w:r>
+        <w:t xml:space="preserve"> </w:t>
+      </w:r>
+      <w:r>
+        <w:t xml:space="preserve">the predictive model. The response-surface model is the predictive model, and it is the basis</w:t>
+      </w:r>
+      <w:r>
+        <w:t xml:space="preserve"> </w:t>
+      </w:r>
+      <w:r>
+        <w:t xml:space="preserve">of the operating region (§7) and of the proven acceptable ranges (§8). The response-surface</w:t>
+      </w:r>
+      <w:r>
+        <w:t xml:space="preserve"> </w:t>
+      </w:r>
+      <w:r>
+        <w:t xml:space="preserve">design will be analysed as a full quadratic model in the same factors.</w:t>
+      </w:r>
+    </w:p>
+    <w:p>
+      <w:pPr>
+        <w:pStyle w:val="BodyText"/>
+      </w:pPr>
+      <w:r>
+        <w:t xml:space="preserve">Model adequacy will be judged on R², on adjusted R², on predicted R² from the PRESS</w:t>
+      </w:r>
+      <w:r>
+        <w:t xml:space="preserve"> </w:t>
+      </w:r>
+      <w:r>
+        <w:t xml:space="preserve">statistic, on the model F test, and on an analysis of variance that partitions the residual</w:t>
+      </w:r>
+      <w:r>
+        <w:t xml:space="preserve"> </w:t>
+      </w:r>
+      <w:r>
+        <w:t xml:space="preserve">variation into lack of fit and pure error. §7 states what follows from each outcome.</w:t>
+      </w:r>
+    </w:p>
+    <w:p>
+      <w:pPr>
+        <w:pStyle w:val="BodyText"/>
+      </w:pPr>
+      <w:r>
+        <w:t xml:space="preserve">Capability at commercial scale will be estimated by Monte-Carlo simulation of</w:t>
+      </w:r>
+      <w:r>
+        <w:t xml:space="preserve"> </w:t>
+      </w:r>
+      <w:r>
+        <w:t xml:space="preserve">2,000 batches, with each parameter drawn across its normal operating range and the</w:t>
+      </w:r>
+      <w:r>
+        <w:t xml:space="preserve"> </w:t>
+      </w:r>
+      <w:r>
+        <w:t xml:space="preserve">fitted models used to predict the responses, and capability against a one-sided criterion</w:t>
+      </w:r>
+      <w:r>
+        <w:t xml:space="preserve"> </w:t>
+      </w:r>
+      <w:r>
+        <w:t xml:space="preserve">will be reported as Cpk. A response with no active factor over the ranges studied will be</w:t>
+      </w:r>
+      <w:r>
+        <w:t xml:space="preserve"> </w:t>
+      </w:r>
+      <w:r>
+        <w:t xml:space="preserve">reported as robust, and its factors will be retained in the knowledge space as evidence of</w:t>
+      </w:r>
+      <w:r>
+        <w:t xml:space="preserve"> </w:t>
+      </w:r>
+      <w:r>
+        <w:t xml:space="preserve">that robustness.</w:t>
+      </w:r>
+    </w:p>
+    <w:bookmarkEnd w:id="28"/>
+    <w:bookmarkEnd w:id="29"/>
+    <w:bookmarkStart w:id="36" w:name="study-design"/>
+    <w:p>
+      <w:pPr>
+        <w:pStyle w:val="Heading1"/>
+      </w:pPr>
+      <w:r>
+        <w:t xml:space="preserve">6. Study design</w:t>
+      </w:r>
+    </w:p>
+    <w:bookmarkStart w:id="32" w:name="factors-ranges-and-study-type"/>
+    <w:p>
+      <w:pPr>
+        <w:pStyle w:val="Heading2"/>
+      </w:pPr>
+      <w:r>
+        <w:t xml:space="preserve">6.1 Factors, ranges and study type</w:t>
+      </w:r>
+    </w:p>
+    <w:p>
+      <w:pPr>
+        <w:pStyle w:val="FirstParagraph"/>
+      </w:pPr>
+      <w:hyperlink w:anchor="tbl-params">
+        <w:r>
+          <w:rPr>
+            <w:rStyle w:val="Hyperlink"/>
+          </w:rPr>
+          <w:t xml:space="preserve">Table 7</w:t>
+        </w:r>
+      </w:hyperlink>
+      <w:r>
+        <w:t xml:space="preserve"> </w:t>
+      </w:r>
+      <w:r>
+        <w:t xml:space="preserve">gives the parameters, their set-points, the ranges to be studied, the normal</w:t>
+      </w:r>
+      <w:r>
+        <w:t xml:space="preserve"> </w:t>
+      </w:r>
+      <w:r>
+        <w:t xml:space="preserve">operating ranges and the study type, and</w:t>
+      </w:r>
+      <w:r>
+        <w:t xml:space="preserve"> </w:t>
+      </w:r>
+      <w:hyperlink w:anchor="tbl-legend">
+        <w:r>
+          <w:rPr>
+            <w:rStyle w:val="Hyperlink"/>
+          </w:rPr>
+          <w:t xml:space="preserve">Table 8</w:t>
+        </w:r>
+      </w:hyperlink>
+      <w:r>
+        <w:t xml:space="preserve"> </w:t>
+      </w:r>
+      <w:r>
+        <w:t xml:space="preserve">gives the coded letters used for the</w:t>
+      </w:r>
+      <w:r>
+        <w:t xml:space="preserve"> </w:t>
+      </w:r>
+      <w:r>
+        <w:t xml:space="preserve">multivariate factors in the design matrices in Appendix A and Appendix B.</w:t>
+      </w:r>
+    </w:p>
+    <w:tbl>
+      <w:tblPr>
+        <w:tblStyle w:val="Table"/>
+        <w:tblW w:type="pct" w:w="5000"/>
+        <w:tblLayout w:type="fixed"/>
+        <w:tblLook w:firstRow="0" w:lastRow="0" w:firstColumn="0" w:lastColumn="0" w:noHBand="0" w:noVBand="0" w:val="0000"/>
+      </w:tblPr>
+      <w:tblGrid>
+        <w:gridCol w:w="7920"/>
+      </w:tblGrid>
+      <w:tr>
+        <w:tc>
+          <w:tcPr/>
+          <w:bookmarkStart w:id="30" w:name="tbl-params"/>
+          <w:p>
+            <w:pPr>
+              <w:jc w:val="center"/>
+            </w:pPr>
+            <w:pPr>
+              <w:jc w:val="left"/>
+              <w:spacing w:before="200"/>
+              <w:pStyle w:val="ImageCaption"/>
+            </w:pPr>
+            <w:r>
+              <w:t xml:space="preserve">Table 7: Parameters, ranges and study type for the planned characterization. No classification is assigned in this plan.</w:t>
             </w:r>
           </w:p>
           <w:tbl>
@@ -4153,7 +4559,7 @@
               </w:tc>
             </w:tr>
           </w:tbl>
-          <w:bookmarkEnd w:id="29"/>
+          <w:bookmarkEnd w:id="30"/>
           <w:p/>
         </w:tc>
       </w:tr>
@@ -4163,124 +4569,7 @@
         <w:pStyle w:val="BodyText"/>
       </w:pPr>
       <w:r>
-        <w:t xml:space="preserve">Every characterization range is wider than the range the process is controlled to. The</w:t>
-      </w:r>
-      <w:r>
-        <w:t xml:space="preserve"> </w:t>
-      </w:r>
-      <w:r>
-        <w:t xml:space="preserve">ranges are expanded beyond the normal operating ranges so that the study describes the</w:t>
-      </w:r>
-      <w:r>
-        <w:t xml:space="preserve"> </w:t>
-      </w:r>
-      <w:r>
-        <w:t xml:space="preserve">step at conditions the process will not normally see, which is what allows a future</w:t>
-      </w:r>
-      <w:r>
-        <w:t xml:space="preserve"> </w:t>
-      </w:r>
-      <w:r>
-        <w:t xml:space="preserve">excursion to be assessed against data instead of against judgement at the time it occurs.</w:t>
-      </w:r>
-      <w:r>
-        <w:t xml:space="preserve"> </w:t>
-      </w:r>
-      <w:r>
-        <w:t xml:space="preserve">The expansion is not symmetric, because the risk that each edge represents is not symmetric.</w:t>
-      </w:r>
-    </w:p>
-    <w:p>
-      <w:pPr>
-        <w:pStyle w:val="BodyText"/>
-      </w:pPr>
-      <w:r>
-        <w:t xml:space="preserve">The pH range is the narrowest of the multivariate ranges in relative terms, and each of its edges is</w:t>
-      </w:r>
-      <w:r>
-        <w:t xml:space="preserve"> </w:t>
-      </w:r>
-      <w:r>
-        <w:t xml:space="preserve">placed by a different mechanism. The upper edge is set where incomplete inactivation</w:t>
-      </w:r>
-      <w:r>
-        <w:t xml:space="preserve"> </w:t>
-      </w:r>
-      <w:r>
-        <w:t xml:space="preserve">becomes the limiting concern, since the reduction achieved falls as pH rises. The lower</w:t>
-      </w:r>
-      <w:r>
-        <w:t xml:space="preserve"> </w:t>
-      </w:r>
-      <w:r>
-        <w:t xml:space="preserve">edge is set above the pH at which acid-induced aggregation of the platform antibodies has</w:t>
-      </w:r>
-      <w:r>
-        <w:t xml:space="preserve"> </w:t>
-      </w:r>
-      <w:r>
-        <w:t xml:space="preserve">been observed</w:t>
-      </w:r>
-      <w:r>
-        <w:t xml:space="preserve"> </w:t>
-      </w:r>
-      <w:r>
-        <w:t xml:space="preserve">(CMC Biotech Working Group 2009)</w:t>
-      </w:r>
-      <w:r>
-        <w:t xml:space="preserve">, so that the study bounds the product-quality risk without</w:t>
-      </w:r>
-      <w:r>
-        <w:t xml:space="preserve"> </w:t>
-      </w:r>
-      <w:r>
-        <w:t xml:space="preserve">running into it. Hold time is expanded upward only. A hold shorter than the routine</w:t>
-      </w:r>
-      <w:r>
-        <w:t xml:space="preserve"> </w:t>
-      </w:r>
-      <w:r>
-        <w:t xml:space="preserve">minimum is not a condition the procedure permits, and the case that needs bounding is the</w:t>
-      </w:r>
-      <w:r>
-        <w:t xml:space="preserve"> </w:t>
-      </w:r>
-      <w:r>
-        <w:t xml:space="preserve">hold extended by an interruption downstream. Temperature brackets its normal operating</w:t>
-      </w:r>
-      <w:r>
-        <w:t xml:space="preserve"> </w:t>
-      </w:r>
-      <w:r>
-        <w:t xml:space="preserve">range on both sides, at the limits to which the jacket of the temperature-controlled hold</w:t>
-      </w:r>
-      <w:r>
-        <w:t xml:space="preserve"> </w:t>
-      </w:r>
-      <w:r>
-        <w:t xml:space="preserve">vessel can be set (§5.2).</w:t>
-      </w:r>
-    </w:p>
-    <w:p>
-      <w:pPr>
-        <w:pStyle w:val="BodyText"/>
-      </w:pPr>
-      <w:r>
-        <w:t xml:space="preserve">The letter codes used in the design matrices and in the analysis are given in</w:t>
-      </w:r>
-      <w:r>
-        <w:t xml:space="preserve"> </w:t>
-      </w:r>
-      <w:hyperlink w:anchor="tbl-legend">
-        <w:r>
-          <w:rPr>
-            <w:rStyle w:val="Hyperlink"/>
-          </w:rPr>
-          <w:t xml:space="preserve">Table 7</w:t>
-        </w:r>
-      </w:hyperlink>
-      <w:r>
-        <w:t xml:space="preserve">.</w:t>
+        <w:t xml:space="preserve"> </w:t>
       </w:r>
     </w:p>
     <w:tbl>
@@ -4296,7 +4585,7 @@
       <w:tr>
         <w:tc>
           <w:tcPr/>
-          <w:bookmarkStart w:id="30" w:name="tbl-legend"/>
+          <w:bookmarkStart w:id="31" w:name="tbl-legend"/>
           <w:p>
             <w:pPr>
               <w:jc w:val="center"/>
@@ -4307,7 +4596,7 @@
               <w:pStyle w:val="ImageCaption"/>
             </w:pPr>
             <w:r>
-              <w:t xml:space="preserve">Table 7: Factor legend for the coded design matrices.</w:t>
+              <w:t xml:space="preserve">Table 8: Coded factor legend for the planned design matrices.</w:t>
             </w:r>
           </w:p>
           <w:tbl>
@@ -4542,69 +4831,67 @@
               </w:tc>
             </w:tr>
           </w:tbl>
-          <w:bookmarkEnd w:id="30"/>
+          <w:bookmarkEnd w:id="31"/>
           <w:p/>
         </w:tc>
       </w:tr>
     </w:tbl>
-    <w:bookmarkEnd w:id="31"/>
-    <w:bookmarkStart w:id="32" w:name="screening-design"/>
     <w:p>
       <w:pPr>
-        <w:pStyle w:val="Heading2"/>
-      </w:pPr>
-      <w:r>
-        <w:t xml:space="preserve">6.2 Screening design</w:t>
+        <w:pStyle w:val="BodyText"/>
+      </w:pPr>
+      <w:r>
+        <w:t xml:space="preserve">Every studied range is wider than the corresponding normal operating range, because the</w:t>
+      </w:r>
+      <w:r>
+        <w:t xml:space="preserve"> </w:t>
+      </w:r>
+      <w:r>
+        <w:t xml:space="preserve">purpose of the study is to locate the edges and not to confirm the centre. The rationale for</w:t>
+      </w:r>
+      <w:r>
+        <w:t xml:space="preserve"> </w:t>
+      </w:r>
+      <w:r>
+        <w:t xml:space="preserve">each range is given below.</w:t>
       </w:r>
     </w:p>
     <w:p>
       <w:pPr>
-        <w:pStyle w:val="FirstParagraph"/>
-      </w:pPr>
-      <w:r>
-        <w:t xml:space="preserve">The screening study is a full two-level factorial in the 3 multivariate</w:t>
-      </w:r>
-      <w:r>
-        <w:t xml:space="preserve"> </w:t>
-      </w:r>
-      <w:r>
-        <w:t xml:space="preserve">parameters with 3 centre points, giving 11 runs. A full</w:t>
-      </w:r>
-      <w:r>
-        <w:t xml:space="preserve"> </w:t>
-      </w:r>
-      <w:r>
-        <w:t xml:space="preserve">factorial estimates every main effect and every two-factor</w:t>
-      </w:r>
-      <w:r>
-        <w:t xml:space="preserve"> </w:t>
-      </w:r>
-      <w:r>
-        <w:t xml:space="preserve">interaction without aliasing, so no effect the study is interested in is confounded with</w:t>
-      </w:r>
-      <w:r>
-        <w:t xml:space="preserve"> </w:t>
-      </w:r>
-      <w:r>
-        <w:t xml:space="preserve">another, and the three-factor interaction, which prior knowledge gives no reason to</w:t>
-      </w:r>
-      <w:r>
-        <w:t xml:space="preserve"> </w:t>
-      </w:r>
-      <w:r>
-        <w:t xml:space="preserve">expect, is the only term left in the residual. The centre points give a direct estimate</w:t>
-      </w:r>
-      <w:r>
-        <w:t xml:space="preserve"> </w:t>
-      </w:r>
-      <w:r>
-        <w:t xml:space="preserve">of pure error and an indication of curvature. The run order will be randomized, and the</w:t>
-      </w:r>
-      <w:r>
-        <w:t xml:space="preserve"> </w:t>
-      </w:r>
-      <w:r>
-        <w:t xml:space="preserve">planned coded matrix is given in Appendix A.</w:t>
+        <w:pStyle w:val="BodyText"/>
+      </w:pPr>
+      <w:r>
+        <w:t xml:space="preserve">The pH range, 3.2–4, spans both failure modes. Its lower edge sits just above</w:t>
+      </w:r>
+      <w:r>
+        <w:t xml:space="preserve"> </w:t>
+      </w:r>
+      <w:r>
+        <w:t xml:space="preserve">the pH at which platform experience shows visible antibody precipitation, so the study can</w:t>
+      </w:r>
+      <w:r>
+        <w:t xml:space="preserve"> </w:t>
+      </w:r>
+      <w:r>
+        <w:t xml:space="preserve">approach the aggregation edge and still produce material that can be assayed. Its upper edge</w:t>
+      </w:r>
+      <w:r>
+        <w:t xml:space="preserve"> </w:t>
+      </w:r>
+      <w:r>
+        <w:t xml:space="preserve">sits above the pH at which enveloped virus inactivation is expected to become incomplete</w:t>
+      </w:r>
+      <w:r>
+        <w:t xml:space="preserve"> </w:t>
+      </w:r>
+      <w:r>
+        <w:t xml:space="preserve">within the hold times studied. The normal operating range, 3.4–3.6, is narrow and</w:t>
+      </w:r>
+      <w:r>
+        <w:t xml:space="preserve"> </w:t>
+      </w:r>
+      <w:r>
+        <w:t xml:space="preserve">lies well inside both edges. The set-point is pH 3.5.</w:t>
       </w:r>
     </w:p>
     <w:p>
@@ -4612,29 +4899,93 @@
         <w:pStyle w:val="BodyText"/>
       </w:pPr>
       <w:r>
-        <w:t xml:space="preserve">The screening study identifies which parameters and interactions are active over the</w:t>
-      </w:r>
-      <w:r>
-        <w:t xml:space="preserve"> </w:t>
-      </w:r>
-      <w:r>
-        <w:t xml:space="preserve">ranges studied. It does not define an operating region, and no range will be justified</w:t>
-      </w:r>
-      <w:r>
-        <w:t xml:space="preserve"> </w:t>
-      </w:r>
-      <w:r>
-        <w:t xml:space="preserve">from it alone.</w:t>
+        <w:t xml:space="preserve">The hold time range, 60–180 min, starts at the shortest hold</w:t>
+      </w:r>
+      <w:r>
+        <w:t xml:space="preserve"> </w:t>
+      </w:r>
+      <w:r>
+        <w:t xml:space="preserve">that will be permitted at commercial scale and extends well beyond the set-point, so that</w:t>
+      </w:r>
+      <w:r>
+        <w:t xml:space="preserve"> </w:t>
+      </w:r>
+      <w:r>
+        <w:t xml:space="preserve">extended holds caused by equipment or scheduling delays fall inside characterized territory.</w:t>
+      </w:r>
+      <w:r>
+        <w:t xml:space="preserve"> </w:t>
+      </w:r>
+      <w:r>
+        <w:t xml:space="preserve">The upper edge is the condition of greatest acid exposure, and so the worst case for</w:t>
+      </w:r>
+      <w:r>
+        <w:t xml:space="preserve"> </w:t>
+      </w:r>
+      <w:r>
+        <w:t xml:space="preserve">aggregate and for charge variants.</w:t>
+      </w:r>
+    </w:p>
+    <w:p>
+      <w:pPr>
+        <w:pStyle w:val="BodyText"/>
+      </w:pPr>
+      <w:r>
+        <w:t xml:space="preserve">The temperature range, 15–25 °C, spans the ambient</w:t>
+      </w:r>
+      <w:r>
+        <w:t xml:space="preserve"> </w:t>
+      </w:r>
+      <w:r>
+        <w:t xml:space="preserve">conditions of the manufacturing suite and brackets the control tolerance of the hold vessel.</w:t>
+      </w:r>
+      <w:r>
+        <w:t xml:space="preserve"> </w:t>
+      </w:r>
+      <w:r>
+        <w:t xml:space="preserve">The low edge is the worst case for inactivation and the high edge is the worst case for</w:t>
+      </w:r>
+      <w:r>
+        <w:t xml:space="preserve"> </w:t>
+      </w:r>
+      <w:r>
+        <w:t xml:space="preserve">aggregate, so both edges of this range are informative.</w:t>
+      </w:r>
+    </w:p>
+    <w:p>
+      <w:pPr>
+        <w:pStyle w:val="BodyText"/>
+      </w:pPr>
+      <w:r>
+        <w:t xml:space="preserve">The A-Mab concentration range, 5–35 g/L, covers the pool</w:t>
+      </w:r>
+      <w:r>
+        <w:t xml:space="preserve"> </w:t>
+      </w:r>
+      <w:r>
+        <w:t xml:space="preserve">concentrations expected from Protein A across that step’s own characterized load range</w:t>
+      </w:r>
+      <w:r>
+        <w:t xml:space="preserve"> </w:t>
+      </w:r>
+      <w:r>
+        <w:t xml:space="preserve">(PCR-005). Its normal operating range and its studied range are the same, because the step</w:t>
+      </w:r>
+      <w:r>
+        <w:t xml:space="preserve"> </w:t>
+      </w:r>
+      <w:r>
+        <w:t xml:space="preserve">imposes no control on the concentration it receives.</w:t>
       </w:r>
     </w:p>
     <w:bookmarkEnd w:id="32"/>
-    <w:bookmarkStart w:id="33" w:name="response-surface-design"/>
+    <w:bookmarkStart w:id="33" w:name="screening-design"/>
     <w:p>
       <w:pPr>
         <w:pStyle w:val="Heading2"/>
       </w:pPr>
       <w:r>
-        <w:t xml:space="preserve">6.3 Response-surface design</w:t>
+        <w:t xml:space="preserve">6.2 Screening design</w:t>
       </w:r>
     </w:p>
     <w:p>
@@ -4642,31 +4993,131 @@
         <w:pStyle w:val="FirstParagraph"/>
       </w:pPr>
       <w:r>
-        <w:t xml:space="preserve">The response-surface study is a face-centred central composite design in the same</w:t>
-      </w:r>
-      <w:r>
-        <w:t xml:space="preserve"> </w:t>
-      </w:r>
-      <w:r>
-        <w:t xml:space="preserve">3 parameters, with 8 factorial runs,</w:t>
-      </w:r>
-      <w:r>
-        <w:t xml:space="preserve"> </w:t>
-      </w:r>
-      <w:r>
-        <w:t xml:space="preserve">6 axial runs and 4 centre points, giving</w:t>
-      </w:r>
-      <w:r>
-        <w:t xml:space="preserve"> </w:t>
-      </w:r>
-      <w:r>
-        <w:t xml:space="preserve">18 runs. The axial runs sit on the faces of the design cube, so the design</w:t>
-      </w:r>
-      <w:r>
-        <w:t xml:space="preserve"> </w:t>
-      </w:r>
-      <w:r>
-        <w:t xml:space="preserve">adds the curvature terms without going outside the characterization ranges of</w:t>
+        <w:t xml:space="preserve">The screening design is a two-level full factorial in the multivariate factors with</w:t>
+      </w:r>
+      <w:r>
+        <w:t xml:space="preserve"> </w:t>
+      </w:r>
+      <w:r>
+        <w:t xml:space="preserve">3 centre points, giving 11 runs in total, and</w:t>
+      </w:r>
+      <w:r>
+        <w:t xml:space="preserve"> </w:t>
+      </w:r>
+      <w:r>
+        <w:t xml:space="preserve">the run order will be randomised. The design estimates all 8</w:t>
+      </w:r>
+      <w:r>
+        <w:t xml:space="preserve"> </w:t>
+      </w:r>
+      <w:r>
+        <w:t xml:space="preserve">factorial combinations, so every main effect and every two-factor interaction is estimated</w:t>
+      </w:r>
+      <w:r>
+        <w:t xml:space="preserve"> </w:t>
+      </w:r>
+      <w:r>
+        <w:t xml:space="preserve">without aliasing, which is what the interaction risk identified in §4.3 requires. The planned</w:t>
+      </w:r>
+      <w:r>
+        <w:t xml:space="preserve"> </w:t>
+      </w:r>
+      <w:r>
+        <w:t xml:space="preserve">coded matrix is given in Appendix A.</w:t>
+      </w:r>
+    </w:p>
+    <w:p>
+      <w:pPr>
+        <w:pStyle w:val="BodyText"/>
+      </w:pPr>
+      <w:r>
+        <w:t xml:space="preserve">The screening design carries no axial points, so it cannot estimate curvature in any single</w:t>
+      </w:r>
+      <w:r>
+        <w:t xml:space="preserve"> </w:t>
+      </w:r>
+      <w:r>
+        <w:t xml:space="preserve">factor. The centre points will detect curvature as a lack of fit, but they cannot attribute</w:t>
+      </w:r>
+      <w:r>
+        <w:t xml:space="preserve"> </w:t>
+      </w:r>
+      <w:r>
+        <w:t xml:space="preserve">it to one factor, which is the reason for the response-surface design and the reason the</w:t>
+      </w:r>
+      <w:r>
+        <w:t xml:space="preserve"> </w:t>
+      </w:r>
+      <w:r>
+        <w:t xml:space="preserve">screening effects will be reported as an identification of the active factors and not as a</w:t>
+      </w:r>
+      <w:r>
+        <w:t xml:space="preserve"> </w:t>
+      </w:r>
+      <w:r>
+        <w:t xml:space="preserve">predictive model.</w:t>
+      </w:r>
+    </w:p>
+    <w:bookmarkEnd w:id="33"/>
+    <w:bookmarkStart w:id="34" w:name="response-surface-design"/>
+    <w:p>
+      <w:pPr>
+        <w:pStyle w:val="Heading2"/>
+      </w:pPr>
+      <w:r>
+        <w:t xml:space="preserve">6.3 Response-surface design</w:t>
+      </w:r>
+    </w:p>
+    <w:p>
+      <w:pPr>
+        <w:pStyle w:val="FirstParagraph"/>
+      </w:pPr>
+      <w:r>
+        <w:t xml:space="preserve">The response-surface design is a face-centred central composite in the same factors,</w:t>
+      </w:r>
+      <w:r>
+        <w:t xml:space="preserve"> </w:t>
+      </w:r>
+      <w:r>
+        <w:t xml:space="preserve">comprising 8 factorial points, 6 axial</w:t>
+      </w:r>
+      <w:r>
+        <w:t xml:space="preserve"> </w:t>
+      </w:r>
+      <w:r>
+        <w:t xml:space="preserve">points and 4 centre replicates, giving 18 runs</w:t>
+      </w:r>
+      <w:r>
+        <w:t xml:space="preserve"> </w:t>
+      </w:r>
+      <w:r>
+        <w:t xml:space="preserve">in total. The planned coded matrix is given in Appendix B.</w:t>
+      </w:r>
+    </w:p>
+    <w:p>
+      <w:pPr>
+        <w:pStyle w:val="BodyText"/>
+      </w:pPr>
+      <w:r>
+        <w:t xml:space="preserve">The axial points are placed on the faces of the cube and not outside it, since a rotatable</w:t>
+      </w:r>
+      <w:r>
+        <w:t xml:space="preserve"> </w:t>
+      </w:r>
+      <w:r>
+        <w:t xml:space="preserve">design would place them beyond the coded edges, which for pH would mean running below the</w:t>
+      </w:r>
+      <w:r>
+        <w:t xml:space="preserve"> </w:t>
+      </w:r>
+      <w:r>
+        <w:t xml:space="preserve">precipitation threshold and above the pH at which inactivation is expected to fail. The</w:t>
+      </w:r>
+      <w:r>
+        <w:t xml:space="preserve"> </w:t>
+      </w:r>
+      <w:r>
+        <w:t xml:space="preserve">face-centred form keeps every run inside the characterization ranges in</w:t>
       </w:r>
       <w:r>
         <w:t xml:space="preserve"> </w:t>
@@ -4676,177 +5127,141 @@
           <w:rPr>
             <w:rStyle w:val="Hyperlink"/>
           </w:rPr>
-          <w:t xml:space="preserve">Table 6</w:t>
+          <w:t xml:space="preserve">Table 7</w:t>
         </w:r>
       </w:hyperlink>
       <w:r>
-        <w:t xml:space="preserve">. Each parameter is observed at its low edge, its midpoint and its</w:t>
-      </w:r>
-      <w:r>
-        <w:t xml:space="preserve"> </w:t>
-      </w:r>
-      <w:r>
-        <w:t xml:space="preserve">high edge, which is what the estimate of a quadratic term requires.</w:t>
+        <w:t xml:space="preserve">, at the</w:t>
+      </w:r>
+      <w:r>
+        <w:t xml:space="preserve"> </w:t>
+      </w:r>
+      <w:r>
+        <w:t xml:space="preserve">cost of a less precise estimate of the pure quadratic terms. That cost is accepted here,</w:t>
+      </w:r>
+      <w:r>
+        <w:t xml:space="preserve"> </w:t>
+      </w:r>
+      <w:r>
+        <w:t xml:space="preserve">because the edges of the pH range are physically meaningful limits and not arbitrary ones.</w:t>
+      </w:r>
+    </w:p>
+    <w:bookmarkEnd w:id="34"/>
+    <w:bookmarkStart w:id="35" w:name="univariate-assessment"/>
+    <w:p>
+      <w:pPr>
+        <w:pStyle w:val="Heading2"/>
+      </w:pPr>
+      <w:r>
+        <w:t xml:space="preserve">6.4 Univariate assessment</w:t>
       </w:r>
     </w:p>
     <w:p>
       <w:pPr>
-        <w:pStyle w:val="BodyText"/>
-      </w:pPr>
-      <w:r>
-        <w:t xml:space="preserve">Every screening parameter will be carried into the response-surface design whatever the</w:t>
-      </w:r>
-      <w:r>
-        <w:t xml:space="preserve"> </w:t>
-      </w:r>
-      <w:r>
-        <w:t xml:space="preserve">screening outcome. The design is small, a parameter dropped after screening cannot</w:t>
-      </w:r>
-      <w:r>
-        <w:t xml:space="preserve"> </w:t>
-      </w:r>
-      <w:r>
-        <w:t xml:space="preserve">contribute a curvature term or an interaction to the predictive model, and the cost of</w:t>
-      </w:r>
-      <w:r>
-        <w:t xml:space="preserve"> </w:t>
-      </w:r>
-      <w:r>
-        <w:t xml:space="preserve">carrying a parameter that turns out to be inactive is a few runs against the cost of a</w:t>
-      </w:r>
-      <w:r>
-        <w:t xml:space="preserve"> </w:t>
-      </w:r>
-      <w:r>
-        <w:t xml:space="preserve">second execution. The planned coded matrix is given in Appendix B.</w:t>
-      </w:r>
-    </w:p>
-    <w:bookmarkEnd w:id="33"/>
-    <w:bookmarkStart w:id="34" w:name="univariate-assessment"/>
-    <w:p>
-      <w:pPr>
-        <w:pStyle w:val="Heading2"/>
-      </w:pPr>
-      <w:r>
-        <w:t xml:space="preserve">6.4 Univariate assessment</w:t>
-      </w:r>
-    </w:p>
-    <w:p>
-      <w:pPr>
         <w:pStyle w:val="FirstParagraph"/>
       </w:pPr>
       <w:r>
-        <w:t xml:space="preserve">A-Mab concentration will be assessed one parameter at a time, at the low, middle and high</w:t>
-      </w:r>
-      <w:r>
-        <w:t xml:space="preserve"> </w:t>
-      </w:r>
-      <w:r>
-        <w:t xml:space="preserve">points of its characterization range, with the other parameters held at their</w:t>
-      </w:r>
-      <w:r>
-        <w:t xml:space="preserve"> </w:t>
-      </w:r>
-      <w:r>
-        <w:t xml:space="preserve">set-points. These runs are spiked, sampled and assayed exactly as the multivariate runs</w:t>
-      </w:r>
-      <w:r>
-        <w:t xml:space="preserve"> </w:t>
-      </w:r>
-      <w:r>
-        <w:t xml:space="preserve">are. The assessment answers a single question, which is whether the log reduction factor</w:t>
-      </w:r>
-      <w:r>
-        <w:t xml:space="preserve"> </w:t>
-      </w:r>
-      <w:r>
-        <w:t xml:space="preserve">and the change in aggregate across the hold are constant over the concentration range the</w:t>
-      </w:r>
-      <w:r>
-        <w:t xml:space="preserve"> </w:t>
-      </w:r>
-      <w:r>
-        <w:t xml:space="preserve">capture step delivers.</w:t>
-      </w:r>
-    </w:p>
-    <w:p>
-      <w:pPr>
-        <w:pStyle w:val="BodyText"/>
-      </w:pPr>
-      <w:r>
-        <w:t xml:space="preserve">A null result is an outcome and not a gap. If concentration has no measurable effect on</w:t>
-      </w:r>
-      <w:r>
-        <w:t xml:space="preserve"> </w:t>
-      </w:r>
-      <w:r>
-        <w:t xml:space="preserve">either response, the parameter will be classified on that evidence in PCR-006, its full</w:t>
-      </w:r>
-      <w:r>
-        <w:t xml:space="preserve"> </w:t>
-      </w:r>
-      <w:r>
-        <w:t xml:space="preserve">characterization range will be carried forward as an acceptable range, and the runs will</w:t>
-      </w:r>
-      <w:r>
-        <w:t xml:space="preserve"> </w:t>
-      </w:r>
-      <w:r>
-        <w:t xml:space="preserve">remain in the knowledge space as evidence that the step is insensitive to it.</w:t>
-      </w:r>
-    </w:p>
-    <w:bookmarkEnd w:id="34"/>
-    <w:bookmarkEnd w:id="35"/>
-    <w:bookmarkStart w:id="37" w:name="acceptance-and-decision-criteria"/>
-    <w:p>
-      <w:pPr>
-        <w:pStyle w:val="Heading1"/>
-      </w:pPr>
-      <w:r>
-        <w:t xml:space="preserve">7. Acceptance and decision criteria</w:t>
-      </w:r>
-    </w:p>
-    <w:p>
-      <w:pPr>
-        <w:pStyle w:val="FirstParagraph"/>
-      </w:pPr>
-      <w:r>
-        <w:t xml:space="preserve">The study passes when the criteria of</w:t>
-      </w:r>
-      <w:r>
-        <w:t xml:space="preserve"> </w:t>
-      </w:r>
-      <w:hyperlink w:anchor="tbl-acc">
+        <w:t xml:space="preserve">A-Mab concentration will be studied one factor at a time, at the low edge, the set-point and</w:t>
+      </w:r>
+      <w:r>
+        <w:t xml:space="preserve"> </w:t>
+      </w:r>
+      <w:r>
+        <w:t xml:space="preserve">the high edge of the range in</w:t>
+      </w:r>
+      <w:r>
+        <w:t xml:space="preserve"> </w:t>
+      </w:r>
+      <w:hyperlink w:anchor="tbl-params">
         <w:r>
           <w:rPr>
             <w:rStyle w:val="Hyperlink"/>
           </w:rPr>
-          <w:t xml:space="preserve">Table 8</w:t>
+          <w:t xml:space="preserve">Table 7</w:t>
         </w:r>
       </w:hyperlink>
       <w:r>
-        <w:t xml:space="preserve"> </w:t>
-      </w:r>
-      <w:r>
-        <w:t xml:space="preserve">are met simultaneously over a</w:t>
-      </w:r>
-      <w:r>
-        <w:t xml:space="preserve"> </w:t>
-      </w:r>
-      <w:r>
-        <w:t xml:space="preserve">contiguous region of the multivariate parameters. Meeting them individually at</w:t>
-      </w:r>
-      <w:r>
-        <w:t xml:space="preserve"> </w:t>
-      </w:r>
-      <w:r>
-        <w:t xml:space="preserve">different conditions is not a pass, because the process must satisfy all of them at</w:t>
-      </w:r>
-      <w:r>
-        <w:t xml:space="preserve"> </w:t>
-      </w:r>
-      <w:r>
-        <w:t xml:space="preserve">whatever condition it is run.</w:t>
+        <w:t xml:space="preserve">, with pH, hold time and temperature held at their</w:t>
+      </w:r>
+      <w:r>
+        <w:t xml:space="preserve"> </w:t>
+      </w:r>
+      <w:r>
+        <w:t xml:space="preserve">set-points. Both spiked and unspiked runs will be executed at each level.</w:t>
+      </w:r>
+    </w:p>
+    <w:p>
+      <w:pPr>
+        <w:pStyle w:val="BodyText"/>
+      </w:pPr>
+      <w:r>
+        <w:t xml:space="preserve">The parameter is excluded from the multivariate design for the reasons given in §4.3, and the</w:t>
+      </w:r>
+      <w:r>
+        <w:t xml:space="preserve"> </w:t>
+      </w:r>
+      <w:r>
+        <w:t xml:space="preserve">univariate result is informative either way. If no effect is found, the parameter will be</w:t>
+      </w:r>
+      <w:r>
+        <w:t xml:space="preserve"> </w:t>
+      </w:r>
+      <w:r>
+        <w:t xml:space="preserve">classified accordingly in PCR-006 and its studied range will be retained in the knowledge</w:t>
+      </w:r>
+      <w:r>
+        <w:t xml:space="preserve"> </w:t>
+      </w:r>
+      <w:r>
+        <w:t xml:space="preserve">space as evidence that the step is insensitive to it. If an effect is found, the multivariate</w:t>
+      </w:r>
+      <w:r>
+        <w:t xml:space="preserve"> </w:t>
+      </w:r>
+      <w:r>
+        <w:t xml:space="preserve">design will be augmented before any operating region is declared.</w:t>
+      </w:r>
+    </w:p>
+    <w:bookmarkEnd w:id="35"/>
+    <w:bookmarkEnd w:id="36"/>
+    <w:bookmarkStart w:id="38" w:name="acceptance-and-decision-criteria"/>
+    <w:p>
+      <w:pPr>
+        <w:pStyle w:val="Heading1"/>
+      </w:pPr>
+      <w:r>
+        <w:t xml:space="preserve">7. Acceptance and decision criteria</w:t>
+      </w:r>
+    </w:p>
+    <w:p>
+      <w:pPr>
+        <w:pStyle w:val="FirstParagraph"/>
+      </w:pPr>
+      <w:hyperlink w:anchor="tbl-accept">
+        <w:r>
+          <w:rPr>
+            <w:rStyle w:val="Hyperlink"/>
+          </w:rPr>
+          <w:t xml:space="preserve">Table 9</w:t>
+        </w:r>
+      </w:hyperlink>
+      <w:r>
+        <w:t xml:space="preserve"> </w:t>
+      </w:r>
+      <w:r>
+        <w:t xml:space="preserve">gives the acceptance criterion for each response together with the basis of that</w:t>
+      </w:r>
+      <w:r>
+        <w:t xml:space="preserve"> </w:t>
+      </w:r>
+      <w:r>
+        <w:t xml:space="preserve">criterion. The aggregate and charge variant criteria are drug-substance specifications</w:t>
+      </w:r>
+      <w:r>
+        <w:t xml:space="preserve"> </w:t>
+      </w:r>
+      <w:r>
+        <w:t xml:space="preserve">applied at the outlet of the step, and the viral criterion is derived, as set out below.</w:t>
       </w:r>
     </w:p>
     <w:tbl>
@@ -4862,7 +5277,7 @@
       <w:tr>
         <w:tc>
           <w:tcPr/>
-          <w:bookmarkStart w:id="36" w:name="tbl-acc"/>
+          <w:bookmarkStart w:id="37" w:name="tbl-accept"/>
           <w:p>
             <w:pPr>
               <w:jc w:val="center"/>
@@ -4873,7 +5288,7 @@
               <w:pStyle w:val="ImageCaption"/>
             </w:pPr>
             <w:r>
-              <w:t xml:space="preserve">Table 8: Acceptance criteria for the measured responses, with the basis of each.</w:t>
+              <w:t xml:space="preserve">Table 9: Acceptance criteria for the study responses, with the basis of each.</w:t>
             </w:r>
           </w:p>
           <w:tbl>
@@ -4884,9 +5299,10 @@
               <w:tblLook w:firstRow="1" w:lastRow="0" w:firstColumn="0" w:lastColumn="0" w:noHBand="0" w:noVBand="0" w:val="0020"/>
             </w:tblPr>
             <w:tblGrid>
-              <w:gridCol w:w="1352"/>
-              <w:gridCol w:w="4442"/>
-              <w:gridCol w:w="2124"/>
+              <w:gridCol w:w="1269"/>
+              <w:gridCol w:w="1450"/>
+              <w:gridCol w:w="1148"/>
+              <w:gridCol w:w="4050"/>
             </w:tblGrid>
             <w:tr>
               <w:trPr>
@@ -4901,7 +5317,33 @@
                     <w:jc w:val="center"/>
                   </w:pPr>
                   <w:r>
-                    <w:t xml:space="preserve">Measured response</w:t>
+                    <w:t xml:space="preserve">Response</w:t>
+                  </w:r>
+                </w:p>
+              </w:tc>
+              <w:tc>
+                <w:tcPr/>
+                <w:p>
+                  <w:pPr>
+                    <w:pStyle w:val="Compact"/>
+                    <w:jc w:val="left"/>
+                    <w:jc w:val="center"/>
+                  </w:pPr>
+                  <w:r>
+                    <w:t xml:space="preserve">Acceptance criterion</w:t>
+                  </w:r>
+                </w:p>
+              </w:tc>
+              <w:tc>
+                <w:tcPr/>
+                <w:p>
+                  <w:pPr>
+                    <w:pStyle w:val="Compact"/>
+                    <w:jc w:val="left"/>
+                    <w:jc w:val="center"/>
+                  </w:pPr>
+                  <w:r>
+                    <w:t xml:space="preserve">Unit</w:t>
                   </w:r>
                 </w:p>
               </w:tc>
@@ -4915,19 +5357,6 @@
                   </w:pPr>
                   <w:r>
                     <w:t xml:space="preserve">Basis of the criterion</w:t>
-                  </w:r>
-                </w:p>
-              </w:tc>
-              <w:tc>
-                <w:tcPr/>
-                <w:p>
-                  <w:pPr>
-                    <w:pStyle w:val="Compact"/>
-                    <w:jc w:val="left"/>
-                    <w:jc w:val="center"/>
-                  </w:pPr>
-                  <w:r>
-                    <w:t xml:space="preserve">Criterion applied to the pool</w:t>
                   </w:r>
                 </w:p>
               </w:tc>
@@ -4942,33 +5371,46 @@
                     <w:jc w:val="center"/>
                   </w:pPr>
                   <w:r>
-                    <w:t xml:space="preserve">Aggregates (HMW, %)</w:t>
-                  </w:r>
-                </w:p>
-              </w:tc>
-              <w:tc>
-                <w:tcPr/>
-                <w:p>
-                  <w:pPr>
-                    <w:pStyle w:val="Compact"/>
-                    <w:jc w:val="left"/>
-                    <w:jc w:val="center"/>
-                  </w:pPr>
-                  <w:r>
-                    <w:t xml:space="preserve">Drug-substance specification</w:t>
-                  </w:r>
-                </w:p>
-              </w:tc>
-              <w:tc>
-                <w:tcPr/>
-                <w:p>
-                  <w:pPr>
-                    <w:pStyle w:val="Compact"/>
-                    <w:jc w:val="left"/>
-                    <w:jc w:val="center"/>
-                  </w:pPr>
-                  <w:r>
-                    <w:t xml:space="preserve">≤ 5 % HMW (SEC)</w:t>
+                    <w:t xml:space="preserve">XMuLV LRF (log₁₀)</w:t>
+                  </w:r>
+                </w:p>
+              </w:tc>
+              <w:tc>
+                <w:tcPr/>
+                <w:p>
+                  <w:pPr>
+                    <w:pStyle w:val="Compact"/>
+                    <w:jc w:val="left"/>
+                    <w:jc w:val="center"/>
+                  </w:pPr>
+                  <w:r>
+                    <w:t xml:space="preserve">≥ 4.93</w:t>
+                  </w:r>
+                </w:p>
+              </w:tc>
+              <w:tc>
+                <w:tcPr/>
+                <w:p>
+                  <w:pPr>
+                    <w:pStyle w:val="Compact"/>
+                    <w:jc w:val="left"/>
+                    <w:jc w:val="center"/>
+                  </w:pPr>
+                  <w:r>
+                    <w:t xml:space="preserve">log₁₀ (this step)</w:t>
+                  </w:r>
+                </w:p>
+              </w:tc>
+              <w:tc>
+                <w:tcPr/>
+                <w:p>
+                  <w:pPr>
+                    <w:pStyle w:val="Compact"/>
+                    <w:jc w:val="left"/>
+                    <w:jc w:val="center"/>
+                  </w:pPr>
+                  <w:r>
+                    <w:t xml:space="preserve">Step contribution back-calculated from the cumulative requirement</w:t>
                   </w:r>
                 </w:p>
               </w:tc>
@@ -4983,33 +5425,46 @@
                     <w:jc w:val="center"/>
                   </w:pPr>
                   <w:r>
-                    <w:t xml:space="preserve">XMuLV LRF (log₁₀)</w:t>
-                  </w:r>
-                </w:p>
-              </w:tc>
-              <w:tc>
-                <w:tcPr/>
-                <w:p>
-                  <w:pPr>
-                    <w:pStyle w:val="Compact"/>
-                    <w:jc w:val="left"/>
-                    <w:jc w:val="center"/>
-                  </w:pPr>
-                  <w:r>
-                    <w:t xml:space="preserve">Cumulative requirement less the clearance credited to Steps 8 and 9</w:t>
-                  </w:r>
-                </w:p>
-              </w:tc>
-              <w:tc>
-                <w:tcPr/>
-                <w:p>
-                  <w:pPr>
-                    <w:pStyle w:val="Compact"/>
-                    <w:jc w:val="left"/>
-                    <w:jc w:val="center"/>
-                  </w:pPr>
-                  <w:r>
-                    <w:t xml:space="preserve">≥ 4.93 log₁₀ across the step</w:t>
+                    <w:t xml:space="preserve">Aggregates (HMW, %)</w:t>
+                  </w:r>
+                </w:p>
+              </w:tc>
+              <w:tc>
+                <w:tcPr/>
+                <w:p>
+                  <w:pPr>
+                    <w:pStyle w:val="Compact"/>
+                    <w:jc w:val="left"/>
+                    <w:jc w:val="center"/>
+                  </w:pPr>
+                  <w:r>
+                    <w:t xml:space="preserve">≤ 5</w:t>
+                  </w:r>
+                </w:p>
+              </w:tc>
+              <w:tc>
+                <w:tcPr/>
+                <w:p>
+                  <w:pPr>
+                    <w:pStyle w:val="Compact"/>
+                    <w:jc w:val="left"/>
+                    <w:jc w:val="center"/>
+                  </w:pPr>
+                  <w:r>
+                    <w:t xml:space="preserve">% HMW (SEC)</w:t>
+                  </w:r>
+                </w:p>
+              </w:tc>
+              <w:tc>
+                <w:tcPr/>
+                <w:p>
+                  <w:pPr>
+                    <w:pStyle w:val="Compact"/>
+                    <w:jc w:val="left"/>
+                    <w:jc w:val="center"/>
+                  </w:pPr>
+                  <w:r>
+                    <w:t xml:space="preserve">Drug-substance specification, applied at the step outlet</w:t>
                   </w:r>
                 </w:p>
               </w:tc>
@@ -5037,26 +5492,39 @@
                     <w:jc w:val="center"/>
                   </w:pPr>
                   <w:r>
-                    <w:t xml:space="preserve">Drug-substance specification</w:t>
-                  </w:r>
-                </w:p>
-              </w:tc>
-              <w:tc>
-                <w:tcPr/>
-                <w:p>
-                  <w:pPr>
-                    <w:pStyle w:val="Compact"/>
-                    <w:jc w:val="left"/>
-                    <w:jc w:val="center"/>
-                  </w:pPr>
-                  <w:r>
-                    <w:t xml:space="preserve">≤ 40 % (CEX/icIEF)</w:t>
+                    <w:t xml:space="preserve">18–40</w:t>
+                  </w:r>
+                </w:p>
+              </w:tc>
+              <w:tc>
+                <w:tcPr/>
+                <w:p>
+                  <w:pPr>
+                    <w:pStyle w:val="Compact"/>
+                    <w:jc w:val="left"/>
+                    <w:jc w:val="center"/>
+                  </w:pPr>
+                  <w:r>
+                    <w:t xml:space="preserve">% (CEX/icIEF)</w:t>
+                  </w:r>
+                </w:p>
+              </w:tc>
+              <w:tc>
+                <w:tcPr/>
+                <w:p>
+                  <w:pPr>
+                    <w:pStyle w:val="Compact"/>
+                    <w:jc w:val="left"/>
+                    <w:jc w:val="center"/>
+                  </w:pPr>
+                  <w:r>
+                    <w:t xml:space="preserve">Drug-substance specification, applied at the step outlet</w:t>
                   </w:r>
                 </w:p>
               </w:tc>
             </w:tr>
           </w:tbl>
-          <w:bookmarkEnd w:id="36"/>
+          <w:bookmarkEnd w:id="37"/>
           <w:p/>
         </w:tc>
       </w:tr>
@@ -5066,66 +5534,52 @@
         <w:pStyle w:val="BodyText"/>
       </w:pPr>
       <w:r>
-        <w:t xml:space="preserve">The clearance criterion is a floor, and it is derived rather than specified. The</w:t>
-      </w:r>
-      <w:r>
-        <w:t xml:space="preserve"> </w:t>
-      </w:r>
-      <w:r>
-        <w:t xml:space="preserve">drug-substance requirement for enveloped virus is cumulative over the purification train</w:t>
-      </w:r>
-      <w:r>
-        <w:t xml:space="preserve"> </w:t>
-      </w:r>
-      <w:r>
-        <w:t xml:space="preserve">and is given in</w:t>
-      </w:r>
-      <w:r>
-        <w:t xml:space="preserve"> </w:t>
-      </w:r>
-      <w:hyperlink w:anchor="tbl-cqa">
-        <w:r>
-          <w:rPr>
-            <w:rStyle w:val="Hyperlink"/>
-          </w:rPr>
-          <w:t xml:space="preserve">Table 4</w:t>
-        </w:r>
-      </w:hyperlink>
-      <w:r>
-        <w:t xml:space="preserve"> </w:t>
-      </w:r>
-      <w:r>
-        <w:t xml:space="preserve">as at least 16.7 log₁₀. The anion exchange</w:t>
-      </w:r>
-      <w:r>
-        <w:t xml:space="preserve"> </w:t>
-      </w:r>
-      <w:r>
-        <w:t xml:space="preserve">and small-virus retentive filtration steps (Steps 8 and 9) are credited with defined</w:t>
-      </w:r>
-      <w:r>
-        <w:t xml:space="preserve"> </w:t>
-      </w:r>
-      <w:r>
-        <w:t xml:space="preserve">contributions to that total in the modular claim, and subtracting those contributions</w:t>
-      </w:r>
-      <w:r>
-        <w:t xml:space="preserve"> </w:t>
-      </w:r>
-      <w:r>
-        <w:t xml:space="preserve">from the cumulative requirement leaves what this step must deliver on its own. The resulting floor is</w:t>
-      </w:r>
-      <w:r>
-        <w:t xml:space="preserve"> </w:t>
-      </w:r>
-      <w:r>
-        <w:t xml:space="preserve">4.93 log₁₀, and every condition inside the operating region must</w:t>
-      </w:r>
-      <w:r>
-        <w:t xml:space="preserve"> </w:t>
-      </w:r>
-      <w:r>
-        <w:t xml:space="preserve">meet it.</w:t>
+        <w:t xml:space="preserve">The enveloped virus criterion is a step contribution and not a cumulative figure. The</w:t>
+      </w:r>
+      <w:r>
+        <w:t xml:space="preserve"> </w:t>
+      </w:r>
+      <w:r>
+        <w:t xml:space="preserve">drug-substance requirement is a cumulative XMuLV reduction of at least</w:t>
+      </w:r>
+      <w:r>
+        <w:t xml:space="preserve"> </w:t>
+      </w:r>
+      <w:r>
+        <w:t xml:space="preserve">16.7 log₁₀ across the process, and anion exchange and small-virus</w:t>
+      </w:r>
+      <w:r>
+        <w:t xml:space="preserve"> </w:t>
+      </w:r>
+      <w:r>
+        <w:t xml:space="preserve">retentive filtration are credited with 11.77 log₁₀ between them</w:t>
+      </w:r>
+      <w:r>
+        <w:t xml:space="preserve"> </w:t>
+      </w:r>
+      <w:r>
+        <w:t xml:space="preserve">under the modular clearance approach, in which each step is spiked and evaluated</w:t>
+      </w:r>
+      <w:r>
+        <w:t xml:space="preserve"> </w:t>
+      </w:r>
+      <w:r>
+        <w:t xml:space="preserve">independently of the others</w:t>
+      </w:r>
+      <w:r>
+        <w:t xml:space="preserve"> </w:t>
+      </w:r>
+      <w:r>
+        <w:t xml:space="preserve">(International Council for Harmonisation 2023a; CMC Biotech Working Group 2009)</w:t>
+      </w:r>
+      <w:r>
+        <w:t xml:space="preserve">. This step must therefore achieve at least</w:t>
+      </w:r>
+      <w:r>
+        <w:t xml:space="preserve"> </w:t>
+      </w:r>
+      <w:r>
+        <w:t xml:space="preserve">4.93 log₁₀ of XMuLV reduction across the operating region.</w:t>
       </w:r>
     </w:p>
     <w:p>
@@ -5133,49 +5587,49 @@
         <w:pStyle w:val="BodyText"/>
       </w:pPr>
       <w:r>
-        <w:t xml:space="preserve">The clearance criterion is applied to the mean response predicted by the model. A</w:t>
-      </w:r>
-      <w:r>
-        <w:t xml:space="preserve"> </w:t>
-      </w:r>
-      <w:r>
-        <w:t xml:space="preserve">response surface predicts mean levels, so a region drawn on the mean alone offers only</w:t>
-      </w:r>
-      <w:r>
-        <w:t xml:space="preserve"> </w:t>
-      </w:r>
-      <w:r>
-        <w:t xml:space="preserve">even odds of meeting the criterion at its own edge. The region will therefore be reported</w:t>
-      </w:r>
-      <w:r>
-        <w:t xml:space="preserve"> </w:t>
-      </w:r>
-      <w:r>
-        <w:t xml:space="preserve">twice, once on the mean prediction and once with a prediction interval applied, and the</w:t>
-      </w:r>
-      <w:r>
-        <w:t xml:space="preserve"> </w:t>
-      </w:r>
-      <w:r>
-        <w:t xml:space="preserve">second of these is the region that supports the control strategy, because the control</w:t>
-      </w:r>
-      <w:r>
-        <w:t xml:space="preserve"> </w:t>
-      </w:r>
-      <w:r>
-        <w:t xml:space="preserve">strategy has to hold for a batch and not for the average of many batches. The interval</w:t>
-      </w:r>
-      <w:r>
-        <w:t xml:space="preserve"> </w:t>
-      </w:r>
-      <w:r>
-        <w:t xml:space="preserve">accounts for process variation, for assay variation and for the uncertainty of the fitted model</w:t>
-      </w:r>
-      <w:r>
-        <w:t xml:space="preserve"> </w:t>
-      </w:r>
-      <w:r>
-        <w:t xml:space="preserve">itself.</w:t>
+        <w:t xml:space="preserve">The clearance claim will be framed conservatively in three ways. The claim made for the step</w:t>
+      </w:r>
+      <w:r>
+        <w:t xml:space="preserve"> </w:t>
+      </w:r>
+      <w:r>
+        <w:t xml:space="preserve">will be the reduction demonstrated at the worst case of the operating region, which is the</w:t>
+      </w:r>
+      <w:r>
+        <w:t xml:space="preserve"> </w:t>
+      </w:r>
+      <w:r>
+        <w:t xml:space="preserve">combination of the highest pH, the shortest hold and the lowest temperature, and not the mean</w:t>
+      </w:r>
+      <w:r>
+        <w:t xml:space="preserve"> </w:t>
+      </w:r>
+      <w:r>
+        <w:t xml:space="preserve">at the set-point. A run in which the held pool falls to the quantitation limit of AMV-3017</w:t>
+      </w:r>
+      <w:r>
+        <w:t xml:space="preserve"> </w:t>
+      </w:r>
+      <w:r>
+        <w:t xml:space="preserve">will be reported as a limit value, and the reduction will not be extrapolated beyond it.</w:t>
+      </w:r>
+      <w:r>
+        <w:t xml:space="preserve"> </w:t>
+      </w:r>
+      <w:r>
+        <w:t xml:space="preserve">Inactivation will not be extrapolated to hold times shorter than the shortest studied,</w:t>
+      </w:r>
+      <w:r>
+        <w:t xml:space="preserve"> </w:t>
+      </w:r>
+      <w:r>
+        <w:t xml:space="preserve">because the kinetics are steepest there and a linear extrapolation would overstate the</w:t>
+      </w:r>
+      <w:r>
+        <w:t xml:space="preserve"> </w:t>
+      </w:r>
+      <w:r>
+        <w:t xml:space="preserve">clearance.</w:t>
       </w:r>
     </w:p>
     <w:p>
@@ -5183,37 +5637,37 @@
         <w:pStyle w:val="BodyText"/>
       </w:pPr>
       <w:r>
-        <w:t xml:space="preserve">The remaining criteria are ceilings taken directly from the drug-substance</w:t>
-      </w:r>
-      <w:r>
-        <w:t xml:space="preserve"> </w:t>
-      </w:r>
-      <w:r>
-        <w:t xml:space="preserve">specifications. The step is credited with no reduction of either attribute, so the</w:t>
-      </w:r>
-      <w:r>
-        <w:t xml:space="preserve"> </w:t>
-      </w:r>
-      <w:r>
-        <w:t xml:space="preserve">decision rule is that the pool stays inside its specification everywhere in the region</w:t>
-      </w:r>
-      <w:r>
-        <w:t xml:space="preserve"> </w:t>
-      </w:r>
-      <w:r>
-        <w:t xml:space="preserve">and that the change across the hold is quantified against the load. An increase that</w:t>
-      </w:r>
-      <w:r>
-        <w:t xml:space="preserve"> </w:t>
-      </w:r>
-      <w:r>
-        <w:t xml:space="preserve">remains inside the specification is an acceptable outcome, and it will be reported with</w:t>
-      </w:r>
-      <w:r>
-        <w:t xml:space="preserve"> </w:t>
-      </w:r>
-      <w:r>
-        <w:t xml:space="preserve">its magnitude and not only with its disposition.</w:t>
+        <w:t xml:space="preserve">The product-quality criteria apply to the neutralised pool, where aggregate must be at or</w:t>
+      </w:r>
+      <w:r>
+        <w:t xml:space="preserve"> </w:t>
+      </w:r>
+      <w:r>
+        <w:t xml:space="preserve">below 5 % HMW and acidic charge variants must lie between</w:t>
+      </w:r>
+      <w:r>
+        <w:t xml:space="preserve"> </w:t>
+      </w:r>
+      <w:r>
+        <w:t xml:space="preserve">18 % and 40 %. Both are drug-substance</w:t>
+      </w:r>
+      <w:r>
+        <w:t xml:space="preserve"> </w:t>
+      </w:r>
+      <w:r>
+        <w:t xml:space="preserve">specifications. Applying them at the outlet of this step is deliberately conservative,</w:t>
+      </w:r>
+      <w:r>
+        <w:t xml:space="preserve"> </w:t>
+      </w:r>
+      <w:r>
+        <w:t xml:space="preserve">because cation exchange reduces aggregate downstream of it (PCR-007). A run that exceeds</w:t>
+      </w:r>
+      <w:r>
+        <w:t xml:space="preserve"> </w:t>
+      </w:r>
+      <w:r>
+        <w:t xml:space="preserve">either limit defines an edge of failure and will be reported as one.</w:t>
       </w:r>
     </w:p>
     <w:p>
@@ -5221,37 +5675,43 @@
         <w:pStyle w:val="BodyText"/>
       </w:pPr>
       <w:r>
-        <w:t xml:space="preserve">Model adequacy is a precondition of the operating region and not a criterion applied to</w:t>
-      </w:r>
-      <w:r>
-        <w:t xml:space="preserve"> </w:t>
-      </w:r>
-      <w:r>
-        <w:t xml:space="preserve">the process. The region will be declared from the response-surface model only where the</w:t>
-      </w:r>
-      <w:r>
-        <w:t xml:space="preserve"> </w:t>
-      </w:r>
-      <w:r>
-        <w:t xml:space="preserve">lack-of-fit test is not significant at α = 0.05 and the predicted coefficient of</w:t>
-      </w:r>
-      <w:r>
-        <w:t xml:space="preserve"> </w:t>
-      </w:r>
-      <w:r>
-        <w:t xml:space="preserve">determination supports prediction and not merely description. Where a response fails that</w:t>
-      </w:r>
-      <w:r>
-        <w:t xml:space="preserve"> </w:t>
-      </w:r>
-      <w:r>
-        <w:t xml:space="preserve">test, the range for the parameters governing it will be set from the observed data at the</w:t>
-      </w:r>
-      <w:r>
-        <w:t xml:space="preserve"> </w:t>
-      </w:r>
-      <w:r>
-        <w:t xml:space="preserve">design points, and the limitation will be stated in PCR-006.</w:t>
+        <w:t xml:space="preserve">Model adequacy decides what the operating region may be built on. A response whose</w:t>
+      </w:r>
+      <w:r>
+        <w:t xml:space="preserve"> </w:t>
+      </w:r>
+      <w:r>
+        <w:t xml:space="preserve">response-surface model shows a significant lack of fit against pure error at α = 0.05 will</w:t>
+      </w:r>
+      <w:r>
+        <w:t xml:space="preserve"> </w:t>
+      </w:r>
+      <w:r>
+        <w:t xml:space="preserve">not be used to define the region, and the region will then be set from the responses whose</w:t>
+      </w:r>
+      <w:r>
+        <w:t xml:space="preserve"> </w:t>
+      </w:r>
+      <w:r>
+        <w:t xml:space="preserve">models are adequate, together with the univariate data, with the shortfall stated plainly in</w:t>
+      </w:r>
+      <w:r>
+        <w:t xml:space="preserve"> </w:t>
+      </w:r>
+      <w:r>
+        <w:t xml:space="preserve">PCR-006. A response with no significant factor effect will be reported as robust over the</w:t>
+      </w:r>
+      <w:r>
+        <w:t xml:space="preserve"> </w:t>
+      </w:r>
+      <w:r>
+        <w:t xml:space="preserve">ranges studied, and its acceptance will be shown from the observed values and not from a</w:t>
+      </w:r>
+      <w:r>
+        <w:t xml:space="preserve"> </w:t>
+      </w:r>
+      <w:r>
+        <w:t xml:space="preserve">model.</w:t>
       </w:r>
     </w:p>
     <w:p>
@@ -5259,382 +5719,18 @@
         <w:pStyle w:val="BodyText"/>
       </w:pPr>
       <w:r>
-        <w:t xml:space="preserve">Two outcomes end the study without an operating region. If no contiguous set of</w:t>
-      </w:r>
-      <w:r>
-        <w:t xml:space="preserve"> </w:t>
-      </w:r>
-      <w:r>
-        <w:t xml:space="preserve">conditions satisfies every criterion at once, the ranges will be re-cut and the study</w:t>
-      </w:r>
-      <w:r>
-        <w:t xml:space="preserve"> </w:t>
-      </w:r>
-      <w:r>
-        <w:t xml:space="preserve">repeated under a revised plan. If the scale-down model fails its qualification, no result from the</w:t>
-      </w:r>
-      <w:r>
-        <w:t xml:space="preserve"> </w:t>
-      </w:r>
-      <w:r>
-        <w:t xml:space="preserve">study will be used, and the failure will be reported under SOP-1001.</w:t>
-      </w:r>
-    </w:p>
-    <w:p>
-      <w:pPr>
-        <w:pStyle w:val="BodyText"/>
-      </w:pPr>
-      <w:r>
-        <w:t xml:space="preserve">Meeting the step criterion does not establish the viral safety of the drug substance.</w:t>
-      </w:r>
-      <w:r>
-        <w:t xml:space="preserve"> </w:t>
-      </w:r>
-      <w:r>
-        <w:t xml:space="preserve">The cumulative claim is assembled in PCMR-001 from this step, from PCR-008 and from</w:t>
-      </w:r>
-      <w:r>
-        <w:t xml:space="preserve"> </w:t>
-      </w:r>
-      <w:r>
-        <w:t xml:space="preserve">PCR-009, and the argument that the contributing mechanisms are orthogonal is made there.</w:t>
-      </w:r>
-    </w:p>
-    <w:bookmarkEnd w:id="37"/>
-    <w:bookmarkStart w:id="38" w:name="X6e399b04be57e9d5f909b4238f9408193405dfd"/>
-    <w:p>
-      <w:pPr>
-        <w:pStyle w:val="Heading1"/>
-      </w:pPr>
-      <w:r>
-        <w:t xml:space="preserve">8. Proven acceptable ranges (planned analysis)</w:t>
-      </w:r>
-    </w:p>
-    <w:p>
-      <w:pPr>
-        <w:pStyle w:val="FirstParagraph"/>
-      </w:pPr>
-      <w:r>
-        <w:t xml:space="preserve">A proven acceptable range will be reported for each governed attribute and each of the</w:t>
-      </w:r>
-      <w:r>
-        <w:t xml:space="preserve"> </w:t>
-      </w:r>
-      <w:r>
-        <w:t xml:space="preserve">multivariate parameters. The acceptance basis is the one used in §7. For aggregate</w:t>
-      </w:r>
-      <w:r>
-        <w:t xml:space="preserve"> </w:t>
-      </w:r>
-      <w:r>
-        <w:t xml:space="preserve">and acidic variants it is the drug-substance specification, and for enveloped-virus</w:t>
-      </w:r>
-      <w:r>
-        <w:t xml:space="preserve"> </w:t>
-      </w:r>
-      <w:r>
-        <w:t xml:space="preserve">clearance it is the back-calculated step floor of</w:t>
-      </w:r>
-      <w:r>
-        <w:t xml:space="preserve"> </w:t>
-      </w:r>
-      <w:hyperlink w:anchor="tbl-acc">
-        <w:r>
-          <w:rPr>
-            <w:rStyle w:val="Hyperlink"/>
-          </w:rPr>
-          <w:t xml:space="preserve">Table 8</w:t>
-        </w:r>
-      </w:hyperlink>
-      <w:r>
-        <w:t xml:space="preserve">.</w:t>
-      </w:r>
-    </w:p>
-    <w:p>
-      <w:pPr>
-        <w:pStyle w:val="BodyText"/>
-      </w:pPr>
-      <w:r>
-        <w:t xml:space="preserve">Two analyses will be run for every pair of parameter and attribute. The first holds the</w:t>
-      </w:r>
-      <w:r>
-        <w:t xml:space="preserve"> </w:t>
-      </w:r>
-      <w:r>
-        <w:t xml:space="preserve">other parameters at their set-points and scans the parameter of interest across its</w:t>
-      </w:r>
-      <w:r>
-        <w:t xml:space="preserve"> </w:t>
-      </w:r>
-      <w:r>
-        <w:t xml:space="preserve">characterization range. The second propagates the normal operating ranges of the other</w:t>
-      </w:r>
-      <w:r>
-        <w:t xml:space="preserve"> </w:t>
-      </w:r>
-      <w:r>
-        <w:t xml:space="preserve">parameters, drawing each of them at random inside its own range and evaluating the fitted</w:t>
-      </w:r>
-      <w:r>
-        <w:t xml:space="preserve"> </w:t>
-      </w:r>
-      <w:r>
-        <w:t xml:space="preserve">response-surface model at every point of the scan. The scan uses 81</w:t>
-      </w:r>
-      <w:r>
-        <w:t xml:space="preserve"> </w:t>
-      </w:r>
-      <w:r>
-        <w:t xml:space="preserve">grid points across the characterization range and 2,000 draws at</w:t>
-      </w:r>
-      <w:r>
-        <w:t xml:space="preserve"> </w:t>
-      </w:r>
-      <w:r>
-        <w:t xml:space="preserve">each grid point, under a fixed random seed so that the analysis reproduces exactly.</w:t>
-      </w:r>
-    </w:p>
-    <w:p>
-      <w:pPr>
-        <w:pStyle w:val="BodyText"/>
-      </w:pPr>
-      <w:r>
-        <w:t xml:space="preserve">The second analysis is the reproducible default for the control strategy. It answers the</w:t>
-      </w:r>
-      <w:r>
-        <w:t xml:space="preserve"> </w:t>
-      </w:r>
-      <w:r>
-        <w:t xml:space="preserve">question a manufacturing deviation actually raises, which is whether one parameter is</w:t>
-      </w:r>
-      <w:r>
-        <w:t xml:space="preserve"> </w:t>
-      </w:r>
-      <w:r>
-        <w:t xml:space="preserve">acceptable while everything else sits somewhere inside its own range instead of at a</w:t>
-      </w:r>
-      <w:r>
-        <w:t xml:space="preserve"> </w:t>
-      </w:r>
-      <w:r>
-        <w:t xml:space="preserve">nominal value. The first analysis is retained because it isolates the parameter, and the</w:t>
-      </w:r>
-      <w:r>
-        <w:t xml:space="preserve"> </w:t>
-      </w:r>
-      <w:r>
-        <w:t xml:space="preserve">difference between the two is a direct measure of how much the other parameters matter.</w:t>
-      </w:r>
-    </w:p>
-    <w:p>
-      <w:pPr>
-        <w:pStyle w:val="BodyText"/>
-      </w:pPr>
-      <w:r>
-        <w:t xml:space="preserve">The decision rule is the same in both analyses. The proven acceptable range of a</w:t>
-      </w:r>
-      <w:r>
-        <w:t xml:space="preserve"> </w:t>
-      </w:r>
-      <w:r>
-        <w:t xml:space="preserve">parameter is the contiguous interval around the set-point over which the predicted</w:t>
-      </w:r>
-      <w:r>
-        <w:t xml:space="preserve"> </w:t>
-      </w:r>
-      <w:r>
-        <w:t xml:space="preserve">response stays inside its acceptance criterion, and it is reported in the units of the</w:t>
-      </w:r>
-      <w:r>
-        <w:t xml:space="preserve"> </w:t>
-      </w:r>
-      <w:r>
-        <w:t xml:space="preserve">parameter. Where both analyses give the same interval and that interval covers the whole</w:t>
-      </w:r>
-      <w:r>
-        <w:t xml:space="preserve"> </w:t>
-      </w:r>
-      <w:r>
-        <w:t xml:space="preserve">characterization range, the parameter is acceptable everywhere it was studied and is also</w:t>
-      </w:r>
-      <w:r>
-        <w:t xml:space="preserve"> </w:t>
-      </w:r>
-      <w:r>
-        <w:t xml:space="preserve">insensitive to co-variation of the others inside their normal operating ranges, as far as</w:t>
-      </w:r>
-      <w:r>
-        <w:t xml:space="preserve"> </w:t>
-      </w:r>
-      <w:r>
-        <w:t xml:space="preserve">the fitted model can show. Where the propagated interval is narrower, the attribute that binds it will be named and the</w:t>
-      </w:r>
-      <w:r>
-        <w:t xml:space="preserve"> </w:t>
-      </w:r>
-      <w:r>
-        <w:t xml:space="preserve">residual margin to the criterion will be given.</w:t>
-      </w:r>
-    </w:p>
-    <w:p>
-      <w:pPr>
-        <w:pStyle w:val="BodyText"/>
-      </w:pPr>
-      <w:r>
-        <w:t xml:space="preserve">Each governed attribute will be reported with a figure that plots the response against</w:t>
-      </w:r>
-      <w:r>
-        <w:t xml:space="preserve"> </w:t>
-      </w:r>
-      <w:r>
-        <w:t xml:space="preserve">its governing parameter, with the acceptance limit drawn, the acceptable region shaded,</w:t>
-      </w:r>
-      <w:r>
-        <w:t xml:space="preserve"> </w:t>
-      </w:r>
-      <w:r>
-        <w:t xml:space="preserve">and the set-point and the normal operating range marked. The two analyses are the two</w:t>
-      </w:r>
-      <w:r>
-        <w:t xml:space="preserve"> </w:t>
-      </w:r>
-      <w:r>
-        <w:t xml:space="preserve">panels of that figure.</w:t>
-      </w:r>
-    </w:p>
-    <w:p>
-      <w:pPr>
-        <w:pStyle w:val="BodyText"/>
-      </w:pPr>
-      <w:r>
-        <w:t xml:space="preserve">A proven acceptable range and an operating region answer different questions. A proven</w:t>
-      </w:r>
-      <w:r>
-        <w:t xml:space="preserve"> </w:t>
-      </w:r>
-      <w:r>
-        <w:t xml:space="preserve">acceptable range is a statement about one parameter under stated conditions for the</w:t>
-      </w:r>
-      <w:r>
-        <w:t xml:space="preserve"> </w:t>
-      </w:r>
-      <w:r>
-        <w:t xml:space="preserve">others. The region of §7 is multivariate. Where every proven acceptable range covers the</w:t>
-      </w:r>
-      <w:r>
-        <w:t xml:space="preserve"> </w:t>
-      </w:r>
-      <w:r>
-        <w:t xml:space="preserve">whole characterization range, the constraint that binds routine operation is a corner of</w:t>
-      </w:r>
-      <w:r>
-        <w:t xml:space="preserve"> </w:t>
-      </w:r>
-      <w:r>
-        <w:t xml:space="preserve">that region and not any single parameter, and PCR-006 will say which corner it is.</w:t>
-      </w:r>
-    </w:p>
-    <w:bookmarkEnd w:id="38"/>
-    <w:bookmarkStart w:id="39" w:name="data-management-and-integrity"/>
-    <w:p>
-      <w:pPr>
-        <w:pStyle w:val="Heading1"/>
-      </w:pPr>
-      <w:r>
-        <w:t xml:space="preserve">9. Data management and integrity</w:t>
-      </w:r>
-    </w:p>
-    <w:p>
-      <w:pPr>
-        <w:pStyle w:val="FirstParagraph"/>
-      </w:pPr>
-      <w:r>
-        <w:t xml:space="preserve">Study data will be recorded, reviewed and retained under the site data-integrity</w:t>
-      </w:r>
-      <w:r>
-        <w:t xml:space="preserve"> </w:t>
-      </w:r>
-      <w:r>
-        <w:t xml:space="preserve">procedures, and every record will be attributable, legible, contemporaneous, original and</w:t>
-      </w:r>
-      <w:r>
-        <w:t xml:space="preserve"> </w:t>
-      </w:r>
-      <w:r>
-        <w:t xml:space="preserve">accurate, as well as complete, consistent, enduring and available. Raw analytical data</w:t>
-      </w:r>
-      <w:r>
-        <w:t xml:space="preserve"> </w:t>
-      </w:r>
-      <w:r>
-        <w:t xml:space="preserve">remain in the validated systems of the analytical laboratory. The design, the run order,</w:t>
-      </w:r>
-      <w:r>
-        <w:t xml:space="preserve"> </w:t>
-      </w:r>
-      <w:r>
-        <w:t xml:space="preserve">the fitted models and the derived ranges are held in the statistical environment</w:t>
-      </w:r>
-      <w:r>
-        <w:t xml:space="preserve"> </w:t>
-      </w:r>
-      <w:r>
-        <w:t xml:space="preserve">identified in SOP-1002, together with the seed and the script that reproduce them.</w:t>
-      </w:r>
-    </w:p>
-    <w:p>
-      <w:pPr>
-        <w:pStyle w:val="BodyText"/>
-      </w:pPr>
-      <w:r>
-        <w:t xml:space="preserve">Each dataset is reviewed by a second qualified person before it is analysed, and the</w:t>
-      </w:r>
-      <w:r>
-        <w:t xml:space="preserve"> </w:t>
-      </w:r>
-      <w:r>
-        <w:t xml:space="preserve">analysis is checked against the raw records before PCR-006 is issued. Any correction to a</w:t>
-      </w:r>
-      <w:r>
-        <w:t xml:space="preserve"> </w:t>
-      </w:r>
-      <w:r>
-        <w:t xml:space="preserve">recorded value carries its reason, its author and its date, and the original value stays</w:t>
-      </w:r>
-      <w:r>
-        <w:t xml:space="preserve"> </w:t>
-      </w:r>
-      <w:r>
-        <w:t xml:space="preserve">legible.</w:t>
-      </w:r>
-    </w:p>
-    <w:bookmarkEnd w:id="39"/>
-    <w:bookmarkStart w:id="41" w:name="roles-and-responsibilities"/>
-    <w:p>
-      <w:pPr>
-        <w:pStyle w:val="Heading1"/>
-      </w:pPr>
-      <w:r>
-        <w:t xml:space="preserve">10. Roles and responsibilities</w:t>
-      </w:r>
-    </w:p>
-    <w:p>
-      <w:pPr>
-        <w:pStyle w:val="FirstParagraph"/>
-      </w:pPr>
-      <w:r>
-        <w:t xml:space="preserve">The study is executed by Process Development at the sending site, with the analytical and</w:t>
-      </w:r>
-      <w:r>
-        <w:t xml:space="preserve"> </w:t>
-      </w:r>
-      <w:r>
-        <w:t xml:space="preserve">virological work performed by the functions named in</w:t>
-      </w:r>
-      <w:r>
-        <w:t xml:space="preserve"> </w:t>
-      </w:r>
-      <w:hyperlink w:anchor="tbl-roles">
+        <w:t xml:space="preserve">The operating region will be declared as the set of parameter combinations at which every</w:t>
+      </w:r>
+      <w:r>
+        <w:t xml:space="preserve"> </w:t>
+      </w:r>
+      <w:r>
+        <w:t xml:space="preserve">criterion in</w:t>
+      </w:r>
+      <w:r>
+        <w:t xml:space="preserve"> </w:t>
+      </w:r>
+      <w:hyperlink w:anchor="tbl-accept">
         <w:r>
           <w:rPr>
             <w:rStyle w:val="Hyperlink"/>
@@ -5643,13 +5739,512 @@
         </w:r>
       </w:hyperlink>
       <w:r>
-        <w:t xml:space="preserve">. Each function approves</w:t>
-      </w:r>
-      <w:r>
-        <w:t xml:space="preserve"> </w:t>
-      </w:r>
-      <w:r>
-        <w:t xml:space="preserve">the part of the plan it will execute.</w:t>
+        <w:t xml:space="preserve"> </w:t>
+      </w:r>
+      <w:r>
+        <w:t xml:space="preserve">is met at the same time. It will be evaluated from the fitted</w:t>
+      </w:r>
+      <w:r>
+        <w:t xml:space="preserve"> </w:t>
+      </w:r>
+      <w:r>
+        <w:t xml:space="preserve">response-surface models with the remaining parameters varying within their normal operating</w:t>
+      </w:r>
+      <w:r>
+        <w:t xml:space="preserve"> </w:t>
+      </w:r>
+      <w:r>
+        <w:t xml:space="preserve">ranges, and not from the mean prediction alone. A model of mean response gives roughly even</w:t>
+      </w:r>
+      <w:r>
+        <w:t xml:space="preserve"> </w:t>
+      </w:r>
+      <w:r>
+        <w:t xml:space="preserve">odds of meeting a limit at its own boundary, so a region drawn on the mean surface would not</w:t>
+      </w:r>
+      <w:r>
+        <w:t xml:space="preserve"> </w:t>
+      </w:r>
+      <w:r>
+        <w:t xml:space="preserve">support the assurance that the viral criterion requires.</w:t>
+      </w:r>
+    </w:p>
+    <w:p>
+      <w:pPr>
+        <w:pStyle w:val="BodyText"/>
+      </w:pPr>
+      <w:r>
+        <w:t xml:space="preserve">The pH criterion is two-sided, and it is the decisive one for this step, with its upper edge</w:t>
+      </w:r>
+      <w:r>
+        <w:t xml:space="preserve"> </w:t>
+      </w:r>
+      <w:r>
+        <w:t xml:space="preserve">set by the log reduction criterion and its lower edge by the aggregate criterion. The study</w:t>
+      </w:r>
+      <w:r>
+        <w:t xml:space="preserve"> </w:t>
+      </w:r>
+      <w:r>
+        <w:t xml:space="preserve">passes on pH only if those two edges leave an interval that contains the set-point and the</w:t>
+      </w:r>
+      <w:r>
+        <w:t xml:space="preserve"> </w:t>
+      </w:r>
+      <w:r>
+        <w:t xml:space="preserve">whole normal operating range in</w:t>
+      </w:r>
+      <w:r>
+        <w:t xml:space="preserve"> </w:t>
+      </w:r>
+      <w:hyperlink w:anchor="tbl-params">
+        <w:r>
+          <w:rPr>
+            <w:rStyle w:val="Hyperlink"/>
+          </w:rPr>
+          <w:t xml:space="preserve">Table 7</w:t>
+        </w:r>
+      </w:hyperlink>
+      <w:r>
+        <w:t xml:space="preserve">, with margin on both sides. If they do not, no</w:t>
+      </w:r>
+      <w:r>
+        <w:t xml:space="preserve"> </w:t>
+      </w:r>
+      <w:r>
+        <w:t xml:space="preserve">operating range for pH will be declared from this data set, the set-point and the normal</w:t>
+      </w:r>
+      <w:r>
+        <w:t xml:space="preserve"> </w:t>
+      </w:r>
+      <w:r>
+        <w:t xml:space="preserve">operating range will be reset under change control, and the affected part of the study will</w:t>
+      </w:r>
+      <w:r>
+        <w:t xml:space="preserve"> </w:t>
+      </w:r>
+      <w:r>
+        <w:t xml:space="preserve">be re-executed.</w:t>
+      </w:r>
+    </w:p>
+    <w:p>
+      <w:pPr>
+        <w:pStyle w:val="BodyText"/>
+      </w:pPr>
+      <w:r>
+        <w:t xml:space="preserve">The study will be accepted as executed when four conditions hold. Every designed run in</w:t>
+      </w:r>
+      <w:r>
+        <w:t xml:space="preserve"> </w:t>
+      </w:r>
+      <w:r>
+        <w:t xml:space="preserve">Appendix A and Appendix B has been executed, or its omission has been justified and assessed</w:t>
+      </w:r>
+      <w:r>
+        <w:t xml:space="preserve"> </w:t>
+      </w:r>
+      <w:r>
+        <w:t xml:space="preserve">for impact. The centre-point variation is consistent with the precision of the methods in</w:t>
+      </w:r>
+      <w:r>
+        <w:t xml:space="preserve"> </w:t>
+      </w:r>
+      <w:hyperlink w:anchor="tbl-amv">
+        <w:r>
+          <w:rPr>
+            <w:rStyle w:val="Hyperlink"/>
+          </w:rPr>
+          <w:t xml:space="preserve">Table 6</w:t>
+        </w:r>
+      </w:hyperlink>
+      <w:r>
+        <w:t xml:space="preserve">, and every spiked run carries passing cytotoxicity and interference controls. Any</w:t>
+      </w:r>
+      <w:r>
+        <w:t xml:space="preserve"> </w:t>
+      </w:r>
+      <w:r>
+        <w:t xml:space="preserve">departure from this plan has been recorded, investigated, assessed for its effect on the</w:t>
+      </w:r>
+      <w:r>
+        <w:t xml:space="preserve"> </w:t>
+      </w:r>
+      <w:r>
+        <w:t xml:space="preserve">conclusions and reported in PCR-006.</w:t>
+      </w:r>
+    </w:p>
+    <w:bookmarkEnd w:id="38"/>
+    <w:bookmarkStart w:id="39" w:name="X6e399b04be57e9d5f909b4238f9408193405dfd"/>
+    <w:p>
+      <w:pPr>
+        <w:pStyle w:val="Heading1"/>
+      </w:pPr>
+      <w:r>
+        <w:t xml:space="preserve">8. Proven acceptable ranges (planned analysis)</w:t>
+      </w:r>
+    </w:p>
+    <w:p>
+      <w:pPr>
+        <w:pStyle w:val="FirstParagraph"/>
+      </w:pPr>
+      <w:r>
+        <w:t xml:space="preserve">The operating region is multivariate, and it will be complemented by a proven acceptable</w:t>
+      </w:r>
+      <w:r>
+        <w:t xml:space="preserve"> </w:t>
+      </w:r>
+      <w:r>
+        <w:t xml:space="preserve">range for each parameter against each attribute that parameter governs. The acceptance basis</w:t>
+      </w:r>
+      <w:r>
+        <w:t xml:space="preserve"> </w:t>
+      </w:r>
+      <w:r>
+        <w:t xml:space="preserve">is the one already given in</w:t>
+      </w:r>
+      <w:r>
+        <w:t xml:space="preserve"> </w:t>
+      </w:r>
+      <w:hyperlink w:anchor="tbl-accept">
+        <w:r>
+          <w:rPr>
+            <w:rStyle w:val="Hyperlink"/>
+          </w:rPr>
+          <w:t xml:space="preserve">Table 9</w:t>
+        </w:r>
+      </w:hyperlink>
+      <w:r>
+        <w:t xml:space="preserve">: aggregate and acidic charge variants are judged</w:t>
+      </w:r>
+      <w:r>
+        <w:t xml:space="preserve"> </w:t>
+      </w:r>
+      <w:r>
+        <w:t xml:space="preserve">against their drug-substance specifications, and XMuLV reduction is judged against the step</w:t>
+      </w:r>
+      <w:r>
+        <w:t xml:space="preserve"> </w:t>
+      </w:r>
+      <w:r>
+        <w:t xml:space="preserve">contribution derived in §7.</w:t>
+      </w:r>
+    </w:p>
+    <w:p>
+      <w:pPr>
+        <w:pStyle w:val="BodyText"/>
+      </w:pPr>
+      <w:r>
+        <w:t xml:space="preserve">Two analyses will be run for each pairing of parameter and attribute. The first holds the</w:t>
+      </w:r>
+      <w:r>
+        <w:t xml:space="preserve"> </w:t>
+      </w:r>
+      <w:r>
+        <w:t xml:space="preserve">other parameters at their set-points and scans the parameter of interest across its</w:t>
+      </w:r>
+      <w:r>
+        <w:t xml:space="preserve"> </w:t>
+      </w:r>
+      <w:r>
+        <w:t xml:space="preserve">characterization range. The second varies the other parameters within their normal operating</w:t>
+      </w:r>
+      <w:r>
+        <w:t xml:space="preserve"> </w:t>
+      </w:r>
+      <w:r>
+        <w:t xml:space="preserve">ranges, by Monte-Carlo sampling of the fitted response-surface model, and requires the</w:t>
+      </w:r>
+      <w:r>
+        <w:t xml:space="preserve"> </w:t>
+      </w:r>
+      <w:r>
+        <w:t xml:space="preserve">criterion to be met across that variation, which makes it the reported default, because it is</w:t>
+      </w:r>
+      <w:r>
+        <w:t xml:space="preserve"> </w:t>
+      </w:r>
+      <w:r>
+        <w:t xml:space="preserve">the condition under which the step will actually be operated.</w:t>
+      </w:r>
+    </w:p>
+    <w:p>
+      <w:pPr>
+        <w:pStyle w:val="BodyText"/>
+      </w:pPr>
+      <w:r>
+        <w:t xml:space="preserve">The decision rule is the same for both analyses. The proven acceptable range is the</w:t>
+      </w:r>
+      <w:r>
+        <w:t xml:space="preserve"> </w:t>
+      </w:r>
+      <w:r>
+        <w:t xml:space="preserve">contiguous interval of the parameter, inside its characterization range, that contains the</w:t>
+      </w:r>
+      <w:r>
+        <w:t xml:space="preserve"> </w:t>
+      </w:r>
+      <w:r>
+        <w:t xml:space="preserve">set-point and over which the attribute stays within acceptance. Where that interval covers</w:t>
+      </w:r>
+      <w:r>
+        <w:t xml:space="preserve"> </w:t>
+      </w:r>
+      <w:r>
+        <w:t xml:space="preserve">the whole characterization range, the parameter is proven acceptable across everything that</w:t>
+      </w:r>
+      <w:r>
+        <w:t xml:space="preserve"> </w:t>
+      </w:r>
+      <w:r>
+        <w:t xml:space="preserve">was studied, and no claim will be made beyond it. Where the propagated analysis gives a</w:t>
+      </w:r>
+      <w:r>
+        <w:t xml:space="preserve"> </w:t>
+      </w:r>
+      <w:r>
+        <w:t xml:space="preserve">narrower interval than the set-point analysis, the attribute that binds it will be named,</w:t>
+      </w:r>
+      <w:r>
+        <w:t xml:space="preserve"> </w:t>
+      </w:r>
+      <w:r>
+        <w:t xml:space="preserve">together with the margin that remains to the set-point.</w:t>
+      </w:r>
+    </w:p>
+    <w:p>
+      <w:pPr>
+        <w:pStyle w:val="BodyText"/>
+      </w:pPr>
+      <w:r>
+        <w:t xml:space="preserve">Each governed attribute will be reported with a table of the characterization range and both</w:t>
+      </w:r>
+      <w:r>
+        <w:t xml:space="preserve"> </w:t>
+      </w:r>
+      <w:r>
+        <w:t xml:space="preserve">proven acceptable ranges, for every parameter, and with a two-panel figure for the parameter</w:t>
+      </w:r>
+      <w:r>
+        <w:t xml:space="preserve"> </w:t>
+      </w:r>
+      <w:r>
+        <w:t xml:space="preserve">that governs it. The panels carry the set-point analysis and the propagated analysis, and</w:t>
+      </w:r>
+      <w:r>
+        <w:t xml:space="preserve"> </w:t>
+      </w:r>
+      <w:r>
+        <w:t xml:space="preserve">each shows the parameter on the horizontal axis and the response on the vertical axis, with</w:t>
+      </w:r>
+      <w:r>
+        <w:t xml:space="preserve"> </w:t>
+      </w:r>
+      <w:r>
+        <w:t xml:space="preserve">the acceptance limit drawn, the acceptable region shaded green, and the set-point and the</w:t>
+      </w:r>
+      <w:r>
+        <w:t xml:space="preserve"> </w:t>
+      </w:r>
+      <w:r>
+        <w:t xml:space="preserve">normal operating range marked.</w:t>
+      </w:r>
+    </w:p>
+    <w:p>
+      <w:pPr>
+        <w:pStyle w:val="BodyText"/>
+      </w:pPr>
+      <w:r>
+        <w:t xml:space="preserve">A proven acceptable range and the operating region are not the same claim, and PCR-006 will</w:t>
+      </w:r>
+      <w:r>
+        <w:t xml:space="preserve"> </w:t>
+      </w:r>
+      <w:r>
+        <w:t xml:space="preserve">keep them apart. A proven acceptable range is a statement about one parameter, and the</w:t>
+      </w:r>
+      <w:r>
+        <w:t xml:space="preserve"> </w:t>
+      </w:r>
+      <w:r>
+        <w:t xml:space="preserve">operating region is a statement about the parameters together. Where every parameter turns</w:t>
+      </w:r>
+      <w:r>
+        <w:t xml:space="preserve"> </w:t>
+      </w:r>
+      <w:r>
+        <w:t xml:space="preserve">out to be proven acceptable across its whole characterization range, the binding constraint</w:t>
+      </w:r>
+      <w:r>
+        <w:t xml:space="preserve"> </w:t>
+      </w:r>
+      <w:r>
+        <w:t xml:space="preserve">on operation is the corner of the multivariate region and not any single range. Both are</w:t>
+      </w:r>
+      <w:r>
+        <w:t xml:space="preserve"> </w:t>
+      </w:r>
+      <w:r>
+        <w:t xml:space="preserve">bounded by the ranges in</w:t>
+      </w:r>
+      <w:r>
+        <w:t xml:space="preserve"> </w:t>
+      </w:r>
+      <w:hyperlink w:anchor="tbl-params">
+        <w:r>
+          <w:rPr>
+            <w:rStyle w:val="Hyperlink"/>
+          </w:rPr>
+          <w:t xml:space="preserve">Table 7</w:t>
+        </w:r>
+      </w:hyperlink>
+      <w:r>
+        <w:t xml:space="preserve"> </w:t>
+      </w:r>
+      <w:r>
+        <w:t xml:space="preserve">and by the fitted models, and neither will be claimed</w:t>
+      </w:r>
+      <w:r>
+        <w:t xml:space="preserve"> </w:t>
+      </w:r>
+      <w:r>
+        <w:t xml:space="preserve">outside them.</w:t>
+      </w:r>
+    </w:p>
+    <w:bookmarkEnd w:id="39"/>
+    <w:bookmarkStart w:id="40" w:name="data-management-and-integrity"/>
+    <w:p>
+      <w:pPr>
+        <w:pStyle w:val="Heading1"/>
+      </w:pPr>
+      <w:r>
+        <w:t xml:space="preserve">9. Data management and integrity</w:t>
+      </w:r>
+    </w:p>
+    <w:p>
+      <w:pPr>
+        <w:pStyle w:val="FirstParagraph"/>
+      </w:pPr>
+      <w:r>
+        <w:t xml:space="preserve">Data will be recorded and retained in accordance with ALCOA+ principles. Run execution will</w:t>
+      </w:r>
+      <w:r>
+        <w:t xml:space="preserve"> </w:t>
+      </w:r>
+      <w:r>
+        <w:t xml:space="preserve">be recorded in the electronic laboratory notebook against SOP-2009, with process data</w:t>
+      </w:r>
+      <w:r>
+        <w:t xml:space="preserve"> </w:t>
+      </w:r>
+      <w:r>
+        <w:t xml:space="preserve">captured from the vessel control system, and analytical results will be recorded in the</w:t>
+      </w:r>
+      <w:r>
+        <w:t xml:space="preserve"> </w:t>
+      </w:r>
+      <w:r>
+        <w:t xml:space="preserve">laboratory information management system under the method identifiers in</w:t>
+      </w:r>
+      <w:r>
+        <w:t xml:space="preserve"> </w:t>
+      </w:r>
+      <w:hyperlink w:anchor="tbl-amv">
+        <w:r>
+          <w:rPr>
+            <w:rStyle w:val="Hyperlink"/>
+          </w:rPr>
+          <w:t xml:space="preserve">Table 6</w:t>
+        </w:r>
+      </w:hyperlink>
+      <w:r>
+        <w:t xml:space="preserve">.</w:t>
+      </w:r>
+    </w:p>
+    <w:p>
+      <w:pPr>
+        <w:pStyle w:val="BodyText"/>
+      </w:pPr>
+      <w:r>
+        <w:t xml:space="preserve">Raw data, the fitted models and the analysis scripts will be retained together, so that every</w:t>
+      </w:r>
+      <w:r>
+        <w:t xml:space="preserve"> </w:t>
+      </w:r>
+      <w:r>
+        <w:t xml:space="preserve">reported value can be traced back to the run that produced it. The statistical analysis will</w:t>
+      </w:r>
+      <w:r>
+        <w:t xml:space="preserve"> </w:t>
+      </w:r>
+      <w:r>
+        <w:t xml:space="preserve">be reviewed independently by Statistics before the report is issued, and any change to this</w:t>
+      </w:r>
+      <w:r>
+        <w:t xml:space="preserve"> </w:t>
+      </w:r>
+      <w:r>
+        <w:t xml:space="preserve">plan after approval requires a documented amendment approved by the functions in</w:t>
+      </w:r>
+      <w:r>
+        <w:t xml:space="preserve"> </w:t>
+      </w:r>
+      <w:hyperlink w:anchor="tbl-appr">
+        <w:r>
+          <w:rPr>
+            <w:rStyle w:val="Hyperlink"/>
+          </w:rPr>
+          <w:t xml:space="preserve">Table 1</w:t>
+        </w:r>
+      </w:hyperlink>
+      <w:r>
+        <w:t xml:space="preserve">.</w:t>
+      </w:r>
+    </w:p>
+    <w:bookmarkEnd w:id="40"/>
+    <w:bookmarkStart w:id="42" w:name="roles-and-responsibilities"/>
+    <w:p>
+      <w:pPr>
+        <w:pStyle w:val="Heading1"/>
+      </w:pPr>
+      <w:r>
+        <w:t xml:space="preserve">10. Roles and responsibilities</w:t>
+      </w:r>
+    </w:p>
+    <w:p>
+      <w:pPr>
+        <w:pStyle w:val="FirstParagraph"/>
+      </w:pPr>
+      <w:hyperlink w:anchor="tbl-roles">
+        <w:r>
+          <w:rPr>
+            <w:rStyle w:val="Hyperlink"/>
+          </w:rPr>
+          <w:t xml:space="preserve">Table 10</w:t>
+        </w:r>
+      </w:hyperlink>
+      <w:r>
+        <w:t xml:space="preserve"> </w:t>
+      </w:r>
+      <w:r>
+        <w:t xml:space="preserve">assigns the functions involved in the study. MSAT owns this plan and the report,</w:t>
+      </w:r>
+      <w:r>
+        <w:t xml:space="preserve"> </w:t>
+      </w:r>
+      <w:r>
+        <w:t xml:space="preserve">Statistics owns the design and the analysis and is accountable for the operating region and</w:t>
+      </w:r>
+      <w:r>
+        <w:t xml:space="preserve"> </w:t>
+      </w:r>
+      <w:r>
+        <w:t xml:space="preserve">the proven acceptable ranges, and Quality Assurance approves the plan before execution</w:t>
+      </w:r>
+      <w:r>
+        <w:t xml:space="preserve"> </w:t>
+      </w:r>
+      <w:r>
+        <w:t xml:space="preserve">begins.</w:t>
       </w:r>
     </w:p>
     <w:tbl>
@@ -5665,7 +6260,7 @@
       <w:tr>
         <w:tc>
           <w:tcPr/>
-          <w:bookmarkStart w:id="40" w:name="tbl-roles"/>
+          <w:bookmarkStart w:id="41" w:name="tbl-roles"/>
           <w:p>
             <w:pPr>
               <w:jc w:val="center"/>
@@ -5676,7 +6271,7 @@
               <w:pStyle w:val="ImageCaption"/>
             </w:pPr>
             <w:r>
-              <w:t xml:space="preserve">Table 9: Functions and their responsibilities for the study.</w:t>
+              <w:t xml:space="preserve">Table 10: Roles and responsibilities for the planned study (synthetic).</w:t>
             </w:r>
           </w:p>
           <w:tbl>
@@ -5728,19 +6323,19 @@
                     <w:jc w:val="center"/>
                   </w:pPr>
                   <w:r>
-                    <w:t xml:space="preserve">Process Development / MSAT</w:t>
-                  </w:r>
-                </w:p>
-              </w:tc>
-              <w:tc>
-                <w:tcPr/>
-                <w:p>
-                  <w:pPr>
-                    <w:pStyle w:val="Compact"/>
-                    <w:jc w:val="center"/>
-                  </w:pPr>
-                  <w:r>
-                    <w:t xml:space="preserve">Owns this plan, executes the scale-down runs, analyses the data and authors PCR-006.</w:t>
+                    <w:t xml:space="preserve">Manufacturing Science and Technology</w:t>
+                  </w:r>
+                </w:p>
+              </w:tc>
+              <w:tc>
+                <w:tcPr/>
+                <w:p>
+                  <w:pPr>
+                    <w:pStyle w:val="Compact"/>
+                    <w:jc w:val="center"/>
+                  </w:pPr>
+                  <w:r>
+                    <w:t xml:space="preserve">Owns the plan and the report; qualifies the scale-down model</w:t>
                   </w:r>
                 </w:p>
               </w:tc>
@@ -5754,19 +6349,19 @@
                     <w:jc w:val="center"/>
                   </w:pPr>
                   <w:r>
-                    <w:t xml:space="preserve">Analytical Development</w:t>
-                  </w:r>
-                </w:p>
-              </w:tc>
-              <w:tc>
-                <w:tcPr/>
-                <w:p>
-                  <w:pPr>
-                    <w:pStyle w:val="Compact"/>
-                    <w:jc w:val="center"/>
-                  </w:pPr>
-                  <w:r>
-                    <w:t xml:space="preserve">Performs the size-variant and charge-variant assays and maintains their validated status.</w:t>
+                    <w:t xml:space="preserve">Process Development</w:t>
+                  </w:r>
+                </w:p>
+              </w:tc>
+              <w:tc>
+                <w:tcPr/>
+                <w:p>
+                  <w:pPr>
+                    <w:pStyle w:val="Compact"/>
+                    <w:jc w:val="center"/>
+                  </w:pPr>
+                  <w:r>
+                    <w:t xml:space="preserve">Executes the unspiked characterization runs and the univariate assessment</w:t>
                   </w:r>
                 </w:p>
               </w:tc>
@@ -5780,19 +6375,19 @@
                     <w:jc w:val="center"/>
                   </w:pPr>
                   <w:r>
-                    <w:t xml:space="preserve">Virology laboratory</w:t>
-                  </w:r>
-                </w:p>
-              </w:tc>
-              <w:tc>
-                <w:tcPr/>
-                <w:p>
-                  <w:pPr>
-                    <w:pStyle w:val="Compact"/>
-                    <w:jc w:val="center"/>
-                  </w:pPr>
-                  <w:r>
-                    <w:t xml:space="preserve">Prepares and titrates the virus stock, performs the infectivity assay and runs the cytotoxicity and interference controls.</w:t>
+                    <w:t xml:space="preserve">Contract virology laboratory</w:t>
+                  </w:r>
+                </w:p>
+              </w:tc>
+              <w:tc>
+                <w:tcPr/>
+                <w:p>
+                  <w:pPr>
+                    <w:pStyle w:val="Compact"/>
+                    <w:jc w:val="center"/>
+                  </w:pPr>
+                  <w:r>
+                    <w:t xml:space="preserve">Executes the spiked runs under Novacyte oversight</w:t>
                   </w:r>
                 </w:p>
               </w:tc>
@@ -5806,19 +6401,19 @@
                     <w:jc w:val="center"/>
                   </w:pPr>
                   <w:r>
-                    <w:t xml:space="preserve">Manufacturing Science</w:t>
-                  </w:r>
-                </w:p>
-              </w:tc>
-              <w:tc>
-                <w:tcPr/>
-                <w:p>
-                  <w:pPr>
-                    <w:pStyle w:val="Compact"/>
-                    <w:jc w:val="center"/>
-                  </w:pPr>
-                  <w:r>
-                    <w:t xml:space="preserve">Confirms that the scale-down model represents the commercial step and reviews the proposed operating ranges.</w:t>
+                    <w:t xml:space="preserve">Analytical Development</w:t>
+                  </w:r>
+                </w:p>
+              </w:tc>
+              <w:tc>
+                <w:tcPr/>
+                <w:p>
+                  <w:pPr>
+                    <w:pStyle w:val="Compact"/>
+                    <w:jc w:val="center"/>
+                  </w:pPr>
+                  <w:r>
+                    <w:t xml:space="preserve">Releases analytical data against the validated methods</w:t>
                   </w:r>
                 </w:p>
               </w:tc>
@@ -5844,7 +6439,7 @@
                     <w:jc w:val="center"/>
                   </w:pPr>
                   <w:r>
-                    <w:t xml:space="preserve">Approves the designs, the analysis and the model-adequacy assessment.</w:t>
+                    <w:t xml:space="preserve">Owns the design, the analysis and the model adequacy assessment</w:t>
                   </w:r>
                 </w:p>
               </w:tc>
@@ -5870,45 +6465,19 @@
                     <w:jc w:val="center"/>
                   </w:pPr>
                   <w:r>
-                    <w:t xml:space="preserve">Approves this plan and PCR-006 and dispositions any deviation from the plan.</w:t>
+                    <w:t xml:space="preserve">Approves the plan, the deviations and the report</w:t>
                   </w:r>
                 </w:p>
               </w:tc>
             </w:tr>
           </w:tbl>
-          <w:bookmarkEnd w:id="40"/>
+          <w:bookmarkEnd w:id="41"/>
           <w:p/>
         </w:tc>
       </w:tr>
     </w:tbl>
-    <w:p>
-      <w:pPr>
-        <w:pStyle w:val="BodyText"/>
-      </w:pPr>
-      <w:r>
-        <w:t xml:space="preserve">A departure from this plan is raised, investigated and dispositioned under the site</w:t>
-      </w:r>
-      <w:r>
-        <w:t xml:space="preserve"> </w:t>
-      </w:r>
-      <w:r>
-        <w:t xml:space="preserve">deviation procedure. Every deviation is reported in PCR-006 with its investigation, its</w:t>
-      </w:r>
-      <w:r>
-        <w:t xml:space="preserve"> </w:t>
-      </w:r>
-      <w:r>
-        <w:t xml:space="preserve">root cause where one is established, and its assessed impact on the conclusions of the</w:t>
-      </w:r>
-      <w:r>
-        <w:t xml:space="preserve"> </w:t>
-      </w:r>
-      <w:r>
-        <w:t xml:space="preserve">study.</w:t>
-      </w:r>
-    </w:p>
-    <w:bookmarkEnd w:id="41"/>
-    <w:bookmarkStart w:id="42" w:name="deliverables-and-schedule"/>
+    <w:bookmarkEnd w:id="42"/>
+    <w:bookmarkStart w:id="44" w:name="deliverables-and-schedule"/>
     <w:p>
       <w:pPr>
         <w:pStyle w:val="Heading1"/>
@@ -5922,345 +6491,36 @@
         <w:pStyle w:val="FirstParagraph"/>
       </w:pPr>
       <w:r>
-        <w:t xml:space="preserve">The deliverable of this plan is PCR-006. That report gives the qualification status of</w:t>
-      </w:r>
-      <w:r>
-        <w:t xml:space="preserve"> </w:t>
-      </w:r>
-      <w:r>
-        <w:t xml:space="preserve">the scale-down model, the screening and response-surface results, the operating region,</w:t>
-      </w:r>
-      <w:r>
-        <w:t xml:space="preserve"> </w:t>
-      </w:r>
-      <w:r>
-        <w:t xml:space="preserve">the proven acceptable ranges, the parameter classifications and the step’s contribution</w:t>
-      </w:r>
-      <w:r>
-        <w:t xml:space="preserve"> </w:t>
-      </w:r>
-      <w:r>
-        <w:t xml:space="preserve">to the control strategy. It rolls up into PCMR-001.</w:t>
-      </w:r>
-    </w:p>
-    <w:p>
-      <w:pPr>
-        <w:pStyle w:val="BodyText"/>
-      </w:pPr>
-      <w:r>
-        <w:t xml:space="preserve">The study runs in four phases. The scale-down model is qualified first, and no</w:t>
-      </w:r>
-      <w:r>
-        <w:t xml:space="preserve"> </w:t>
-      </w:r>
-      <w:r>
-        <w:t xml:space="preserve">characterization run starts before its qualification is accepted. The screening study</w:t>
-      </w:r>
-      <w:r>
-        <w:t xml:space="preserve"> </w:t>
-      </w:r>
-      <w:r>
-        <w:t xml:space="preserve">runs next. The response-surface study and the univariate assessment follow, and they may</w:t>
-      </w:r>
-      <w:r>
-        <w:t xml:space="preserve"> </w:t>
-      </w:r>
-      <w:r>
-        <w:t xml:space="preserve">run in parallel where virus stock and assay capacity allow. Analysis and reporting follow</w:t>
-      </w:r>
-      <w:r>
-        <w:t xml:space="preserve"> </w:t>
-      </w:r>
-      <w:r>
-        <w:t xml:space="preserve">the last analytical result. No calendar dates are fixed in this plan, and the campaign</w:t>
-      </w:r>
-      <w:r>
-        <w:t xml:space="preserve"> </w:t>
-      </w:r>
-      <w:r>
-        <w:t xml:space="preserve">schedule is held under PCMP-001.</w:t>
-      </w:r>
-    </w:p>
-    <w:bookmarkEnd w:id="42"/>
-    <w:bookmarkStart w:id="43" w:name="risks-and-assumptions"/>
-    <w:p>
-      <w:pPr>
-        <w:pStyle w:val="Heading1"/>
-      </w:pPr>
-      <w:r>
-        <w:t xml:space="preserve">12. Risks and assumptions</w:t>
-      </w:r>
-    </w:p>
-    <w:p>
-      <w:pPr>
-        <w:pStyle w:val="FirstParagraph"/>
-      </w:pPr>
-      <w:r>
-        <w:t xml:space="preserve">The study rests on four assumptions, and each one carries a risk to the conclusions drawn</w:t>
-      </w:r>
-      <w:r>
-        <w:t xml:space="preserve"> </w:t>
-      </w:r>
-      <w:r>
-        <w:t xml:space="preserve">from it.</w:t>
-      </w:r>
-    </w:p>
-    <w:p>
-      <w:pPr>
-        <w:pStyle w:val="Compact"/>
-        <w:numPr>
-          <w:ilvl w:val="0"/>
-          <w:numId w:val="1007"/>
-        </w:numPr>
-      </w:pPr>
-      <w:r>
-        <w:t xml:space="preserve">The scale-down model represents the commercial hold. This is the largest assumption in</w:t>
-      </w:r>
-      <w:r>
-        <w:t xml:space="preserve"> </w:t>
-      </w:r>
-      <w:r>
-        <w:t xml:space="preserve">the study, because every range it justifies is applied at commercial scale, and it is</w:t>
-      </w:r>
-      <w:r>
-        <w:t xml:space="preserve"> </w:t>
-      </w:r>
-      <w:r>
-        <w:t xml:space="preserve">managed by the qualification described in §5.1 and by the comparison against the</w:t>
-      </w:r>
-      <w:r>
-        <w:t xml:space="preserve"> </w:t>
-      </w:r>
-      <w:r>
-        <w:t xml:space="preserve">clinical and engineering data at scale that PCR-006 will present.</w:t>
-      </w:r>
-    </w:p>
-    <w:p>
-      <w:pPr>
-        <w:pStyle w:val="Compact"/>
-        <w:numPr>
-          <w:ilvl w:val="0"/>
-          <w:numId w:val="1007"/>
-        </w:numPr>
-      </w:pPr>
-      <w:r>
-        <w:t xml:space="preserve">The spiked load behaves like the unspiked pool. A virus spike adds material the</w:t>
-      </w:r>
-      <w:r>
-        <w:t xml:space="preserve"> </w:t>
-      </w:r>
-      <w:r>
-        <w:t xml:space="preserve">commercial process does not contain, and the spike proportion is held low and</w:t>
-      </w:r>
-      <w:r>
-        <w:t xml:space="preserve"> </w:t>
-      </w:r>
-      <w:r>
-        <w:t xml:space="preserve">controlled for that reason. A residual assumption remains, and it is stated as a</w:t>
-      </w:r>
-      <w:r>
-        <w:t xml:space="preserve"> </w:t>
-      </w:r>
-      <w:r>
-        <w:t xml:space="preserve">limitation of the clearance claim in PCR-006.</w:t>
-      </w:r>
-    </w:p>
-    <w:p>
-      <w:pPr>
-        <w:pStyle w:val="Compact"/>
-        <w:numPr>
-          <w:ilvl w:val="0"/>
-          <w:numId w:val="1007"/>
-        </w:numPr>
-      </w:pPr>
-      <w:r>
-        <w:t xml:space="preserve">The load entering the step is representative of routine capture material. Aggregate and</w:t>
-      </w:r>
-      <w:r>
-        <w:t xml:space="preserve"> </w:t>
-      </w:r>
-      <w:r>
-        <w:t xml:space="preserve">charge variants are formed upstream, so a load outside its usual composition would move</w:t>
-      </w:r>
-      <w:r>
-        <w:t xml:space="preserve"> </w:t>
-      </w:r>
-      <w:r>
-        <w:t xml:space="preserve">the pool results without any parameter of this step changing. Load attributes are</w:t>
-      </w:r>
-      <w:r>
-        <w:t xml:space="preserve"> </w:t>
-      </w:r>
-      <w:r>
-        <w:t xml:space="preserve">recorded on every run so that the assumption can be tested after the fact.</w:t>
-      </w:r>
-    </w:p>
-    <w:p>
-      <w:pPr>
-        <w:pStyle w:val="Compact"/>
-        <w:numPr>
-          <w:ilvl w:val="0"/>
-          <w:numId w:val="1007"/>
-        </w:numPr>
-      </w:pPr>
-      <w:r>
-        <w:t xml:space="preserve">The fitted model holds only inside the characterization ranges. No prediction will be</w:t>
-      </w:r>
-      <w:r>
-        <w:t xml:space="preserve"> </w:t>
-      </w:r>
-      <w:r>
-        <w:t xml:space="preserve">made outside them, and operation outside them is a change managed under the quality</w:t>
-      </w:r>
-      <w:r>
-        <w:t xml:space="preserve"> </w:t>
-      </w:r>
-      <w:r>
-        <w:t xml:space="preserve">system and not a movement supported by this study.</w:t>
-      </w:r>
-    </w:p>
-    <w:p>
-      <w:pPr>
-        <w:pStyle w:val="FirstParagraph"/>
-      </w:pPr>
-      <w:r>
-        <w:t xml:space="preserve">Two further risks are practical. Virus stock and infectivity-assay capacity (shared with</w:t>
-      </w:r>
-      <w:r>
-        <w:t xml:space="preserve"> </w:t>
-      </w:r>
-      <w:r>
-        <w:t xml:space="preserve">the studies of PCP-008 and PCP-009) set the rate at which runs can be executed, and a failed assay costs a repeat of the analysis and, in</w:t>
-      </w:r>
-      <w:r>
-        <w:t xml:space="preserve"> </w:t>
-      </w:r>
-      <w:r>
-        <w:t xml:space="preserve">the worst case, of the run. Availability of representative Protein A pool material is the</w:t>
-      </w:r>
-      <w:r>
-        <w:t xml:space="preserve"> </w:t>
-      </w:r>
-      <w:r>
-        <w:t xml:space="preserve">second constraint, and the study will use material pooled from more than one upstream</w:t>
-      </w:r>
-      <w:r>
-        <w:t xml:space="preserve"> </w:t>
-      </w:r>
-      <w:r>
-        <w:t xml:space="preserve">batch where a single batch is insufficient. Both risks affect the schedule of the study</w:t>
-      </w:r>
-      <w:r>
-        <w:t xml:space="preserve"> </w:t>
-      </w:r>
-      <w:r>
-        <w:t xml:space="preserve">and neither affects its conclusions.</w:t>
-      </w:r>
-    </w:p>
-    <w:bookmarkEnd w:id="43"/>
-    <w:bookmarkStart w:id="44" w:name="approvals-1"/>
-    <w:p>
-      <w:pPr>
-        <w:pStyle w:val="Heading1"/>
-      </w:pPr>
-      <w:r>
-        <w:t xml:space="preserve">13. Approvals</w:t>
-      </w:r>
-    </w:p>
-    <w:p>
-      <w:pPr>
-        <w:pStyle w:val="FirstParagraph"/>
-      </w:pPr>
-      <w:r>
-        <w:t xml:space="preserve">This plan takes effect when the approvers named in</w:t>
-      </w:r>
-      <w:r>
-        <w:t xml:space="preserve"> </w:t>
-      </w:r>
-      <w:hyperlink w:anchor="tbl-appr">
+        <w:t xml:space="preserve">The deliverable of this plan is PCR-006, and</w:t>
+      </w:r>
+      <w:r>
+        <w:t xml:space="preserve"> </w:t>
+      </w:r>
+      <w:hyperlink w:anchor="tbl-phase">
         <w:r>
           <w:rPr>
             <w:rStyle w:val="Hyperlink"/>
           </w:rPr>
-          <w:t xml:space="preserve">Table 1</w:t>
+          <w:t xml:space="preserve">Table 11</w:t>
         </w:r>
       </w:hyperlink>
       <w:r>
         <w:t xml:space="preserve"> </w:t>
       </w:r>
       <w:r>
-        <w:t xml:space="preserve">have signed it. No</w:t>
-      </w:r>
-      <w:r>
-        <w:t xml:space="preserve"> </w:t>
-      </w:r>
-      <w:r>
-        <w:t xml:space="preserve">characterization run under it may start before that date. Any change to the design, to</w:t>
-      </w:r>
-      <w:r>
-        <w:t xml:space="preserve"> </w:t>
-      </w:r>
-      <w:r>
-        <w:t xml:space="preserve">the ranges or to the acceptance criteria requires the same approvals as the original</w:t>
-      </w:r>
-      <w:r>
-        <w:t xml:space="preserve"> </w:t>
-      </w:r>
-      <w:r>
-        <w:t xml:space="preserve">plan, and the change is recorded before the affected runs are executed.</w:t>
-      </w:r>
-    </w:p>
-    <w:bookmarkEnd w:id="44"/>
-    <w:bookmarkStart w:id="49" w:name="appendices-ab-planned-design-matrices"/>
-    <w:p>
-      <w:pPr>
-        <w:pStyle w:val="Heading1"/>
-      </w:pPr>
-      <w:r>
-        <w:t xml:space="preserve">14. Appendices A–B — Planned design matrices</w:t>
-      </w:r>
-    </w:p>
-    <w:p>
-      <w:pPr>
-        <w:pStyle w:val="FirstParagraph"/>
-      </w:pPr>
-      <w:r>
-        <w:t xml:space="preserve">The planned design matrices are given below in coded form, with the letter codes of</w:t>
-      </w:r>
-      <w:r>
-        <w:t xml:space="preserve"> </w:t>
-      </w:r>
-      <w:hyperlink w:anchor="tbl-legend">
-        <w:r>
-          <w:rPr>
-            <w:rStyle w:val="Hyperlink"/>
-          </w:rPr>
-          <w:t xml:space="preserve">Table 7</w:t>
-        </w:r>
-      </w:hyperlink>
-      <w:r>
-        <w:t xml:space="preserve">. Coded -1 and +1 are the low and high edges of each parameter’s</w:t>
-      </w:r>
-      <w:r>
-        <w:t xml:space="preserve"> </w:t>
-      </w:r>
-      <w:r>
-        <w:t xml:space="preserve">characterization range and coded 0 is its midpoint. No response column appears, because</w:t>
-      </w:r>
-      <w:r>
-        <w:t xml:space="preserve"> </w:t>
-      </w:r>
-      <w:r>
-        <w:t xml:space="preserve">no run has yet been executed.</w:t>
-      </w:r>
-    </w:p>
-    <w:bookmarkStart w:id="46" w:name="X7149527b81b82ac7e9fc876cc411d0dd5d45eb6"/>
-    <w:p>
-      <w:pPr>
-        <w:pStyle w:val="Heading2"/>
-      </w:pPr>
-      <w:r>
-        <w:t xml:space="preserve">14.1 Appendix A — Planned screening design matrix</w:t>
+        <w:t xml:space="preserve">gives the sequence of work. No</w:t>
+      </w:r>
+      <w:r>
+        <w:t xml:space="preserve"> </w:t>
+      </w:r>
+      <w:r>
+        <w:t xml:space="preserve">calendar dates are fixed here, and each phase begins once the preceding phase has been</w:t>
+      </w:r>
+      <w:r>
+        <w:t xml:space="preserve"> </w:t>
+      </w:r>
+      <w:r>
+        <w:t xml:space="preserve">reviewed and released.</w:t>
       </w:r>
     </w:p>
     <w:tbl>
@@ -6276,7 +6536,7 @@
       <w:tr>
         <w:tc>
           <w:tcPr/>
-          <w:bookmarkStart w:id="45" w:name="tbl-appA"/>
+          <w:bookmarkStart w:id="43" w:name="tbl-phase"/>
           <w:p>
             <w:pPr>
               <w:jc w:val="center"/>
@@ -6287,7 +6547,619 @@
               <w:pStyle w:val="ImageCaption"/>
             </w:pPr>
             <w:r>
-              <w:t xml:space="preserve">Table 10: Planned coded screening design matrix (run order to be randomized at execution).</w:t>
+              <w:t xml:space="preserve">Table 11: Planned phase sequence for the study.</w:t>
+            </w:r>
+          </w:p>
+          <w:tbl>
+            <w:tblPr>
+              <w:tblStyle w:val="Table"/>
+              <w:tblW w:type="pct" w:w="5000"/>
+              <w:tblLayout w:type="fixed"/>
+              <w:tblLook w:firstRow="1" w:lastRow="0" w:firstColumn="0" w:lastColumn="0" w:noHBand="0" w:noVBand="0" w:val="0020"/>
+            </w:tblPr>
+            <w:tblGrid>
+              <w:gridCol w:w="2640"/>
+              <w:gridCol w:w="2640"/>
+              <w:gridCol w:w="2640"/>
+            </w:tblGrid>
+            <w:tr>
+              <w:trPr>
+                <w:tblHeader w:val="on"/>
+              </w:trPr>
+              <w:tc>
+                <w:tcPr/>
+                <w:p>
+                  <w:pPr>
+                    <w:pStyle w:val="Compact"/>
+                    <w:jc w:val="center"/>
+                  </w:pPr>
+                  <w:r>
+                    <w:t xml:space="preserve">Phase</w:t>
+                  </w:r>
+                </w:p>
+              </w:tc>
+              <w:tc>
+                <w:tcPr/>
+                <w:p>
+                  <w:pPr>
+                    <w:pStyle w:val="Compact"/>
+                    <w:jc w:val="center"/>
+                  </w:pPr>
+                  <w:r>
+                    <w:t xml:space="preserve">Content</w:t>
+                  </w:r>
+                </w:p>
+              </w:tc>
+              <w:tc>
+                <w:tcPr/>
+                <w:p>
+                  <w:pPr>
+                    <w:pStyle w:val="Compact"/>
+                    <w:jc w:val="center"/>
+                  </w:pPr>
+                  <w:r>
+                    <w:t xml:space="preserve">Prerequisite</w:t>
+                  </w:r>
+                </w:p>
+              </w:tc>
+            </w:tr>
+            <w:tr>
+              <w:tc>
+                <w:tcPr/>
+                <w:p>
+                  <w:pPr>
+                    <w:pStyle w:val="Compact"/>
+                    <w:jc w:val="center"/>
+                  </w:pPr>
+                  <w:r>
+                    <w:t xml:space="preserve">1</w:t>
+                  </w:r>
+                </w:p>
+              </w:tc>
+              <w:tc>
+                <w:tcPr/>
+                <w:p>
+                  <w:pPr>
+                    <w:pStyle w:val="Compact"/>
+                    <w:jc w:val="center"/>
+                  </w:pPr>
+                  <w:r>
+                    <w:t xml:space="preserve">Scale-down model qualification against at-scale platform records</w:t>
+                  </w:r>
+                </w:p>
+              </w:tc>
+              <w:tc>
+                <w:tcPr/>
+                <w:p>
+                  <w:pPr>
+                    <w:pStyle w:val="Compact"/>
+                    <w:jc w:val="center"/>
+                  </w:pPr>
+                  <w:r>
+                    <w:t xml:space="preserve">Approval of this plan</w:t>
+                  </w:r>
+                </w:p>
+              </w:tc>
+            </w:tr>
+            <w:tr>
+              <w:tc>
+                <w:tcPr/>
+                <w:p>
+                  <w:pPr>
+                    <w:pStyle w:val="Compact"/>
+                    <w:jc w:val="center"/>
+                  </w:pPr>
+                  <w:r>
+                    <w:t xml:space="preserve">2</w:t>
+                  </w:r>
+                </w:p>
+              </w:tc>
+              <w:tc>
+                <w:tcPr/>
+                <w:p>
+                  <w:pPr>
+                    <w:pStyle w:val="Compact"/>
+                    <w:jc w:val="center"/>
+                  </w:pPr>
+                  <w:r>
+                    <w:t xml:space="preserve">Screening design, unspiked and spiked</w:t>
+                  </w:r>
+                </w:p>
+              </w:tc>
+              <w:tc>
+                <w:tcPr/>
+                <w:p>
+                  <w:pPr>
+                    <w:pStyle w:val="Compact"/>
+                    <w:jc w:val="center"/>
+                  </w:pPr>
+                  <w:r>
+                    <w:t xml:space="preserve">Qualified scale-down model</w:t>
+                  </w:r>
+                </w:p>
+              </w:tc>
+            </w:tr>
+            <w:tr>
+              <w:tc>
+                <w:tcPr/>
+                <w:p>
+                  <w:pPr>
+                    <w:pStyle w:val="Compact"/>
+                    <w:jc w:val="center"/>
+                  </w:pPr>
+                  <w:r>
+                    <w:t xml:space="preserve">3</w:t>
+                  </w:r>
+                </w:p>
+              </w:tc>
+              <w:tc>
+                <w:tcPr/>
+                <w:p>
+                  <w:pPr>
+                    <w:pStyle w:val="Compact"/>
+                    <w:jc w:val="center"/>
+                  </w:pPr>
+                  <w:r>
+                    <w:t xml:space="preserve">Response-surface design, unspiked and spiked</w:t>
+                  </w:r>
+                </w:p>
+              </w:tc>
+              <w:tc>
+                <w:tcPr/>
+                <w:p>
+                  <w:pPr>
+                    <w:pStyle w:val="Compact"/>
+                    <w:jc w:val="center"/>
+                  </w:pPr>
+                  <w:r>
+                    <w:t xml:space="preserve">Screening result reviewed</w:t>
+                  </w:r>
+                </w:p>
+              </w:tc>
+            </w:tr>
+            <w:tr>
+              <w:tc>
+                <w:tcPr/>
+                <w:p>
+                  <w:pPr>
+                    <w:pStyle w:val="Compact"/>
+                    <w:jc w:val="center"/>
+                  </w:pPr>
+                  <w:r>
+                    <w:t xml:space="preserve">4</w:t>
+                  </w:r>
+                </w:p>
+              </w:tc>
+              <w:tc>
+                <w:tcPr/>
+                <w:p>
+                  <w:pPr>
+                    <w:pStyle w:val="Compact"/>
+                    <w:jc w:val="center"/>
+                  </w:pPr>
+                  <w:r>
+                    <w:t xml:space="preserve">Univariate assessment of A-Mab concentration</w:t>
+                  </w:r>
+                </w:p>
+              </w:tc>
+              <w:tc>
+                <w:tcPr/>
+                <w:p>
+                  <w:pPr>
+                    <w:pStyle w:val="Compact"/>
+                    <w:jc w:val="center"/>
+                  </w:pPr>
+                  <w:r>
+                    <w:t xml:space="preserve">Qualified scale-down model</w:t>
+                  </w:r>
+                </w:p>
+              </w:tc>
+            </w:tr>
+            <w:tr>
+              <w:tc>
+                <w:tcPr/>
+                <w:p>
+                  <w:pPr>
+                    <w:pStyle w:val="Compact"/>
+                    <w:jc w:val="center"/>
+                  </w:pPr>
+                  <w:r>
+                    <w:t xml:space="preserve">5</w:t>
+                  </w:r>
+                </w:p>
+              </w:tc>
+              <w:tc>
+                <w:tcPr/>
+                <w:p>
+                  <w:pPr>
+                    <w:pStyle w:val="Compact"/>
+                    <w:jc w:val="center"/>
+                  </w:pPr>
+                  <w:r>
+                    <w:t xml:space="preserve">Analysis, operating region and proven acceptable ranges</w:t>
+                  </w:r>
+                </w:p>
+              </w:tc>
+              <w:tc>
+                <w:tcPr/>
+                <w:p>
+                  <w:pPr>
+                    <w:pStyle w:val="Compact"/>
+                    <w:jc w:val="center"/>
+                  </w:pPr>
+                  <w:r>
+                    <w:t xml:space="preserve">Phases 2 to 4 complete</w:t>
+                  </w:r>
+                </w:p>
+              </w:tc>
+            </w:tr>
+            <w:tr>
+              <w:tc>
+                <w:tcPr/>
+                <w:p>
+                  <w:pPr>
+                    <w:pStyle w:val="Compact"/>
+                    <w:jc w:val="center"/>
+                  </w:pPr>
+                  <w:r>
+                    <w:t xml:space="preserve">6</w:t>
+                  </w:r>
+                </w:p>
+              </w:tc>
+              <w:tc>
+                <w:tcPr/>
+                <w:p>
+                  <w:pPr>
+                    <w:pStyle w:val="Compact"/>
+                    <w:jc w:val="center"/>
+                  </w:pPr>
+                  <w:r>
+                    <w:t xml:space="preserve">Issue of PCR-006</w:t>
+                  </w:r>
+                </w:p>
+              </w:tc>
+              <w:tc>
+                <w:tcPr/>
+                <w:p>
+                  <w:pPr>
+                    <w:pStyle w:val="Compact"/>
+                    <w:jc w:val="center"/>
+                  </w:pPr>
+                  <w:r>
+                    <w:t xml:space="preserve">Analysis reviewed by Statistics</w:t>
+                  </w:r>
+                </w:p>
+              </w:tc>
+            </w:tr>
+          </w:tbl>
+          <w:bookmarkEnd w:id="43"/>
+          <w:p/>
+        </w:tc>
+      </w:tr>
+    </w:tbl>
+    <w:p>
+      <w:pPr>
+        <w:pStyle w:val="BodyText"/>
+      </w:pPr>
+      <w:r>
+        <w:t xml:space="preserve">Scale-down model qualification precedes every characterization run. Screening precedes the</w:t>
+      </w:r>
+      <w:r>
+        <w:t xml:space="preserve"> </w:t>
+      </w:r>
+      <w:r>
+        <w:t xml:space="preserve">response-surface study, because the response-surface factors are confirmed by the screening</w:t>
+      </w:r>
+      <w:r>
+        <w:t xml:space="preserve"> </w:t>
+      </w:r>
+      <w:r>
+        <w:t xml:space="preserve">result. The univariate assessment may run in parallel with either. Within each</w:t>
+      </w:r>
+      <w:r>
+        <w:t xml:space="preserve"> </w:t>
+      </w:r>
+      <w:r>
+        <w:t xml:space="preserve">design the spiked runs follow the matching unspiked runs, so that a run failing a</w:t>
+      </w:r>
+      <w:r>
+        <w:t xml:space="preserve"> </w:t>
+      </w:r>
+      <w:r>
+        <w:t xml:space="preserve">product-quality criterion is known before virus is committed to it.</w:t>
+      </w:r>
+    </w:p>
+    <w:bookmarkEnd w:id="44"/>
+    <w:bookmarkStart w:id="45" w:name="risks-and-assumptions"/>
+    <w:p>
+      <w:pPr>
+        <w:pStyle w:val="Heading1"/>
+      </w:pPr>
+      <w:r>
+        <w:t xml:space="preserve">12. Risks and assumptions</w:t>
+      </w:r>
+    </w:p>
+    <w:p>
+      <w:pPr>
+        <w:pStyle w:val="FirstParagraph"/>
+      </w:pPr>
+      <w:r>
+        <w:t xml:space="preserve">Four risks to the study are recognised, and each carries a mitigation that is part of the</w:t>
+      </w:r>
+      <w:r>
+        <w:t xml:space="preserve"> </w:t>
+      </w:r>
+      <w:r>
+        <w:t xml:space="preserve">plan.</w:t>
+      </w:r>
+    </w:p>
+    <w:p>
+      <w:pPr>
+        <w:pStyle w:val="BodyText"/>
+      </w:pPr>
+      <w:r>
+        <w:t xml:space="preserve">The scale-down model may not represent the commercial hold. The step has no separation</w:t>
+      </w:r>
+      <w:r>
+        <w:t xml:space="preserve"> </w:t>
+      </w:r>
+      <w:r>
+        <w:t xml:space="preserve">mechanism, which makes the model simpler to justify than a chromatography model, but</w:t>
+      </w:r>
+      <w:r>
+        <w:t xml:space="preserve"> </w:t>
+      </w:r>
+      <w:r>
+        <w:t xml:space="preserve">titration and mixing are scale dependent, and the model will be qualified on those variables</w:t>
+      </w:r>
+      <w:r>
+        <w:t xml:space="preserve"> </w:t>
+      </w:r>
+      <w:r>
+        <w:t xml:space="preserve">before execution (§5.1).</w:t>
+      </w:r>
+    </w:p>
+    <w:p>
+      <w:pPr>
+        <w:pStyle w:val="BodyText"/>
+      </w:pPr>
+      <w:r>
+        <w:t xml:space="preserve">The spiked model may not represent the unspiked step. Virus stock carries cell culture matrix</w:t>
+      </w:r>
+      <w:r>
+        <w:t xml:space="preserve"> </w:t>
+      </w:r>
+      <w:r>
+        <w:t xml:space="preserve">into the pool, and at high spike volumes it can shift the pH or the conductivity of the pool,</w:t>
+      </w:r>
+      <w:r>
+        <w:t xml:space="preserve"> </w:t>
+      </w:r>
+      <w:r>
+        <w:t xml:space="preserve">so the spike volume will be held small and the pool condition will be recorded before and</w:t>
+      </w:r>
+      <w:r>
+        <w:t xml:space="preserve"> </w:t>
+      </w:r>
+      <w:r>
+        <w:t xml:space="preserve">after spiking.</w:t>
+      </w:r>
+    </w:p>
+    <w:p>
+      <w:pPr>
+        <w:pStyle w:val="BodyText"/>
+      </w:pPr>
+      <w:r>
+        <w:t xml:space="preserve">The infectivity assay may lose resolution to matrix cytotoxicity. A low-pH antibody pool is</w:t>
+      </w:r>
+      <w:r>
+        <w:t xml:space="preserve"> </w:t>
+      </w:r>
+      <w:r>
+        <w:t xml:space="preserve">cytotoxic to the indicator cells at low dilution, and the higher dilution needed to avoid</w:t>
+      </w:r>
+      <w:r>
+        <w:t xml:space="preserve"> </w:t>
+      </w:r>
+      <w:r>
+        <w:t xml:space="preserve">this costs resolution at the top of the reduction range. Cytotoxicity controls form part of</w:t>
+      </w:r>
+      <w:r>
+        <w:t xml:space="preserve"> </w:t>
+      </w:r>
+      <w:r>
+        <w:t xml:space="preserve">every spiked run. A run that loses resolution will be reported as a limit value (§7).</w:t>
+      </w:r>
+    </w:p>
+    <w:p>
+      <w:pPr>
+        <w:pStyle w:val="BodyText"/>
+      </w:pPr>
+      <w:r>
+        <w:t xml:space="preserve">The feed may not span the states the step will meet at scale. The input is the Protein A</w:t>
+      </w:r>
+      <w:r>
+        <w:t xml:space="preserve"> </w:t>
+      </w:r>
+      <w:r>
+        <w:t xml:space="preserve">pool, whose own characterization is reported in PCR-005, and only its protein concentration</w:t>
+      </w:r>
+      <w:r>
+        <w:t xml:space="preserve"> </w:t>
+      </w:r>
+      <w:r>
+        <w:t xml:space="preserve">is varied deliberately here, so feed states beyond that variation are covered by the input</w:t>
+      </w:r>
+      <w:r>
+        <w:t xml:space="preserve"> </w:t>
+      </w:r>
+      <w:r>
+        <w:t xml:space="preserve">controls agreed with PCR-005 and not by this study.</w:t>
+      </w:r>
+    </w:p>
+    <w:p>
+      <w:pPr>
+        <w:pStyle w:val="BodyText"/>
+      </w:pPr>
+      <w:r>
+        <w:t xml:space="preserve">Three assumptions are made explicit. The inactivation mechanism is a property of the virus</w:t>
+      </w:r>
+      <w:r>
+        <w:t xml:space="preserve"> </w:t>
+      </w:r>
+      <w:r>
+        <w:t xml:space="preserve">envelope and transfers from the platform products to A-Mab, whereas the acid stability of the</w:t>
+      </w:r>
+      <w:r>
+        <w:t xml:space="preserve"> </w:t>
+      </w:r>
+      <w:r>
+        <w:t xml:space="preserve">antibody does not transfer and is characterized here (§4.1). XMuLV is a conservative model</w:t>
+      </w:r>
+      <w:r>
+        <w:t xml:space="preserve"> </w:t>
+      </w:r>
+      <w:r>
+        <w:t xml:space="preserve">virus for the enveloped viruses of concern under ICH Q5A(R2)</w:t>
+      </w:r>
+      <w:r>
+        <w:t xml:space="preserve"> </w:t>
+      </w:r>
+      <w:r>
+        <w:t xml:space="preserve">(International Council for Harmonisation 2023a)</w:t>
+      </w:r>
+      <w:r>
+        <w:t xml:space="preserve">. The neutralised pool</w:t>
+      </w:r>
+      <w:r>
+        <w:t xml:space="preserve"> </w:t>
+      </w:r>
+      <w:r>
+        <w:t xml:space="preserve">is the input to cation exchange, and no host cell protein clearance is credited to this step</w:t>
+      </w:r>
+      <w:r>
+        <w:t xml:space="preserve"> </w:t>
+      </w:r>
+      <w:r>
+        <w:t xml:space="preserve">(§1).</w:t>
+      </w:r>
+    </w:p>
+    <w:bookmarkEnd w:id="45"/>
+    <w:bookmarkStart w:id="46" w:name="approvals-1"/>
+    <w:p>
+      <w:pPr>
+        <w:pStyle w:val="Heading1"/>
+      </w:pPr>
+      <w:r>
+        <w:t xml:space="preserve">13. Approvals</w:t>
+      </w:r>
+    </w:p>
+    <w:p>
+      <w:pPr>
+        <w:pStyle w:val="FirstParagraph"/>
+      </w:pPr>
+      <w:r>
+        <w:t xml:space="preserve">This plan takes effect once it has been approved by the functions listed in</w:t>
+      </w:r>
+      <w:r>
+        <w:t xml:space="preserve"> </w:t>
+      </w:r>
+      <w:hyperlink w:anchor="tbl-appr">
+        <w:r>
+          <w:rPr>
+            <w:rStyle w:val="Hyperlink"/>
+          </w:rPr>
+          <w:t xml:space="preserve">Table 1</w:t>
+        </w:r>
+      </w:hyperlink>
+      <w:r>
+        <w:t xml:space="preserve">, and</w:t>
+      </w:r>
+      <w:r>
+        <w:t xml:space="preserve"> </w:t>
+      </w:r>
+      <w:r>
+        <w:t xml:space="preserve">execution may not begin before that approval. Amendments after approval follow the change</w:t>
+      </w:r>
+      <w:r>
+        <w:t xml:space="preserve"> </w:t>
+      </w:r>
+      <w:r>
+        <w:t xml:space="preserve">control route described in §9 and are approved by the same functions.</w:t>
+      </w:r>
+    </w:p>
+    <w:bookmarkEnd w:id="46"/>
+    <w:bookmarkStart w:id="52" w:name="appendices"/>
+    <w:p>
+      <w:pPr>
+        <w:pStyle w:val="Heading1"/>
+      </w:pPr>
+      <w:r>
+        <w:t xml:space="preserve">14. Appendices</w:t>
+      </w:r>
+    </w:p>
+    <w:p>
+      <w:pPr>
+        <w:pStyle w:val="FirstParagraph"/>
+      </w:pPr>
+      <w:r>
+        <w:t xml:space="preserve">The two planned design matrices follow, in coded form, and neither carries response columns,</w:t>
+      </w:r>
+      <w:r>
+        <w:t xml:space="preserve"> </w:t>
+      </w:r>
+      <w:r>
+        <w:t xml:space="preserve">because no data exist at the time of approval.</w:t>
+      </w:r>
+    </w:p>
+    <w:bookmarkStart w:id="48" w:name="X7149527b81b82ac7e9fc876cc411d0dd5d45eb6"/>
+    <w:p>
+      <w:pPr>
+        <w:pStyle w:val="Heading2"/>
+      </w:pPr>
+      <w:r>
+        <w:t xml:space="preserve">14.1 Appendix A — Planned screening design matrix</w:t>
+      </w:r>
+    </w:p>
+    <w:tbl>
+      <w:tblPr>
+        <w:tblStyle w:val="Table"/>
+        <w:tblW w:type="pct" w:w="5000"/>
+        <w:tblLayout w:type="fixed"/>
+        <w:tblLook w:firstRow="0" w:lastRow="0" w:firstColumn="0" w:lastColumn="0" w:noHBand="0" w:noVBand="0" w:val="0000"/>
+      </w:tblPr>
+      <w:tblGrid>
+        <w:gridCol w:w="7920"/>
+      </w:tblGrid>
+      <w:tr>
+        <w:tc>
+          <w:tcPr/>
+          <w:bookmarkStart w:id="47" w:name="tbl-appa"/>
+          <w:p>
+            <w:pPr>
+              <w:jc w:val="center"/>
+            </w:pPr>
+            <w:pPr>
+              <w:jc w:val="left"/>
+              <w:spacing w:before="200"/>
+              <w:pStyle w:val="ImageCaption"/>
+            </w:pPr>
+            <w:r>
+              <w:t xml:space="preserve">Table 12: Planned screening design matrix, coded. Factor letters are given in</w:t>
+            </w:r>
+            <w:r>
+              <w:t xml:space="preserve"> </w:t>
+            </w:r>
+            <w:hyperlink w:anchor="tbl-legend">
+              <w:r>
+                <w:rPr>
+                  <w:rStyle w:val="Hyperlink"/>
+                </w:rPr>
+                <w:t xml:space="preserve">Table 8</w:t>
+              </w:r>
+            </w:hyperlink>
+            <w:r>
+              <w:t xml:space="preserve">.</w:t>
             </w:r>
           </w:p>
           <w:tbl>
@@ -7111,13 +7983,13 @@
               </w:tc>
             </w:tr>
           </w:tbl>
-          <w:bookmarkEnd w:id="45"/>
+          <w:bookmarkEnd w:id="47"/>
           <w:p/>
         </w:tc>
       </w:tr>
     </w:tbl>
-    <w:bookmarkEnd w:id="46"/>
-    <w:bookmarkStart w:id="48" w:name="Xd035249cb2928fc67e6106bc8a61a8b12039d8a"/>
+    <w:bookmarkEnd w:id="48"/>
+    <w:bookmarkStart w:id="51" w:name="Xd035249cb2928fc67e6106bc8a61a8b12039d8a"/>
     <w:p>
       <w:pPr>
         <w:pStyle w:val="Heading2"/>
@@ -7139,7 +8011,7 @@
       <w:tr>
         <w:tc>
           <w:tcPr/>
-          <w:bookmarkStart w:id="47" w:name="tbl-appB"/>
+          <w:bookmarkStart w:id="49" w:name="tbl-appb"/>
           <w:p>
             <w:pPr>
               <w:jc w:val="center"/>
@@ -7150,7 +8022,21 @@
               <w:pStyle w:val="ImageCaption"/>
             </w:pPr>
             <w:r>
-              <w:t xml:space="preserve">Table 11: Planned coded response-surface design matrix (run order to be randomized at execution).</w:t>
+              <w:t xml:space="preserve">Table 13: Planned face-centred central composite design matrix, coded. Factor letters are given in</w:t>
+            </w:r>
+            <w:r>
+              <w:t xml:space="preserve"> </w:t>
+            </w:r>
+            <w:hyperlink w:anchor="tbl-legend">
+              <w:r>
+                <w:rPr>
+                  <w:rStyle w:val="Hyperlink"/>
+                </w:rPr>
+                <w:t xml:space="preserve">Table 8</w:t>
+              </w:r>
+            </w:hyperlink>
+            <w:r>
+              <w:t xml:space="preserve">.</w:t>
             </w:r>
           </w:p>
           <w:tbl>
@@ -8443,24 +9329,1354 @@
               </w:tc>
             </w:tr>
           </w:tbl>
-          <w:bookmarkEnd w:id="47"/>
+          <w:bookmarkEnd w:id="49"/>
           <w:p/>
         </w:tc>
       </w:tr>
     </w:tbl>
-    <w:bookmarkEnd w:id="48"/>
-    <w:bookmarkEnd w:id="49"/>
-    <w:bookmarkStart w:id="56" w:name="references"/>
     <w:p>
       <w:pPr>
+        <w:pStyle w:val="BodyText"/>
+      </w:pPr>
+      <w:r>
+        <w:t xml:space="preserve">The same design in natural units is given below, for use as the run sheet.</w:t>
+      </w:r>
+    </w:p>
+    <w:tbl>
+      <w:tblPr>
+        <w:tblStyle w:val="Table"/>
+        <w:tblW w:type="pct" w:w="5000"/>
+        <w:tblLayout w:type="fixed"/>
+        <w:tblLook w:firstRow="0" w:lastRow="0" w:firstColumn="0" w:lastColumn="0" w:noHBand="0" w:noVBand="0" w:val="0000"/>
+      </w:tblPr>
+      <w:tblGrid>
+        <w:gridCol w:w="7920"/>
+      </w:tblGrid>
+      <w:tr>
+        <w:tc>
+          <w:tcPr/>
+          <w:bookmarkStart w:id="50" w:name="tbl-appb2"/>
+          <w:p>
+            <w:pPr>
+              <w:jc w:val="center"/>
+            </w:pPr>
+            <w:pPr>
+              <w:jc w:val="left"/>
+              <w:spacing w:before="200"/>
+              <w:pStyle w:val="ImageCaption"/>
+            </w:pPr>
+            <w:r>
+              <w:t xml:space="preserve">Table 14: Planned response-surface design matrix in natural units.</w:t>
+            </w:r>
+          </w:p>
+          <w:tbl>
+            <w:tblPr>
+              <w:tblStyle w:val="Table"/>
+              <w:tblW w:type="auto" w:w="0"/>
+              <w:tblLook w:firstRow="1" w:lastRow="0" w:firstColumn="0" w:lastColumn="0" w:noHBand="0" w:noVBand="0" w:val="0020"/>
+            </w:tblPr>
+            <w:tblGrid>
+              <w:gridCol w:w="1584"/>
+              <w:gridCol w:w="1584"/>
+              <w:gridCol w:w="1584"/>
+              <w:gridCol w:w="1584"/>
+              <w:gridCol w:w="1584"/>
+            </w:tblGrid>
+            <w:tr>
+              <w:trPr>
+                <w:tblHeader w:val="on"/>
+              </w:trPr>
+              <w:tc>
+                <w:tcPr/>
+                <w:p>
+                  <w:pPr>
+                    <w:pStyle w:val="Compact"/>
+                    <w:jc w:val="right"/>
+                    <w:jc w:val="center"/>
+                  </w:pPr>
+                  <w:r>
+                    <w:t xml:space="preserve">Run</w:t>
+                  </w:r>
+                </w:p>
+              </w:tc>
+              <w:tc>
+                <w:tcPr/>
+                <w:p>
+                  <w:pPr>
+                    <w:pStyle w:val="Compact"/>
+                    <w:jc w:val="left"/>
+                    <w:jc w:val="center"/>
+                  </w:pPr>
+                  <w:r>
+                    <w:t xml:space="preserve">Type</w:t>
+                  </w:r>
+                </w:p>
+              </w:tc>
+              <w:tc>
+                <w:tcPr/>
+                <w:p>
+                  <w:pPr>
+                    <w:pStyle w:val="Compact"/>
+                    <w:jc w:val="right"/>
+                    <w:jc w:val="center"/>
+                  </w:pPr>
+                  <w:r>
+                    <w:t xml:space="preserve">Inactivation pH</w:t>
+                  </w:r>
+                </w:p>
+              </w:tc>
+              <w:tc>
+                <w:tcPr/>
+                <w:p>
+                  <w:pPr>
+                    <w:pStyle w:val="Compact"/>
+                    <w:jc w:val="right"/>
+                    <w:jc w:val="center"/>
+                  </w:pPr>
+                  <w:r>
+                    <w:t xml:space="preserve">Hold time</w:t>
+                  </w:r>
+                </w:p>
+              </w:tc>
+              <w:tc>
+                <w:tcPr/>
+                <w:p>
+                  <w:pPr>
+                    <w:pStyle w:val="Compact"/>
+                    <w:jc w:val="right"/>
+                    <w:jc w:val="center"/>
+                  </w:pPr>
+                  <w:r>
+                    <w:t xml:space="preserve">Temperature</w:t>
+                  </w:r>
+                </w:p>
+              </w:tc>
+            </w:tr>
+            <w:tr>
+              <w:tc>
+                <w:tcPr/>
+                <w:p>
+                  <w:pPr>
+                    <w:pStyle w:val="Compact"/>
+                    <w:jc w:val="right"/>
+                    <w:jc w:val="center"/>
+                  </w:pPr>
+                  <w:r>
+                    <w:t xml:space="preserve">1</w:t>
+                  </w:r>
+                </w:p>
+              </w:tc>
+              <w:tc>
+                <w:tcPr/>
+                <w:p>
+                  <w:pPr>
+                    <w:pStyle w:val="Compact"/>
+                    <w:jc w:val="left"/>
+                    <w:jc w:val="center"/>
+                  </w:pPr>
+                  <w:r>
+                    <w:t xml:space="preserve">factorial</w:t>
+                  </w:r>
+                </w:p>
+              </w:tc>
+              <w:tc>
+                <w:tcPr/>
+                <w:p>
+                  <w:pPr>
+                    <w:pStyle w:val="Compact"/>
+                    <w:jc w:val="right"/>
+                    <w:jc w:val="center"/>
+                  </w:pPr>
+                  <w:r>
+                    <w:t xml:space="preserve">3.2</w:t>
+                  </w:r>
+                </w:p>
+              </w:tc>
+              <w:tc>
+                <w:tcPr/>
+                <w:p>
+                  <w:pPr>
+                    <w:pStyle w:val="Compact"/>
+                    <w:jc w:val="right"/>
+                    <w:jc w:val="center"/>
+                  </w:pPr>
+                  <w:r>
+                    <w:t xml:space="preserve">60</w:t>
+                  </w:r>
+                </w:p>
+              </w:tc>
+              <w:tc>
+                <w:tcPr/>
+                <w:p>
+                  <w:pPr>
+                    <w:pStyle w:val="Compact"/>
+                    <w:jc w:val="right"/>
+                    <w:jc w:val="center"/>
+                  </w:pPr>
+                  <w:r>
+                    <w:t xml:space="preserve">15</w:t>
+                  </w:r>
+                </w:p>
+              </w:tc>
+            </w:tr>
+            <w:tr>
+              <w:tc>
+                <w:tcPr/>
+                <w:p>
+                  <w:pPr>
+                    <w:pStyle w:val="Compact"/>
+                    <w:jc w:val="right"/>
+                    <w:jc w:val="center"/>
+                  </w:pPr>
+                  <w:r>
+                    <w:t xml:space="preserve">2</w:t>
+                  </w:r>
+                </w:p>
+              </w:tc>
+              <w:tc>
+                <w:tcPr/>
+                <w:p>
+                  <w:pPr>
+                    <w:pStyle w:val="Compact"/>
+                    <w:jc w:val="left"/>
+                    <w:jc w:val="center"/>
+                  </w:pPr>
+                  <w:r>
+                    <w:t xml:space="preserve">factorial</w:t>
+                  </w:r>
+                </w:p>
+              </w:tc>
+              <w:tc>
+                <w:tcPr/>
+                <w:p>
+                  <w:pPr>
+                    <w:pStyle w:val="Compact"/>
+                    <w:jc w:val="right"/>
+                    <w:jc w:val="center"/>
+                  </w:pPr>
+                  <w:r>
+                    <w:t xml:space="preserve">3.2</w:t>
+                  </w:r>
+                </w:p>
+              </w:tc>
+              <w:tc>
+                <w:tcPr/>
+                <w:p>
+                  <w:pPr>
+                    <w:pStyle w:val="Compact"/>
+                    <w:jc w:val="right"/>
+                    <w:jc w:val="center"/>
+                  </w:pPr>
+                  <w:r>
+                    <w:t xml:space="preserve">60</w:t>
+                  </w:r>
+                </w:p>
+              </w:tc>
+              <w:tc>
+                <w:tcPr/>
+                <w:p>
+                  <w:pPr>
+                    <w:pStyle w:val="Compact"/>
+                    <w:jc w:val="right"/>
+                    <w:jc w:val="center"/>
+                  </w:pPr>
+                  <w:r>
+                    <w:t xml:space="preserve">25</w:t>
+                  </w:r>
+                </w:p>
+              </w:tc>
+            </w:tr>
+            <w:tr>
+              <w:tc>
+                <w:tcPr/>
+                <w:p>
+                  <w:pPr>
+                    <w:pStyle w:val="Compact"/>
+                    <w:jc w:val="right"/>
+                    <w:jc w:val="center"/>
+                  </w:pPr>
+                  <w:r>
+                    <w:t xml:space="preserve">3</w:t>
+                  </w:r>
+                </w:p>
+              </w:tc>
+              <w:tc>
+                <w:tcPr/>
+                <w:p>
+                  <w:pPr>
+                    <w:pStyle w:val="Compact"/>
+                    <w:jc w:val="left"/>
+                    <w:jc w:val="center"/>
+                  </w:pPr>
+                  <w:r>
+                    <w:t xml:space="preserve">factorial</w:t>
+                  </w:r>
+                </w:p>
+              </w:tc>
+              <w:tc>
+                <w:tcPr/>
+                <w:p>
+                  <w:pPr>
+                    <w:pStyle w:val="Compact"/>
+                    <w:jc w:val="right"/>
+                    <w:jc w:val="center"/>
+                  </w:pPr>
+                  <w:r>
+                    <w:t xml:space="preserve">3.2</w:t>
+                  </w:r>
+                </w:p>
+              </w:tc>
+              <w:tc>
+                <w:tcPr/>
+                <w:p>
+                  <w:pPr>
+                    <w:pStyle w:val="Compact"/>
+                    <w:jc w:val="right"/>
+                    <w:jc w:val="center"/>
+                  </w:pPr>
+                  <w:r>
+                    <w:t xml:space="preserve">180</w:t>
+                  </w:r>
+                </w:p>
+              </w:tc>
+              <w:tc>
+                <w:tcPr/>
+                <w:p>
+                  <w:pPr>
+                    <w:pStyle w:val="Compact"/>
+                    <w:jc w:val="right"/>
+                    <w:jc w:val="center"/>
+                  </w:pPr>
+                  <w:r>
+                    <w:t xml:space="preserve">15</w:t>
+                  </w:r>
+                </w:p>
+              </w:tc>
+            </w:tr>
+            <w:tr>
+              <w:tc>
+                <w:tcPr/>
+                <w:p>
+                  <w:pPr>
+                    <w:pStyle w:val="Compact"/>
+                    <w:jc w:val="right"/>
+                    <w:jc w:val="center"/>
+                  </w:pPr>
+                  <w:r>
+                    <w:t xml:space="preserve">4</w:t>
+                  </w:r>
+                </w:p>
+              </w:tc>
+              <w:tc>
+                <w:tcPr/>
+                <w:p>
+                  <w:pPr>
+                    <w:pStyle w:val="Compact"/>
+                    <w:jc w:val="left"/>
+                    <w:jc w:val="center"/>
+                  </w:pPr>
+                  <w:r>
+                    <w:t xml:space="preserve">factorial</w:t>
+                  </w:r>
+                </w:p>
+              </w:tc>
+              <w:tc>
+                <w:tcPr/>
+                <w:p>
+                  <w:pPr>
+                    <w:pStyle w:val="Compact"/>
+                    <w:jc w:val="right"/>
+                    <w:jc w:val="center"/>
+                  </w:pPr>
+                  <w:r>
+                    <w:t xml:space="preserve">3.2</w:t>
+                  </w:r>
+                </w:p>
+              </w:tc>
+              <w:tc>
+                <w:tcPr/>
+                <w:p>
+                  <w:pPr>
+                    <w:pStyle w:val="Compact"/>
+                    <w:jc w:val="right"/>
+                    <w:jc w:val="center"/>
+                  </w:pPr>
+                  <w:r>
+                    <w:t xml:space="preserve">180</w:t>
+                  </w:r>
+                </w:p>
+              </w:tc>
+              <w:tc>
+                <w:tcPr/>
+                <w:p>
+                  <w:pPr>
+                    <w:pStyle w:val="Compact"/>
+                    <w:jc w:val="right"/>
+                    <w:jc w:val="center"/>
+                  </w:pPr>
+                  <w:r>
+                    <w:t xml:space="preserve">25</w:t>
+                  </w:r>
+                </w:p>
+              </w:tc>
+            </w:tr>
+            <w:tr>
+              <w:tc>
+                <w:tcPr/>
+                <w:p>
+                  <w:pPr>
+                    <w:pStyle w:val="Compact"/>
+                    <w:jc w:val="right"/>
+                    <w:jc w:val="center"/>
+                  </w:pPr>
+                  <w:r>
+                    <w:t xml:space="preserve">5</w:t>
+                  </w:r>
+                </w:p>
+              </w:tc>
+              <w:tc>
+                <w:tcPr/>
+                <w:p>
+                  <w:pPr>
+                    <w:pStyle w:val="Compact"/>
+                    <w:jc w:val="left"/>
+                    <w:jc w:val="center"/>
+                  </w:pPr>
+                  <w:r>
+                    <w:t xml:space="preserve">factorial</w:t>
+                  </w:r>
+                </w:p>
+              </w:tc>
+              <w:tc>
+                <w:tcPr/>
+                <w:p>
+                  <w:pPr>
+                    <w:pStyle w:val="Compact"/>
+                    <w:jc w:val="right"/>
+                    <w:jc w:val="center"/>
+                  </w:pPr>
+                  <w:r>
+                    <w:t xml:space="preserve">4</w:t>
+                  </w:r>
+                </w:p>
+              </w:tc>
+              <w:tc>
+                <w:tcPr/>
+                <w:p>
+                  <w:pPr>
+                    <w:pStyle w:val="Compact"/>
+                    <w:jc w:val="right"/>
+                    <w:jc w:val="center"/>
+                  </w:pPr>
+                  <w:r>
+                    <w:t xml:space="preserve">60</w:t>
+                  </w:r>
+                </w:p>
+              </w:tc>
+              <w:tc>
+                <w:tcPr/>
+                <w:p>
+                  <w:pPr>
+                    <w:pStyle w:val="Compact"/>
+                    <w:jc w:val="right"/>
+                    <w:jc w:val="center"/>
+                  </w:pPr>
+                  <w:r>
+                    <w:t xml:space="preserve">15</w:t>
+                  </w:r>
+                </w:p>
+              </w:tc>
+            </w:tr>
+            <w:tr>
+              <w:tc>
+                <w:tcPr/>
+                <w:p>
+                  <w:pPr>
+                    <w:pStyle w:val="Compact"/>
+                    <w:jc w:val="right"/>
+                    <w:jc w:val="center"/>
+                  </w:pPr>
+                  <w:r>
+                    <w:t xml:space="preserve">6</w:t>
+                  </w:r>
+                </w:p>
+              </w:tc>
+              <w:tc>
+                <w:tcPr/>
+                <w:p>
+                  <w:pPr>
+                    <w:pStyle w:val="Compact"/>
+                    <w:jc w:val="left"/>
+                    <w:jc w:val="center"/>
+                  </w:pPr>
+                  <w:r>
+                    <w:t xml:space="preserve">factorial</w:t>
+                  </w:r>
+                </w:p>
+              </w:tc>
+              <w:tc>
+                <w:tcPr/>
+                <w:p>
+                  <w:pPr>
+                    <w:pStyle w:val="Compact"/>
+                    <w:jc w:val="right"/>
+                    <w:jc w:val="center"/>
+                  </w:pPr>
+                  <w:r>
+                    <w:t xml:space="preserve">4</w:t>
+                  </w:r>
+                </w:p>
+              </w:tc>
+              <w:tc>
+                <w:tcPr/>
+                <w:p>
+                  <w:pPr>
+                    <w:pStyle w:val="Compact"/>
+                    <w:jc w:val="right"/>
+                    <w:jc w:val="center"/>
+                  </w:pPr>
+                  <w:r>
+                    <w:t xml:space="preserve">60</w:t>
+                  </w:r>
+                </w:p>
+              </w:tc>
+              <w:tc>
+                <w:tcPr/>
+                <w:p>
+                  <w:pPr>
+                    <w:pStyle w:val="Compact"/>
+                    <w:jc w:val="right"/>
+                    <w:jc w:val="center"/>
+                  </w:pPr>
+                  <w:r>
+                    <w:t xml:space="preserve">25</w:t>
+                  </w:r>
+                </w:p>
+              </w:tc>
+            </w:tr>
+            <w:tr>
+              <w:tc>
+                <w:tcPr/>
+                <w:p>
+                  <w:pPr>
+                    <w:pStyle w:val="Compact"/>
+                    <w:jc w:val="right"/>
+                    <w:jc w:val="center"/>
+                  </w:pPr>
+                  <w:r>
+                    <w:t xml:space="preserve">7</w:t>
+                  </w:r>
+                </w:p>
+              </w:tc>
+              <w:tc>
+                <w:tcPr/>
+                <w:p>
+                  <w:pPr>
+                    <w:pStyle w:val="Compact"/>
+                    <w:jc w:val="left"/>
+                    <w:jc w:val="center"/>
+                  </w:pPr>
+                  <w:r>
+                    <w:t xml:space="preserve">factorial</w:t>
+                  </w:r>
+                </w:p>
+              </w:tc>
+              <w:tc>
+                <w:tcPr/>
+                <w:p>
+                  <w:pPr>
+                    <w:pStyle w:val="Compact"/>
+                    <w:jc w:val="right"/>
+                    <w:jc w:val="center"/>
+                  </w:pPr>
+                  <w:r>
+                    <w:t xml:space="preserve">4</w:t>
+                  </w:r>
+                </w:p>
+              </w:tc>
+              <w:tc>
+                <w:tcPr/>
+                <w:p>
+                  <w:pPr>
+                    <w:pStyle w:val="Compact"/>
+                    <w:jc w:val="right"/>
+                    <w:jc w:val="center"/>
+                  </w:pPr>
+                  <w:r>
+                    <w:t xml:space="preserve">180</w:t>
+                  </w:r>
+                </w:p>
+              </w:tc>
+              <w:tc>
+                <w:tcPr/>
+                <w:p>
+                  <w:pPr>
+                    <w:pStyle w:val="Compact"/>
+                    <w:jc w:val="right"/>
+                    <w:jc w:val="center"/>
+                  </w:pPr>
+                  <w:r>
+                    <w:t xml:space="preserve">15</w:t>
+                  </w:r>
+                </w:p>
+              </w:tc>
+            </w:tr>
+            <w:tr>
+              <w:tc>
+                <w:tcPr/>
+                <w:p>
+                  <w:pPr>
+                    <w:pStyle w:val="Compact"/>
+                    <w:jc w:val="right"/>
+                    <w:jc w:val="center"/>
+                  </w:pPr>
+                  <w:r>
+                    <w:t xml:space="preserve">8</w:t>
+                  </w:r>
+                </w:p>
+              </w:tc>
+              <w:tc>
+                <w:tcPr/>
+                <w:p>
+                  <w:pPr>
+                    <w:pStyle w:val="Compact"/>
+                    <w:jc w:val="left"/>
+                    <w:jc w:val="center"/>
+                  </w:pPr>
+                  <w:r>
+                    <w:t xml:space="preserve">factorial</w:t>
+                  </w:r>
+                </w:p>
+              </w:tc>
+              <w:tc>
+                <w:tcPr/>
+                <w:p>
+                  <w:pPr>
+                    <w:pStyle w:val="Compact"/>
+                    <w:jc w:val="right"/>
+                    <w:jc w:val="center"/>
+                  </w:pPr>
+                  <w:r>
+                    <w:t xml:space="preserve">4</w:t>
+                  </w:r>
+                </w:p>
+              </w:tc>
+              <w:tc>
+                <w:tcPr/>
+                <w:p>
+                  <w:pPr>
+                    <w:pStyle w:val="Compact"/>
+                    <w:jc w:val="right"/>
+                    <w:jc w:val="center"/>
+                  </w:pPr>
+                  <w:r>
+                    <w:t xml:space="preserve">180</w:t>
+                  </w:r>
+                </w:p>
+              </w:tc>
+              <w:tc>
+                <w:tcPr/>
+                <w:p>
+                  <w:pPr>
+                    <w:pStyle w:val="Compact"/>
+                    <w:jc w:val="right"/>
+                    <w:jc w:val="center"/>
+                  </w:pPr>
+                  <w:r>
+                    <w:t xml:space="preserve">25</w:t>
+                  </w:r>
+                </w:p>
+              </w:tc>
+            </w:tr>
+            <w:tr>
+              <w:tc>
+                <w:tcPr/>
+                <w:p>
+                  <w:pPr>
+                    <w:pStyle w:val="Compact"/>
+                    <w:jc w:val="right"/>
+                    <w:jc w:val="center"/>
+                  </w:pPr>
+                  <w:r>
+                    <w:t xml:space="preserve">9</w:t>
+                  </w:r>
+                </w:p>
+              </w:tc>
+              <w:tc>
+                <w:tcPr/>
+                <w:p>
+                  <w:pPr>
+                    <w:pStyle w:val="Compact"/>
+                    <w:jc w:val="left"/>
+                    <w:jc w:val="center"/>
+                  </w:pPr>
+                  <w:r>
+                    <w:t xml:space="preserve">axial</w:t>
+                  </w:r>
+                </w:p>
+              </w:tc>
+              <w:tc>
+                <w:tcPr/>
+                <w:p>
+                  <w:pPr>
+                    <w:pStyle w:val="Compact"/>
+                    <w:jc w:val="right"/>
+                    <w:jc w:val="center"/>
+                  </w:pPr>
+                  <w:r>
+                    <w:t xml:space="preserve">3.2</w:t>
+                  </w:r>
+                </w:p>
+              </w:tc>
+              <w:tc>
+                <w:tcPr/>
+                <w:p>
+                  <w:pPr>
+                    <w:pStyle w:val="Compact"/>
+                    <w:jc w:val="right"/>
+                    <w:jc w:val="center"/>
+                  </w:pPr>
+                  <w:r>
+                    <w:t xml:space="preserve">120</w:t>
+                  </w:r>
+                </w:p>
+              </w:tc>
+              <w:tc>
+                <w:tcPr/>
+                <w:p>
+                  <w:pPr>
+                    <w:pStyle w:val="Compact"/>
+                    <w:jc w:val="right"/>
+                    <w:jc w:val="center"/>
+                  </w:pPr>
+                  <w:r>
+                    <w:t xml:space="preserve">20</w:t>
+                  </w:r>
+                </w:p>
+              </w:tc>
+            </w:tr>
+            <w:tr>
+              <w:tc>
+                <w:tcPr/>
+                <w:p>
+                  <w:pPr>
+                    <w:pStyle w:val="Compact"/>
+                    <w:jc w:val="right"/>
+                    <w:jc w:val="center"/>
+                  </w:pPr>
+                  <w:r>
+                    <w:t xml:space="preserve">10</w:t>
+                  </w:r>
+                </w:p>
+              </w:tc>
+              <w:tc>
+                <w:tcPr/>
+                <w:p>
+                  <w:pPr>
+                    <w:pStyle w:val="Compact"/>
+                    <w:jc w:val="left"/>
+                    <w:jc w:val="center"/>
+                  </w:pPr>
+                  <w:r>
+                    <w:t xml:space="preserve">axial</w:t>
+                  </w:r>
+                </w:p>
+              </w:tc>
+              <w:tc>
+                <w:tcPr/>
+                <w:p>
+                  <w:pPr>
+                    <w:pStyle w:val="Compact"/>
+                    <w:jc w:val="right"/>
+                    <w:jc w:val="center"/>
+                  </w:pPr>
+                  <w:r>
+                    <w:t xml:space="preserve">4</w:t>
+                  </w:r>
+                </w:p>
+              </w:tc>
+              <w:tc>
+                <w:tcPr/>
+                <w:p>
+                  <w:pPr>
+                    <w:pStyle w:val="Compact"/>
+                    <w:jc w:val="right"/>
+                    <w:jc w:val="center"/>
+                  </w:pPr>
+                  <w:r>
+                    <w:t xml:space="preserve">120</w:t>
+                  </w:r>
+                </w:p>
+              </w:tc>
+              <w:tc>
+                <w:tcPr/>
+                <w:p>
+                  <w:pPr>
+                    <w:pStyle w:val="Compact"/>
+                    <w:jc w:val="right"/>
+                    <w:jc w:val="center"/>
+                  </w:pPr>
+                  <w:r>
+                    <w:t xml:space="preserve">20</w:t>
+                  </w:r>
+                </w:p>
+              </w:tc>
+            </w:tr>
+            <w:tr>
+              <w:tc>
+                <w:tcPr/>
+                <w:p>
+                  <w:pPr>
+                    <w:pStyle w:val="Compact"/>
+                    <w:jc w:val="right"/>
+                    <w:jc w:val="center"/>
+                  </w:pPr>
+                  <w:r>
+                    <w:t xml:space="preserve">11</w:t>
+                  </w:r>
+                </w:p>
+              </w:tc>
+              <w:tc>
+                <w:tcPr/>
+                <w:p>
+                  <w:pPr>
+                    <w:pStyle w:val="Compact"/>
+                    <w:jc w:val="left"/>
+                    <w:jc w:val="center"/>
+                  </w:pPr>
+                  <w:r>
+                    <w:t xml:space="preserve">axial</w:t>
+                  </w:r>
+                </w:p>
+              </w:tc>
+              <w:tc>
+                <w:tcPr/>
+                <w:p>
+                  <w:pPr>
+                    <w:pStyle w:val="Compact"/>
+                    <w:jc w:val="right"/>
+                    <w:jc w:val="center"/>
+                  </w:pPr>
+                  <w:r>
+                    <w:t xml:space="preserve">3.6</w:t>
+                  </w:r>
+                </w:p>
+              </w:tc>
+              <w:tc>
+                <w:tcPr/>
+                <w:p>
+                  <w:pPr>
+                    <w:pStyle w:val="Compact"/>
+                    <w:jc w:val="right"/>
+                    <w:jc w:val="center"/>
+                  </w:pPr>
+                  <w:r>
+                    <w:t xml:space="preserve">60</w:t>
+                  </w:r>
+                </w:p>
+              </w:tc>
+              <w:tc>
+                <w:tcPr/>
+                <w:p>
+                  <w:pPr>
+                    <w:pStyle w:val="Compact"/>
+                    <w:jc w:val="right"/>
+                    <w:jc w:val="center"/>
+                  </w:pPr>
+                  <w:r>
+                    <w:t xml:space="preserve">20</w:t>
+                  </w:r>
+                </w:p>
+              </w:tc>
+            </w:tr>
+            <w:tr>
+              <w:tc>
+                <w:tcPr/>
+                <w:p>
+                  <w:pPr>
+                    <w:pStyle w:val="Compact"/>
+                    <w:jc w:val="right"/>
+                    <w:jc w:val="center"/>
+                  </w:pPr>
+                  <w:r>
+                    <w:t xml:space="preserve">12</w:t>
+                  </w:r>
+                </w:p>
+              </w:tc>
+              <w:tc>
+                <w:tcPr/>
+                <w:p>
+                  <w:pPr>
+                    <w:pStyle w:val="Compact"/>
+                    <w:jc w:val="left"/>
+                    <w:jc w:val="center"/>
+                  </w:pPr>
+                  <w:r>
+                    <w:t xml:space="preserve">axial</w:t>
+                  </w:r>
+                </w:p>
+              </w:tc>
+              <w:tc>
+                <w:tcPr/>
+                <w:p>
+                  <w:pPr>
+                    <w:pStyle w:val="Compact"/>
+                    <w:jc w:val="right"/>
+                    <w:jc w:val="center"/>
+                  </w:pPr>
+                  <w:r>
+                    <w:t xml:space="preserve">3.6</w:t>
+                  </w:r>
+                </w:p>
+              </w:tc>
+              <w:tc>
+                <w:tcPr/>
+                <w:p>
+                  <w:pPr>
+                    <w:pStyle w:val="Compact"/>
+                    <w:jc w:val="right"/>
+                    <w:jc w:val="center"/>
+                  </w:pPr>
+                  <w:r>
+                    <w:t xml:space="preserve">180</w:t>
+                  </w:r>
+                </w:p>
+              </w:tc>
+              <w:tc>
+                <w:tcPr/>
+                <w:p>
+                  <w:pPr>
+                    <w:pStyle w:val="Compact"/>
+                    <w:jc w:val="right"/>
+                    <w:jc w:val="center"/>
+                  </w:pPr>
+                  <w:r>
+                    <w:t xml:space="preserve">20</w:t>
+                  </w:r>
+                </w:p>
+              </w:tc>
+            </w:tr>
+            <w:tr>
+              <w:tc>
+                <w:tcPr/>
+                <w:p>
+                  <w:pPr>
+                    <w:pStyle w:val="Compact"/>
+                    <w:jc w:val="right"/>
+                    <w:jc w:val="center"/>
+                  </w:pPr>
+                  <w:r>
+                    <w:t xml:space="preserve">13</w:t>
+                  </w:r>
+                </w:p>
+              </w:tc>
+              <w:tc>
+                <w:tcPr/>
+                <w:p>
+                  <w:pPr>
+                    <w:pStyle w:val="Compact"/>
+                    <w:jc w:val="left"/>
+                    <w:jc w:val="center"/>
+                  </w:pPr>
+                  <w:r>
+                    <w:t xml:space="preserve">axial</w:t>
+                  </w:r>
+                </w:p>
+              </w:tc>
+              <w:tc>
+                <w:tcPr/>
+                <w:p>
+                  <w:pPr>
+                    <w:pStyle w:val="Compact"/>
+                    <w:jc w:val="right"/>
+                    <w:jc w:val="center"/>
+                  </w:pPr>
+                  <w:r>
+                    <w:t xml:space="preserve">3.6</w:t>
+                  </w:r>
+                </w:p>
+              </w:tc>
+              <w:tc>
+                <w:tcPr/>
+                <w:p>
+                  <w:pPr>
+                    <w:pStyle w:val="Compact"/>
+                    <w:jc w:val="right"/>
+                    <w:jc w:val="center"/>
+                  </w:pPr>
+                  <w:r>
+                    <w:t xml:space="preserve">120</w:t>
+                  </w:r>
+                </w:p>
+              </w:tc>
+              <w:tc>
+                <w:tcPr/>
+                <w:p>
+                  <w:pPr>
+                    <w:pStyle w:val="Compact"/>
+                    <w:jc w:val="right"/>
+                    <w:jc w:val="center"/>
+                  </w:pPr>
+                  <w:r>
+                    <w:t xml:space="preserve">15</w:t>
+                  </w:r>
+                </w:p>
+              </w:tc>
+            </w:tr>
+            <w:tr>
+              <w:tc>
+                <w:tcPr/>
+                <w:p>
+                  <w:pPr>
+                    <w:pStyle w:val="Compact"/>
+                    <w:jc w:val="right"/>
+                    <w:jc w:val="center"/>
+                  </w:pPr>
+                  <w:r>
+                    <w:t xml:space="preserve">14</w:t>
+                  </w:r>
+                </w:p>
+              </w:tc>
+              <w:tc>
+                <w:tcPr/>
+                <w:p>
+                  <w:pPr>
+                    <w:pStyle w:val="Compact"/>
+                    <w:jc w:val="left"/>
+                    <w:jc w:val="center"/>
+                  </w:pPr>
+                  <w:r>
+                    <w:t xml:space="preserve">axial</w:t>
+                  </w:r>
+                </w:p>
+              </w:tc>
+              <w:tc>
+                <w:tcPr/>
+                <w:p>
+                  <w:pPr>
+                    <w:pStyle w:val="Compact"/>
+                    <w:jc w:val="right"/>
+                    <w:jc w:val="center"/>
+                  </w:pPr>
+                  <w:r>
+                    <w:t xml:space="preserve">3.6</w:t>
+                  </w:r>
+                </w:p>
+              </w:tc>
+              <w:tc>
+                <w:tcPr/>
+                <w:p>
+                  <w:pPr>
+                    <w:pStyle w:val="Compact"/>
+                    <w:jc w:val="right"/>
+                    <w:jc w:val="center"/>
+                  </w:pPr>
+                  <w:r>
+                    <w:t xml:space="preserve">120</w:t>
+                  </w:r>
+                </w:p>
+              </w:tc>
+              <w:tc>
+                <w:tcPr/>
+                <w:p>
+                  <w:pPr>
+                    <w:pStyle w:val="Compact"/>
+                    <w:jc w:val="right"/>
+                    <w:jc w:val="center"/>
+                  </w:pPr>
+                  <w:r>
+                    <w:t xml:space="preserve">25</w:t>
+                  </w:r>
+                </w:p>
+              </w:tc>
+            </w:tr>
+            <w:tr>
+              <w:tc>
+                <w:tcPr/>
+                <w:p>
+                  <w:pPr>
+                    <w:pStyle w:val="Compact"/>
+                    <w:jc w:val="right"/>
+                    <w:jc w:val="center"/>
+                  </w:pPr>
+                  <w:r>
+                    <w:t xml:space="preserve">15</w:t>
+                  </w:r>
+                </w:p>
+              </w:tc>
+              <w:tc>
+                <w:tcPr/>
+                <w:p>
+                  <w:pPr>
+                    <w:pStyle w:val="Compact"/>
+                    <w:jc w:val="left"/>
+                    <w:jc w:val="center"/>
+                  </w:pPr>
+                  <w:r>
+                    <w:t xml:space="preserve">center</w:t>
+                  </w:r>
+                </w:p>
+              </w:tc>
+              <w:tc>
+                <w:tcPr/>
+                <w:p>
+                  <w:pPr>
+                    <w:pStyle w:val="Compact"/>
+                    <w:jc w:val="right"/>
+                    <w:jc w:val="center"/>
+                  </w:pPr>
+                  <w:r>
+                    <w:t xml:space="preserve">3.6</w:t>
+                  </w:r>
+                </w:p>
+              </w:tc>
+              <w:tc>
+                <w:tcPr/>
+                <w:p>
+                  <w:pPr>
+                    <w:pStyle w:val="Compact"/>
+                    <w:jc w:val="right"/>
+                    <w:jc w:val="center"/>
+                  </w:pPr>
+                  <w:r>
+                    <w:t xml:space="preserve">120</w:t>
+                  </w:r>
+                </w:p>
+              </w:tc>
+              <w:tc>
+                <w:tcPr/>
+                <w:p>
+                  <w:pPr>
+                    <w:pStyle w:val="Compact"/>
+                    <w:jc w:val="right"/>
+                    <w:jc w:val="center"/>
+                  </w:pPr>
+                  <w:r>
+                    <w:t xml:space="preserve">20</w:t>
+                  </w:r>
+                </w:p>
+              </w:tc>
+            </w:tr>
+            <w:tr>
+              <w:tc>
+                <w:tcPr/>
+                <w:p>
+                  <w:pPr>
+                    <w:pStyle w:val="Compact"/>
+                    <w:jc w:val="right"/>
+                    <w:jc w:val="center"/>
+                  </w:pPr>
+                  <w:r>
+                    <w:t xml:space="preserve">16</w:t>
+                  </w:r>
+                </w:p>
+              </w:tc>
+              <w:tc>
+                <w:tcPr/>
+                <w:p>
+                  <w:pPr>
+                    <w:pStyle w:val="Compact"/>
+                    <w:jc w:val="left"/>
+                    <w:jc w:val="center"/>
+                  </w:pPr>
+                  <w:r>
+                    <w:t xml:space="preserve">center</w:t>
+                  </w:r>
+                </w:p>
+              </w:tc>
+              <w:tc>
+                <w:tcPr/>
+                <w:p>
+                  <w:pPr>
+                    <w:pStyle w:val="Compact"/>
+                    <w:jc w:val="right"/>
+                    <w:jc w:val="center"/>
+                  </w:pPr>
+                  <w:r>
+                    <w:t xml:space="preserve">3.6</w:t>
+                  </w:r>
+                </w:p>
+              </w:tc>
+              <w:tc>
+                <w:tcPr/>
+                <w:p>
+                  <w:pPr>
+                    <w:pStyle w:val="Compact"/>
+                    <w:jc w:val="right"/>
+                    <w:jc w:val="center"/>
+                  </w:pPr>
+                  <w:r>
+                    <w:t xml:space="preserve">120</w:t>
+                  </w:r>
+                </w:p>
+              </w:tc>
+              <w:tc>
+                <w:tcPr/>
+                <w:p>
+                  <w:pPr>
+                    <w:pStyle w:val="Compact"/>
+                    <w:jc w:val="right"/>
+                    <w:jc w:val="center"/>
+                  </w:pPr>
+                  <w:r>
+                    <w:t xml:space="preserve">20</w:t>
+                  </w:r>
+                </w:p>
+              </w:tc>
+            </w:tr>
+            <w:tr>
+              <w:tc>
+                <w:tcPr/>
+                <w:p>
+                  <w:pPr>
+                    <w:pStyle w:val="Compact"/>
+                    <w:jc w:val="right"/>
+                    <w:jc w:val="center"/>
+                  </w:pPr>
+                  <w:r>
+                    <w:t xml:space="preserve">17</w:t>
+                  </w:r>
+                </w:p>
+              </w:tc>
+              <w:tc>
+                <w:tcPr/>
+                <w:p>
+                  <w:pPr>
+                    <w:pStyle w:val="Compact"/>
+                    <w:jc w:val="left"/>
+                    <w:jc w:val="center"/>
+                  </w:pPr>
+                  <w:r>
+                    <w:t xml:space="preserve">center</w:t>
+                  </w:r>
+                </w:p>
+              </w:tc>
+              <w:tc>
+                <w:tcPr/>
+                <w:p>
+                  <w:pPr>
+                    <w:pStyle w:val="Compact"/>
+                    <w:jc w:val="right"/>
+                    <w:jc w:val="center"/>
+                  </w:pPr>
+                  <w:r>
+                    <w:t xml:space="preserve">3.6</w:t>
+                  </w:r>
+                </w:p>
+              </w:tc>
+              <w:tc>
+                <w:tcPr/>
+                <w:p>
+                  <w:pPr>
+                    <w:pStyle w:val="Compact"/>
+                    <w:jc w:val="right"/>
+                    <w:jc w:val="center"/>
+                  </w:pPr>
+                  <w:r>
+                    <w:t xml:space="preserve">120</w:t>
+                  </w:r>
+                </w:p>
+              </w:tc>
+              <w:tc>
+                <w:tcPr/>
+                <w:p>
+                  <w:pPr>
+                    <w:pStyle w:val="Compact"/>
+                    <w:jc w:val="right"/>
+                    <w:jc w:val="center"/>
+                  </w:pPr>
+                  <w:r>
+                    <w:t xml:space="preserve">20</w:t>
+                  </w:r>
+                </w:p>
+              </w:tc>
+            </w:tr>
+            <w:tr>
+              <w:tc>
+                <w:tcPr/>
+                <w:p>
+                  <w:pPr>
+                    <w:pStyle w:val="Compact"/>
+                    <w:jc w:val="right"/>
+                    <w:jc w:val="center"/>
+                  </w:pPr>
+                  <w:r>
+                    <w:t xml:space="preserve">18</w:t>
+                  </w:r>
+                </w:p>
+              </w:tc>
+              <w:tc>
+                <w:tcPr/>
+                <w:p>
+                  <w:pPr>
+                    <w:pStyle w:val="Compact"/>
+                    <w:jc w:val="left"/>
+                    <w:jc w:val="center"/>
+                  </w:pPr>
+                  <w:r>
+                    <w:t xml:space="preserve">center</w:t>
+                  </w:r>
+                </w:p>
+              </w:tc>
+              <w:tc>
+                <w:tcPr/>
+                <w:p>
+                  <w:pPr>
+                    <w:pStyle w:val="Compact"/>
+                    <w:jc w:val="right"/>
+                    <w:jc w:val="center"/>
+                  </w:pPr>
+                  <w:r>
+                    <w:t xml:space="preserve">3.6</w:t>
+                  </w:r>
+                </w:p>
+              </w:tc>
+              <w:tc>
+                <w:tcPr/>
+                <w:p>
+                  <w:pPr>
+                    <w:pStyle w:val="Compact"/>
+                    <w:jc w:val="right"/>
+                    <w:jc w:val="center"/>
+                  </w:pPr>
+                  <w:r>
+                    <w:t xml:space="preserve">120</w:t>
+                  </w:r>
+                </w:p>
+              </w:tc>
+              <w:tc>
+                <w:tcPr/>
+                <w:p>
+                  <w:pPr>
+                    <w:pStyle w:val="Compact"/>
+                    <w:jc w:val="right"/>
+                    <w:jc w:val="center"/>
+                  </w:pPr>
+                  <w:r>
+                    <w:t xml:space="preserve">20</w:t>
+                  </w:r>
+                </w:p>
+              </w:tc>
+            </w:tr>
+          </w:tbl>
+          <w:bookmarkEnd w:id="50"/>
+          <w:p/>
+        </w:tc>
+      </w:tr>
+    </w:tbl>
+    <w:bookmarkEnd w:id="51"/>
+    <w:bookmarkEnd w:id="52"/>
+    <w:bookmarkStart w:id="58" w:name="references"/>
+    <w:p>
+      <w:pPr>
         <w:pStyle w:val="Heading1"/>
       </w:pPr>
       <w:r>
         <w:t xml:space="preserve">References</w:t>
       </w:r>
     </w:p>
-    <w:bookmarkStart w:id="55" w:name="refs"/>
-    <w:bookmarkStart w:id="50" w:name="ref-amab2009"/>
+    <w:bookmarkStart w:id="57" w:name="refs"/>
+    <w:bookmarkStart w:id="53" w:name="ref-amab2009"/>
     <w:p>
       <w:pPr>
         <w:pStyle w:val="Bibliography"/>
@@ -8482,31 +10698,8 @@
         <w:t xml:space="preserve">. CASSS.</w:t>
       </w:r>
     </w:p>
-    <w:bookmarkEnd w:id="50"/>
-    <w:bookmarkStart w:id="51" w:name="ref-ichq8"/>
-    <w:p>
-      <w:pPr>
-        <w:pStyle w:val="Bibliography"/>
-      </w:pPr>
-      <w:r>
-        <w:t xml:space="preserve">International Council for Harmonisation. 2009.</w:t>
-      </w:r>
-      <w:r>
-        <w:t xml:space="preserve"> </w:t>
-      </w:r>
-      <w:r>
-        <w:rPr>
-          <w:i/>
-          <w:iCs/>
-        </w:rPr>
-        <w:t xml:space="preserve">ICH Q8(R2): Pharmaceutical Development</w:t>
-      </w:r>
-      <w:r>
-        <w:t xml:space="preserve">. ICH.</w:t>
-      </w:r>
-    </w:p>
-    <w:bookmarkEnd w:id="51"/>
-    <w:bookmarkStart w:id="52" w:name="ref-ichq5a"/>
+    <w:bookmarkEnd w:id="53"/>
+    <w:bookmarkStart w:id="54" w:name="ref-ichq5a"/>
     <w:p>
       <w:pPr>
         <w:pStyle w:val="Bibliography"/>
@@ -8528,8 +10721,8 @@
         <w:t xml:space="preserve">. ICH.</w:t>
       </w:r>
     </w:p>
-    <w:bookmarkEnd w:id="52"/>
-    <w:bookmarkStart w:id="53" w:name="ref-ichq9"/>
+    <w:bookmarkEnd w:id="54"/>
+    <w:bookmarkStart w:id="55" w:name="ref-ichq9"/>
     <w:p>
       <w:pPr>
         <w:pStyle w:val="Bibliography"/>
@@ -8551,8 +10744,8 @@
         <w:t xml:space="preserve">. ICH.</w:t>
       </w:r>
     </w:p>
-    <w:bookmarkEnd w:id="53"/>
-    <w:bookmarkStart w:id="54" w:name="ref-fda2011"/>
+    <w:bookmarkEnd w:id="55"/>
+    <w:bookmarkStart w:id="56" w:name="ref-fda2011"/>
     <w:p>
       <w:pPr>
         <w:pStyle w:val="Bibliography"/>
@@ -8574,9 +10767,9 @@
         <w:t xml:space="preserve">. FDA.</w:t>
       </w:r>
     </w:p>
-    <w:bookmarkEnd w:id="54"/>
-    <w:bookmarkEnd w:id="55"/>
     <w:bookmarkEnd w:id="56"/>
+    <w:bookmarkEnd w:id="57"/>
+    <w:bookmarkEnd w:id="58"/>
     <w:sectPr>
       <w:footnotePr>
         <w:numRestart w:val="eachSect"/>
@@ -8687,109 +10880,6 @@
       </w:pPr>
     </w:lvl>
   </w:abstractNum>
-  <w:abstractNum w:abstractNumId="991">
-    <w:nsid w:val="0000A991"/>
-    <w:multiLevelType w:val="multilevel"/>
-    <w:lvl w:ilvl="0">
-      <w:numFmt w:val="bullet"/>
-      <w:lvlText w:val=""/>
-      <w:lvlJc w:val="left"/>
-      <w:pPr>
-        <w:ind w:left="720" w:hanging="360"/>
-      </w:pPr>
-      <w:rPr>
-        <w:rFonts w:ascii="Symbol" w:hAnsi="Symbol" w:cs="Symbol" w:hint="default"/>
-      </w:rPr>
-    </w:lvl>
-    <w:lvl w:ilvl="1">
-      <w:numFmt w:val="bullet"/>
-      <w:lvlText w:val="o"/>
-      <w:lvlJc w:val="left"/>
-      <w:pPr>
-        <w:ind w:left="1440" w:hanging="360"/>
-      </w:pPr>
-      <w:rPr>
-        <w:rFonts w:ascii="Courier New" w:hAnsi="Courier New" w:cs="Courier New" w:hint="default"/>
-      </w:rPr>
-    </w:lvl>
-    <w:lvl w:ilvl="2">
-      <w:numFmt w:val="bullet"/>
-      <w:lvlText w:val=""/>
-      <w:lvlJc w:val="left"/>
-      <w:pPr>
-        <w:ind w:left="2160" w:hanging="360"/>
-      </w:pPr>
-      <w:rPr>
-        <w:rFonts w:ascii="Wingdings" w:hAnsi="Wingdings" w:cs="Wingdings" w:hint="default"/>
-      </w:rPr>
-    </w:lvl>
-    <w:lvl w:ilvl="3">
-      <w:numFmt w:val="bullet"/>
-      <w:lvlText w:val=""/>
-      <w:lvlJc w:val="left"/>
-      <w:pPr>
-        <w:ind w:left="2880" w:hanging="360"/>
-      </w:pPr>
-      <w:rPr>
-        <w:rFonts w:ascii="Symbol" w:hAnsi="Symbol" w:cs="Symbol" w:hint="default"/>
-      </w:rPr>
-    </w:lvl>
-    <w:lvl w:ilvl="4">
-      <w:numFmt w:val="bullet"/>
-      <w:lvlText w:val="o"/>
-      <w:lvlJc w:val="left"/>
-      <w:pPr>
-        <w:ind w:left="3600" w:hanging="360"/>
-      </w:pPr>
-      <w:rPr>
-        <w:rFonts w:ascii="Courier New" w:hAnsi="Courier New" w:cs="Courier New" w:hint="default"/>
-      </w:rPr>
-    </w:lvl>
-    <w:lvl w:ilvl="5">
-      <w:numFmt w:val="bullet"/>
-      <w:lvlText w:val=""/>
-      <w:lvlJc w:val="left"/>
-      <w:pPr>
-        <w:ind w:left="4320" w:hanging="360"/>
-      </w:pPr>
-      <w:rPr>
-        <w:rFonts w:ascii="Wingdings" w:hAnsi="Wingdings" w:cs="Wingdings" w:hint="default"/>
-      </w:rPr>
-    </w:lvl>
-    <w:lvl w:ilvl="6">
-      <w:numFmt w:val="bullet"/>
-      <w:lvlText w:val=""/>
-      <w:lvlJc w:val="left"/>
-      <w:pPr>
-        <w:ind w:left="5040" w:hanging="360"/>
-      </w:pPr>
-      <w:rPr>
-        <w:rFonts w:ascii="Symbol" w:hAnsi="Symbol" w:cs="Symbol" w:hint="default"/>
-      </w:rPr>
-    </w:lvl>
-    <w:lvl w:ilvl="7">
-      <w:numFmt w:val="bullet"/>
-      <w:lvlText w:val="o"/>
-      <w:lvlJc w:val="left"/>
-      <w:pPr>
-        <w:ind w:left="5760" w:hanging="360"/>
-      </w:pPr>
-      <w:rPr>
-        <w:rFonts w:ascii="Courier New" w:hAnsi="Courier New" w:cs="Courier New" w:hint="default"/>
-      </w:rPr>
-    </w:lvl>
-    <w:lvl w:ilvl="8">
-      <w:numFmt w:val="bullet"/>
-      <w:lvlText w:val=""/>
-      <w:lvlJc w:val="left"/>
-      <w:pPr>
-        <w:ind w:left="6480" w:hanging="360"/>
-      </w:pPr>
-      <w:rPr>
-        <w:rFonts w:ascii="Wingdings" w:hAnsi="Wingdings" w:cs="Wingdings" w:hint="default"/>
-      </w:rPr>
-    </w:lvl>
-  </w:abstractNum>
   <w:abstractNum w:abstractNumId="99531">
     <w:nsid w:val="00A99531"/>
     <w:multiLevelType w:val="multilevel"/>
@@ -8875,353 +10965,10 @@
       </w:pPr>
     </w:lvl>
   </w:abstractNum>
-  <w:abstractNum w:abstractNumId="99532">
-    <w:nsid w:val="00A99532"/>
-    <w:multiLevelType w:val="multilevel"/>
-    <w:lvl w:ilvl="0">
-      <w:start w:val="2"/>
-      <w:numFmt w:val="lowerRoman"/>
-      <w:lvlText w:val="(%1)"/>
-      <w:lvlJc w:val="left"/>
-      <w:pPr>
-        <w:ind w:left="720" w:hanging="360"/>
-      </w:pPr>
-    </w:lvl>
-    <w:lvl w:ilvl="1">
-      <w:start w:val="2"/>
-      <w:numFmt w:val="lowerRoman"/>
-      <w:lvlText w:val="(%2)"/>
-      <w:lvlJc w:val="left"/>
-      <w:pPr>
-        <w:ind w:left="1440" w:hanging="360"/>
-      </w:pPr>
-    </w:lvl>
-    <w:lvl w:ilvl="2">
-      <w:start w:val="2"/>
-      <w:numFmt w:val="lowerRoman"/>
-      <w:lvlText w:val="(%3)"/>
-      <w:lvlJc w:val="left"/>
-      <w:pPr>
-        <w:ind w:left="2160" w:hanging="360"/>
-      </w:pPr>
-    </w:lvl>
-    <w:lvl w:ilvl="3">
-      <w:start w:val="2"/>
-      <w:numFmt w:val="lowerRoman"/>
-      <w:lvlText w:val="(%4)"/>
-      <w:lvlJc w:val="left"/>
-      <w:pPr>
-        <w:ind w:left="2880" w:hanging="360"/>
-      </w:pPr>
-    </w:lvl>
-    <w:lvl w:ilvl="4">
-      <w:start w:val="2"/>
-      <w:numFmt w:val="lowerRoman"/>
-      <w:lvlText w:val="(%5)"/>
-      <w:lvlJc w:val="left"/>
-      <w:pPr>
-        <w:ind w:left="3600" w:hanging="360"/>
-      </w:pPr>
-    </w:lvl>
-    <w:lvl w:ilvl="5">
-      <w:start w:val="2"/>
-      <w:numFmt w:val="lowerRoman"/>
-      <w:lvlText w:val="(%6)"/>
-      <w:lvlJc w:val="left"/>
-      <w:pPr>
-        <w:ind w:left="4320" w:hanging="360"/>
-      </w:pPr>
-    </w:lvl>
-    <w:lvl w:ilvl="6">
-      <w:start w:val="2"/>
-      <w:numFmt w:val="lowerRoman"/>
-      <w:lvlText w:val="(%7)"/>
-      <w:lvlJc w:val="left"/>
-      <w:pPr>
-        <w:ind w:left="5040" w:hanging="360"/>
-      </w:pPr>
-    </w:lvl>
-    <w:lvl w:ilvl="7">
-      <w:start w:val="2"/>
-      <w:numFmt w:val="lowerRoman"/>
-      <w:lvlText w:val="(%8)"/>
-      <w:lvlJc w:val="left"/>
-      <w:pPr>
-        <w:ind w:left="5760" w:hanging="360"/>
-      </w:pPr>
-    </w:lvl>
-    <w:lvl w:ilvl="8">
-      <w:start w:val="2"/>
-      <w:numFmt w:val="lowerRoman"/>
-      <w:lvlText w:val="(%9)"/>
-      <w:lvlJc w:val="left"/>
-      <w:pPr>
-        <w:ind w:left="6480" w:hanging="360"/>
-      </w:pPr>
-    </w:lvl>
-  </w:abstractNum>
-  <w:abstractNum w:abstractNumId="99533">
-    <w:nsid w:val="00A99533"/>
-    <w:multiLevelType w:val="multilevel"/>
-    <w:lvl w:ilvl="0">
-      <w:start w:val="3"/>
-      <w:numFmt w:val="lowerRoman"/>
-      <w:lvlText w:val="(%1)"/>
-      <w:lvlJc w:val="left"/>
-      <w:pPr>
-        <w:ind w:left="720" w:hanging="360"/>
-      </w:pPr>
-    </w:lvl>
-    <w:lvl w:ilvl="1">
-      <w:start w:val="3"/>
-      <w:numFmt w:val="lowerRoman"/>
-      <w:lvlText w:val="(%2)"/>
-      <w:lvlJc w:val="left"/>
-      <w:pPr>
-        <w:ind w:left="1440" w:hanging="360"/>
-      </w:pPr>
-    </w:lvl>
-    <w:lvl w:ilvl="2">
-      <w:start w:val="3"/>
-      <w:numFmt w:val="lowerRoman"/>
-      <w:lvlText w:val="(%3)"/>
-      <w:lvlJc w:val="left"/>
-      <w:pPr>
-        <w:ind w:left="2160" w:hanging="360"/>
-      </w:pPr>
-    </w:lvl>
-    <w:lvl w:ilvl="3">
-      <w:start w:val="3"/>
-      <w:numFmt w:val="lowerRoman"/>
-      <w:lvlText w:val="(%4)"/>
-      <w:lvlJc w:val="left"/>
-      <w:pPr>
-        <w:ind w:left="2880" w:hanging="360"/>
-      </w:pPr>
-    </w:lvl>
-    <w:lvl w:ilvl="4">
-      <w:start w:val="3"/>
-      <w:numFmt w:val="lowerRoman"/>
-      <w:lvlText w:val="(%5)"/>
-      <w:lvlJc w:val="left"/>
-      <w:pPr>
-        <w:ind w:left="3600" w:hanging="360"/>
-      </w:pPr>
-    </w:lvl>
-    <w:lvl w:ilvl="5">
-      <w:start w:val="3"/>
-      <w:numFmt w:val="lowerRoman"/>
-      <w:lvlText w:val="(%6)"/>
-      <w:lvlJc w:val="left"/>
-      <w:pPr>
-        <w:ind w:left="4320" w:hanging="360"/>
-      </w:pPr>
-    </w:lvl>
-    <w:lvl w:ilvl="6">
-      <w:start w:val="3"/>
-      <w:numFmt w:val="lowerRoman"/>
-      <w:lvlText w:val="(%7)"/>
-      <w:lvlJc w:val="left"/>
-      <w:pPr>
-        <w:ind w:left="5040" w:hanging="360"/>
-      </w:pPr>
-    </w:lvl>
-    <w:lvl w:ilvl="7">
-      <w:start w:val="3"/>
-      <w:numFmt w:val="lowerRoman"/>
-      <w:lvlText w:val="(%8)"/>
-      <w:lvlJc w:val="left"/>
-      <w:pPr>
-        <w:ind w:left="5760" w:hanging="360"/>
-      </w:pPr>
-    </w:lvl>
-    <w:lvl w:ilvl="8">
-      <w:start w:val="3"/>
-      <w:numFmt w:val="lowerRoman"/>
-      <w:lvlText w:val="(%9)"/>
-      <w:lvlJc w:val="left"/>
-      <w:pPr>
-        <w:ind w:left="6480" w:hanging="360"/>
-      </w:pPr>
-    </w:lvl>
-  </w:abstractNum>
-  <w:abstractNum w:abstractNumId="99534">
-    <w:nsid w:val="00A99534"/>
-    <w:multiLevelType w:val="multilevel"/>
-    <w:lvl w:ilvl="0">
-      <w:start w:val="4"/>
-      <w:numFmt w:val="lowerRoman"/>
-      <w:lvlText w:val="(%1)"/>
-      <w:lvlJc w:val="left"/>
-      <w:pPr>
-        <w:ind w:left="720" w:hanging="360"/>
-      </w:pPr>
-    </w:lvl>
-    <w:lvl w:ilvl="1">
-      <w:start w:val="4"/>
-      <w:numFmt w:val="lowerRoman"/>
-      <w:lvlText w:val="(%2)"/>
-      <w:lvlJc w:val="left"/>
-      <w:pPr>
-        <w:ind w:left="1440" w:hanging="360"/>
-      </w:pPr>
-    </w:lvl>
-    <w:lvl w:ilvl="2">
-      <w:start w:val="4"/>
-      <w:numFmt w:val="lowerRoman"/>
-      <w:lvlText w:val="(%3)"/>
-      <w:lvlJc w:val="left"/>
-      <w:pPr>
-        <w:ind w:left="2160" w:hanging="360"/>
-      </w:pPr>
-    </w:lvl>
-    <w:lvl w:ilvl="3">
-      <w:start w:val="4"/>
-      <w:numFmt w:val="lowerRoman"/>
-      <w:lvlText w:val="(%4)"/>
-      <w:lvlJc w:val="left"/>
-      <w:pPr>
-        <w:ind w:left="2880" w:hanging="360"/>
-      </w:pPr>
-    </w:lvl>
-    <w:lvl w:ilvl="4">
-      <w:start w:val="4"/>
-      <w:numFmt w:val="lowerRoman"/>
-      <w:lvlText w:val="(%5)"/>
-      <w:lvlJc w:val="left"/>
-      <w:pPr>
-        <w:ind w:left="3600" w:hanging="360"/>
-      </w:pPr>
-    </w:lvl>
-    <w:lvl w:ilvl="5">
-      <w:start w:val="4"/>
-      <w:numFmt w:val="lowerRoman"/>
-      <w:lvlText w:val="(%6)"/>
-      <w:lvlJc w:val="left"/>
-      <w:pPr>
-        <w:ind w:left="4320" w:hanging="360"/>
-      </w:pPr>
-    </w:lvl>
-    <w:lvl w:ilvl="6">
-      <w:start w:val="4"/>
-      <w:numFmt w:val="lowerRoman"/>
-      <w:lvlText w:val="(%7)"/>
-      <w:lvlJc w:val="left"/>
-      <w:pPr>
-        <w:ind w:left="5040" w:hanging="360"/>
-      </w:pPr>
-    </w:lvl>
-    <w:lvl w:ilvl="7">
-      <w:start w:val="4"/>
-      <w:numFmt w:val="lowerRoman"/>
-      <w:lvlText w:val="(%8)"/>
-      <w:lvlJc w:val="left"/>
-      <w:pPr>
-        <w:ind w:left="5760" w:hanging="360"/>
-      </w:pPr>
-    </w:lvl>
-    <w:lvl w:ilvl="8">
-      <w:start w:val="4"/>
-      <w:numFmt w:val="lowerRoman"/>
-      <w:lvlText w:val="(%9)"/>
-      <w:lvlJc w:val="left"/>
-      <w:pPr>
-        <w:ind w:left="6480" w:hanging="360"/>
-      </w:pPr>
-    </w:lvl>
-  </w:abstractNum>
-  <w:abstractNum w:abstractNumId="997322">
-    <w:nsid w:val="0A997322"/>
-    <w:multiLevelType w:val="multilevel"/>
-    <w:lvl w:ilvl="0">
-      <w:start w:val="22"/>
-      <w:numFmt w:val="lowerLetter"/>
-      <w:lvlText w:val="(%1)"/>
-      <w:lvlJc w:val="left"/>
-      <w:pPr>
-        <w:ind w:left="720" w:hanging="360"/>
-      </w:pPr>
-    </w:lvl>
-    <w:lvl w:ilvl="1">
-      <w:start w:val="22"/>
-      <w:numFmt w:val="lowerLetter"/>
-      <w:lvlText w:val="(%2)"/>
-      <w:lvlJc w:val="left"/>
-      <w:pPr>
-        <w:ind w:left="1440" w:hanging="360"/>
-      </w:pPr>
-    </w:lvl>
-    <w:lvl w:ilvl="2">
-      <w:start w:val="22"/>
-      <w:numFmt w:val="lowerLetter"/>
-      <w:lvlText w:val="(%3)"/>
-      <w:lvlJc w:val="left"/>
-      <w:pPr>
-        <w:ind w:left="2160" w:hanging="360"/>
-      </w:pPr>
-    </w:lvl>
-    <w:lvl w:ilvl="3">
-      <w:start w:val="22"/>
-      <w:numFmt w:val="lowerLetter"/>
-      <w:lvlText w:val="(%4)"/>
-      <w:lvlJc w:val="left"/>
-      <w:pPr>
-        <w:ind w:left="2880" w:hanging="360"/>
-      </w:pPr>
-    </w:lvl>
-    <w:lvl w:ilvl="4">
-      <w:start w:val="22"/>
-      <w:numFmt w:val="lowerLetter"/>
-      <w:lvlText w:val="(%5)"/>
-      <w:lvlJc w:val="left"/>
-      <w:pPr>
-        <w:ind w:left="3600" w:hanging="360"/>
-      </w:pPr>
-    </w:lvl>
-    <w:lvl w:ilvl="5">
-      <w:start w:val="22"/>
-      <w:numFmt w:val="lowerLetter"/>
-      <w:lvlText w:val="(%6)"/>
-      <w:lvlJc w:val="left"/>
-      <w:pPr>
-        <w:ind w:left="4320" w:hanging="360"/>
-      </w:pPr>
-    </w:lvl>
-    <w:lvl w:ilvl="6">
-      <w:start w:val="22"/>
-      <w:numFmt w:val="lowerLetter"/>
-      <w:lvlText w:val="(%7)"/>
-      <w:lvlJc w:val="left"/>
-      <w:pPr>
-        <w:ind w:left="5040" w:hanging="360"/>
-      </w:pPr>
-    </w:lvl>
-    <w:lvl w:ilvl="7">
-      <w:start w:val="22"/>
-      <w:numFmt w:val="lowerLetter"/>
-      <w:lvlText w:val="(%8)"/>
-      <w:lvlJc w:val="left"/>
-      <w:pPr>
-        <w:ind w:left="5760" w:hanging="360"/>
-      </w:pPr>
-    </w:lvl>
-    <w:lvl w:ilvl="8">
-      <w:start w:val="22"/>
-      <w:numFmt w:val="lowerLetter"/>
-      <w:lvlText w:val="(%9)"/>
-      <w:lvlJc w:val="left"/>
-      <w:pPr>
-        <w:ind w:left="6480" w:hanging="360"/>
-      </w:pPr>
-    </w:lvl>
-  </w:abstractNum>
   <w:num w:numId="1000">
     <w:abstractNumId w:val="990"/>
   </w:num>
   <w:num w:numId="1001">
-    <w:abstractNumId w:val="991"/>
-  </w:num>
-  <w:num w:numId="1002">
     <w:abstractNumId w:val="99531"/>
     <w:lvlOverride w:ilvl="0">
       <w:startOverride w:val="1"/>
@@ -9250,129 +10997,6 @@
     <w:lvlOverride w:ilvl="8">
       <w:startOverride w:val="1"/>
     </w:lvlOverride>
-  </w:num>
-  <w:num w:numId="1003">
-    <w:abstractNumId w:val="99532"/>
-    <w:lvlOverride w:ilvl="0">
-      <w:startOverride w:val="2"/>
-    </w:lvlOverride>
-    <w:lvlOverride w:ilvl="1">
-      <w:startOverride w:val="2"/>
-    </w:lvlOverride>
-    <w:lvlOverride w:ilvl="2">
-      <w:startOverride w:val="2"/>
-    </w:lvlOverride>
-    <w:lvlOverride w:ilvl="3">
-      <w:startOverride w:val="2"/>
-    </w:lvlOverride>
-    <w:lvlOverride w:ilvl="4">
-      <w:startOverride w:val="2"/>
-    </w:lvlOverride>
-    <w:lvlOverride w:ilvl="5">
-      <w:startOverride w:val="2"/>
-    </w:lvlOverride>
-    <w:lvlOverride w:ilvl="6">
-      <w:startOverride w:val="2"/>
-    </w:lvlOverride>
-    <w:lvlOverride w:ilvl="7">
-      <w:startOverride w:val="2"/>
-    </w:lvlOverride>
-    <w:lvlOverride w:ilvl="8">
-      <w:startOverride w:val="2"/>
-    </w:lvlOverride>
-  </w:num>
-  <w:num w:numId="1004">
-    <w:abstractNumId w:val="99533"/>
-    <w:lvlOverride w:ilvl="0">
-      <w:startOverride w:val="3"/>
-    </w:lvlOverride>
-    <w:lvlOverride w:ilvl="1">
-      <w:startOverride w:val="3"/>
-    </w:lvlOverride>
-    <w:lvlOverride w:ilvl="2">
-      <w:startOverride w:val="3"/>
-    </w:lvlOverride>
-    <w:lvlOverride w:ilvl="3">
-      <w:startOverride w:val="3"/>
-    </w:lvlOverride>
-    <w:lvlOverride w:ilvl="4">
-      <w:startOverride w:val="3"/>
-    </w:lvlOverride>
-    <w:lvlOverride w:ilvl="5">
-      <w:startOverride w:val="3"/>
-    </w:lvlOverride>
-    <w:lvlOverride w:ilvl="6">
-      <w:startOverride w:val="3"/>
-    </w:lvlOverride>
-    <w:lvlOverride w:ilvl="7">
-      <w:startOverride w:val="3"/>
-    </w:lvlOverride>
-    <w:lvlOverride w:ilvl="8">
-      <w:startOverride w:val="3"/>
-    </w:lvlOverride>
-  </w:num>
-  <w:num w:numId="1005">
-    <w:abstractNumId w:val="99534"/>
-    <w:lvlOverride w:ilvl="0">
-      <w:startOverride w:val="4"/>
-    </w:lvlOverride>
-    <w:lvlOverride w:ilvl="1">
-      <w:startOverride w:val="4"/>
-    </w:lvlOverride>
-    <w:lvlOverride w:ilvl="2">
-      <w:startOverride w:val="4"/>
-    </w:lvlOverride>
-    <w:lvlOverride w:ilvl="3">
-      <w:startOverride w:val="4"/>
-    </w:lvlOverride>
-    <w:lvlOverride w:ilvl="4">
-      <w:startOverride w:val="4"/>
-    </w:lvlOverride>
-    <w:lvlOverride w:ilvl="5">
-      <w:startOverride w:val="4"/>
-    </w:lvlOverride>
-    <w:lvlOverride w:ilvl="6">
-      <w:startOverride w:val="4"/>
-    </w:lvlOverride>
-    <w:lvlOverride w:ilvl="7">
-      <w:startOverride w:val="4"/>
-    </w:lvlOverride>
-    <w:lvlOverride w:ilvl="8">
-      <w:startOverride w:val="4"/>
-    </w:lvlOverride>
-  </w:num>
-  <w:num w:numId="1006">
-    <w:abstractNumId w:val="997322"/>
-    <w:lvlOverride w:ilvl="0">
-      <w:startOverride w:val="22"/>
-    </w:lvlOverride>
-    <w:lvlOverride w:ilvl="1">
-      <w:startOverride w:val="22"/>
-    </w:lvlOverride>
-    <w:lvlOverride w:ilvl="2">
-      <w:startOverride w:val="22"/>
-    </w:lvlOverride>
-    <w:lvlOverride w:ilvl="3">
-      <w:startOverride w:val="22"/>
-    </w:lvlOverride>
-    <w:lvlOverride w:ilvl="4">
-      <w:startOverride w:val="22"/>
-    </w:lvlOverride>
-    <w:lvlOverride w:ilvl="5">
-      <w:startOverride w:val="22"/>
-    </w:lvlOverride>
-    <w:lvlOverride w:ilvl="6">
-      <w:startOverride w:val="22"/>
-    </w:lvlOverride>
-    <w:lvlOverride w:ilvl="7">
-      <w:startOverride w:val="22"/>
-    </w:lvlOverride>
-    <w:lvlOverride w:ilvl="8">
-      <w:startOverride w:val="22"/>
-    </w:lvlOverride>
-  </w:num>
-  <w:num w:numId="1007">
-    <w:abstractNumId w:val="991"/>
   </w:num>
 </w:numbering>
 </file>

--- a/pc_package/PCP-006_viral_inactivation.docx
+++ b/pc_package/PCP-006_viral_inactivation.docx
@@ -5255,13 +5255,31 @@
         <w:t xml:space="preserve"> </w:t>
       </w:r>
       <w:r>
-        <w:t xml:space="preserve">criterion. The aggregate and charge variant criteria are drug-substance specifications</w:t>
-      </w:r>
-      <w:r>
-        <w:t xml:space="preserve"> </w:t>
-      </w:r>
-      <w:r>
-        <w:t xml:space="preserve">applied at the outlet of the step, and the viral criterion is derived, as set out below.</w:t>
+        <w:t xml:space="preserve">criterion. The charge variant criterion is a drug-substance specification applied at the</w:t>
+      </w:r>
+      <w:r>
+        <w:t xml:space="preserve"> </w:t>
+      </w:r>
+      <w:r>
+        <w:t xml:space="preserve">outlet of the step, because no later step changes that attribute enough to matter. The</w:t>
+      </w:r>
+      <w:r>
+        <w:t xml:space="preserve"> </w:t>
+      </w:r>
+      <w:r>
+        <w:t xml:space="preserve">aggregate criterion is an in-process limit, because low pH holding forms aggregate and cation</w:t>
+      </w:r>
+      <w:r>
+        <w:t xml:space="preserve"> </w:t>
+      </w:r>
+      <w:r>
+        <w:t xml:space="preserve">exchange removes it again, so the pool is judged on what it hands forward. The viral</w:t>
+      </w:r>
+      <w:r>
+        <w:t xml:space="preserve"> </w:t>
+      </w:r>
+      <w:r>
+        <w:t xml:space="preserve">criterion is derived, as set out below.</w:t>
       </w:r>
     </w:p>
     <w:tbl>
